--- a/documentation/Step 9.docx
+++ b/documentation/Step 9.docx
@@ -14,100 +14,74 @@
           <w:b/>
           <w:bCs/>
         </w:rPr>
-        <w:t xml:space="preserve">Fraud Analytics System — </w:t>
-      </w:r>
-      <w:proofErr w:type="spellStart"/>
-      <w:r>
-        <w:rPr>
-          <w:b/>
-          <w:bCs/>
-        </w:rPr>
-        <w:t>Streamlit</w:t>
-      </w:r>
-      <w:proofErr w:type="spellEnd"/>
-      <w:r>
-        <w:rPr>
-          <w:b/>
-          <w:bCs/>
-        </w:rPr>
-        <w:t xml:space="preserve"> Application</w:t>
-      </w:r>
-    </w:p>
-    <w:p>
-      <w:pPr>
-        <w:rPr>
-          <w:b/>
-          <w:bCs/>
-        </w:rPr>
-      </w:pPr>
-      <w:r>
-        <w:rPr>
-          <w:b/>
-          <w:bCs/>
-        </w:rPr>
-        <w:t>1. Objective</w:t>
+        <w:t>STEP 9 – STREAMLIT APPLICATION DEVELOPMENT</w:t>
+      </w:r>
+    </w:p>
+    <w:p>
+      <w:pPr>
+        <w:rPr>
+          <w:b/>
+          <w:bCs/>
+        </w:rPr>
+      </w:pPr>
+      <w:r>
+        <w:rPr>
+          <w:b/>
+          <w:bCs/>
+        </w:rPr>
+        <w:t xml:space="preserve">1. </w:t>
+      </w:r>
+      <w:r>
+        <w:rPr>
+          <w:b/>
+          <w:bCs/>
+        </w:rPr>
+        <w:t>OBJECTIVE</w:t>
+      </w:r>
+    </w:p>
+    <w:p>
+      <w:r>
+        <w:t>The Streamlit application serves as the interactive application layer of the Fraud Analytics System. It integrates the outputs developed throughout the project into a centralized interface for exploring fraud analytics, transaction risk, and machine learning-based fraud detection.</w:t>
+      </w:r>
+    </w:p>
+    <w:p>
+      <w:r>
+        <w:t>The application follows the project pipeline:</w:t>
+      </w:r>
+    </w:p>
+    <w:p>
+      <w:r>
+        <w:rPr>
+          <w:b/>
+          <w:bCs/>
+        </w:rPr>
+        <w:t>Raw Data → Data Cleaning &amp; Feature Engineering → Machine Learning → Risk Scoring → MySQL → SQL Views → Power BI → Streamlit Application</w:t>
+      </w:r>
+    </w:p>
+    <w:p>
+      <w:r>
+        <w:t>The Streamlit layer is designed to provide users with an interactive interface for monitoring fraud KPIs, exploring analytical insights, and accessing fraud detection and risk-scoring information.</w:t>
       </w:r>
     </w:p>
     <w:p>
       <w:r>
         <w:t xml:space="preserve">The </w:t>
       </w:r>
-      <w:proofErr w:type="spellStart"/>
-      <w:r>
-        <w:t>Streamlit</w:t>
-      </w:r>
-      <w:proofErr w:type="spellEnd"/>
-      <w:r>
-        <w:t xml:space="preserve"> application is the final interactive layer of the Fraud Analytics System.</w:t>
-      </w:r>
-    </w:p>
-    <w:p>
-      <w:r>
-        <w:t>The application brings together the outputs developed throughout the project:</w:t>
-      </w:r>
-    </w:p>
-    <w:p>
-      <w:r>
-        <w:rPr>
-          <w:b/>
-          <w:bCs/>
-        </w:rPr>
-        <w:t xml:space="preserve">Raw Data → Data Cleaning &amp; Feature Engineering → Machine Learning → Risk Scoring → MySQL → SQL Views → Power BI → </w:t>
-      </w:r>
-      <w:proofErr w:type="spellStart"/>
-      <w:r>
-        <w:rPr>
-          <w:b/>
-          <w:bCs/>
-        </w:rPr>
-        <w:t>Streamlit</w:t>
-      </w:r>
-      <w:proofErr w:type="spellEnd"/>
-      <w:r>
-        <w:rPr>
-          <w:b/>
-          <w:bCs/>
-        </w:rPr>
-        <w:t xml:space="preserve"> Application</w:t>
-      </w:r>
-    </w:p>
-    <w:p>
-      <w:r>
-        <w:t xml:space="preserve">The purpose of the </w:t>
-      </w:r>
-      <w:proofErr w:type="spellStart"/>
-      <w:r>
-        <w:t>Streamlit</w:t>
-      </w:r>
-      <w:proofErr w:type="spellEnd"/>
-      <w:r>
-        <w:t xml:space="preserve"> layer is to provide an interactive application through which users can explore fraud KPIs, analytical insights, fraud detection results, and risk scoring information.</w:t>
-      </w:r>
-    </w:p>
-    <w:p>
-      <w:r>
-        <w:pict w14:anchorId="2C5C8DC6">
-          <v:rect id="_x0000_i1411" style="width:0;height:1.5pt" o:hralign="center" o:hrstd="t" o:hr="t" fillcolor="#a0a0a0" stroked="f"/>
+      <w:r>
+        <w:rPr>
+          <w:b/>
+          <w:bCs/>
+        </w:rPr>
+        <w:t>Executive Overview</w:t>
+      </w:r>
+      <w:r>
+        <w:t xml:space="preserve"> is the first functional dashboard page and provides a consolidated summary of fraud performance and risk distribution.</w:t>
+      </w:r>
+    </w:p>
+    <w:p>
+      <w:r>
+        <w:pict w14:anchorId="736EA2C1">
+          <v:rect id="_x0000_i1161" style="width:0;height:1.5pt" o:hralign="center" o:hrstd="t" o:hr="t" fillcolor="#a0a0a0" stroked="f"/>
         </w:pict>
       </w:r>
     </w:p>
@@ -123,81 +97,849 @@
           <w:b/>
           <w:bCs/>
         </w:rPr>
-        <w:t>2. Development Environment</w:t>
-      </w:r>
-    </w:p>
-    <w:p>
-      <w:r>
-        <w:t xml:space="preserve">The </w:t>
-      </w:r>
-      <w:proofErr w:type="spellStart"/>
-      <w:r>
-        <w:t>Streamlit</w:t>
-      </w:r>
-      <w:proofErr w:type="spellEnd"/>
-      <w:r>
-        <w:t xml:space="preserve"> application is being developed using:</w:t>
+        <w:t xml:space="preserve">2. </w:t>
+      </w:r>
+      <w:r>
+        <w:rPr>
+          <w:b/>
+          <w:bCs/>
+        </w:rPr>
+        <w:t>DEVELOPMENT ENVIRONMENT</w:t>
+      </w:r>
+    </w:p>
+    <w:p>
+      <w:r>
+        <w:t>The application is developed using the following technologies:</w:t>
+      </w:r>
+    </w:p>
+    <w:tbl>
+      <w:tblPr>
+        <w:tblStyle w:val="TableGrid"/>
+        <w:tblW w:w="0" w:type="auto"/>
+        <w:tblLook w:val="04A0" w:firstRow="1" w:lastRow="0" w:firstColumn="1" w:lastColumn="0" w:noHBand="0" w:noVBand="1"/>
+      </w:tblPr>
+      <w:tblGrid>
+        <w:gridCol w:w="3566"/>
+        <w:gridCol w:w="2760"/>
+      </w:tblGrid>
+      <w:tr>
+        <w:tc>
+          <w:tcPr>
+            <w:tcW w:w="0" w:type="auto"/>
+            <w:hideMark/>
+          </w:tcPr>
+          <w:p>
+            <w:pPr>
+              <w:spacing w:after="160" w:line="278" w:lineRule="auto"/>
+              <w:rPr>
+                <w:b/>
+                <w:bCs/>
+              </w:rPr>
+            </w:pPr>
+            <w:r>
+              <w:rPr>
+                <w:b/>
+                <w:bCs/>
+              </w:rPr>
+              <w:t>Component</w:t>
+            </w:r>
+          </w:p>
+        </w:tc>
+        <w:tc>
+          <w:tcPr>
+            <w:tcW w:w="0" w:type="auto"/>
+            <w:hideMark/>
+          </w:tcPr>
+          <w:p>
+            <w:pPr>
+              <w:spacing w:after="160" w:line="278" w:lineRule="auto"/>
+              <w:rPr>
+                <w:b/>
+                <w:bCs/>
+              </w:rPr>
+            </w:pPr>
+            <w:r>
+              <w:rPr>
+                <w:b/>
+                <w:bCs/>
+              </w:rPr>
+              <w:t>Technology</w:t>
+            </w:r>
+          </w:p>
+        </w:tc>
+      </w:tr>
+      <w:tr>
+        <w:tc>
+          <w:tcPr>
+            <w:tcW w:w="0" w:type="auto"/>
+            <w:hideMark/>
+          </w:tcPr>
+          <w:p>
+            <w:pPr>
+              <w:spacing w:after="160" w:line="278" w:lineRule="auto"/>
+            </w:pPr>
+            <w:r>
+              <w:t>Programming language</w:t>
+            </w:r>
+          </w:p>
+        </w:tc>
+        <w:tc>
+          <w:tcPr>
+            <w:tcW w:w="0" w:type="auto"/>
+            <w:hideMark/>
+          </w:tcPr>
+          <w:p>
+            <w:pPr>
+              <w:spacing w:after="160" w:line="278" w:lineRule="auto"/>
+            </w:pPr>
+            <w:r>
+              <w:t>Python</w:t>
+            </w:r>
+          </w:p>
+        </w:tc>
+      </w:tr>
+      <w:tr>
+        <w:tc>
+          <w:tcPr>
+            <w:tcW w:w="0" w:type="auto"/>
+            <w:hideMark/>
+          </w:tcPr>
+          <w:p>
+            <w:pPr>
+              <w:spacing w:after="160" w:line="278" w:lineRule="auto"/>
+            </w:pPr>
+            <w:r>
+              <w:t>Web application framework</w:t>
+            </w:r>
+          </w:p>
+        </w:tc>
+        <w:tc>
+          <w:tcPr>
+            <w:tcW w:w="0" w:type="auto"/>
+            <w:hideMark/>
+          </w:tcPr>
+          <w:p>
+            <w:pPr>
+              <w:spacing w:after="160" w:line="278" w:lineRule="auto"/>
+            </w:pPr>
+            <w:r>
+              <w:t>Streamlit 1.55.0</w:t>
+            </w:r>
+          </w:p>
+        </w:tc>
+      </w:tr>
+      <w:tr>
+        <w:tc>
+          <w:tcPr>
+            <w:tcW w:w="0" w:type="auto"/>
+            <w:hideMark/>
+          </w:tcPr>
+          <w:p>
+            <w:pPr>
+              <w:spacing w:after="160" w:line="278" w:lineRule="auto"/>
+            </w:pPr>
+            <w:r>
+              <w:t>Data manipulation</w:t>
+            </w:r>
+          </w:p>
+        </w:tc>
+        <w:tc>
+          <w:tcPr>
+            <w:tcW w:w="0" w:type="auto"/>
+            <w:hideMark/>
+          </w:tcPr>
+          <w:p>
+            <w:pPr>
+              <w:spacing w:after="160" w:line="278" w:lineRule="auto"/>
+            </w:pPr>
+            <w:r>
+              <w:t>Pandas</w:t>
+            </w:r>
+          </w:p>
+        </w:tc>
+      </w:tr>
+      <w:tr>
+        <w:tc>
+          <w:tcPr>
+            <w:tcW w:w="0" w:type="auto"/>
+            <w:hideMark/>
+          </w:tcPr>
+          <w:p>
+            <w:pPr>
+              <w:spacing w:after="160" w:line="278" w:lineRule="auto"/>
+            </w:pPr>
+            <w:r>
+              <w:t>Interactive visualizations</w:t>
+            </w:r>
+          </w:p>
+        </w:tc>
+        <w:tc>
+          <w:tcPr>
+            <w:tcW w:w="0" w:type="auto"/>
+            <w:hideMark/>
+          </w:tcPr>
+          <w:p>
+            <w:pPr>
+              <w:spacing w:after="160" w:line="278" w:lineRule="auto"/>
+            </w:pPr>
+            <w:r>
+              <w:t>Plotly Express</w:t>
+            </w:r>
+          </w:p>
+        </w:tc>
+      </w:tr>
+      <w:tr>
+        <w:tc>
+          <w:tcPr>
+            <w:tcW w:w="0" w:type="auto"/>
+            <w:hideMark/>
+          </w:tcPr>
+          <w:p>
+            <w:pPr>
+              <w:spacing w:after="160" w:line="278" w:lineRule="auto"/>
+            </w:pPr>
+            <w:r>
+              <w:t>Database</w:t>
+            </w:r>
+          </w:p>
+        </w:tc>
+        <w:tc>
+          <w:tcPr>
+            <w:tcW w:w="0" w:type="auto"/>
+            <w:hideMark/>
+          </w:tcPr>
+          <w:p>
+            <w:pPr>
+              <w:spacing w:after="160" w:line="278" w:lineRule="auto"/>
+            </w:pPr>
+            <w:r>
+              <w:t>MySQL</w:t>
+            </w:r>
+          </w:p>
+        </w:tc>
+      </w:tr>
+      <w:tr>
+        <w:tc>
+          <w:tcPr>
+            <w:tcW w:w="0" w:type="auto"/>
+            <w:hideMark/>
+          </w:tcPr>
+          <w:p>
+            <w:pPr>
+              <w:spacing w:after="160" w:line="278" w:lineRule="auto"/>
+            </w:pPr>
+            <w:r>
+              <w:t>Database connectivity</w:t>
+            </w:r>
+          </w:p>
+        </w:tc>
+        <w:tc>
+          <w:tcPr>
+            <w:tcW w:w="0" w:type="auto"/>
+            <w:hideMark/>
+          </w:tcPr>
+          <w:p>
+            <w:pPr>
+              <w:spacing w:after="160" w:line="278" w:lineRule="auto"/>
+            </w:pPr>
+            <w:r>
+              <w:t>MySQL Connector/Python</w:t>
+            </w:r>
+          </w:p>
+        </w:tc>
+      </w:tr>
+      <w:tr>
+        <w:tc>
+          <w:tcPr>
+            <w:tcW w:w="0" w:type="auto"/>
+            <w:hideMark/>
+          </w:tcPr>
+          <w:p>
+            <w:pPr>
+              <w:spacing w:after="160" w:line="278" w:lineRule="auto"/>
+            </w:pPr>
+            <w:r>
+              <w:t>Development environment</w:t>
+            </w:r>
+          </w:p>
+        </w:tc>
+        <w:tc>
+          <w:tcPr>
+            <w:tcW w:w="0" w:type="auto"/>
+            <w:hideMark/>
+          </w:tcPr>
+          <w:p>
+            <w:pPr>
+              <w:spacing w:after="160" w:line="278" w:lineRule="auto"/>
+            </w:pPr>
+            <w:r>
+              <w:t>VS Code</w:t>
+            </w:r>
+          </w:p>
+        </w:tc>
+      </w:tr>
+      <w:tr>
+        <w:tc>
+          <w:tcPr>
+            <w:tcW w:w="0" w:type="auto"/>
+            <w:hideMark/>
+          </w:tcPr>
+          <w:p>
+            <w:pPr>
+              <w:spacing w:after="160" w:line="278" w:lineRule="auto"/>
+            </w:pPr>
+            <w:r>
+              <w:t>Python environment management</w:t>
+            </w:r>
+          </w:p>
+        </w:tc>
+        <w:tc>
+          <w:tcPr>
+            <w:tcW w:w="0" w:type="auto"/>
+            <w:hideMark/>
+          </w:tcPr>
+          <w:p>
+            <w:pPr>
+              <w:spacing w:after="160" w:line="278" w:lineRule="auto"/>
+            </w:pPr>
+            <w:r>
+              <w:t>Anaconda</w:t>
+            </w:r>
+          </w:p>
+        </w:tc>
+      </w:tr>
+      <w:tr>
+        <w:tc>
+          <w:tcPr>
+            <w:tcW w:w="0" w:type="auto"/>
+            <w:hideMark/>
+          </w:tcPr>
+          <w:p>
+            <w:pPr>
+              <w:spacing w:after="160" w:line="278" w:lineRule="auto"/>
+            </w:pPr>
+            <w:r>
+              <w:t>Conda environment</w:t>
+            </w:r>
+          </w:p>
+        </w:tc>
+        <w:tc>
+          <w:tcPr>
+            <w:tcW w:w="0" w:type="auto"/>
+            <w:hideMark/>
+          </w:tcPr>
+          <w:p>
+            <w:pPr>
+              <w:spacing w:after="160" w:line="278" w:lineRule="auto"/>
+            </w:pPr>
+            <w:r>
+              <w:t>ai-data-analytics</w:t>
+            </w:r>
+          </w:p>
+        </w:tc>
+      </w:tr>
+      <w:tr>
+        <w:tc>
+          <w:tcPr>
+            <w:tcW w:w="0" w:type="auto"/>
+            <w:hideMark/>
+          </w:tcPr>
+          <w:p>
+            <w:pPr>
+              <w:spacing w:after="160" w:line="278" w:lineRule="auto"/>
+            </w:pPr>
+            <w:r>
+              <w:t>Version control</w:t>
+            </w:r>
+          </w:p>
+        </w:tc>
+        <w:tc>
+          <w:tcPr>
+            <w:tcW w:w="0" w:type="auto"/>
+            <w:hideMark/>
+          </w:tcPr>
+          <w:p>
+            <w:pPr>
+              <w:spacing w:after="160" w:line="278" w:lineRule="auto"/>
+            </w:pPr>
+            <w:r>
+              <w:t>Git and GitHub</w:t>
+            </w:r>
+          </w:p>
+        </w:tc>
+      </w:tr>
+    </w:tbl>
+    <w:p>
+      <w:r>
+        <w:pict w14:anchorId="7666C99C">
+          <v:rect id="_x0000_i1162" style="width:0;height:1.5pt" o:hralign="center" o:hrstd="t" o:hr="t" fillcolor="#a0a0a0" stroked="f"/>
+        </w:pict>
+      </w:r>
+    </w:p>
+    <w:p>
+      <w:pPr>
+        <w:rPr>
+          <w:b/>
+          <w:bCs/>
+        </w:rPr>
+      </w:pPr>
+    </w:p>
+    <w:p>
+      <w:pPr>
+        <w:rPr>
+          <w:b/>
+          <w:bCs/>
+        </w:rPr>
+      </w:pPr>
+      <w:r>
+        <w:rPr>
+          <w:b/>
+          <w:bCs/>
+        </w:rPr>
+        <w:lastRenderedPageBreak/>
+        <w:t xml:space="preserve">3. </w:t>
+      </w:r>
+      <w:r>
+        <w:rPr>
+          <w:b/>
+          <w:bCs/>
+        </w:rPr>
+        <w:t>APPLICATION STRUCTURE</w:t>
+      </w:r>
+    </w:p>
+    <w:p>
+      <w:r>
+        <w:t>The Streamlit application is organized within a dedicated app directory.</w:t>
+      </w:r>
+    </w:p>
+    <w:p>
+      <w:r>
+        <w:t>Current application structure:</w:t>
+      </w:r>
+    </w:p>
+    <w:p>
+      <w:r>
+        <w:t>fraud-analytics-system/</w:t>
+      </w:r>
+    </w:p>
+    <w:p>
+      <w:r>
+        <w:t>│</w:t>
+      </w:r>
+    </w:p>
+    <w:p>
+      <w:r>
+        <w:rPr>
+          <w:rFonts w:ascii="MS Gothic" w:eastAsia="MS Gothic" w:hAnsi="MS Gothic" w:cs="MS Gothic" w:hint="eastAsia"/>
+        </w:rPr>
+        <w:t>├</w:t>
+      </w:r>
+      <w:r>
+        <w:rPr>
+          <w:rFonts w:ascii="Calibri" w:hAnsi="Calibri" w:cs="Calibri"/>
+        </w:rPr>
+        <w:t>──</w:t>
+      </w:r>
+      <w:r>
+        <w:t xml:space="preserve"> app/</w:t>
+      </w:r>
+    </w:p>
+    <w:p>
+      <w:r>
+        <w:t xml:space="preserve">│   </w:t>
+      </w:r>
+      <w:r>
+        <w:rPr>
+          <w:rFonts w:ascii="MS Gothic" w:eastAsia="MS Gothic" w:hAnsi="MS Gothic" w:cs="MS Gothic" w:hint="eastAsia"/>
+        </w:rPr>
+        <w:t>├</w:t>
+      </w:r>
+      <w:r>
+        <w:rPr>
+          <w:rFonts w:ascii="Calibri" w:hAnsi="Calibri" w:cs="Calibri"/>
+        </w:rPr>
+        <w:t>──</w:t>
+      </w:r>
+      <w:r>
+        <w:t xml:space="preserve"> app.py</w:t>
+      </w:r>
+    </w:p>
+    <w:p>
+      <w:r>
+        <w:t>│   └── db.py</w:t>
+      </w:r>
+    </w:p>
+    <w:p>
+      <w:r>
+        <w:t>│</w:t>
+      </w:r>
+    </w:p>
+    <w:p>
+      <w:r>
+        <w:rPr>
+          <w:rFonts w:ascii="MS Gothic" w:eastAsia="MS Gothic" w:hAnsi="MS Gothic" w:cs="MS Gothic" w:hint="eastAsia"/>
+        </w:rPr>
+        <w:t>├</w:t>
+      </w:r>
+      <w:r>
+        <w:rPr>
+          <w:rFonts w:ascii="Calibri" w:hAnsi="Calibri" w:cs="Calibri"/>
+        </w:rPr>
+        <w:t>──</w:t>
+      </w:r>
+      <w:r>
+        <w:t xml:space="preserve"> dashboard/</w:t>
+      </w:r>
+    </w:p>
+    <w:p>
+      <w:r>
+        <w:rPr>
+          <w:rFonts w:ascii="MS Gothic" w:eastAsia="MS Gothic" w:hAnsi="MS Gothic" w:cs="MS Gothic" w:hint="eastAsia"/>
+        </w:rPr>
+        <w:t>├</w:t>
+      </w:r>
+      <w:r>
+        <w:rPr>
+          <w:rFonts w:ascii="Calibri" w:hAnsi="Calibri" w:cs="Calibri"/>
+        </w:rPr>
+        <w:t>──</w:t>
+      </w:r>
+      <w:r>
+        <w:t xml:space="preserve"> datasets/</w:t>
+      </w:r>
+    </w:p>
+    <w:p>
+      <w:r>
+        <w:rPr>
+          <w:rFonts w:ascii="MS Gothic" w:eastAsia="MS Gothic" w:hAnsi="MS Gothic" w:cs="MS Gothic" w:hint="eastAsia"/>
+        </w:rPr>
+        <w:t>├</w:t>
+      </w:r>
+      <w:r>
+        <w:rPr>
+          <w:rFonts w:ascii="Calibri" w:hAnsi="Calibri" w:cs="Calibri"/>
+        </w:rPr>
+        <w:t>──</w:t>
+      </w:r>
+      <w:r>
+        <w:t xml:space="preserve"> documentation/</w:t>
+      </w:r>
+    </w:p>
+    <w:p>
+      <w:r>
+        <w:rPr>
+          <w:rFonts w:ascii="MS Gothic" w:eastAsia="MS Gothic" w:hAnsi="MS Gothic" w:cs="MS Gothic" w:hint="eastAsia"/>
+        </w:rPr>
+        <w:t>├</w:t>
+      </w:r>
+      <w:r>
+        <w:rPr>
+          <w:rFonts w:ascii="Calibri" w:hAnsi="Calibri" w:cs="Calibri"/>
+        </w:rPr>
+        <w:t>──</w:t>
+      </w:r>
+      <w:r>
+        <w:t xml:space="preserve"> notebooks/</w:t>
+      </w:r>
+    </w:p>
+    <w:p>
+      <w:r>
+        <w:rPr>
+          <w:rFonts w:ascii="MS Gothic" w:eastAsia="MS Gothic" w:hAnsi="MS Gothic" w:cs="MS Gothic" w:hint="eastAsia"/>
+        </w:rPr>
+        <w:t>├</w:t>
+      </w:r>
+      <w:r>
+        <w:rPr>
+          <w:rFonts w:ascii="Calibri" w:hAnsi="Calibri" w:cs="Calibri"/>
+        </w:rPr>
+        <w:t>──</w:t>
+      </w:r>
+      <w:r>
+        <w:t xml:space="preserve"> sql/</w:t>
+      </w:r>
+    </w:p>
+    <w:p>
+      <w:r>
+        <w:rPr>
+          <w:rFonts w:ascii="MS Gothic" w:eastAsia="MS Gothic" w:hAnsi="MS Gothic" w:cs="MS Gothic" w:hint="eastAsia"/>
+        </w:rPr>
+        <w:t>├</w:t>
+      </w:r>
+      <w:r>
+        <w:rPr>
+          <w:rFonts w:ascii="Calibri" w:hAnsi="Calibri" w:cs="Calibri"/>
+        </w:rPr>
+        <w:t>──</w:t>
+      </w:r>
+      <w:r>
+        <w:t xml:space="preserve"> views/</w:t>
+      </w:r>
+    </w:p>
+    <w:p>
+      <w:r>
+        <w:rPr>
+          <w:b/>
+          <w:bCs/>
+        </w:rPr>
+        <w:t>Key application files</w:t>
+      </w:r>
+    </w:p>
+    <w:p>
+      <w:r>
+        <w:rPr>
+          <w:b/>
+          <w:bCs/>
+        </w:rPr>
+        <w:t>app.py</w:t>
+      </w:r>
+      <w:r>
+        <w:t xml:space="preserve"> - </w:t>
+      </w:r>
+      <w:r>
+        <w:t>Contains the Streamlit application code, including page configuration, application title, sidebar navigation, KPI presentation, SQL query execution, and interactive visualizations.</w:t>
+      </w:r>
+    </w:p>
+    <w:p>
+      <w:r>
+        <w:rPr>
+          <w:b/>
+          <w:bCs/>
+        </w:rPr>
+        <w:t>db.py</w:t>
+      </w:r>
+      <w:r>
+        <w:rPr>
+          <w:b/>
+          <w:bCs/>
+        </w:rPr>
+        <w:t xml:space="preserve"> </w:t>
+      </w:r>
+      <w:r>
+        <w:t xml:space="preserve">- </w:t>
+      </w:r>
+      <w:r>
+        <w:t>Contains reusable database connectivity and query-execution functionality. The application imports the run_query() function from this module to retrieve SQL query results as Pandas DataFrames.</w:t>
+      </w:r>
+    </w:p>
+    <w:p>
+      <w:r>
+        <w:rPr>
+          <w:b/>
+          <w:bCs/>
+        </w:rPr>
+        <w:t>views/</w:t>
+      </w:r>
+      <w:r>
+        <w:t xml:space="preserve"> - </w:t>
+      </w:r>
+      <w:r>
+        <w:t>Contains the SQL view definitions used by the analytical layer, including the core KPI, category, geographic, monthly, and risk analysis views.</w:t>
+      </w:r>
+    </w:p>
+    <w:p>
+      <w:r>
+        <w:pict w14:anchorId="2C7C229C">
+          <v:rect id="_x0000_i1164" style="width:0;height:1.5pt" o:hralign="center" o:hrstd="t" o:hr="t" fillcolor="#a0a0a0" stroked="f"/>
+        </w:pict>
+      </w:r>
+    </w:p>
+    <w:p>
+      <w:pPr>
+        <w:rPr>
+          <w:b/>
+          <w:bCs/>
+        </w:rPr>
+      </w:pPr>
+      <w:r>
+        <w:rPr>
+          <w:b/>
+          <w:bCs/>
+        </w:rPr>
+        <w:t xml:space="preserve">4. </w:t>
+      </w:r>
+      <w:r>
+        <w:rPr>
+          <w:b/>
+          <w:bCs/>
+        </w:rPr>
+        <w:t>DATABASE CONNECTIVITY AND QUERY EXECUTION</w:t>
+      </w:r>
+    </w:p>
+    <w:p>
+      <w:r>
+        <w:t>Database communication is handled through the reusable run_query() function imported from db.py.</w:t>
+      </w:r>
+    </w:p>
+    <w:p>
+      <w:r>
+        <w:t>from db import run_query</w:t>
+      </w:r>
+    </w:p>
+    <w:p>
+      <w:r>
+        <w:lastRenderedPageBreak/>
+        <w:t>The function is used throughout the Executive Overview to execute SQL queries against the MySQL database.</w:t>
+      </w:r>
+    </w:p>
+    <w:p>
+      <w:r>
+        <w:t>Example:</w:t>
+      </w:r>
+    </w:p>
+    <w:p>
+      <w:r>
+        <w:t>query = """</w:t>
+      </w:r>
+    </w:p>
+    <w:p>
+      <w:r>
+        <w:t>SELECT *</w:t>
+      </w:r>
+    </w:p>
+    <w:p>
+      <w:r>
+        <w:t>FROM vw_core_kpis</w:t>
+      </w:r>
+    </w:p>
+    <w:p>
+      <w:r>
+        <w:t>"""</w:t>
+      </w:r>
+    </w:p>
+    <w:p/>
+    <w:p>
+      <w:r>
+        <w:t>kpi_data = run_query(query)</w:t>
+      </w:r>
+    </w:p>
+    <w:p>
+      <w:r>
+        <w:t>The query result is stored in a Pandas DataFrame.</w:t>
+      </w:r>
+    </w:p>
+    <w:p>
+      <w:r>
+        <w:t>The application checks whether the DataFrame contains data before attempting to display the KPI values.</w:t>
+      </w:r>
+    </w:p>
+    <w:p>
+      <w:r>
+        <w:t>if not kpi_data.empty:</w:t>
+      </w:r>
+    </w:p>
+    <w:p>
+      <w:r>
+        <w:t xml:space="preserve">    kpi = kpi_data.iloc[0]</w:t>
+      </w:r>
+    </w:p>
+    <w:p>
+      <w:r>
+        <w:t>Here:</w:t>
       </w:r>
     </w:p>
     <w:p>
       <w:pPr>
         <w:numPr>
           <w:ilvl w:val="0"/>
-          <w:numId w:val="13"/>
+          <w:numId w:val="20"/>
         </w:numPr>
       </w:pPr>
       <w:r>
-        <w:rPr>
-          <w:b/>
-          <w:bCs/>
-        </w:rPr>
-        <w:t>Python</w:t>
+        <w:t>kpi_data.empty checks whether the query returned any rows.</w:t>
       </w:r>
     </w:p>
     <w:p>
       <w:pPr>
         <w:numPr>
           <w:ilvl w:val="0"/>
-          <w:numId w:val="13"/>
+          <w:numId w:val="20"/>
         </w:numPr>
       </w:pPr>
-      <w:proofErr w:type="spellStart"/>
-      <w:r>
-        <w:rPr>
-          <w:b/>
-          <w:bCs/>
-        </w:rPr>
-        <w:t>Streamlit</w:t>
-      </w:r>
-      <w:proofErr w:type="spellEnd"/>
-      <w:r>
-        <w:rPr>
-          <w:b/>
-          <w:bCs/>
-        </w:rPr>
-        <w:t xml:space="preserve"> 1.55.0</w:t>
+      <w:r>
+        <w:t>iloc[0] selects the first row containing the aggregated KPI results.</w:t>
       </w:r>
     </w:p>
     <w:p>
       <w:pPr>
         <w:numPr>
           <w:ilvl w:val="0"/>
-          <w:numId w:val="13"/>
+          <w:numId w:val="20"/>
         </w:numPr>
       </w:pPr>
       <w:r>
-        <w:rPr>
-          <w:b/>
-          <w:bCs/>
-        </w:rPr>
-        <w:t>VS Code</w:t>
+        <w:t>Individual columns are accessed by their names to populate the dashboard metrics.</w:t>
+      </w:r>
+    </w:p>
+    <w:p>
+      <w:r>
+        <w:t>The database connection logic remains centralized in db.py, preventing the need to repeat connection-handling code throughout app.py.</w:t>
+      </w:r>
+    </w:p>
+    <w:p>
+      <w:pPr>
+        <w:rPr>
+          <w:b/>
+          <w:bCs/>
+        </w:rPr>
+      </w:pPr>
+      <w:r>
+        <w:rPr>
+          <w:b/>
+          <w:bCs/>
+        </w:rPr>
+        <w:t>APPLICATION CONFIGURATION</w:t>
+      </w:r>
+    </w:p>
+    <w:p>
+      <w:r>
+        <w:t>The application is configured using Streamlit's page configuration functionality.</w:t>
+      </w:r>
+    </w:p>
+    <w:p>
+      <w:r>
+        <w:t>st.set_page_config(</w:t>
+      </w:r>
+    </w:p>
+    <w:p>
+      <w:r>
+        <w:t xml:space="preserve">    page_title="Fraud Analytics System",</w:t>
+      </w:r>
+    </w:p>
+    <w:p>
+      <w:r>
+        <w:t xml:space="preserve">    page_icon="</w:t>
+      </w:r>
+      <w:r>
+        <w:rPr>
+          <w:rFonts w:ascii="Segoe UI Emoji" w:hAnsi="Segoe UI Emoji" w:cs="Segoe UI Emoji"/>
+        </w:rPr>
+        <w:t>🔎</w:t>
+      </w:r>
+      <w:r>
+        <w:t>",</w:t>
+      </w:r>
+    </w:p>
+    <w:p>
+      <w:r>
+        <w:t xml:space="preserve">    layout="wide"</w:t>
+      </w:r>
+    </w:p>
+    <w:p>
+      <w:r>
+        <w:t>)</w:t>
+      </w:r>
+    </w:p>
+    <w:p>
+      <w:r>
+        <w:t>The configuration specifies:</w:t>
       </w:r>
     </w:p>
     <w:p>
       <w:pPr>
         <w:numPr>
           <w:ilvl w:val="0"/>
-          <w:numId w:val="13"/>
+          <w:numId w:val="21"/>
         </w:numPr>
       </w:pPr>
       <w:r>
@@ -205,14 +947,17 @@
           <w:b/>
           <w:bCs/>
         </w:rPr>
-        <w:t>Anaconda</w:t>
+        <w:t>Page title:</w:t>
+      </w:r>
+      <w:r>
+        <w:t xml:space="preserve"> Fraud Analytics System</w:t>
       </w:r>
     </w:p>
     <w:p>
       <w:pPr>
         <w:numPr>
           <w:ilvl w:val="0"/>
-          <w:numId w:val="13"/>
+          <w:numId w:val="21"/>
         </w:numPr>
       </w:pPr>
       <w:r>
@@ -220,17 +965,18 @@
           <w:b/>
           <w:bCs/>
         </w:rPr>
-        <w:t>Conda environment:</w:t>
-      </w:r>
-      <w:r>
-        <w:t xml:space="preserve"> ai-data-analytics</w:t>
+        <w:lastRenderedPageBreak/>
+        <w:t>Page icon:</w:t>
+      </w:r>
+      <w:r>
+        <w:t xml:space="preserve"> Magnifying glass</w:t>
       </w:r>
     </w:p>
     <w:p>
       <w:pPr>
         <w:numPr>
           <w:ilvl w:val="0"/>
-          <w:numId w:val="13"/>
+          <w:numId w:val="21"/>
         </w:numPr>
       </w:pPr>
       <w:r>
@@ -238,409 +984,254 @@
           <w:b/>
           <w:bCs/>
         </w:rPr>
-        <w:t>MySQL</w:t>
+        <w:t>Layout:</w:t>
+      </w:r>
+      <w:r>
+        <w:t xml:space="preserve"> Wide</w:t>
+      </w:r>
+    </w:p>
+    <w:p>
+      <w:r>
+        <w:t>The wide layout provides sufficient horizontal space for the five KPI metrics and the two-column visualization arrangement.</w:t>
+      </w:r>
+    </w:p>
+    <w:p>
+      <w:r>
+        <w:pict w14:anchorId="43DE8C28">
+          <v:rect id="_x0000_i1166" style="width:0;height:1.5pt" o:hralign="center" o:hrstd="t" o:hr="t" fillcolor="#a0a0a0" stroked="f"/>
+        </w:pict>
+      </w:r>
+    </w:p>
+    <w:p>
+      <w:pPr>
+        <w:rPr>
+          <w:b/>
+          <w:bCs/>
+        </w:rPr>
+      </w:pPr>
+      <w:r>
+        <w:rPr>
+          <w:b/>
+          <w:bCs/>
+        </w:rPr>
+        <w:t xml:space="preserve">5. </w:t>
+      </w:r>
+      <w:r>
+        <w:rPr>
+          <w:b/>
+          <w:bCs/>
+        </w:rPr>
+        <w:t>APPLICATION TITLE AND DESCRIPTION</w:t>
+      </w:r>
+    </w:p>
+    <w:p>
+      <w:r>
+        <w:t>The application displays the following title:</w:t>
+      </w:r>
+    </w:p>
+    <w:p>
+      <w:r>
+        <w:rPr>
+          <w:b/>
+          <w:bCs/>
+        </w:rPr>
+        <w:t>Fraud Analytics System</w:t>
+      </w:r>
+    </w:p>
+    <w:p>
+      <w:r>
+        <w:t>The description is:</w:t>
+      </w:r>
+    </w:p>
+    <w:p>
+      <w:r>
+        <w:rPr>
+          <w:i/>
+          <w:iCs/>
+        </w:rPr>
+        <w:t>Fraud detection, risk analysis, and business intelligence dashboard.</w:t>
+      </w:r>
+    </w:p>
+    <w:p>
+      <w:r>
+        <w:t>These elements establish the purpose of the application and provide a consistent identity across its analytical sections.</w:t>
+      </w:r>
+    </w:p>
+    <w:p>
+      <w:r>
+        <w:pict w14:anchorId="4BB3B173">
+          <v:rect id="_x0000_i1167" style="width:0;height:1.5pt" o:hralign="center" o:hrstd="t" o:hr="t" fillcolor="#a0a0a0" stroked="f"/>
+        </w:pict>
+      </w:r>
+    </w:p>
+    <w:p>
+      <w:pPr>
+        <w:rPr>
+          <w:b/>
+          <w:bCs/>
+        </w:rPr>
+      </w:pPr>
+      <w:r>
+        <w:rPr>
+          <w:b/>
+          <w:bCs/>
+        </w:rPr>
+        <w:t xml:space="preserve">6. </w:t>
+      </w:r>
+      <w:r>
+        <w:rPr>
+          <w:b/>
+          <w:bCs/>
+        </w:rPr>
+        <w:t>SIDEBAR NAVIGATION</w:t>
+      </w:r>
+    </w:p>
+    <w:p>
+      <w:r>
+        <w:t>The application uses Streamlit's sidebar and radio-button component to provide navigation between five sections.</w:t>
+      </w:r>
+    </w:p>
+    <w:p>
+      <w:r>
+        <w:t>st.sidebar.title("Navigation")</w:t>
+      </w:r>
+    </w:p>
+    <w:p>
+      <w:r>
+        <w:t>The navigation structure establishes the framework for the complete application, while the Executive Overview is currently the implemented analytical dashboard.</w:t>
+      </w:r>
+    </w:p>
+    <w:p>
+      <w:r>
+        <w:pict w14:anchorId="47AB573A">
+          <v:rect id="_x0000_i1168" style="width:0;height:1.5pt" o:hralign="center" o:hrstd="t" o:hr="t" fillcolor="#a0a0a0" stroked="f"/>
+        </w:pict>
+      </w:r>
+    </w:p>
+    <w:p>
+      <w:pPr>
+        <w:rPr>
+          <w:b/>
+          <w:bCs/>
+        </w:rPr>
+      </w:pPr>
+      <w:r>
+        <w:rPr>
+          <w:b/>
+          <w:bCs/>
+        </w:rPr>
+        <w:t xml:space="preserve">7. </w:t>
+      </w:r>
+      <w:r>
+        <w:rPr>
+          <w:b/>
+          <w:bCs/>
+        </w:rPr>
+        <w:t>EXECUTIVE OVERVIEW DASHBOARD</w:t>
+      </w:r>
+    </w:p>
+    <w:p>
+      <w:pPr>
+        <w:rPr>
+          <w:b/>
+          <w:bCs/>
+        </w:rPr>
+      </w:pPr>
+      <w:r>
+        <w:rPr>
+          <w:b/>
+          <w:bCs/>
+        </w:rPr>
+        <w:t>7</w:t>
+      </w:r>
+      <w:r>
+        <w:rPr>
+          <w:b/>
+          <w:bCs/>
+        </w:rPr>
+        <w:t>.1 PURPOSE</w:t>
+      </w:r>
+    </w:p>
+    <w:p>
+      <w:r>
+        <w:t>The Executive Overview provides a high-level summary of the dataset's transaction volume, fraud occurrence, monetary exposure, and risk distribution.</w:t>
+      </w:r>
+    </w:p>
+    <w:p>
+      <w:r>
+        <w:t>The dashboard consists of:</w:t>
       </w:r>
     </w:p>
     <w:p>
       <w:pPr>
         <w:numPr>
           <w:ilvl w:val="0"/>
-          <w:numId w:val="13"/>
+          <w:numId w:val="23"/>
         </w:numPr>
       </w:pPr>
       <w:r>
-        <w:rPr>
-          <w:b/>
-          <w:bCs/>
-        </w:rPr>
-        <w:t>MySQL Connector/Python</w:t>
+        <w:t>Five KPI metrics</w:t>
       </w:r>
     </w:p>
     <w:p>
       <w:pPr>
         <w:numPr>
           <w:ilvl w:val="0"/>
-          <w:numId w:val="13"/>
+          <w:numId w:val="23"/>
         </w:numPr>
       </w:pPr>
       <w:r>
-        <w:rPr>
-          <w:b/>
-          <w:bCs/>
-        </w:rPr>
-        <w:t>Pandas</w:t>
-      </w:r>
-    </w:p>
-    <w:p>
-      <w:r>
-        <w:t>The project continues to use the existing GitHub repository:</w:t>
-      </w:r>
-    </w:p>
-    <w:p>
-      <w:r>
-        <w:t>fraud-analytics-system</w:t>
-      </w:r>
-    </w:p>
-    <w:p>
-      <w:r>
-        <w:pict w14:anchorId="75B7C07D">
-          <v:rect id="_x0000_i1412" style="width:0;height:1.5pt" o:hralign="center" o:hrstd="t" o:hr="t" fillcolor="#a0a0a0" stroked="f"/>
-        </w:pict>
-      </w:r>
-    </w:p>
-    <w:p>
-      <w:pPr>
-        <w:rPr>
-          <w:b/>
-          <w:bCs/>
-        </w:rPr>
-      </w:pPr>
-      <w:r>
-        <w:rPr>
-          <w:b/>
-          <w:bCs/>
-        </w:rPr>
-        <w:t>3. Application Structure</w:t>
-      </w:r>
-    </w:p>
-    <w:p>
-      <w:r>
-        <w:t>A dedicated app folder was created inside the project.</w:t>
-      </w:r>
-    </w:p>
-    <w:p>
-      <w:r>
-        <w:t>Current structure:</w:t>
-      </w:r>
-    </w:p>
-    <w:p>
-      <w:r>
-        <w:t>fraud-analytics-system/</w:t>
-      </w:r>
-    </w:p>
-    <w:p>
-      <w:r>
-        <w:t>│</w:t>
-      </w:r>
-    </w:p>
-    <w:p>
-      <w:r>
-        <w:rPr>
-          <w:rFonts w:ascii="MS Gothic" w:eastAsia="MS Gothic" w:hAnsi="MS Gothic" w:cs="MS Gothic" w:hint="eastAsia"/>
-        </w:rPr>
-        <w:t>├</w:t>
-      </w:r>
-      <w:r>
-        <w:rPr>
-          <w:rFonts w:ascii="Calibri" w:hAnsi="Calibri" w:cs="Calibri"/>
-        </w:rPr>
-        <w:t>──</w:t>
-      </w:r>
-      <w:r>
-        <w:t xml:space="preserve"> app/</w:t>
-      </w:r>
-    </w:p>
-    <w:p>
-      <w:r>
-        <w:lastRenderedPageBreak/>
-        <w:t xml:space="preserve">│   </w:t>
-      </w:r>
-      <w:r>
-        <w:rPr>
-          <w:rFonts w:ascii="MS Gothic" w:eastAsia="MS Gothic" w:hAnsi="MS Gothic" w:cs="MS Gothic" w:hint="eastAsia"/>
-        </w:rPr>
-        <w:t>├</w:t>
-      </w:r>
-      <w:r>
-        <w:rPr>
-          <w:rFonts w:ascii="Calibri" w:hAnsi="Calibri" w:cs="Calibri"/>
-        </w:rPr>
-        <w:t>──</w:t>
-      </w:r>
-      <w:r>
-        <w:t xml:space="preserve"> app.py</w:t>
-      </w:r>
-    </w:p>
-    <w:p>
-      <w:r>
-        <w:t>│   └── db.py</w:t>
-      </w:r>
-    </w:p>
-    <w:p>
-      <w:r>
-        <w:t>│</w:t>
-      </w:r>
-    </w:p>
-    <w:p>
-      <w:r>
-        <w:rPr>
-          <w:rFonts w:ascii="MS Gothic" w:eastAsia="MS Gothic" w:hAnsi="MS Gothic" w:cs="MS Gothic" w:hint="eastAsia"/>
-        </w:rPr>
-        <w:t>├</w:t>
-      </w:r>
-      <w:r>
-        <w:rPr>
-          <w:rFonts w:ascii="Calibri" w:hAnsi="Calibri" w:cs="Calibri"/>
-        </w:rPr>
-        <w:t>──</w:t>
-      </w:r>
-      <w:r>
-        <w:t xml:space="preserve"> dashboard/</w:t>
-      </w:r>
-    </w:p>
-    <w:p>
-      <w:r>
-        <w:rPr>
-          <w:rFonts w:ascii="MS Gothic" w:eastAsia="MS Gothic" w:hAnsi="MS Gothic" w:cs="MS Gothic" w:hint="eastAsia"/>
-        </w:rPr>
-        <w:t>├</w:t>
-      </w:r>
-      <w:r>
-        <w:rPr>
-          <w:rFonts w:ascii="Calibri" w:hAnsi="Calibri" w:cs="Calibri"/>
-        </w:rPr>
-        <w:t>──</w:t>
-      </w:r>
-      <w:r>
-        <w:t xml:space="preserve"> datasets/</w:t>
-      </w:r>
-    </w:p>
-    <w:p>
-      <w:r>
-        <w:rPr>
-          <w:rFonts w:ascii="MS Gothic" w:eastAsia="MS Gothic" w:hAnsi="MS Gothic" w:cs="MS Gothic" w:hint="eastAsia"/>
-        </w:rPr>
-        <w:t>├</w:t>
-      </w:r>
-      <w:r>
-        <w:rPr>
-          <w:rFonts w:ascii="Calibri" w:hAnsi="Calibri" w:cs="Calibri"/>
-        </w:rPr>
-        <w:t>──</w:t>
-      </w:r>
-      <w:r>
-        <w:t xml:space="preserve"> documentation/</w:t>
-      </w:r>
-    </w:p>
-    <w:p>
-      <w:r>
-        <w:rPr>
-          <w:rFonts w:ascii="MS Gothic" w:eastAsia="MS Gothic" w:hAnsi="MS Gothic" w:cs="MS Gothic" w:hint="eastAsia"/>
-        </w:rPr>
-        <w:t>├</w:t>
-      </w:r>
-      <w:r>
-        <w:rPr>
-          <w:rFonts w:ascii="Calibri" w:hAnsi="Calibri" w:cs="Calibri"/>
-        </w:rPr>
-        <w:t>──</w:t>
-      </w:r>
-      <w:r>
-        <w:t xml:space="preserve"> notebooks/</w:t>
-      </w:r>
-    </w:p>
-    <w:p>
-      <w:r>
-        <w:rPr>
-          <w:rFonts w:ascii="MS Gothic" w:eastAsia="MS Gothic" w:hAnsi="MS Gothic" w:cs="MS Gothic" w:hint="eastAsia"/>
-        </w:rPr>
-        <w:t>├</w:t>
-      </w:r>
-      <w:r>
-        <w:rPr>
-          <w:rFonts w:ascii="Calibri" w:hAnsi="Calibri" w:cs="Calibri"/>
-        </w:rPr>
-        <w:t>──</w:t>
-      </w:r>
-      <w:r>
-        <w:t xml:space="preserve"> </w:t>
-      </w:r>
-      <w:proofErr w:type="spellStart"/>
-      <w:r>
-        <w:t>sql</w:t>
-      </w:r>
-      <w:proofErr w:type="spellEnd"/>
-      <w:r>
-        <w:t>/</w:t>
-      </w:r>
-    </w:p>
-    <w:p>
-      <w:r>
-        <w:rPr>
-          <w:rFonts w:ascii="MS Gothic" w:eastAsia="MS Gothic" w:hAnsi="MS Gothic" w:cs="MS Gothic" w:hint="eastAsia"/>
-        </w:rPr>
-        <w:t>├</w:t>
-      </w:r>
-      <w:r>
-        <w:rPr>
-          <w:rFonts w:ascii="Calibri" w:hAnsi="Calibri" w:cs="Calibri"/>
-        </w:rPr>
-        <w:t>──</w:t>
-      </w:r>
-      <w:r>
-        <w:t xml:space="preserve"> views/</w:t>
-      </w:r>
-    </w:p>
-    <w:p>
-      <w:r>
-        <w:t>│</w:t>
-      </w:r>
-    </w:p>
-    <w:p>
-      <w:r>
-        <w:rPr>
-          <w:rFonts w:ascii="MS Gothic" w:eastAsia="MS Gothic" w:hAnsi="MS Gothic" w:cs="MS Gothic" w:hint="eastAsia"/>
-        </w:rPr>
-        <w:t>├</w:t>
-      </w:r>
-      <w:r>
-        <w:rPr>
-          <w:rFonts w:ascii="Calibri" w:hAnsi="Calibri" w:cs="Calibri"/>
-        </w:rPr>
-        <w:t>──</w:t>
-      </w:r>
-      <w:r>
-        <w:t xml:space="preserve"> README.md</w:t>
-      </w:r>
-    </w:p>
-    <w:p>
-      <w:r>
-        <w:t>└── Flow.docx</w:t>
-      </w:r>
-    </w:p>
-    <w:p>
-      <w:r>
-        <w:t xml:space="preserve">The </w:t>
-      </w:r>
-      <w:proofErr w:type="spellStart"/>
-      <w:r>
-        <w:t>Streamlit</w:t>
-      </w:r>
-      <w:proofErr w:type="spellEnd"/>
-      <w:r>
-        <w:t xml:space="preserve"> application is launched from app.py.</w:t>
-      </w:r>
-    </w:p>
-    <w:p>
-      <w:r>
-        <w:pict w14:anchorId="25607A44">
-          <v:rect id="_x0000_i1413" style="width:0;height:1.5pt" o:hralign="center" o:hrstd="t" o:hr="t" fillcolor="#a0a0a0" stroked="f"/>
-        </w:pict>
-      </w:r>
-    </w:p>
-    <w:p>
-      <w:pPr>
-        <w:rPr>
-          <w:b/>
-          <w:bCs/>
-        </w:rPr>
-      </w:pPr>
-      <w:r>
-        <w:rPr>
-          <w:b/>
-          <w:bCs/>
-        </w:rPr>
-        <w:t>4. Database Connection Layer</w:t>
-      </w:r>
-    </w:p>
-    <w:p>
-      <w:r>
-        <w:t xml:space="preserve">A separate db.py module was created to handle communication between the </w:t>
-      </w:r>
-      <w:proofErr w:type="spellStart"/>
-      <w:r>
-        <w:t>Streamlit</w:t>
-      </w:r>
-      <w:proofErr w:type="spellEnd"/>
-      <w:r>
-        <w:t xml:space="preserve"> application and MySQL.</w:t>
-      </w:r>
-    </w:p>
-    <w:p>
-      <w:r>
-        <w:t>The database layer contains reusable functions for:</w:t>
+        <w:t>Fraud Transactions by Category</w:t>
       </w:r>
     </w:p>
     <w:p>
       <w:pPr>
         <w:numPr>
           <w:ilvl w:val="0"/>
-          <w:numId w:val="14"/>
+          <w:numId w:val="23"/>
         </w:numPr>
       </w:pPr>
       <w:r>
-        <w:t>Establishing a MySQL connection</w:t>
+        <w:t>Risk Category Distribution</w:t>
       </w:r>
     </w:p>
     <w:p>
       <w:pPr>
         <w:numPr>
           <w:ilvl w:val="0"/>
-          <w:numId w:val="14"/>
+          <w:numId w:val="23"/>
         </w:numPr>
       </w:pPr>
       <w:r>
-        <w:t>Executing SQL queries</w:t>
+        <w:t>Top 10 States by Fraud Transactions</w:t>
       </w:r>
     </w:p>
     <w:p>
       <w:pPr>
         <w:numPr>
           <w:ilvl w:val="0"/>
-          <w:numId w:val="14"/>
+          <w:numId w:val="23"/>
         </w:numPr>
       </w:pPr>
       <w:r>
-        <w:t xml:space="preserve">Returning query results as Pandas </w:t>
-      </w:r>
-      <w:proofErr w:type="spellStart"/>
-      <w:r>
-        <w:t>DataFrames</w:t>
-      </w:r>
-      <w:proofErr w:type="spellEnd"/>
-    </w:p>
-    <w:p>
-      <w:r>
-        <w:t xml:space="preserve">This keeps database logic separate from the </w:t>
-      </w:r>
-      <w:proofErr w:type="spellStart"/>
-      <w:r>
-        <w:t>Streamlit</w:t>
-      </w:r>
-      <w:proofErr w:type="spellEnd"/>
-      <w:r>
-        <w:t xml:space="preserve"> user-interface code.</w:t>
-      </w:r>
-    </w:p>
-    <w:p>
-      <w:r>
-        <w:t>The MySQL connection was tested successfully.</w:t>
-      </w:r>
-    </w:p>
-    <w:p>
-      <w:pPr>
-        <w:rPr>
-          <w:b/>
-          <w:bCs/>
-        </w:rPr>
-      </w:pPr>
-      <w:r>
-        <w:rPr>
-          <w:b/>
-          <w:bCs/>
-        </w:rPr>
-        <w:t>Connection Test</w:t>
-      </w:r>
-    </w:p>
-    <w:p>
-      <w:r>
-        <w:t>The application successfully connected to MySQL and returned data from the project database.</w:t>
-      </w:r>
-    </w:p>
-    <w:p>
-      <w:r>
-        <w:pict w14:anchorId="013F4A1D">
-          <v:rect id="_x0000_i1414" style="width:0;height:1.5pt" o:hralign="center" o:hrstd="t" o:hr="t" fillcolor="#a0a0a0" stroked="f"/>
+        <w:lastRenderedPageBreak/>
+        <w:t>Monthly Fraud Trend</w:t>
+      </w:r>
+    </w:p>
+    <w:p>
+      <w:r>
+        <w:t>The page uses a two-column visualization layout, with two charts in each row.</w:t>
+      </w:r>
+    </w:p>
+    <w:p>
+      <w:r>
+        <w:t>The first row of the dashboard contains the five KPI metrics. The remaining four visualizations are arranged in two rows and two columns for a consistent layout.</w:t>
+      </w:r>
+    </w:p>
+    <w:p>
+      <w:r>
+        <w:pict w14:anchorId="133E2CBB">
+          <v:rect id="_x0000_i1169" style="width:0;height:1.5pt" o:hralign="center" o:hrstd="t" o:hr="t" fillcolor="#a0a0a0" stroked="f"/>
         </w:pict>
       </w:r>
     </w:p>
@@ -656,43 +1247,515 @@
           <w:b/>
           <w:bCs/>
         </w:rPr>
-        <w:t>5. SQL View Integration</w:t>
-      </w:r>
-    </w:p>
-    <w:p>
-      <w:r>
+        <w:t>7</w:t>
+      </w:r>
+      <w:r>
+        <w:rPr>
+          <w:b/>
+          <w:bCs/>
+        </w:rPr>
+        <w:t>.2 KPI METRICS</w:t>
+      </w:r>
+    </w:p>
+    <w:p>
+      <w:r>
+        <w:t>The dashboard retrieves the KPI data from the SQL view vw_core_kpis.</w:t>
+      </w:r>
+    </w:p>
+    <w:p>
+      <w:r>
+        <w:t>SELECT *</w:t>
+      </w:r>
+    </w:p>
+    <w:p>
+      <w:r>
+        <w:t>FROM vw_core_kpis;</w:t>
+      </w:r>
+    </w:p>
+    <w:p>
+      <w:r>
+        <w:t>The returned DataFrame is used to populate five Streamlit metrics.</w:t>
+      </w:r>
+    </w:p>
+    <w:p>
+      <w:pPr>
+        <w:rPr>
+          <w:b/>
+          <w:bCs/>
+        </w:rPr>
+      </w:pPr>
+      <w:r>
+        <w:rPr>
+          <w:b/>
+          <w:bCs/>
+        </w:rPr>
+        <w:t>KPI 1 — Total Transactions</w:t>
+      </w:r>
+    </w:p>
+    <w:p>
+      <w:r>
+        <w:rPr>
+          <w:b/>
+          <w:bCs/>
+        </w:rPr>
+        <w:t>Displayed value:</w:t>
+      </w:r>
+      <w:r>
+        <w:t xml:space="preserve"> 1,852,394</w:t>
+      </w:r>
+    </w:p>
+    <w:p>
+      <w:r>
+        <w:t>Represents the total number of transactions included in the analytical dataset.</w:t>
+      </w:r>
+    </w:p>
+    <w:p>
+      <w:r>
+        <w:t>Implementation:</w:t>
+      </w:r>
+    </w:p>
+    <w:p>
+      <w:r>
+        <w:t>st.metric(</w:t>
+      </w:r>
+    </w:p>
+    <w:p>
+      <w:r>
+        <w:t xml:space="preserve">    "Total Transactions",</w:t>
+      </w:r>
+    </w:p>
+    <w:p>
+      <w:r>
+        <w:t xml:space="preserve">    f"{kpi['total_transactions']:,}"</w:t>
+      </w:r>
+    </w:p>
+    <w:p>
+      <w:r>
+        <w:t>)</w:t>
+      </w:r>
+    </w:p>
+    <w:p>
+      <w:r>
+        <w:t>The comma format improves readability when displaying large transaction counts.</w:t>
+      </w:r>
+    </w:p>
+    <w:p>
+      <w:pPr>
+        <w:rPr>
+          <w:b/>
+          <w:bCs/>
+        </w:rPr>
+      </w:pPr>
+      <w:r>
+        <w:rPr>
+          <w:b/>
+          <w:bCs/>
+        </w:rPr>
+        <w:t>KPI 2 — Fraud Transactions</w:t>
+      </w:r>
+    </w:p>
+    <w:p>
+      <w:r>
+        <w:rPr>
+          <w:b/>
+          <w:bCs/>
+        </w:rPr>
+        <w:t>Displayed value:</w:t>
+      </w:r>
+      <w:r>
+        <w:t xml:space="preserve"> 9,651</w:t>
+      </w:r>
+    </w:p>
+    <w:p>
+      <w:r>
+        <w:t>Represents the number of transactions identified as fraudulent in the analytical dataset.</w:t>
+      </w:r>
+    </w:p>
+    <w:p>
+      <w:r>
+        <w:t>Implementation:</w:t>
+      </w:r>
+    </w:p>
+    <w:p>
+      <w:r>
+        <w:t>st.metric(</w:t>
+      </w:r>
+    </w:p>
+    <w:p>
+      <w:r>
+        <w:t xml:space="preserve">    "Fraud Transactions",</w:t>
+      </w:r>
+    </w:p>
+    <w:p>
+      <w:r>
+        <w:t xml:space="preserve">    f"{kpi['total_fraud_transactions']:,}"</w:t>
+      </w:r>
+    </w:p>
+    <w:p>
+      <w:r>
+        <w:t>)</w:t>
+      </w:r>
+    </w:p>
+    <w:p>
+      <w:pPr>
+        <w:rPr>
+          <w:b/>
+          <w:bCs/>
+        </w:rPr>
+      </w:pPr>
+      <w:r>
+        <w:rPr>
+          <w:b/>
+          <w:bCs/>
+        </w:rPr>
+        <w:t>KPI 3 — Fraud Rate</w:t>
+      </w:r>
+    </w:p>
+    <w:p>
+      <w:r>
+        <w:rPr>
+          <w:b/>
+          <w:bCs/>
+        </w:rPr>
         <w:lastRenderedPageBreak/>
-        <w:t xml:space="preserve">The </w:t>
-      </w:r>
-      <w:proofErr w:type="spellStart"/>
-      <w:r>
-        <w:t>Streamlit</w:t>
-      </w:r>
-      <w:proofErr w:type="spellEnd"/>
-      <w:r>
-        <w:t xml:space="preserve"> application does not directly calculate the core KPIs from the raw transaction dataset.</w:t>
-      </w:r>
-    </w:p>
-    <w:p>
-      <w:r>
-        <w:t>Instead, it uses the SQL views already developed as part of the project.</w:t>
-      </w:r>
-    </w:p>
-    <w:p>
-      <w:r>
-        <w:t>The first integrated view is:</w:t>
-      </w:r>
-    </w:p>
-    <w:p>
-      <w:proofErr w:type="spellStart"/>
-      <w:r>
-        <w:t>vw_core_kpis</w:t>
-      </w:r>
-      <w:proofErr w:type="spellEnd"/>
-    </w:p>
-    <w:p>
-      <w:r>
-        <w:t>The application executes:</w:t>
+        <w:t>Displayed value:</w:t>
+      </w:r>
+      <w:r>
+        <w:t xml:space="preserve"> 0.52%</w:t>
+      </w:r>
+    </w:p>
+    <w:p>
+      <w:r>
+        <w:t>Represents the percentage of total transactions identified as fraudulent.</w:t>
+      </w:r>
+    </w:p>
+    <w:p>
+      <w:r>
+        <w:t>Implementation:</w:t>
+      </w:r>
+    </w:p>
+    <w:p>
+      <w:r>
+        <w:t>st.metric(</w:t>
+      </w:r>
+    </w:p>
+    <w:p>
+      <w:r>
+        <w:t xml:space="preserve">    "Fraud Rate",</w:t>
+      </w:r>
+    </w:p>
+    <w:p>
+      <w:r>
+        <w:t xml:space="preserve">    f"{kpi['fraud_rate_percentage']:.2f}%"</w:t>
+      </w:r>
+    </w:p>
+    <w:p>
+      <w:r>
+        <w:t>)</w:t>
+      </w:r>
+    </w:p>
+    <w:p>
+      <w:r>
+        <w:t>The value is displayed to two decimal places.</w:t>
+      </w:r>
+    </w:p>
+    <w:p>
+      <w:pPr>
+        <w:rPr>
+          <w:b/>
+          <w:bCs/>
+        </w:rPr>
+      </w:pPr>
+      <w:r>
+        <w:rPr>
+          <w:b/>
+          <w:bCs/>
+        </w:rPr>
+        <w:t>KPI 4 — Total Fraud Value</w:t>
+      </w:r>
+    </w:p>
+    <w:p>
+      <w:r>
+        <w:rPr>
+          <w:b/>
+          <w:bCs/>
+        </w:rPr>
+        <w:t>Displayed value:</w:t>
+      </w:r>
+      <w:r>
+        <w:t xml:space="preserve"> ₹5.12M</w:t>
+      </w:r>
+    </w:p>
+    <w:p>
+      <w:r>
+        <w:t>Represents the total monetary value associated with fraudulent transactions, displayed in a compact format.</w:t>
+      </w:r>
+    </w:p>
+    <w:p>
+      <w:r>
+        <w:t>Implementation:</w:t>
+      </w:r>
+    </w:p>
+    <w:p>
+      <w:r>
+        <w:t>st.metric(</w:t>
+      </w:r>
+    </w:p>
+    <w:p>
+      <w:r>
+        <w:t xml:space="preserve">    "Total Fraud Value",</w:t>
+      </w:r>
+    </w:p>
+    <w:p>
+      <w:r>
+        <w:t xml:space="preserve">    f"₹{kpi['total_fraud_value'] / 1_000_000:.2f}M"</w:t>
+      </w:r>
+    </w:p>
+    <w:p>
+      <w:r>
+        <w:t>)</w:t>
+      </w:r>
+    </w:p>
+    <w:p>
+      <w:r>
+        <w:t>The underlying value is divided by 1,000,000 and formatted to two decimal places, where M denotes millions.</w:t>
+      </w:r>
+    </w:p>
+    <w:p>
+      <w:r>
+        <w:t>This presentation prevents the KPI from occupying excessive horizontal space while preserving a readable representation of the monetary value.</w:t>
+      </w:r>
+    </w:p>
+    <w:p>
+      <w:pPr>
+        <w:rPr>
+          <w:b/>
+          <w:bCs/>
+        </w:rPr>
+      </w:pPr>
+      <w:r>
+        <w:rPr>
+          <w:b/>
+          <w:bCs/>
+        </w:rPr>
+        <w:t>KPI 5 — Fraud Value %</w:t>
+      </w:r>
+    </w:p>
+    <w:p>
+      <w:r>
+        <w:rPr>
+          <w:b/>
+          <w:bCs/>
+        </w:rPr>
+        <w:t>Displayed value:</w:t>
+      </w:r>
+      <w:r>
+        <w:t xml:space="preserve"> 3.95%</w:t>
+      </w:r>
+    </w:p>
+    <w:p>
+      <w:r>
+        <w:t>Represents the percentage of total transaction value associated with fraudulent transactions.</w:t>
+      </w:r>
+    </w:p>
+    <w:p>
+      <w:r>
+        <w:t>Implementation:</w:t>
+      </w:r>
+    </w:p>
+    <w:p>
+      <w:r>
+        <w:t>st.metric(</w:t>
+      </w:r>
+    </w:p>
+    <w:p>
+      <w:r>
+        <w:t xml:space="preserve">    "Fraud Value %",</w:t>
+      </w:r>
+    </w:p>
+    <w:p>
+      <w:r>
+        <w:t xml:space="preserve">    f"{kpi['fraud_value_percentage']:.2f}%"</w:t>
+      </w:r>
+    </w:p>
+    <w:p>
+      <w:r>
+        <w:lastRenderedPageBreak/>
+        <w:t>)</w:t>
+      </w:r>
+    </w:p>
+    <w:p>
+      <w:pPr>
+        <w:rPr>
+          <w:b/>
+          <w:bCs/>
+        </w:rPr>
+      </w:pPr>
+      <w:r>
+        <w:rPr>
+          <w:b/>
+          <w:bCs/>
+        </w:rPr>
+        <w:t>KPI implementation summary</w:t>
+      </w:r>
+    </w:p>
+    <w:p>
+      <w:r>
+        <w:t>The five metrics are displayed using Streamlit's column layout.</w:t>
+      </w:r>
+    </w:p>
+    <w:p>
+      <w:r>
+        <w:t>col1, col2, col3, col4, col5 = st.columns(5)</w:t>
+      </w:r>
+    </w:p>
+    <w:p>
+      <w:r>
+        <w:t>Each metric is rendered using st.metric().</w:t>
+      </w:r>
+    </w:p>
+    <w:p>
+      <w:r>
+        <w:t>This provides a consolidated view of the most important fraud indicators before users examine the detailed visualizations.</w:t>
+      </w:r>
+    </w:p>
+    <w:p>
+      <w:r>
+        <w:pict w14:anchorId="5346C18C">
+          <v:rect id="_x0000_i1170" style="width:0;height:1.5pt" o:hralign="center" o:hrstd="t" o:hr="t" fillcolor="#a0a0a0" stroked="f"/>
+        </w:pict>
+      </w:r>
+    </w:p>
+    <w:p>
+      <w:pPr>
+        <w:rPr>
+          <w:b/>
+          <w:bCs/>
+        </w:rPr>
+      </w:pPr>
+      <w:r>
+        <w:rPr>
+          <w:b/>
+          <w:bCs/>
+        </w:rPr>
+        <w:t xml:space="preserve">7.3 </w:t>
+      </w:r>
+      <w:r>
+        <w:rPr>
+          <w:b/>
+          <w:bCs/>
+        </w:rPr>
+        <w:t>EXECUTIVE OVERVIEW VISUALIZATIONS</w:t>
+      </w:r>
+    </w:p>
+    <w:p>
+      <w:r>
+        <w:t>The four visualizations are implemented using Streamlit charts and Plotly Express.</w:t>
+      </w:r>
+    </w:p>
+    <w:p>
+      <w:r>
+        <w:t>Each visualization retrieves its data from an existing SQL analytical view, except for the risk distribution chart, which aggregates the results returned by vw_risk_analysis.</w:t>
+      </w:r>
+    </w:p>
+    <w:p>
+      <w:pPr>
+        <w:rPr>
+          <w:b/>
+          <w:bCs/>
+        </w:rPr>
+      </w:pPr>
+      <w:r>
+        <w:rPr>
+          <w:b/>
+          <w:bCs/>
+        </w:rPr>
+        <w:t>7</w:t>
+      </w:r>
+      <w:r>
+        <w:rPr>
+          <w:b/>
+          <w:bCs/>
+        </w:rPr>
+        <w:t>.</w:t>
+      </w:r>
+      <w:r>
+        <w:rPr>
+          <w:b/>
+          <w:bCs/>
+        </w:rPr>
+        <w:t>3.</w:t>
+      </w:r>
+      <w:r>
+        <w:rPr>
+          <w:b/>
+          <w:bCs/>
+        </w:rPr>
+        <w:t>1 Fraud Transactions by Category</w:t>
+      </w:r>
+    </w:p>
+    <w:p>
+      <w:r>
+        <w:rPr>
+          <w:b/>
+          <w:bCs/>
+        </w:rPr>
+        <w:t>Chart type:</w:t>
+      </w:r>
+      <w:r>
+        <w:t xml:space="preserve"> Bar chart</w:t>
+      </w:r>
+    </w:p>
+    <w:p>
+      <w:r>
+        <w:rPr>
+          <w:b/>
+          <w:bCs/>
+        </w:rPr>
+        <w:t>SQL view:</w:t>
+      </w:r>
+      <w:r>
+        <w:t xml:space="preserve"> vw_category_analysis</w:t>
+      </w:r>
+    </w:p>
+    <w:p>
+      <w:pPr>
+        <w:rPr>
+          <w:b/>
+          <w:bCs/>
+        </w:rPr>
+      </w:pPr>
+      <w:r>
+        <w:rPr>
+          <w:b/>
+          <w:bCs/>
+        </w:rPr>
+        <w:t>Purpose</w:t>
+      </w:r>
+    </w:p>
+    <w:p>
+      <w:r>
+        <w:t>This visualization compares the number of fraudulent transactions across transaction categories.</w:t>
+      </w:r>
+    </w:p>
+    <w:p>
+      <w:r>
+        <w:t>The categories represented include entertainment, food and dining, gas transport, grocery, health and fitness, home, kids and pets, miscellaneous purchases, personal care, shopping, and travel.</w:t>
+      </w:r>
+    </w:p>
+    <w:p>
+      <w:pPr>
+        <w:rPr>
+          <w:b/>
+          <w:bCs/>
+        </w:rPr>
+      </w:pPr>
+      <w:r>
+        <w:rPr>
+          <w:b/>
+          <w:bCs/>
+        </w:rPr>
+        <w:t>SQL query</w:t>
       </w:r>
     </w:p>
     <w:p>
@@ -702,537 +1765,558 @@
     </w:p>
     <w:p>
       <w:r>
-        <w:t xml:space="preserve">FROM </w:t>
-      </w:r>
-      <w:proofErr w:type="spellStart"/>
-      <w:r>
-        <w:t>vw_core_kpis</w:t>
-      </w:r>
-      <w:proofErr w:type="spellEnd"/>
-    </w:p>
-    <w:p>
-      <w:r>
-        <w:t xml:space="preserve">The result is loaded into a Pandas </w:t>
-      </w:r>
-      <w:proofErr w:type="spellStart"/>
-      <w:r>
-        <w:t>DataFrame</w:t>
-      </w:r>
-      <w:proofErr w:type="spellEnd"/>
-      <w:r>
-        <w:t xml:space="preserve"> and used to populate the executive-level metrics.</w:t>
-      </w:r>
-    </w:p>
-    <w:p>
-      <w:r>
-        <w:t xml:space="preserve">This allows the </w:t>
-      </w:r>
-      <w:proofErr w:type="spellStart"/>
-      <w:r>
-        <w:t>Streamlit</w:t>
-      </w:r>
-      <w:proofErr w:type="spellEnd"/>
-      <w:r>
-        <w:t xml:space="preserve"> application to reuse the existing SQL analytics layer rather than duplicating business logic.</w:t>
-      </w:r>
-    </w:p>
-    <w:p>
-      <w:r>
-        <w:pict w14:anchorId="740AF1FB">
-          <v:rect id="_x0000_i1415" style="width:0;height:1.5pt" o:hralign="center" o:hrstd="t" o:hr="t" fillcolor="#a0a0a0" stroked="f"/>
-        </w:pict>
-      </w:r>
-    </w:p>
-    <w:p>
-      <w:pPr>
-        <w:rPr>
-          <w:b/>
-          <w:bCs/>
-        </w:rPr>
-      </w:pPr>
-      <w:r>
-        <w:rPr>
-          <w:b/>
-          <w:bCs/>
-        </w:rPr>
-        <w:t>6. Application Configuration</w:t>
-      </w:r>
-    </w:p>
-    <w:p>
-      <w:r>
-        <w:t>The application was configured using:</w:t>
-      </w:r>
-    </w:p>
-    <w:p>
-      <w:proofErr w:type="spellStart"/>
-      <w:r>
-        <w:t>st.set_page_</w:t>
-      </w:r>
-      <w:proofErr w:type="gramStart"/>
-      <w:r>
-        <w:t>config</w:t>
-      </w:r>
-      <w:proofErr w:type="spellEnd"/>
-      <w:r>
-        <w:t>(</w:t>
-      </w:r>
-      <w:proofErr w:type="gramEnd"/>
-    </w:p>
-    <w:p>
-      <w:r>
-        <w:t xml:space="preserve">    </w:t>
-      </w:r>
-      <w:proofErr w:type="spellStart"/>
-      <w:r>
-        <w:t>page_title</w:t>
-      </w:r>
-      <w:proofErr w:type="spellEnd"/>
-      <w:r>
-        <w:t>="Fraud Analytics System",</w:t>
-      </w:r>
-    </w:p>
-    <w:p>
-      <w:r>
-        <w:t xml:space="preserve">    </w:t>
-      </w:r>
-      <w:proofErr w:type="spellStart"/>
-      <w:r>
-        <w:t>page_icon</w:t>
-      </w:r>
-      <w:proofErr w:type="spellEnd"/>
-      <w:r>
-        <w:t>="</w:t>
-      </w:r>
-      <w:r>
-        <w:rPr>
-          <w:rFonts w:ascii="Segoe UI Emoji" w:hAnsi="Segoe UI Emoji" w:cs="Segoe UI Emoji"/>
-        </w:rPr>
-        <w:t>🔎</w:t>
-      </w:r>
-      <w:r>
-        <w:t>",</w:t>
-      </w:r>
-    </w:p>
-    <w:p>
-      <w:r>
-        <w:t xml:space="preserve">    layout="wide"</w:t>
-      </w:r>
-    </w:p>
-    <w:p>
-      <w:r>
-        <w:t>)</w:t>
-      </w:r>
-    </w:p>
-    <w:p>
-      <w:r>
-        <w:t>The application uses a wide layout because the dashboard contains multiple KPIs, charts, and analytical sections.</w:t>
-      </w:r>
-    </w:p>
-    <w:p>
-      <w:r>
-        <w:pict w14:anchorId="62F213E8">
-          <v:rect id="_x0000_i1416" style="width:0;height:1.5pt" o:hralign="center" o:hrstd="t" o:hr="t" fillcolor="#a0a0a0" stroked="f"/>
-        </w:pict>
-      </w:r>
-    </w:p>
-    <w:p>
-      <w:pPr>
-        <w:rPr>
-          <w:b/>
-          <w:bCs/>
-        </w:rPr>
-      </w:pPr>
-      <w:r>
-        <w:rPr>
-          <w:b/>
-          <w:bCs/>
-        </w:rPr>
-        <w:t>7. Application Title</w:t>
-      </w:r>
-    </w:p>
-    <w:p>
-      <w:r>
-        <w:t>The application currently displays:</w:t>
-      </w:r>
-    </w:p>
-    <w:p>
-      <w:r>
-        <w:rPr>
-          <w:b/>
-          <w:bCs/>
-        </w:rPr>
-        <w:t>Fraud Analytics System</w:t>
-      </w:r>
-    </w:p>
-    <w:p>
-      <w:r>
-        <w:t>with the description:</w:t>
-      </w:r>
-    </w:p>
-    <w:p>
-      <w:r>
-        <w:t>Fraud detection, risk analysis, and business intelligence dashboard.</w:t>
-      </w:r>
-    </w:p>
-    <w:p>
-      <w:r>
-        <w:t>This establishes the purpose of the application when the user opens it.</w:t>
-      </w:r>
-    </w:p>
+        <w:t>FROM vw_category_analysis</w:t>
+      </w:r>
+    </w:p>
+    <w:p>
+      <w:r>
+        <w:t>ORDER BY fraud_transactions DESC;</w:t>
+      </w:r>
+    </w:p>
+    <w:p>
+      <w:r>
+        <w:t>The query retrieves the category-level fraud results and sorts them by the number of fraudulent transactions in descending order.</w:t>
+      </w:r>
+    </w:p>
+    <w:p>
+      <w:pPr>
+        <w:rPr>
+          <w:b/>
+          <w:bCs/>
+        </w:rPr>
+      </w:pPr>
+      <w:r>
+        <w:rPr>
+          <w:b/>
+          <w:bCs/>
+        </w:rPr>
+        <w:t>Implementation</w:t>
+      </w:r>
+    </w:p>
+    <w:p>
+      <w:r>
+        <w:t>category_data = run_query(category_query)</w:t>
+      </w:r>
+    </w:p>
+    <w:p/>
     <w:p>
       <w:r>
         <w:lastRenderedPageBreak/>
-        <w:pict w14:anchorId="7BF29C0C">
-          <v:rect id="_x0000_i1417" style="width:0;height:1.5pt" o:hralign="center" o:hrstd="t" o:hr="t" fillcolor="#a0a0a0" stroked="f"/>
-        </w:pict>
-      </w:r>
-    </w:p>
-    <w:p>
-      <w:pPr>
-        <w:rPr>
-          <w:b/>
-          <w:bCs/>
-        </w:rPr>
-      </w:pPr>
-      <w:r>
-        <w:rPr>
-          <w:b/>
-          <w:bCs/>
-        </w:rPr>
-        <w:t>8. Navigation Structure</w:t>
-      </w:r>
-    </w:p>
-    <w:p>
-      <w:r>
-        <w:t xml:space="preserve">A sidebar navigation system was created using </w:t>
-      </w:r>
-      <w:proofErr w:type="spellStart"/>
-      <w:r>
-        <w:t>Streamlit's</w:t>
-      </w:r>
-      <w:proofErr w:type="spellEnd"/>
-      <w:r>
-        <w:t xml:space="preserve"> radio-button component.</w:t>
-      </w:r>
-    </w:p>
-    <w:p>
-      <w:r>
-        <w:t>Current application sections:</w:t>
+        <w:t>if not category_data.empty:</w:t>
+      </w:r>
+    </w:p>
+    <w:p>
+      <w:r>
+        <w:t xml:space="preserve">    st.bar_chart(</w:t>
+      </w:r>
+    </w:p>
+    <w:p>
+      <w:r>
+        <w:t xml:space="preserve">        category_data,</w:t>
+      </w:r>
+    </w:p>
+    <w:p>
+      <w:r>
+        <w:t xml:space="preserve">        x="category",</w:t>
+      </w:r>
+    </w:p>
+    <w:p>
+      <w:r>
+        <w:t xml:space="preserve">        y="fraud_transactions"</w:t>
+      </w:r>
+    </w:p>
+    <w:p>
+      <w:r>
+        <w:t xml:space="preserve">    )</w:t>
+      </w:r>
+    </w:p>
+    <w:p>
+      <w:pPr>
+        <w:rPr>
+          <w:b/>
+          <w:bCs/>
+        </w:rPr>
+      </w:pPr>
+      <w:r>
+        <w:rPr>
+          <w:b/>
+          <w:bCs/>
+        </w:rPr>
+        <w:t>Analytical value</w:t>
+      </w:r>
+    </w:p>
+    <w:p>
+      <w:r>
+        <w:t>The visualization helps identify categories with comparatively high numbers of fraudulent transactions.</w:t>
+      </w:r>
+    </w:p>
+    <w:p>
+      <w:r>
+        <w:t>It supports category-level investigation and helps prioritize areas for further fraud analysis.</w:t>
+      </w:r>
+    </w:p>
+    <w:p>
+      <w:r>
+        <w:t>The chart displays transaction counts rather than fraud rates within individual categories.</w:t>
+      </w:r>
+    </w:p>
+    <w:p>
+      <w:pPr>
+        <w:rPr>
+          <w:b/>
+          <w:bCs/>
+        </w:rPr>
+      </w:pPr>
+      <w:r>
+        <w:rPr>
+          <w:b/>
+          <w:bCs/>
+        </w:rPr>
+        <w:t>7.3</w:t>
+      </w:r>
+      <w:r>
+        <w:rPr>
+          <w:b/>
+          <w:bCs/>
+        </w:rPr>
+        <w:t>.2 Risk Category Distribution</w:t>
+      </w:r>
+    </w:p>
+    <w:p>
+      <w:r>
+        <w:rPr>
+          <w:b/>
+          <w:bCs/>
+        </w:rPr>
+        <w:t>Chart type:</w:t>
+      </w:r>
+      <w:r>
+        <w:t xml:space="preserve"> Doughnut chart</w:t>
+      </w:r>
+    </w:p>
+    <w:p>
+      <w:r>
+        <w:rPr>
+          <w:b/>
+          <w:bCs/>
+        </w:rPr>
+        <w:t>SQL view:</w:t>
+      </w:r>
+      <w:r>
+        <w:t xml:space="preserve"> vw_risk_analysis</w:t>
+      </w:r>
+    </w:p>
+    <w:p>
+      <w:pPr>
+        <w:rPr>
+          <w:b/>
+          <w:bCs/>
+        </w:rPr>
+      </w:pPr>
+      <w:r>
+        <w:rPr>
+          <w:b/>
+          <w:bCs/>
+        </w:rPr>
+        <w:t>Purpose</w:t>
+      </w:r>
+    </w:p>
+    <w:p>
+      <w:r>
+        <w:t>This visualization shows how transactions are distributed across the available risk categories.</w:t>
+      </w:r>
+    </w:p>
+    <w:p>
+      <w:r>
+        <w:t>The categories represented are:</w:t>
       </w:r>
     </w:p>
     <w:p>
       <w:pPr>
         <w:numPr>
           <w:ilvl w:val="0"/>
-          <w:numId w:val="15"/>
+          <w:numId w:val="24"/>
         </w:numPr>
       </w:pPr>
       <w:r>
-        <w:t>Executive Overview</w:t>
+        <w:t>Low</w:t>
       </w:r>
     </w:p>
     <w:p>
       <w:pPr>
         <w:numPr>
           <w:ilvl w:val="0"/>
-          <w:numId w:val="15"/>
+          <w:numId w:val="24"/>
         </w:numPr>
       </w:pPr>
       <w:r>
-        <w:t>Fraud Analysis</w:t>
+        <w:t>Medium</w:t>
       </w:r>
     </w:p>
     <w:p>
       <w:pPr>
         <w:numPr>
           <w:ilvl w:val="0"/>
-          <w:numId w:val="15"/>
+          <w:numId w:val="24"/>
         </w:numPr>
       </w:pPr>
       <w:r>
-        <w:t>Temporal &amp; Risk Analysis</w:t>
+        <w:t>Critical</w:t>
       </w:r>
     </w:p>
     <w:p>
       <w:pPr>
         <w:numPr>
           <w:ilvl w:val="0"/>
-          <w:numId w:val="15"/>
+          <w:numId w:val="24"/>
         </w:numPr>
       </w:pPr>
       <w:r>
-        <w:t>Fraud Detection</w:t>
-      </w:r>
-    </w:p>
-    <w:p>
-      <w:pPr>
-        <w:numPr>
-          <w:ilvl w:val="0"/>
-          <w:numId w:val="15"/>
-        </w:numPr>
-      </w:pPr>
-      <w:r>
-        <w:t>Risk Scoring &amp; Alerts</w:t>
-      </w:r>
-    </w:p>
-    <w:p>
-      <w:r>
-        <w:t>The navigation structure mirrors the major analytical components of the overall Fraud Analytics System.</w:t>
-      </w:r>
-    </w:p>
-    <w:p>
-      <w:r>
-        <w:pict w14:anchorId="2559605D">
-          <v:rect id="_x0000_i1418" style="width:0;height:1.5pt" o:hralign="center" o:hrstd="t" o:hr="t" fillcolor="#a0a0a0" stroked="f"/>
-        </w:pict>
-      </w:r>
-    </w:p>
-    <w:p>
-      <w:pPr>
-        <w:rPr>
-          <w:b/>
-          <w:bCs/>
-        </w:rPr>
-      </w:pPr>
-      <w:r>
-        <w:rPr>
-          <w:b/>
-          <w:bCs/>
-        </w:rPr>
-        <w:t>9. Executive Overview</w:t>
-      </w:r>
-    </w:p>
-    <w:p>
-      <w:r>
-        <w:t>The first functional application page is:</w:t>
-      </w:r>
-    </w:p>
-    <w:p>
-      <w:pPr>
-        <w:rPr>
-          <w:b/>
-          <w:bCs/>
-        </w:rPr>
-      </w:pPr>
-      <w:r>
-        <w:rPr>
-          <w:b/>
-          <w:bCs/>
-        </w:rPr>
-        <w:t>Executive Overview</w:t>
-      </w:r>
-    </w:p>
-    <w:p>
-      <w:r>
-        <w:t>Its purpose is to provide a high-level summary of fraud performance and the major risk indicators.</w:t>
-      </w:r>
-    </w:p>
-    <w:p>
-      <w:r>
-        <w:t>The page currently displays five KPI metrics.</w:t>
-      </w:r>
-    </w:p>
-    <w:p>
-      <w:pPr>
-        <w:rPr>
-          <w:b/>
-          <w:bCs/>
-        </w:rPr>
-      </w:pPr>
-      <w:r>
-        <w:rPr>
-          <w:b/>
-          <w:bCs/>
-        </w:rPr>
-        <w:t>KPI 1 — Total Transactions</w:t>
-      </w:r>
-    </w:p>
-    <w:p>
-      <w:r>
-        <w:t>Current value:</w:t>
-      </w:r>
-    </w:p>
-    <w:p>
-      <w:r>
-        <w:rPr>
-          <w:b/>
-          <w:bCs/>
-        </w:rPr>
-        <w:t>1,852,394</w:t>
-      </w:r>
-    </w:p>
-    <w:p>
-      <w:r>
-        <w:t>This represents the total number of transactions in the analytical dataset.</w:t>
-      </w:r>
-    </w:p>
-    <w:p>
-      <w:pPr>
-        <w:rPr>
-          <w:b/>
-          <w:bCs/>
-        </w:rPr>
-      </w:pPr>
-      <w:r>
-        <w:rPr>
-          <w:b/>
-          <w:bCs/>
-        </w:rPr>
-        <w:t>KPI 2 — Fraud Transactions</w:t>
-      </w:r>
-    </w:p>
-    <w:p>
-      <w:r>
-        <w:t>Current value:</w:t>
-      </w:r>
-    </w:p>
-    <w:p>
-      <w:r>
-        <w:rPr>
-          <w:b/>
-          <w:bCs/>
-        </w:rPr>
-        <w:t>9,651</w:t>
-      </w:r>
-    </w:p>
-    <w:p>
-      <w:r>
-        <w:t>This represents the number of transactions identified as fraudulent.</w:t>
-      </w:r>
-    </w:p>
-    <w:p>
-      <w:pPr>
-        <w:rPr>
-          <w:b/>
-          <w:bCs/>
-        </w:rPr>
-      </w:pPr>
-      <w:r>
-        <w:rPr>
-          <w:b/>
-          <w:bCs/>
-        </w:rPr>
-        <w:t>KPI 3 — Fraud Rate</w:t>
-      </w:r>
-    </w:p>
-    <w:p>
-      <w:r>
-        <w:t>Current value:</w:t>
-      </w:r>
-    </w:p>
-    <w:p>
-      <w:r>
-        <w:rPr>
-          <w:b/>
-          <w:bCs/>
-        </w:rPr>
-        <w:t>0.52%</w:t>
+        <w:t>High</w:t>
+      </w:r>
+    </w:p>
+    <w:p>
+      <w:pPr>
+        <w:rPr>
+          <w:b/>
+          <w:bCs/>
+        </w:rPr>
+      </w:pPr>
+      <w:r>
+        <w:rPr>
+          <w:b/>
+          <w:bCs/>
+        </w:rPr>
+        <w:t>SQL query</w:t>
+      </w:r>
+    </w:p>
+    <w:p>
+      <w:r>
+        <w:t>SELECT</w:t>
+      </w:r>
+    </w:p>
+    <w:p>
+      <w:r>
+        <w:t xml:space="preserve">    risk_category,</w:t>
+      </w:r>
+    </w:p>
+    <w:p>
+      <w:r>
+        <w:t xml:space="preserve">    SUM(transaction_count) AS transaction_count</w:t>
+      </w:r>
+    </w:p>
+    <w:p>
+      <w:r>
+        <w:t>FROM vw_risk_analysis</w:t>
+      </w:r>
+    </w:p>
+    <w:p>
+      <w:r>
+        <w:t>GROUP BY risk_category</w:t>
+      </w:r>
+    </w:p>
+    <w:p>
+      <w:r>
+        <w:t>ORDER BY transaction_count DESC;</w:t>
       </w:r>
     </w:p>
     <w:p>
       <w:r>
         <w:lastRenderedPageBreak/>
-        <w:t>This represents fraudulent transactions as a percentage of total transactions.</w:t>
-      </w:r>
-    </w:p>
-    <w:p>
-      <w:pPr>
-        <w:rPr>
-          <w:b/>
-          <w:bCs/>
-        </w:rPr>
-      </w:pPr>
-      <w:r>
-        <w:rPr>
-          <w:b/>
-          <w:bCs/>
-        </w:rPr>
-        <w:t>KPI 4 — Total Fraud Value</w:t>
-      </w:r>
-    </w:p>
-    <w:p>
-      <w:r>
-        <w:t>Current value:</w:t>
-      </w:r>
-    </w:p>
-    <w:p>
-      <w:r>
-        <w:rPr>
-          <w:b/>
-          <w:bCs/>
-        </w:rPr>
-        <w:t>₹5,121,413.29</w:t>
-      </w:r>
-    </w:p>
-    <w:p>
-      <w:r>
-        <w:t>This represents the total transaction value associated with fraudulent transactions.</w:t>
-      </w:r>
-    </w:p>
-    <w:p>
-      <w:pPr>
-        <w:rPr>
-          <w:b/>
-          <w:bCs/>
-        </w:rPr>
-      </w:pPr>
-      <w:r>
-        <w:rPr>
-          <w:b/>
-          <w:bCs/>
-        </w:rPr>
-        <w:t>KPI 5 — Fraud Value %</w:t>
-      </w:r>
-    </w:p>
-    <w:p>
-      <w:r>
-        <w:t>Current value:</w:t>
-      </w:r>
-    </w:p>
-    <w:p>
-      <w:r>
-        <w:rPr>
-          <w:b/>
-          <w:bCs/>
-        </w:rPr>
-        <w:t>3.95%</w:t>
-      </w:r>
-    </w:p>
-    <w:p>
-      <w:r>
-        <w:t>This represents the fraudulent transaction value as a percentage of total transaction value.</w:t>
-      </w:r>
-    </w:p>
-    <w:p>
-      <w:r>
-        <w:pict w14:anchorId="70D287C1">
-          <v:rect id="_x0000_i1419" style="width:0;height:1.5pt" o:hralign="center" o:hrstd="t" o:hr="t" fillcolor="#a0a0a0" stroked="f"/>
-        </w:pict>
-      </w:r>
-    </w:p>
-    <w:p>
-      <w:pPr>
-        <w:rPr>
-          <w:b/>
-          <w:bCs/>
-        </w:rPr>
-      </w:pPr>
-      <w:r>
-        <w:rPr>
-          <w:b/>
-          <w:bCs/>
-        </w:rPr>
-        <w:t>10. KPI Implementation</w:t>
-      </w:r>
-    </w:p>
-    <w:p>
-      <w:r>
-        <w:t>The KPI data is retrieved from MySQL using:</w:t>
-      </w:r>
-    </w:p>
-    <w:p>
-      <w:r>
-        <w:t>query = """</w:t>
+        <w:t>The risk view contains results grouped by risk category and alert status. The query aggregates the transaction counts across alert groups to obtain one total per risk category.</w:t>
+      </w:r>
+    </w:p>
+    <w:p>
+      <w:pPr>
+        <w:rPr>
+          <w:b/>
+          <w:bCs/>
+        </w:rPr>
+      </w:pPr>
+      <w:r>
+        <w:rPr>
+          <w:b/>
+          <w:bCs/>
+        </w:rPr>
+        <w:t>Implementation</w:t>
+      </w:r>
+    </w:p>
+    <w:p>
+      <w:r>
+        <w:t>risk_data = run_query(risk_query)</w:t>
+      </w:r>
+    </w:p>
+    <w:p/>
+    <w:p>
+      <w:r>
+        <w:t>if not risk_data.empty:</w:t>
+      </w:r>
+    </w:p>
+    <w:p>
+      <w:r>
+        <w:t xml:space="preserve">    fig = px.pie(</w:t>
+      </w:r>
+    </w:p>
+    <w:p>
+      <w:r>
+        <w:t xml:space="preserve">        risk_data,</w:t>
+      </w:r>
+    </w:p>
+    <w:p>
+      <w:r>
+        <w:t xml:space="preserve">        names="risk_category",</w:t>
+      </w:r>
+    </w:p>
+    <w:p>
+      <w:r>
+        <w:t xml:space="preserve">        values="transaction_count",</w:t>
+      </w:r>
+    </w:p>
+    <w:p>
+      <w:r>
+        <w:t xml:space="preserve">        hole=0.55</w:t>
+      </w:r>
+    </w:p>
+    <w:p>
+      <w:r>
+        <w:t xml:space="preserve">    )</w:t>
+      </w:r>
+    </w:p>
+    <w:p>
+      <w:r>
+        <w:t>The hole=0.55 parameter creates the doughnut appearance.</w:t>
+      </w:r>
+    </w:p>
+    <w:p>
+      <w:r>
+        <w:t>The chart also displays percentage and category labels inside the chart.</w:t>
+      </w:r>
+    </w:p>
+    <w:p>
+      <w:r>
+        <w:t>fig.update_traces(</w:t>
+      </w:r>
+    </w:p>
+    <w:p>
+      <w:r>
+        <w:t xml:space="preserve">    textposition="inside",</w:t>
+      </w:r>
+    </w:p>
+    <w:p>
+      <w:r>
+        <w:t xml:space="preserve">    textinfo="percent+label"</w:t>
+      </w:r>
+    </w:p>
+    <w:p>
+      <w:r>
+        <w:t>)</w:t>
+      </w:r>
+    </w:p>
+    <w:p>
+      <w:r>
+        <w:t>The layout is configured with a fixed chart height, responsive sizing, controlled margins, and a vertical legend.</w:t>
+      </w:r>
+    </w:p>
+    <w:p>
+      <w:r>
+        <w:t>fig.update_layout(</w:t>
+      </w:r>
+    </w:p>
+    <w:p>
+      <w:r>
+        <w:t xml:space="preserve">    height=350,</w:t>
+      </w:r>
+    </w:p>
+    <w:p>
+      <w:r>
+        <w:t xml:space="preserve">    autosize=True,</w:t>
+      </w:r>
+    </w:p>
+    <w:p>
+      <w:r>
+        <w:t xml:space="preserve">    margin=dict(l=20, r=20, t=30, b=20),</w:t>
+      </w:r>
+    </w:p>
+    <w:p>
+      <w:r>
+        <w:t xml:space="preserve">    legend=dict(</w:t>
+      </w:r>
+    </w:p>
+    <w:p>
+      <w:r>
+        <w:t xml:space="preserve">        orientation="v",</w:t>
+      </w:r>
+    </w:p>
+    <w:p>
+      <w:r>
+        <w:t xml:space="preserve">        yanchor="middle",</w:t>
+      </w:r>
+    </w:p>
+    <w:p>
+      <w:r>
+        <w:t xml:space="preserve">        y=0.5,</w:t>
+      </w:r>
+    </w:p>
+    <w:p>
+      <w:r>
+        <w:t xml:space="preserve">        xanchor="left",</w:t>
+      </w:r>
+    </w:p>
+    <w:p>
+      <w:r>
+        <w:lastRenderedPageBreak/>
+        <w:t xml:space="preserve">        x=1.02</w:t>
+      </w:r>
+    </w:p>
+    <w:p>
+      <w:r>
+        <w:t xml:space="preserve">    )</w:t>
+      </w:r>
+    </w:p>
+    <w:p>
+      <w:r>
+        <w:t>)</w:t>
+      </w:r>
+    </w:p>
+    <w:p>
+      <w:r>
+        <w:t>The chart is rendered using:</w:t>
+      </w:r>
+    </w:p>
+    <w:p>
+      <w:r>
+        <w:t>st.plotly_chart(</w:t>
+      </w:r>
+    </w:p>
+    <w:p>
+      <w:r>
+        <w:t xml:space="preserve">    fig,</w:t>
+      </w:r>
+    </w:p>
+    <w:p>
+      <w:r>
+        <w:t xml:space="preserve">    use_container_width=True</w:t>
+      </w:r>
+    </w:p>
+    <w:p>
+      <w:r>
+        <w:t>)</w:t>
+      </w:r>
+    </w:p>
+    <w:p>
+      <w:pPr>
+        <w:rPr>
+          <w:b/>
+          <w:bCs/>
+        </w:rPr>
+      </w:pPr>
+      <w:r>
+        <w:rPr>
+          <w:b/>
+          <w:bCs/>
+        </w:rPr>
+        <w:t>Analytical value</w:t>
+      </w:r>
+    </w:p>
+    <w:p>
+      <w:r>
+        <w:t>The doughnut chart provides a quick overview of the proportion of transactions assigned to each risk category.</w:t>
+      </w:r>
+    </w:p>
+    <w:p>
+      <w:r>
+        <w:t>The current dashboard shows Low risk as the dominant category, accounting for approximately 97.7% of transactions.</w:t>
+      </w:r>
+    </w:p>
+    <w:p>
+      <w:r>
+        <w:t>The remaining categories occupy much smaller proportions.</w:t>
+      </w:r>
+    </w:p>
+    <w:p>
+      <w:r>
+        <w:t>This visualization describes the distribution of assigned risk categories; it should not be interpreted as the actual fraud rate within each category.</w:t>
+      </w:r>
+    </w:p>
+    <w:p>
+      <w:pPr>
+        <w:rPr>
+          <w:b/>
+          <w:bCs/>
+        </w:rPr>
+      </w:pPr>
+      <w:r>
+        <w:rPr>
+          <w:b/>
+          <w:bCs/>
+        </w:rPr>
+        <w:t>7.3</w:t>
+      </w:r>
+      <w:r>
+        <w:rPr>
+          <w:b/>
+          <w:bCs/>
+        </w:rPr>
+        <w:t>.3 Top 10 States by Fraud Transactions</w:t>
+      </w:r>
+    </w:p>
+    <w:p>
+      <w:r>
+        <w:rPr>
+          <w:b/>
+          <w:bCs/>
+        </w:rPr>
+        <w:t>Chart type:</w:t>
+      </w:r>
+      <w:r>
+        <w:t xml:space="preserve"> Horizontal bar chart</w:t>
+      </w:r>
+    </w:p>
+    <w:p>
+      <w:r>
+        <w:rPr>
+          <w:b/>
+          <w:bCs/>
+        </w:rPr>
+        <w:t>SQL view:</w:t>
+      </w:r>
+      <w:r>
+        <w:t xml:space="preserve"> vw_geographic_analysis</w:t>
+      </w:r>
+    </w:p>
+    <w:p>
+      <w:pPr>
+        <w:rPr>
+          <w:b/>
+          <w:bCs/>
+        </w:rPr>
+      </w:pPr>
+      <w:r>
+        <w:rPr>
+          <w:b/>
+          <w:bCs/>
+        </w:rPr>
+        <w:t>Purpose</w:t>
+      </w:r>
+    </w:p>
+    <w:p>
+      <w:r>
+        <w:t>This visualization ranks the ten states with the highest numbers of fraudulent transactions.</w:t>
+      </w:r>
+    </w:p>
+    <w:p>
+      <w:pPr>
+        <w:rPr>
+          <w:b/>
+          <w:bCs/>
+        </w:rPr>
+      </w:pPr>
+      <w:r>
+        <w:rPr>
+          <w:b/>
+          <w:bCs/>
+        </w:rPr>
+        <w:t>SQL query</w:t>
       </w:r>
     </w:p>
     <w:p>
@@ -1242,149 +2326,169 @@
     </w:p>
     <w:p>
       <w:r>
-        <w:t xml:space="preserve">FROM </w:t>
-      </w:r>
-      <w:proofErr w:type="spellStart"/>
-      <w:r>
-        <w:t>vw_core_kpis</w:t>
-      </w:r>
-      <w:proofErr w:type="spellEnd"/>
-    </w:p>
-    <w:p>
-      <w:r>
-        <w:t>"""</w:t>
+        <w:t>FROM vw_geographic_analysis</w:t>
+      </w:r>
+    </w:p>
+    <w:p>
+      <w:r>
+        <w:t>ORDER BY fraud_transactions DESC</w:t>
+      </w:r>
+    </w:p>
+    <w:p>
+      <w:r>
+        <w:t>LIMIT 10;</w:t>
+      </w:r>
+    </w:p>
+    <w:p>
+      <w:r>
+        <w:t>The query sorts the geographic results by fraudulent transaction count in descending order and selects the top ten records.</w:t>
+      </w:r>
+    </w:p>
+    <w:p>
+      <w:pPr>
+        <w:rPr>
+          <w:b/>
+          <w:bCs/>
+        </w:rPr>
+      </w:pPr>
+      <w:r>
+        <w:rPr>
+          <w:b/>
+          <w:bCs/>
+        </w:rPr>
+        <w:t>Implementation</w:t>
+      </w:r>
+    </w:p>
+    <w:p>
+      <w:r>
+        <w:lastRenderedPageBreak/>
+        <w:t>state_data = run_query(state_query)</w:t>
       </w:r>
     </w:p>
     <w:p/>
     <w:p>
-      <w:proofErr w:type="spellStart"/>
-      <w:r>
-        <w:t>kpi_data</w:t>
-      </w:r>
-      <w:proofErr w:type="spellEnd"/>
-      <w:r>
-        <w:t xml:space="preserve"> = </w:t>
-      </w:r>
-      <w:proofErr w:type="spellStart"/>
-      <w:r>
-        <w:t>run_query</w:t>
-      </w:r>
-      <w:proofErr w:type="spellEnd"/>
-      <w:r>
-        <w:t>(query)</w:t>
-      </w:r>
-    </w:p>
-    <w:p>
-      <w:r>
-        <w:t xml:space="preserve">The first row of the resulting </w:t>
-      </w:r>
-      <w:proofErr w:type="spellStart"/>
-      <w:r>
-        <w:t>DataFrame</w:t>
-      </w:r>
-      <w:proofErr w:type="spellEnd"/>
-      <w:r>
-        <w:t xml:space="preserve"> is then used:</w:t>
-      </w:r>
-    </w:p>
-    <w:p>
-      <w:proofErr w:type="spellStart"/>
-      <w:r>
-        <w:t>kpi</w:t>
-      </w:r>
-      <w:proofErr w:type="spellEnd"/>
-      <w:r>
-        <w:t xml:space="preserve"> = </w:t>
-      </w:r>
-      <w:proofErr w:type="spellStart"/>
-      <w:r>
-        <w:t>kpi_</w:t>
-      </w:r>
-      <w:proofErr w:type="gramStart"/>
-      <w:r>
-        <w:t>data.iloc</w:t>
-      </w:r>
-      <w:proofErr w:type="spellEnd"/>
-      <w:proofErr w:type="gramEnd"/>
-      <w:r>
-        <w:t>[0]</w:t>
-      </w:r>
-    </w:p>
-    <w:p>
-      <w:r>
-        <w:t xml:space="preserve">The five KPIs are displayed using </w:t>
-      </w:r>
-      <w:proofErr w:type="spellStart"/>
-      <w:r>
-        <w:t>Streamlit</w:t>
-      </w:r>
-      <w:proofErr w:type="spellEnd"/>
-      <w:r>
-        <w:t xml:space="preserve"> columns:</w:t>
-      </w:r>
-    </w:p>
-    <w:p>
-      <w:r>
-        <w:t xml:space="preserve">col1, col2, col3, col4, col5 = </w:t>
-      </w:r>
-      <w:proofErr w:type="spellStart"/>
-      <w:proofErr w:type="gramStart"/>
-      <w:r>
-        <w:t>st.columns</w:t>
-      </w:r>
-      <w:proofErr w:type="spellEnd"/>
-      <w:proofErr w:type="gramEnd"/>
-      <w:r>
-        <w:t>(5)</w:t>
-      </w:r>
-    </w:p>
-    <w:p>
-      <w:r>
-        <w:t>Each metric is displayed using:</w:t>
-      </w:r>
-    </w:p>
-    <w:p>
-      <w:proofErr w:type="spellStart"/>
-      <w:proofErr w:type="gramStart"/>
-      <w:r>
-        <w:t>st.metric</w:t>
-      </w:r>
-      <w:proofErr w:type="spellEnd"/>
-      <w:proofErr w:type="gramEnd"/>
-      <w:r>
-        <w:t>()</w:t>
-      </w:r>
-    </w:p>
-    <w:p>
-      <w:r>
-        <w:t>This creates a clean executive-dashboard style presentation.</w:t>
-      </w:r>
-    </w:p>
-    <w:p>
-      <w:r>
-        <w:pict w14:anchorId="57AEEB40">
-          <v:rect id="_x0000_i1420" style="width:0;height:1.5pt" o:hralign="center" o:hrstd="t" o:hr="t" fillcolor="#a0a0a0" stroked="f"/>
-        </w:pict>
-      </w:r>
-    </w:p>
-    <w:p>
-      <w:pPr>
-        <w:rPr>
-          <w:b/>
-          <w:bCs/>
-        </w:rPr>
-      </w:pPr>
-      <w:r>
-        <w:rPr>
-          <w:b/>
-          <w:bCs/>
-        </w:rPr>
-        <w:t>11. Fraud Transactions by Category</w:t>
-      </w:r>
-    </w:p>
-    <w:p>
-      <w:r>
-        <w:t>The Executive Overview also contains the first analytical visualization:</w:t>
+      <w:r>
+        <w:t>if not state_data.empty:</w:t>
+      </w:r>
+    </w:p>
+    <w:p>
+      <w:r>
+        <w:t xml:space="preserve">    fig = px.bar(</w:t>
+      </w:r>
+    </w:p>
+    <w:p>
+      <w:r>
+        <w:t xml:space="preserve">        state_data,</w:t>
+      </w:r>
+    </w:p>
+    <w:p>
+      <w:r>
+        <w:t xml:space="preserve">        x="fraud_transactions",</w:t>
+      </w:r>
+    </w:p>
+    <w:p>
+      <w:r>
+        <w:t xml:space="preserve">        y="state",</w:t>
+      </w:r>
+    </w:p>
+    <w:p>
+      <w:r>
+        <w:t xml:space="preserve">        orientation="h"</w:t>
+      </w:r>
+    </w:p>
+    <w:p>
+      <w:r>
+        <w:t xml:space="preserve">    )</w:t>
+      </w:r>
+    </w:p>
+    <w:p>
+      <w:r>
+        <w:t>The horizontal orientation makes state labels easier to read and supports comparisons across the ten selected states.</w:t>
+      </w:r>
+    </w:p>
+    <w:p>
+      <w:r>
+        <w:t>The chart layout is configured as follows:</w:t>
+      </w:r>
+    </w:p>
+    <w:p>
+      <w:r>
+        <w:t>fig.update_layout(</w:t>
+      </w:r>
+    </w:p>
+    <w:p>
+      <w:r>
+        <w:t xml:space="preserve">    yaxis={"categoryorder": "total ascending"},</w:t>
+      </w:r>
+    </w:p>
+    <w:p>
+      <w:r>
+        <w:t xml:space="preserve">    xaxis_title="Fraud Transactions",</w:t>
+      </w:r>
+    </w:p>
+    <w:p>
+      <w:r>
+        <w:t xml:space="preserve">    yaxis_title="State"</w:t>
+      </w:r>
+    </w:p>
+    <w:p>
+      <w:r>
+        <w:t>)</w:t>
+      </w:r>
+    </w:p>
+    <w:p>
+      <w:r>
+        <w:t>The chart is displayed using:</w:t>
+      </w:r>
+    </w:p>
+    <w:p>
+      <w:r>
+        <w:t>st.plotly_chart(</w:t>
+      </w:r>
+    </w:p>
+    <w:p>
+      <w:r>
+        <w:t xml:space="preserve">    fig,</w:t>
+      </w:r>
+    </w:p>
+    <w:p>
+      <w:r>
+        <w:t xml:space="preserve">    use_container_width=True</w:t>
+      </w:r>
+    </w:p>
+    <w:p>
+      <w:r>
+        <w:t>)</w:t>
+      </w:r>
+    </w:p>
+    <w:p>
+      <w:pPr>
+        <w:rPr>
+          <w:b/>
+          <w:bCs/>
+        </w:rPr>
+      </w:pPr>
+      <w:r>
+        <w:rPr>
+          <w:b/>
+          <w:bCs/>
+        </w:rPr>
+        <w:t>Analytical value</w:t>
+      </w:r>
+    </w:p>
+    <w:p>
+      <w:r>
+        <w:t>The visualization highlights geographic areas with comparatively high counts of fraudulent transactions.</w:t>
+      </w:r>
+    </w:p>
+    <w:p>
+      <w:r>
+        <w:t>It supports geographic investigation and helps identify locations that may require further examination.</w:t>
+      </w:r>
+    </w:p>
+    <w:p>
+      <w:r>
+        <w:t>The ranking is based on fraud transaction counts, not fraud rates relative to each state's total transaction volume.</w:t>
       </w:r>
     </w:p>
     <w:p>
@@ -1400,901 +2504,702 @@
           <w:bCs/>
         </w:rPr>
         <w:lastRenderedPageBreak/>
-        <w:t>Fraud Transactions by Category</w:t>
-      </w:r>
-    </w:p>
-    <w:p>
-      <w:r>
-        <w:t>The chart displays the number of fraudulent transactions across transaction categories.</w:t>
-      </w:r>
-    </w:p>
-    <w:p>
-      <w:r>
-        <w:t>The current categories include:</w:t>
-      </w:r>
-    </w:p>
-    <w:p>
-      <w:pPr>
-        <w:numPr>
-          <w:ilvl w:val="0"/>
-          <w:numId w:val="16"/>
-        </w:numPr>
-      </w:pPr>
-      <w:r>
-        <w:t>entertainment</w:t>
-      </w:r>
-    </w:p>
-    <w:p>
-      <w:pPr>
-        <w:numPr>
-          <w:ilvl w:val="0"/>
-          <w:numId w:val="16"/>
-        </w:numPr>
-      </w:pPr>
-      <w:proofErr w:type="spellStart"/>
-      <w:r>
-        <w:t>food_dining</w:t>
-      </w:r>
-      <w:proofErr w:type="spellEnd"/>
-    </w:p>
-    <w:p>
-      <w:pPr>
-        <w:numPr>
-          <w:ilvl w:val="0"/>
-          <w:numId w:val="16"/>
-        </w:numPr>
-      </w:pPr>
-      <w:proofErr w:type="spellStart"/>
-      <w:r>
-        <w:t>gas_transport</w:t>
-      </w:r>
-      <w:proofErr w:type="spellEnd"/>
-    </w:p>
-    <w:p>
-      <w:pPr>
-        <w:numPr>
-          <w:ilvl w:val="0"/>
-          <w:numId w:val="16"/>
-        </w:numPr>
-      </w:pPr>
-      <w:proofErr w:type="spellStart"/>
-      <w:r>
-        <w:t>grocery_net</w:t>
-      </w:r>
-      <w:proofErr w:type="spellEnd"/>
-    </w:p>
-    <w:p>
-      <w:pPr>
-        <w:numPr>
-          <w:ilvl w:val="0"/>
-          <w:numId w:val="16"/>
-        </w:numPr>
-      </w:pPr>
-      <w:proofErr w:type="spellStart"/>
-      <w:r>
-        <w:t>grocery_pos</w:t>
-      </w:r>
-      <w:proofErr w:type="spellEnd"/>
-    </w:p>
-    <w:p>
-      <w:pPr>
-        <w:numPr>
-          <w:ilvl w:val="0"/>
-          <w:numId w:val="16"/>
-        </w:numPr>
-      </w:pPr>
-      <w:proofErr w:type="spellStart"/>
-      <w:r>
-        <w:t>health_fitness</w:t>
-      </w:r>
-      <w:proofErr w:type="spellEnd"/>
-    </w:p>
-    <w:p>
-      <w:pPr>
-        <w:numPr>
-          <w:ilvl w:val="0"/>
-          <w:numId w:val="16"/>
-        </w:numPr>
-      </w:pPr>
-      <w:r>
-        <w:t>home</w:t>
-      </w:r>
-    </w:p>
-    <w:p>
-      <w:pPr>
-        <w:numPr>
-          <w:ilvl w:val="0"/>
-          <w:numId w:val="16"/>
-        </w:numPr>
-      </w:pPr>
-      <w:proofErr w:type="spellStart"/>
-      <w:r>
-        <w:t>kids_pets</w:t>
-      </w:r>
-      <w:proofErr w:type="spellEnd"/>
-    </w:p>
-    <w:p>
-      <w:pPr>
-        <w:numPr>
-          <w:ilvl w:val="0"/>
-          <w:numId w:val="16"/>
-        </w:numPr>
-      </w:pPr>
-      <w:proofErr w:type="spellStart"/>
-      <w:r>
-        <w:t>misc_net</w:t>
-      </w:r>
-      <w:proofErr w:type="spellEnd"/>
-    </w:p>
-    <w:p>
-      <w:pPr>
-        <w:numPr>
-          <w:ilvl w:val="0"/>
-          <w:numId w:val="16"/>
-        </w:numPr>
-      </w:pPr>
-      <w:proofErr w:type="spellStart"/>
-      <w:r>
-        <w:t>misc_pos</w:t>
-      </w:r>
-      <w:proofErr w:type="spellEnd"/>
-    </w:p>
-    <w:p>
-      <w:pPr>
-        <w:numPr>
-          <w:ilvl w:val="0"/>
-          <w:numId w:val="16"/>
-        </w:numPr>
-      </w:pPr>
-      <w:proofErr w:type="spellStart"/>
-      <w:r>
-        <w:t>personal_care</w:t>
-      </w:r>
-      <w:proofErr w:type="spellEnd"/>
-    </w:p>
-    <w:p>
-      <w:pPr>
-        <w:numPr>
-          <w:ilvl w:val="0"/>
-          <w:numId w:val="16"/>
-        </w:numPr>
-      </w:pPr>
-      <w:proofErr w:type="spellStart"/>
-      <w:r>
-        <w:t>shopping_net</w:t>
-      </w:r>
-      <w:proofErr w:type="spellEnd"/>
-    </w:p>
-    <w:p>
-      <w:pPr>
-        <w:numPr>
-          <w:ilvl w:val="0"/>
-          <w:numId w:val="16"/>
-        </w:numPr>
-      </w:pPr>
-      <w:proofErr w:type="spellStart"/>
-      <w:r>
-        <w:t>shopping_pos</w:t>
-      </w:r>
-      <w:proofErr w:type="spellEnd"/>
-    </w:p>
-    <w:p>
-      <w:pPr>
-        <w:numPr>
-          <w:ilvl w:val="0"/>
-          <w:numId w:val="16"/>
-        </w:numPr>
-      </w:pPr>
-      <w:r>
-        <w:t>travel</w:t>
-      </w:r>
-    </w:p>
-    <w:p>
-      <w:r>
-        <w:t>The visualization is currently implemented as a bar chart.</w:t>
-      </w:r>
-    </w:p>
-    <w:p>
-      <w:r>
-        <w:t>It provides a quick view of which transaction categories contain larger numbers of fraudulent transactions.</w:t>
-      </w:r>
-    </w:p>
-    <w:p>
-      <w:r>
-        <w:pict w14:anchorId="6C83E511">
-          <v:rect id="_x0000_i1421" style="width:0;height:1.5pt" o:hralign="center" o:hrstd="t" o:hr="t" fillcolor="#a0a0a0" stroked="f"/>
-        </w:pict>
-      </w:r>
-    </w:p>
-    <w:p>
-      <w:pPr>
-        <w:rPr>
-          <w:b/>
-          <w:bCs/>
-        </w:rPr>
-      </w:pPr>
-      <w:r>
-        <w:rPr>
-          <w:b/>
-          <w:bCs/>
-        </w:rPr>
-        <w:t>12. Current Application Status</w:t>
-      </w:r>
-    </w:p>
-    <w:p>
-      <w:r>
-        <w:t>At the end of Day 1, the following components are functional:</w:t>
-      </w:r>
-    </w:p>
-    <w:p>
-      <w:pPr>
-        <w:rPr>
-          <w:b/>
-          <w:bCs/>
-        </w:rPr>
-      </w:pPr>
-      <w:r>
-        <w:rPr>
-          <w:b/>
-          <w:bCs/>
-        </w:rPr>
-        <w:t>Completed</w:t>
-      </w:r>
-    </w:p>
-    <w:p>
-      <w:pPr>
-        <w:numPr>
-          <w:ilvl w:val="0"/>
-          <w:numId w:val="17"/>
-        </w:numPr>
-      </w:pPr>
-      <w:proofErr w:type="spellStart"/>
-      <w:r>
-        <w:t>Streamlit</w:t>
-      </w:r>
-      <w:proofErr w:type="spellEnd"/>
-      <w:r>
-        <w:t xml:space="preserve"> environment setup</w:t>
-      </w:r>
-    </w:p>
-    <w:p>
-      <w:pPr>
-        <w:numPr>
-          <w:ilvl w:val="0"/>
-          <w:numId w:val="17"/>
-        </w:numPr>
-      </w:pPr>
-      <w:proofErr w:type="spellStart"/>
-      <w:r>
-        <w:t>Streamlit</w:t>
-      </w:r>
-      <w:proofErr w:type="spellEnd"/>
-      <w:r>
-        <w:t xml:space="preserve"> installation verification</w:t>
-      </w:r>
-    </w:p>
-    <w:p>
-      <w:pPr>
-        <w:numPr>
-          <w:ilvl w:val="0"/>
-          <w:numId w:val="17"/>
-        </w:numPr>
-      </w:pPr>
-      <w:r>
-        <w:t>Project app folder creation</w:t>
-      </w:r>
-    </w:p>
-    <w:p>
-      <w:pPr>
-        <w:numPr>
-          <w:ilvl w:val="0"/>
-          <w:numId w:val="17"/>
-        </w:numPr>
-      </w:pPr>
-      <w:r>
-        <w:t>app.py creation</w:t>
-      </w:r>
-    </w:p>
-    <w:p>
-      <w:pPr>
-        <w:numPr>
-          <w:ilvl w:val="0"/>
-          <w:numId w:val="17"/>
-        </w:numPr>
-      </w:pPr>
+        <w:t>7.3</w:t>
+      </w:r>
+      <w:r>
+        <w:rPr>
+          <w:b/>
+          <w:bCs/>
+        </w:rPr>
+        <w:t>.4 Monthly Fraud Trend</w:t>
+      </w:r>
+    </w:p>
+    <w:p>
+      <w:r>
+        <w:rPr>
+          <w:b/>
+          <w:bCs/>
+        </w:rPr>
+        <w:t>Chart type:</w:t>
+      </w:r>
+      <w:r>
+        <w:t xml:space="preserve"> Line chart with markers</w:t>
+      </w:r>
+    </w:p>
+    <w:p>
+      <w:r>
+        <w:rPr>
+          <w:b/>
+          <w:bCs/>
+        </w:rPr>
+        <w:t>SQL view:</w:t>
+      </w:r>
+      <w:r>
+        <w:t xml:space="preserve"> vw_monthly_fraud_analysis</w:t>
+      </w:r>
+    </w:p>
+    <w:p>
+      <w:pPr>
+        <w:rPr>
+          <w:b/>
+          <w:bCs/>
+        </w:rPr>
+      </w:pPr>
+      <w:r>
+        <w:rPr>
+          <w:b/>
+          <w:bCs/>
+        </w:rPr>
+        <w:t>Purpose</w:t>
+      </w:r>
+    </w:p>
+    <w:p>
+      <w:r>
+        <w:t>This visualization displays the number of fraudulent transactions recorded in each month.</w:t>
+      </w:r>
+    </w:p>
+    <w:p>
+      <w:r>
+        <w:t>It helps identify monthly fluctuations and periods with comparatively high or low fraud counts.</w:t>
+      </w:r>
+    </w:p>
+    <w:p>
+      <w:pPr>
+        <w:rPr>
+          <w:b/>
+          <w:bCs/>
+        </w:rPr>
+      </w:pPr>
+      <w:r>
+        <w:rPr>
+          <w:b/>
+          <w:bCs/>
+        </w:rPr>
+        <w:t>SQL query</w:t>
+      </w:r>
+    </w:p>
+    <w:p>
+      <w:r>
+        <w:t>SELECT *</w:t>
+      </w:r>
+    </w:p>
+    <w:p>
+      <w:r>
+        <w:t>FROM vw_monthly_fraud_analysis;</w:t>
+      </w:r>
+    </w:p>
+    <w:p>
+      <w:r>
+        <w:t>The query retrieves the monthly fraud results from the existing SQL view.</w:t>
+      </w:r>
+    </w:p>
+    <w:p>
+      <w:pPr>
+        <w:rPr>
+          <w:b/>
+          <w:bCs/>
+        </w:rPr>
+      </w:pPr>
+      <w:r>
+        <w:rPr>
+          <w:b/>
+          <w:bCs/>
+        </w:rPr>
+        <w:t>Month ordering</w:t>
+      </w:r>
+    </w:p>
+    <w:p>
+      <w:r>
+        <w:t>The month names are explicitly ordered from January to December to prevent alphabetical sorting.</w:t>
+      </w:r>
+    </w:p>
+    <w:p>
+      <w:r>
+        <w:t>month_order = [</w:t>
+      </w:r>
+    </w:p>
+    <w:p>
+      <w:r>
+        <w:t xml:space="preserve">    "January", "February", "March",</w:t>
+      </w:r>
+    </w:p>
+    <w:p>
+      <w:r>
+        <w:t xml:space="preserve">    "April", "May", "June",</w:t>
+      </w:r>
+    </w:p>
+    <w:p>
+      <w:r>
+        <w:t xml:space="preserve">    "July", "August", "September",</w:t>
+      </w:r>
+    </w:p>
+    <w:p>
+      <w:r>
+        <w:t xml:space="preserve">    "October", "November", "December"</w:t>
+      </w:r>
+    </w:p>
+    <w:p>
+      <w:r>
+        <w:t>]</w:t>
+      </w:r>
+    </w:p>
+    <w:p>
+      <w:r>
+        <w:t>A dictionary maps each month to its corresponding numerical position.</w:t>
+      </w:r>
+    </w:p>
+    <w:p>
+      <w:r>
+        <w:t>month_numbers = {</w:t>
+      </w:r>
+    </w:p>
+    <w:p>
+      <w:r>
+        <w:t xml:space="preserve">    month: index</w:t>
+      </w:r>
+    </w:p>
+    <w:p>
+      <w:r>
+        <w:t xml:space="preserve">    for index, month in enumerate(month_order)</w:t>
+      </w:r>
+    </w:p>
+    <w:p>
+      <w:r>
+        <w:t>}</w:t>
+      </w:r>
+    </w:p>
+    <w:p>
+      <w:r>
+        <w:t>The application creates a temporary month_number column and sorts the DataFrame using that column.</w:t>
+      </w:r>
+    </w:p>
+    <w:p>
+      <w:r>
+        <w:t>monthly_data["month_number"] = (</w:t>
+      </w:r>
+    </w:p>
+    <w:p>
+      <w:r>
+        <w:t xml:space="preserve">    monthly_data["transaction_month"].map(month_numbers)</w:t>
+      </w:r>
+    </w:p>
+    <w:p>
       <w:r>
         <w:lastRenderedPageBreak/>
-        <w:t>db.py creation</w:t>
-      </w:r>
-    </w:p>
-    <w:p>
-      <w:pPr>
-        <w:numPr>
-          <w:ilvl w:val="0"/>
-          <w:numId w:val="17"/>
-        </w:numPr>
-      </w:pPr>
-      <w:r>
-        <w:t>MySQL connection</w:t>
-      </w:r>
-    </w:p>
-    <w:p>
-      <w:pPr>
-        <w:numPr>
-          <w:ilvl w:val="0"/>
-          <w:numId w:val="17"/>
-        </w:numPr>
-      </w:pPr>
-      <w:r>
-        <w:t>SQL query execution from Python</w:t>
-      </w:r>
-    </w:p>
-    <w:p>
-      <w:pPr>
-        <w:numPr>
-          <w:ilvl w:val="0"/>
-          <w:numId w:val="17"/>
-        </w:numPr>
-      </w:pPr>
-      <w:r>
-        <w:t>SQL view integration</w:t>
-      </w:r>
-    </w:p>
-    <w:p>
-      <w:pPr>
-        <w:numPr>
-          <w:ilvl w:val="0"/>
-          <w:numId w:val="17"/>
-        </w:numPr>
-      </w:pPr>
-      <w:proofErr w:type="spellStart"/>
-      <w:r>
-        <w:t>Streamlit</w:t>
-      </w:r>
-      <w:proofErr w:type="spellEnd"/>
-      <w:r>
-        <w:t xml:space="preserve"> application launch</w:t>
-      </w:r>
-    </w:p>
-    <w:p>
-      <w:pPr>
-        <w:numPr>
-          <w:ilvl w:val="0"/>
-          <w:numId w:val="17"/>
-        </w:numPr>
-      </w:pPr>
-      <w:r>
-        <w:t>Sidebar navigation</w:t>
-      </w:r>
-    </w:p>
-    <w:p>
-      <w:pPr>
-        <w:numPr>
-          <w:ilvl w:val="0"/>
-          <w:numId w:val="17"/>
-        </w:numPr>
-      </w:pPr>
-      <w:r>
-        <w:t>Five-page application structure</w:t>
-      </w:r>
-    </w:p>
-    <w:p>
-      <w:pPr>
-        <w:numPr>
-          <w:ilvl w:val="0"/>
-          <w:numId w:val="17"/>
-        </w:numPr>
-      </w:pPr>
-      <w:r>
-        <w:t>Executive Overview page</w:t>
-      </w:r>
-    </w:p>
-    <w:p>
-      <w:pPr>
-        <w:numPr>
-          <w:ilvl w:val="0"/>
-          <w:numId w:val="17"/>
-        </w:numPr>
-      </w:pPr>
-      <w:r>
-        <w:t>Five live KPI metrics</w:t>
-      </w:r>
-    </w:p>
-    <w:p>
-      <w:pPr>
-        <w:numPr>
-          <w:ilvl w:val="0"/>
-          <w:numId w:val="17"/>
-        </w:numPr>
-      </w:pPr>
-      <w:r>
-        <w:t>Fraud Transactions by Category visualization</w:t>
-      </w:r>
-    </w:p>
-    <w:p>
-      <w:pPr>
-        <w:rPr>
-          <w:b/>
-          <w:bCs/>
-        </w:rPr>
-      </w:pPr>
-      <w:r>
-        <w:rPr>
-          <w:b/>
-          <w:bCs/>
-        </w:rPr>
-        <w:t>Currently Placeholder</w:t>
-      </w:r>
-    </w:p>
-    <w:p>
-      <w:r>
-        <w:t>The following pages have their navigation and basic structure but still require implementation:</w:t>
-      </w:r>
-    </w:p>
-    <w:p>
-      <w:pPr>
-        <w:numPr>
-          <w:ilvl w:val="0"/>
-          <w:numId w:val="18"/>
-        </w:numPr>
-      </w:pPr>
-      <w:r>
-        <w:t>Fraud Analysis</w:t>
-      </w:r>
-    </w:p>
-    <w:p>
-      <w:pPr>
-        <w:numPr>
-          <w:ilvl w:val="0"/>
-          <w:numId w:val="18"/>
-        </w:numPr>
-      </w:pPr>
-      <w:r>
-        <w:t>Temporal &amp; Risk Analysis</w:t>
-      </w:r>
-    </w:p>
-    <w:p>
-      <w:pPr>
-        <w:numPr>
-          <w:ilvl w:val="0"/>
-          <w:numId w:val="18"/>
-        </w:numPr>
-      </w:pPr>
-      <w:r>
-        <w:t>Fraud Detection</w:t>
-      </w:r>
-    </w:p>
-    <w:p>
-      <w:pPr>
-        <w:numPr>
-          <w:ilvl w:val="0"/>
-          <w:numId w:val="18"/>
-        </w:numPr>
-      </w:pPr>
-      <w:r>
-        <w:t>Risk Scoring &amp; Alerts</w:t>
-      </w:r>
-    </w:p>
-    <w:p>
-      <w:r>
-        <w:pict w14:anchorId="1AF7AFD2">
-          <v:rect id="_x0000_i1422" style="width:0;height:1.5pt" o:hralign="center" o:hrstd="t" o:hr="t" fillcolor="#a0a0a0" stroked="f"/>
-        </w:pict>
-      </w:r>
-    </w:p>
-    <w:p>
-      <w:pPr>
-        <w:rPr>
-          <w:b/>
-          <w:bCs/>
-        </w:rPr>
-      </w:pPr>
-      <w:r>
-        <w:rPr>
-          <w:b/>
-          <w:bCs/>
-        </w:rPr>
-        <w:t>13. Current Application Flow</w:t>
-      </w:r>
-    </w:p>
-    <w:p>
-      <w:r>
-        <w:t xml:space="preserve">The current </w:t>
-      </w:r>
-      <w:proofErr w:type="spellStart"/>
-      <w:r>
-        <w:t>Streamlit</w:t>
-      </w:r>
-      <w:proofErr w:type="spellEnd"/>
-      <w:r>
-        <w:t xml:space="preserve"> flow is:</w:t>
-      </w:r>
-    </w:p>
-    <w:p>
-      <w:r>
-        <w:t xml:space="preserve">User opens </w:t>
-      </w:r>
-      <w:proofErr w:type="spellStart"/>
-      <w:r>
-        <w:t>Streamlit</w:t>
-      </w:r>
-      <w:proofErr w:type="spellEnd"/>
-      <w:r>
-        <w:t xml:space="preserve"> application</w:t>
-      </w:r>
-    </w:p>
-    <w:p>
-      <w:r>
-        <w:t xml:space="preserve">            ↓</w:t>
-      </w:r>
-    </w:p>
-    <w:p>
-      <w:r>
-        <w:t>Fraud Analytics System</w:t>
-      </w:r>
-    </w:p>
-    <w:p>
-      <w:r>
-        <w:t xml:space="preserve">            ↓</w:t>
-      </w:r>
-    </w:p>
-    <w:p>
-      <w:r>
-        <w:t>Sidebar Navigation</w:t>
-      </w:r>
-    </w:p>
-    <w:p>
-      <w:r>
-        <w:t xml:space="preserve">            ↓</w:t>
-      </w:r>
-    </w:p>
-    <w:p>
-      <w:r>
-        <w:t>Executive Overview</w:t>
-      </w:r>
-    </w:p>
-    <w:p>
-      <w:r>
-        <w:t xml:space="preserve">            ↓</w:t>
+        <w:t>)</w:t>
+      </w:r>
+    </w:p>
+    <w:p/>
+    <w:p>
+      <w:r>
+        <w:t>monthly_data = monthly_data.sort_values("month_number")</w:t>
+      </w:r>
+    </w:p>
+    <w:p>
+      <w:r>
+        <w:t>This ensures that the line chart follows calendar order.</w:t>
+      </w:r>
+    </w:p>
+    <w:p>
+      <w:pPr>
+        <w:rPr>
+          <w:b/>
+          <w:bCs/>
+        </w:rPr>
+      </w:pPr>
+      <w:r>
+        <w:rPr>
+          <w:b/>
+          <w:bCs/>
+        </w:rPr>
+        <w:t>Implementation</w:t>
+      </w:r>
+    </w:p>
+    <w:p>
+      <w:r>
+        <w:t>fig = px.line(</w:t>
+      </w:r>
+    </w:p>
+    <w:p>
+      <w:r>
+        <w:t xml:space="preserve">    monthly_data,</w:t>
+      </w:r>
+    </w:p>
+    <w:p>
+      <w:r>
+        <w:t xml:space="preserve">    x="transaction_month",</w:t>
+      </w:r>
+    </w:p>
+    <w:p>
+      <w:r>
+        <w:t xml:space="preserve">    y="fraud_transactions",</w:t>
+      </w:r>
+    </w:p>
+    <w:p>
+      <w:r>
+        <w:t xml:space="preserve">    markers=True,</w:t>
+      </w:r>
+    </w:p>
+    <w:p>
+      <w:r>
+        <w:t xml:space="preserve">    text="fraud_transactions"</w:t>
+      </w:r>
+    </w:p>
+    <w:p>
+      <w:r>
+        <w:t>)</w:t>
+      </w:r>
+    </w:p>
+    <w:p>
+      <w:r>
+        <w:t>The chart includes markers and labels for the monthly transaction counts.</w:t>
+      </w:r>
+    </w:p>
+    <w:p>
+      <w:r>
+        <w:t>fig.update_traces(</w:t>
+      </w:r>
+    </w:p>
+    <w:p>
+      <w:r>
+        <w:t xml:space="preserve">    line=dict(width=3),</w:t>
+      </w:r>
+    </w:p>
+    <w:p>
+      <w:r>
+        <w:t xml:space="preserve">    marker=dict(size=7),</w:t>
+      </w:r>
+    </w:p>
+    <w:p>
+      <w:r>
+        <w:t xml:space="preserve">    textposition="top center",</w:t>
+      </w:r>
+    </w:p>
+    <w:p>
+      <w:r>
+        <w:t xml:space="preserve">    hovertemplate=(</w:t>
+      </w:r>
+    </w:p>
+    <w:p>
+      <w:r>
+        <w:t xml:space="preserve">        "Month: %{x}&lt;br&gt;"</w:t>
+      </w:r>
+    </w:p>
+    <w:p>
+      <w:r>
+        <w:t xml:space="preserve">        "Fraud Transactions: %{y}"</w:t>
+      </w:r>
+    </w:p>
+    <w:p>
+      <w:r>
+        <w:t xml:space="preserve">        "&lt;extra&gt;&lt;/extra&gt;"</w:t>
+      </w:r>
+    </w:p>
+    <w:p>
+      <w:r>
+        <w:t xml:space="preserve">    )</w:t>
+      </w:r>
+    </w:p>
+    <w:p>
+      <w:r>
+        <w:t>)</w:t>
+      </w:r>
+    </w:p>
+    <w:p>
+      <w:r>
+        <w:t>The chart layout specifies the axis labels, calendar ordering, tick angle, and margins.</w:t>
+      </w:r>
+    </w:p>
+    <w:p>
+      <w:r>
+        <w:t>fig.update_layout(</w:t>
+      </w:r>
+    </w:p>
+    <w:p>
+      <w:r>
+        <w:t xml:space="preserve">    xaxis_title="Month",</w:t>
+      </w:r>
+    </w:p>
+    <w:p>
+      <w:r>
+        <w:t xml:space="preserve">    yaxis_title="Fraud Transactions",</w:t>
+      </w:r>
+    </w:p>
+    <w:p>
+      <w:r>
+        <w:t xml:space="preserve">    xaxis=dict(</w:t>
       </w:r>
     </w:p>
     <w:p>
       <w:r>
         <w:lastRenderedPageBreak/>
-        <w:t>Python application</w:t>
-      </w:r>
-    </w:p>
-    <w:p>
-      <w:r>
-        <w:t xml:space="preserve">            ↓</w:t>
-      </w:r>
-    </w:p>
-    <w:p>
-      <w:r>
-        <w:t>db.py</w:t>
-      </w:r>
-    </w:p>
-    <w:p>
-      <w:r>
-        <w:t xml:space="preserve">            ↓</w:t>
-      </w:r>
-    </w:p>
-    <w:p>
-      <w:r>
-        <w:t>MySQL</w:t>
-      </w:r>
-    </w:p>
-    <w:p>
-      <w:r>
-        <w:t xml:space="preserve">            ↓</w:t>
-      </w:r>
-    </w:p>
-    <w:p>
-      <w:proofErr w:type="spellStart"/>
-      <w:r>
-        <w:t>vw_core_kpis</w:t>
-      </w:r>
-      <w:proofErr w:type="spellEnd"/>
-    </w:p>
-    <w:p>
-      <w:r>
-        <w:t xml:space="preserve">            ↓</w:t>
-      </w:r>
-    </w:p>
-    <w:p>
-      <w:r>
-        <w:t>KPI Data</w:t>
-      </w:r>
-    </w:p>
-    <w:p>
-      <w:r>
-        <w:t xml:space="preserve">            ↓</w:t>
-      </w:r>
-    </w:p>
-    <w:p>
-      <w:proofErr w:type="spellStart"/>
-      <w:r>
-        <w:t>Streamlit</w:t>
-      </w:r>
-      <w:proofErr w:type="spellEnd"/>
-      <w:r>
-        <w:t xml:space="preserve"> Metrics</w:t>
-      </w:r>
-    </w:p>
-    <w:p>
-      <w:r>
-        <w:t>For the category analysis, the flow will similarly be:</w:t>
-      </w:r>
-    </w:p>
-    <w:p>
-      <w:proofErr w:type="spellStart"/>
-      <w:r>
-        <w:t>Streamlit</w:t>
-      </w:r>
-      <w:proofErr w:type="spellEnd"/>
-    </w:p>
-    <w:p>
-      <w:r>
-        <w:t xml:space="preserve">    ↓</w:t>
-      </w:r>
-    </w:p>
-    <w:p>
-      <w:r>
-        <w:t>db.py</w:t>
-      </w:r>
-    </w:p>
-    <w:p>
-      <w:r>
-        <w:t xml:space="preserve">    ↓</w:t>
-      </w:r>
-    </w:p>
-    <w:p>
-      <w:r>
-        <w:t>MySQL</w:t>
-      </w:r>
-    </w:p>
-    <w:p>
-      <w:r>
-        <w:t xml:space="preserve">    ↓</w:t>
-      </w:r>
-    </w:p>
-    <w:p>
-      <w:r>
-        <w:t>SQL View</w:t>
-      </w:r>
-    </w:p>
-    <w:p>
-      <w:r>
-        <w:t xml:space="preserve">    ↓</w:t>
-      </w:r>
-    </w:p>
-    <w:p>
-      <w:r>
-        <w:t xml:space="preserve">Pandas </w:t>
-      </w:r>
-      <w:proofErr w:type="spellStart"/>
-      <w:r>
-        <w:t>DataFrame</w:t>
-      </w:r>
-      <w:proofErr w:type="spellEnd"/>
-    </w:p>
-    <w:p>
-      <w:r>
-        <w:t xml:space="preserve">    ↓</w:t>
-      </w:r>
-    </w:p>
-    <w:p>
-      <w:proofErr w:type="spellStart"/>
-      <w:r>
-        <w:t>Streamlit</w:t>
-      </w:r>
-      <w:proofErr w:type="spellEnd"/>
-      <w:r>
-        <w:t xml:space="preserve"> Chart</w:t>
-      </w:r>
-    </w:p>
-    <w:p>
-      <w:r>
-        <w:pict w14:anchorId="2B20BB78">
-          <v:rect id="_x0000_i1423" style="width:0;height:1.5pt" o:hralign="center" o:hrstd="t" o:hr="t" fillcolor="#a0a0a0" stroked="f"/>
-        </w:pict>
-      </w:r>
-    </w:p>
-    <w:p>
-      <w:pPr>
-        <w:rPr>
-          <w:b/>
-          <w:bCs/>
-        </w:rPr>
-      </w:pPr>
-      <w:r>
-        <w:rPr>
-          <w:b/>
-          <w:bCs/>
-        </w:rPr>
-        <w:t>14. Day 1 Outcome</w:t>
-      </w:r>
-    </w:p>
-    <w:p>
-      <w:r>
-        <w:t xml:space="preserve">The most important milestone achieved today is that the </w:t>
-      </w:r>
-      <w:proofErr w:type="spellStart"/>
-      <w:r>
-        <w:t>Streamlit</w:t>
-      </w:r>
-      <w:proofErr w:type="spellEnd"/>
-      <w:r>
-        <w:t xml:space="preserve"> application is no longer just a static prototype.</w:t>
-      </w:r>
-    </w:p>
-    <w:p>
-      <w:r>
-        <w:t xml:space="preserve">It is now successfully connected to the project's </w:t>
-      </w:r>
-      <w:r>
-        <w:rPr>
-          <w:b/>
-          <w:bCs/>
-        </w:rPr>
-        <w:t>real MySQL analytical layer</w:t>
-      </w:r>
-      <w:r>
-        <w:t xml:space="preserve"> and displaying </w:t>
-      </w:r>
-      <w:r>
-        <w:rPr>
-          <w:b/>
-          <w:bCs/>
-        </w:rPr>
-        <w:t>live project data</w:t>
-      </w:r>
-      <w:r>
-        <w:t>.</w:t>
-      </w:r>
-    </w:p>
-    <w:p>
-      <w:r>
+        <w:t xml:space="preserve">        categoryorder="array",</w:t>
+      </w:r>
+    </w:p>
+    <w:p>
+      <w:r>
+        <w:t xml:space="preserve">        categoryarray=month_order,</w:t>
+      </w:r>
+    </w:p>
+    <w:p>
+      <w:r>
+        <w:t xml:space="preserve">        tickangle=-35</w:t>
+      </w:r>
+    </w:p>
+    <w:p>
+      <w:r>
+        <w:t xml:space="preserve">    ),</w:t>
+      </w:r>
+    </w:p>
+    <w:p>
+      <w:r>
+        <w:t xml:space="preserve">    showlegend=False,</w:t>
+      </w:r>
+    </w:p>
+    <w:p>
+      <w:r>
+        <w:t xml:space="preserve">    margin=dict(t=20, b=50, l=10, r=10)</w:t>
+      </w:r>
+    </w:p>
+    <w:p>
+      <w:r>
+        <w:t>)</w:t>
+      </w:r>
+    </w:p>
+    <w:p>
+      <w:r>
+        <w:t>The chart is rendered using:</w:t>
+      </w:r>
+    </w:p>
+    <w:p>
+      <w:r>
+        <w:t>st.plotly_chart(</w:t>
+      </w:r>
+    </w:p>
+    <w:p>
+      <w:r>
+        <w:t xml:space="preserve">    fig,</w:t>
+      </w:r>
+    </w:p>
+    <w:p>
+      <w:r>
+        <w:t xml:space="preserve">    use_container_width=True</w:t>
+      </w:r>
+    </w:p>
+    <w:p>
+      <w:r>
+        <w:t>)</w:t>
+      </w:r>
+    </w:p>
+    <w:p>
+      <w:pPr>
+        <w:rPr>
+          <w:b/>
+          <w:bCs/>
+        </w:rPr>
+      </w:pPr>
+      <w:r>
+        <w:rPr>
+          <w:b/>
+          <w:bCs/>
+        </w:rPr>
+        <w:t>Analytical value</w:t>
+      </w:r>
+    </w:p>
+    <w:p>
+      <w:r>
+        <w:t>The line chart helps identify fluctuations in monthly fraud counts.</w:t>
+      </w:r>
+    </w:p>
+    <w:p>
+      <w:r>
+        <w:t>The displayed results show notable peaks in March and May and lower counts in April and July.</w:t>
+      </w:r>
+    </w:p>
+    <w:p>
+      <w:r>
+        <w:t>These changes identify periods worth investigating but do not, by themselves, establish the reasons for the fluctuations.</w:t>
+      </w:r>
+    </w:p>
+    <w:p>
+      <w:pPr>
+        <w:rPr>
+          <w:b/>
+          <w:bCs/>
+        </w:rPr>
+      </w:pPr>
+      <w:r>
+        <w:rPr>
+          <w:b/>
+          <w:bCs/>
+        </w:rPr>
+        <w:t xml:space="preserve">7.4 </w:t>
+      </w:r>
+      <w:r>
+        <w:rPr>
+          <w:b/>
+          <w:bCs/>
+        </w:rPr>
+        <w:t>DASHBOARD LAYOUT AND PRESENTATION</w:t>
+      </w:r>
+    </w:p>
+    <w:p>
+      <w:r>
+        <w:t>The Executive Overview uses a wide Streamlit layout and a structured arrangement of metrics and charts.</w:t>
+      </w:r>
+    </w:p>
+    <w:p>
+      <w:pPr>
+        <w:rPr>
+          <w:b/>
+          <w:bCs/>
+        </w:rPr>
+      </w:pPr>
+      <w:r>
+        <w:rPr>
+          <w:b/>
+          <w:bCs/>
+        </w:rPr>
+        <w:t>KPI layout</w:t>
+      </w:r>
+    </w:p>
+    <w:p>
+      <w:r>
+        <w:t>The five KPI metrics are displayed in one horizontal row using five Streamlit columns.</w:t>
+      </w:r>
+    </w:p>
+    <w:p>
+      <w:pPr>
+        <w:rPr>
+          <w:b/>
+          <w:bCs/>
+        </w:rPr>
+      </w:pPr>
+      <w:r>
+        <w:rPr>
+          <w:b/>
+          <w:bCs/>
+        </w:rPr>
+        <w:t>Visualization layout</w:t>
+      </w:r>
+    </w:p>
+    <w:p>
+      <w:r>
+        <w:t>The four charts are arranged into two rows, with two columns per row.</w:t>
+      </w:r>
+    </w:p>
+    <w:tbl>
+      <w:tblPr>
+        <w:tblStyle w:val="TableGrid"/>
+        <w:tblW w:w="0" w:type="auto"/>
+        <w:tblLook w:val="04A0" w:firstRow="1" w:lastRow="0" w:firstColumn="1" w:lastColumn="0" w:noHBand="0" w:noVBand="1"/>
+      </w:tblPr>
+      <w:tblGrid>
+        <w:gridCol w:w="815"/>
+        <w:gridCol w:w="3673"/>
+        <w:gridCol w:w="2734"/>
+      </w:tblGrid>
+      <w:tr>
+        <w:tc>
+          <w:tcPr>
+            <w:tcW w:w="0" w:type="auto"/>
+            <w:hideMark/>
+          </w:tcPr>
+          <w:p>
+            <w:pPr>
+              <w:spacing w:after="160" w:line="278" w:lineRule="auto"/>
+              <w:rPr>
+                <w:b/>
+                <w:bCs/>
+              </w:rPr>
+            </w:pPr>
+            <w:r>
+              <w:rPr>
+                <w:b/>
+                <w:bCs/>
+              </w:rPr>
+              <w:t>Row</w:t>
+            </w:r>
+          </w:p>
+        </w:tc>
+        <w:tc>
+          <w:tcPr>
+            <w:tcW w:w="0" w:type="auto"/>
+            <w:hideMark/>
+          </w:tcPr>
+          <w:p>
+            <w:pPr>
+              <w:spacing w:after="160" w:line="278" w:lineRule="auto"/>
+              <w:rPr>
+                <w:b/>
+                <w:bCs/>
+              </w:rPr>
+            </w:pPr>
+            <w:r>
+              <w:rPr>
+                <w:b/>
+                <w:bCs/>
+              </w:rPr>
+              <w:t>Left column</w:t>
+            </w:r>
+          </w:p>
+        </w:tc>
+        <w:tc>
+          <w:tcPr>
+            <w:tcW w:w="0" w:type="auto"/>
+            <w:hideMark/>
+          </w:tcPr>
+          <w:p>
+            <w:pPr>
+              <w:spacing w:after="160" w:line="278" w:lineRule="auto"/>
+              <w:rPr>
+                <w:b/>
+                <w:bCs/>
+              </w:rPr>
+            </w:pPr>
+            <w:r>
+              <w:rPr>
+                <w:b/>
+                <w:bCs/>
+              </w:rPr>
+              <w:t>Right column</w:t>
+            </w:r>
+          </w:p>
+        </w:tc>
+      </w:tr>
+      <w:tr>
+        <w:tc>
+          <w:tcPr>
+            <w:tcW w:w="0" w:type="auto"/>
+            <w:hideMark/>
+          </w:tcPr>
+          <w:p>
+            <w:pPr>
+              <w:spacing w:after="160" w:line="278" w:lineRule="auto"/>
+            </w:pPr>
+            <w:r>
+              <w:t>Row 1</w:t>
+            </w:r>
+          </w:p>
+        </w:tc>
+        <w:tc>
+          <w:tcPr>
+            <w:tcW w:w="0" w:type="auto"/>
+            <w:hideMark/>
+          </w:tcPr>
+          <w:p>
+            <w:pPr>
+              <w:spacing w:after="160" w:line="278" w:lineRule="auto"/>
+            </w:pPr>
+            <w:r>
+              <w:t>Fraud Transactions by Category</w:t>
+            </w:r>
+          </w:p>
+        </w:tc>
+        <w:tc>
+          <w:tcPr>
+            <w:tcW w:w="0" w:type="auto"/>
+            <w:hideMark/>
+          </w:tcPr>
+          <w:p>
+            <w:pPr>
+              <w:spacing w:after="160" w:line="278" w:lineRule="auto"/>
+            </w:pPr>
+            <w:r>
+              <w:t>Risk Category Distribution</w:t>
+            </w:r>
+          </w:p>
+        </w:tc>
+      </w:tr>
+      <w:tr>
+        <w:tc>
+          <w:tcPr>
+            <w:tcW w:w="0" w:type="auto"/>
+            <w:hideMark/>
+          </w:tcPr>
+          <w:p>
+            <w:pPr>
+              <w:spacing w:after="160" w:line="278" w:lineRule="auto"/>
+            </w:pPr>
+            <w:r>
+              <w:t>Row 2</w:t>
+            </w:r>
+          </w:p>
+        </w:tc>
+        <w:tc>
+          <w:tcPr>
+            <w:tcW w:w="0" w:type="auto"/>
+            <w:hideMark/>
+          </w:tcPr>
+          <w:p>
+            <w:pPr>
+              <w:spacing w:after="160" w:line="278" w:lineRule="auto"/>
+            </w:pPr>
+            <w:r>
+              <w:t>Top 10 States by Fraud Transactions</w:t>
+            </w:r>
+          </w:p>
+        </w:tc>
+        <w:tc>
+          <w:tcPr>
+            <w:tcW w:w="0" w:type="auto"/>
+            <w:hideMark/>
+          </w:tcPr>
+          <w:p>
+            <w:pPr>
+              <w:spacing w:after="160" w:line="278" w:lineRule="auto"/>
+            </w:pPr>
+            <w:r>
+              <w:t>Monthly Fraud Trend</w:t>
+            </w:r>
+          </w:p>
+        </w:tc>
+      </w:tr>
+    </w:tbl>
+    <w:p/>
+    <w:p>
+      <w:pPr>
+        <w:rPr>
+          <w:b/>
+          <w:bCs/>
+        </w:rPr>
+      </w:pPr>
+      <w:r>
+        <w:rPr>
+          <w:b/>
+          <w:bCs/>
+        </w:rPr>
         <w:lastRenderedPageBreak/>
-        <w:t>The first page therefore establishes the foundation for the remaining application modules.</w:t>
-      </w:r>
-    </w:p>
-    <w:p>
-      <w:r>
-        <w:pict w14:anchorId="21C4BC91">
-          <v:rect id="_x0000_i1424" style="width:0;height:1.5pt" o:hralign="center" o:hrstd="t" o:hr="t" fillcolor="#a0a0a0" stroked="f"/>
-        </w:pict>
-      </w:r>
-    </w:p>
-    <w:p>
-      <w:pPr>
-        <w:rPr>
-          <w:b/>
-          <w:bCs/>
-        </w:rPr>
-      </w:pPr>
-      <w:r>
-        <w:rPr>
-          <w:b/>
-          <w:bCs/>
-        </w:rPr>
-        <w:t>15. Next Development Step</w:t>
-      </w:r>
-    </w:p>
-    <w:p>
-      <w:r>
-        <w:t>The next development session will continue from the existing application rather than rebuilding anything.</w:t>
-      </w:r>
-    </w:p>
-    <w:p>
-      <w:r>
-        <w:t>The next focus will be:</w:t>
-      </w:r>
-    </w:p>
-    <w:p>
-      <w:r>
-        <w:rPr>
-          <w:b/>
-          <w:bCs/>
-        </w:rPr>
-        <w:t>Fraud Analysis page</w:t>
-      </w:r>
-    </w:p>
-    <w:p>
-      <w:r>
-        <w:t>This page will progressively incorporate the analytical views already developed for:</w:t>
-      </w:r>
-    </w:p>
-    <w:p>
-      <w:pPr>
-        <w:numPr>
-          <w:ilvl w:val="0"/>
-          <w:numId w:val="19"/>
-        </w:numPr>
-      </w:pPr>
-      <w:r>
-        <w:t>Category analysis</w:t>
-      </w:r>
-    </w:p>
-    <w:p>
-      <w:pPr>
-        <w:numPr>
-          <w:ilvl w:val="0"/>
-          <w:numId w:val="19"/>
-        </w:numPr>
-      </w:pPr>
-      <w:r>
-        <w:t>Geographic analysis</w:t>
-      </w:r>
-    </w:p>
-    <w:p>
-      <w:pPr>
-        <w:numPr>
-          <w:ilvl w:val="0"/>
-          <w:numId w:val="19"/>
-        </w:numPr>
-      </w:pPr>
-      <w:r>
-        <w:t>Demographic analysis</w:t>
-      </w:r>
-    </w:p>
-    <w:p>
-      <w:r>
-        <w:t>The same approach will be followed:</w:t>
-      </w:r>
-    </w:p>
-    <w:p>
-      <w:r>
-        <w:rPr>
-          <w:b/>
-          <w:bCs/>
-        </w:rPr>
-        <w:t>SQL View → Python/</w:t>
-      </w:r>
-      <w:proofErr w:type="spellStart"/>
-      <w:r>
-        <w:rPr>
-          <w:b/>
-          <w:bCs/>
-        </w:rPr>
-        <w:t>DataFrame</w:t>
-      </w:r>
-      <w:proofErr w:type="spellEnd"/>
-      <w:r>
-        <w:rPr>
-          <w:b/>
-          <w:bCs/>
-        </w:rPr>
-        <w:t xml:space="preserve"> → </w:t>
-      </w:r>
-      <w:proofErr w:type="spellStart"/>
-      <w:r>
-        <w:rPr>
-          <w:b/>
-          <w:bCs/>
-        </w:rPr>
-        <w:t>Streamlit</w:t>
-      </w:r>
-      <w:proofErr w:type="spellEnd"/>
-      <w:r>
-        <w:rPr>
-          <w:b/>
-          <w:bCs/>
-        </w:rPr>
-        <w:t xml:space="preserve"> Visualization</w:t>
-      </w:r>
-    </w:p>
-    <w:p>
-      <w:r>
-        <w:t xml:space="preserve">The application will be developed incrementally in short sessions to keep the </w:t>
-      </w:r>
-      <w:proofErr w:type="spellStart"/>
-      <w:r>
-        <w:t>Streamlit</w:t>
-      </w:r>
-      <w:proofErr w:type="spellEnd"/>
-      <w:r>
-        <w:t xml:space="preserve"> development compatible with the ongoing GATE DA 2027 preparation schedule.</w:t>
+        <w:t xml:space="preserve">7.5 </w:t>
+      </w:r>
+      <w:r>
+        <w:rPr>
+          <w:b/>
+          <w:bCs/>
+        </w:rPr>
+        <w:t>CONCLUSION</w:t>
+      </w:r>
+    </w:p>
+    <w:p>
+      <w:r>
+        <w:t>The first functional dashboard of the Fraud Analytics System has been implemented using Streamlit, MySQL, Pandas, and Plotly Express.</w:t>
+      </w:r>
+    </w:p>
+    <w:p>
+      <w:r>
+        <w:t>The Executive Overview integrates the existing SQL analytical layer into an interactive interface containing five KPI metrics and four visualizations.</w:t>
+      </w:r>
+      <w:r>
+        <w:t xml:space="preserve"> </w:t>
+      </w:r>
+      <w:r>
+        <w:t>The dashboard presents transaction volume, fraud occurrence, monetary exposure, risk distribution, category-level fraud counts, geographic rankings, and monthly fraud trends in a consistent two-column layout.</w:t>
+      </w:r>
+      <w:r>
+        <w:t xml:space="preserve"> </w:t>
+      </w:r>
+      <w:r>
+        <w:t>The application also establishes the navigation and architectural foundation for the remaining analytical sections.</w:t>
       </w:r>
     </w:p>
     <w:p/>
@@ -3765,6 +4670,304 @@
     </w:lvl>
   </w:abstractNum>
   <w:abstractNum w:abstractNumId="10" w15:restartNumberingAfterBreak="0">
+    <w:nsid w:val="3F712625"/>
+    <w:multiLevelType w:val="multilevel"/>
+    <w:tmpl w:val="44A4D166"/>
+    <w:lvl w:ilvl="0">
+      <w:start w:val="1"/>
+      <w:numFmt w:val="bullet"/>
+      <w:lvlText w:val=""/>
+      <w:lvlJc w:val="left"/>
+      <w:pPr>
+        <w:tabs>
+          <w:tab w:val="num" w:pos="720"/>
+        </w:tabs>
+        <w:ind w:left="720" w:hanging="360"/>
+      </w:pPr>
+      <w:rPr>
+        <w:rFonts w:ascii="Symbol" w:hAnsi="Symbol" w:hint="default"/>
+        <w:sz w:val="20"/>
+      </w:rPr>
+    </w:lvl>
+    <w:lvl w:ilvl="1" w:tentative="1">
+      <w:start w:val="1"/>
+      <w:numFmt w:val="bullet"/>
+      <w:lvlText w:val="o"/>
+      <w:lvlJc w:val="left"/>
+      <w:pPr>
+        <w:tabs>
+          <w:tab w:val="num" w:pos="1440"/>
+        </w:tabs>
+        <w:ind w:left="1440" w:hanging="360"/>
+      </w:pPr>
+      <w:rPr>
+        <w:rFonts w:ascii="Courier New" w:hAnsi="Courier New" w:hint="default"/>
+        <w:sz w:val="20"/>
+      </w:rPr>
+    </w:lvl>
+    <w:lvl w:ilvl="2" w:tentative="1">
+      <w:start w:val="1"/>
+      <w:numFmt w:val="bullet"/>
+      <w:lvlText w:val=""/>
+      <w:lvlJc w:val="left"/>
+      <w:pPr>
+        <w:tabs>
+          <w:tab w:val="num" w:pos="2160"/>
+        </w:tabs>
+        <w:ind w:left="2160" w:hanging="360"/>
+      </w:pPr>
+      <w:rPr>
+        <w:rFonts w:ascii="Wingdings" w:hAnsi="Wingdings" w:hint="default"/>
+        <w:sz w:val="20"/>
+      </w:rPr>
+    </w:lvl>
+    <w:lvl w:ilvl="3" w:tentative="1">
+      <w:start w:val="1"/>
+      <w:numFmt w:val="bullet"/>
+      <w:lvlText w:val=""/>
+      <w:lvlJc w:val="left"/>
+      <w:pPr>
+        <w:tabs>
+          <w:tab w:val="num" w:pos="2880"/>
+        </w:tabs>
+        <w:ind w:left="2880" w:hanging="360"/>
+      </w:pPr>
+      <w:rPr>
+        <w:rFonts w:ascii="Wingdings" w:hAnsi="Wingdings" w:hint="default"/>
+        <w:sz w:val="20"/>
+      </w:rPr>
+    </w:lvl>
+    <w:lvl w:ilvl="4" w:tentative="1">
+      <w:start w:val="1"/>
+      <w:numFmt w:val="bullet"/>
+      <w:lvlText w:val=""/>
+      <w:lvlJc w:val="left"/>
+      <w:pPr>
+        <w:tabs>
+          <w:tab w:val="num" w:pos="3600"/>
+        </w:tabs>
+        <w:ind w:left="3600" w:hanging="360"/>
+      </w:pPr>
+      <w:rPr>
+        <w:rFonts w:ascii="Wingdings" w:hAnsi="Wingdings" w:hint="default"/>
+        <w:sz w:val="20"/>
+      </w:rPr>
+    </w:lvl>
+    <w:lvl w:ilvl="5" w:tentative="1">
+      <w:start w:val="1"/>
+      <w:numFmt w:val="bullet"/>
+      <w:lvlText w:val=""/>
+      <w:lvlJc w:val="left"/>
+      <w:pPr>
+        <w:tabs>
+          <w:tab w:val="num" w:pos="4320"/>
+        </w:tabs>
+        <w:ind w:left="4320" w:hanging="360"/>
+      </w:pPr>
+      <w:rPr>
+        <w:rFonts w:ascii="Wingdings" w:hAnsi="Wingdings" w:hint="default"/>
+        <w:sz w:val="20"/>
+      </w:rPr>
+    </w:lvl>
+    <w:lvl w:ilvl="6" w:tentative="1">
+      <w:start w:val="1"/>
+      <w:numFmt w:val="bullet"/>
+      <w:lvlText w:val=""/>
+      <w:lvlJc w:val="left"/>
+      <w:pPr>
+        <w:tabs>
+          <w:tab w:val="num" w:pos="5040"/>
+        </w:tabs>
+        <w:ind w:left="5040" w:hanging="360"/>
+      </w:pPr>
+      <w:rPr>
+        <w:rFonts w:ascii="Wingdings" w:hAnsi="Wingdings" w:hint="default"/>
+        <w:sz w:val="20"/>
+      </w:rPr>
+    </w:lvl>
+    <w:lvl w:ilvl="7" w:tentative="1">
+      <w:start w:val="1"/>
+      <w:numFmt w:val="bullet"/>
+      <w:lvlText w:val=""/>
+      <w:lvlJc w:val="left"/>
+      <w:pPr>
+        <w:tabs>
+          <w:tab w:val="num" w:pos="5760"/>
+        </w:tabs>
+        <w:ind w:left="5760" w:hanging="360"/>
+      </w:pPr>
+      <w:rPr>
+        <w:rFonts w:ascii="Wingdings" w:hAnsi="Wingdings" w:hint="default"/>
+        <w:sz w:val="20"/>
+      </w:rPr>
+    </w:lvl>
+    <w:lvl w:ilvl="8" w:tentative="1">
+      <w:start w:val="1"/>
+      <w:numFmt w:val="bullet"/>
+      <w:lvlText w:val=""/>
+      <w:lvlJc w:val="left"/>
+      <w:pPr>
+        <w:tabs>
+          <w:tab w:val="num" w:pos="6480"/>
+        </w:tabs>
+        <w:ind w:left="6480" w:hanging="360"/>
+      </w:pPr>
+      <w:rPr>
+        <w:rFonts w:ascii="Wingdings" w:hAnsi="Wingdings" w:hint="default"/>
+        <w:sz w:val="20"/>
+      </w:rPr>
+    </w:lvl>
+  </w:abstractNum>
+  <w:abstractNum w:abstractNumId="11" w15:restartNumberingAfterBreak="0">
+    <w:nsid w:val="41A469AC"/>
+    <w:multiLevelType w:val="multilevel"/>
+    <w:tmpl w:val="4DD69922"/>
+    <w:lvl w:ilvl="0">
+      <w:start w:val="1"/>
+      <w:numFmt w:val="bullet"/>
+      <w:lvlText w:val=""/>
+      <w:lvlJc w:val="left"/>
+      <w:pPr>
+        <w:tabs>
+          <w:tab w:val="num" w:pos="720"/>
+        </w:tabs>
+        <w:ind w:left="720" w:hanging="360"/>
+      </w:pPr>
+      <w:rPr>
+        <w:rFonts w:ascii="Symbol" w:hAnsi="Symbol" w:hint="default"/>
+        <w:sz w:val="20"/>
+      </w:rPr>
+    </w:lvl>
+    <w:lvl w:ilvl="1" w:tentative="1">
+      <w:start w:val="1"/>
+      <w:numFmt w:val="bullet"/>
+      <w:lvlText w:val="o"/>
+      <w:lvlJc w:val="left"/>
+      <w:pPr>
+        <w:tabs>
+          <w:tab w:val="num" w:pos="1440"/>
+        </w:tabs>
+        <w:ind w:left="1440" w:hanging="360"/>
+      </w:pPr>
+      <w:rPr>
+        <w:rFonts w:ascii="Courier New" w:hAnsi="Courier New" w:hint="default"/>
+        <w:sz w:val="20"/>
+      </w:rPr>
+    </w:lvl>
+    <w:lvl w:ilvl="2" w:tentative="1">
+      <w:start w:val="1"/>
+      <w:numFmt w:val="bullet"/>
+      <w:lvlText w:val=""/>
+      <w:lvlJc w:val="left"/>
+      <w:pPr>
+        <w:tabs>
+          <w:tab w:val="num" w:pos="2160"/>
+        </w:tabs>
+        <w:ind w:left="2160" w:hanging="360"/>
+      </w:pPr>
+      <w:rPr>
+        <w:rFonts w:ascii="Wingdings" w:hAnsi="Wingdings" w:hint="default"/>
+        <w:sz w:val="20"/>
+      </w:rPr>
+    </w:lvl>
+    <w:lvl w:ilvl="3" w:tentative="1">
+      <w:start w:val="1"/>
+      <w:numFmt w:val="bullet"/>
+      <w:lvlText w:val=""/>
+      <w:lvlJc w:val="left"/>
+      <w:pPr>
+        <w:tabs>
+          <w:tab w:val="num" w:pos="2880"/>
+        </w:tabs>
+        <w:ind w:left="2880" w:hanging="360"/>
+      </w:pPr>
+      <w:rPr>
+        <w:rFonts w:ascii="Wingdings" w:hAnsi="Wingdings" w:hint="default"/>
+        <w:sz w:val="20"/>
+      </w:rPr>
+    </w:lvl>
+    <w:lvl w:ilvl="4" w:tentative="1">
+      <w:start w:val="1"/>
+      <w:numFmt w:val="bullet"/>
+      <w:lvlText w:val=""/>
+      <w:lvlJc w:val="left"/>
+      <w:pPr>
+        <w:tabs>
+          <w:tab w:val="num" w:pos="3600"/>
+        </w:tabs>
+        <w:ind w:left="3600" w:hanging="360"/>
+      </w:pPr>
+      <w:rPr>
+        <w:rFonts w:ascii="Wingdings" w:hAnsi="Wingdings" w:hint="default"/>
+        <w:sz w:val="20"/>
+      </w:rPr>
+    </w:lvl>
+    <w:lvl w:ilvl="5" w:tentative="1">
+      <w:start w:val="1"/>
+      <w:numFmt w:val="bullet"/>
+      <w:lvlText w:val=""/>
+      <w:lvlJc w:val="left"/>
+      <w:pPr>
+        <w:tabs>
+          <w:tab w:val="num" w:pos="4320"/>
+        </w:tabs>
+        <w:ind w:left="4320" w:hanging="360"/>
+      </w:pPr>
+      <w:rPr>
+        <w:rFonts w:ascii="Wingdings" w:hAnsi="Wingdings" w:hint="default"/>
+        <w:sz w:val="20"/>
+      </w:rPr>
+    </w:lvl>
+    <w:lvl w:ilvl="6" w:tentative="1">
+      <w:start w:val="1"/>
+      <w:numFmt w:val="bullet"/>
+      <w:lvlText w:val=""/>
+      <w:lvlJc w:val="left"/>
+      <w:pPr>
+        <w:tabs>
+          <w:tab w:val="num" w:pos="5040"/>
+        </w:tabs>
+        <w:ind w:left="5040" w:hanging="360"/>
+      </w:pPr>
+      <w:rPr>
+        <w:rFonts w:ascii="Wingdings" w:hAnsi="Wingdings" w:hint="default"/>
+        <w:sz w:val="20"/>
+      </w:rPr>
+    </w:lvl>
+    <w:lvl w:ilvl="7" w:tentative="1">
+      <w:start w:val="1"/>
+      <w:numFmt w:val="bullet"/>
+      <w:lvlText w:val=""/>
+      <w:lvlJc w:val="left"/>
+      <w:pPr>
+        <w:tabs>
+          <w:tab w:val="num" w:pos="5760"/>
+        </w:tabs>
+        <w:ind w:left="5760" w:hanging="360"/>
+      </w:pPr>
+      <w:rPr>
+        <w:rFonts w:ascii="Wingdings" w:hAnsi="Wingdings" w:hint="default"/>
+        <w:sz w:val="20"/>
+      </w:rPr>
+    </w:lvl>
+    <w:lvl w:ilvl="8" w:tentative="1">
+      <w:start w:val="1"/>
+      <w:numFmt w:val="bullet"/>
+      <w:lvlText w:val=""/>
+      <w:lvlJc w:val="left"/>
+      <w:pPr>
+        <w:tabs>
+          <w:tab w:val="num" w:pos="6480"/>
+        </w:tabs>
+        <w:ind w:left="6480" w:hanging="360"/>
+      </w:pPr>
+      <w:rPr>
+        <w:rFonts w:ascii="Wingdings" w:hAnsi="Wingdings" w:hint="default"/>
+        <w:sz w:val="20"/>
+      </w:rPr>
+    </w:lvl>
+  </w:abstractNum>
+  <w:abstractNum w:abstractNumId="12" w15:restartNumberingAfterBreak="0">
     <w:nsid w:val="424D4807"/>
     <w:multiLevelType w:val="multilevel"/>
     <w:tmpl w:val="0E401A54"/>
@@ -3913,7 +5116,7 @@
       </w:rPr>
     </w:lvl>
   </w:abstractNum>
-  <w:abstractNum w:abstractNumId="11" w15:restartNumberingAfterBreak="0">
+  <w:abstractNum w:abstractNumId="13" w15:restartNumberingAfterBreak="0">
     <w:nsid w:val="49A46E6C"/>
     <w:multiLevelType w:val="multilevel"/>
     <w:tmpl w:val="D766F684"/>
@@ -4062,7 +5265,7 @@
       </w:rPr>
     </w:lvl>
   </w:abstractNum>
-  <w:abstractNum w:abstractNumId="12" w15:restartNumberingAfterBreak="0">
+  <w:abstractNum w:abstractNumId="14" w15:restartNumberingAfterBreak="0">
     <w:nsid w:val="4BF9652C"/>
     <w:multiLevelType w:val="multilevel"/>
     <w:tmpl w:val="1C847420"/>
@@ -4175,7 +5378,156 @@
       </w:pPr>
     </w:lvl>
   </w:abstractNum>
-  <w:abstractNum w:abstractNumId="13" w15:restartNumberingAfterBreak="0">
+  <w:abstractNum w:abstractNumId="15" w15:restartNumberingAfterBreak="0">
+    <w:nsid w:val="4C04787C"/>
+    <w:multiLevelType w:val="multilevel"/>
+    <w:tmpl w:val="04D0000A"/>
+    <w:lvl w:ilvl="0">
+      <w:start w:val="1"/>
+      <w:numFmt w:val="bullet"/>
+      <w:lvlText w:val=""/>
+      <w:lvlJc w:val="left"/>
+      <w:pPr>
+        <w:tabs>
+          <w:tab w:val="num" w:pos="720"/>
+        </w:tabs>
+        <w:ind w:left="720" w:hanging="360"/>
+      </w:pPr>
+      <w:rPr>
+        <w:rFonts w:ascii="Symbol" w:hAnsi="Symbol" w:hint="default"/>
+        <w:sz w:val="20"/>
+      </w:rPr>
+    </w:lvl>
+    <w:lvl w:ilvl="1" w:tentative="1">
+      <w:start w:val="1"/>
+      <w:numFmt w:val="bullet"/>
+      <w:lvlText w:val="o"/>
+      <w:lvlJc w:val="left"/>
+      <w:pPr>
+        <w:tabs>
+          <w:tab w:val="num" w:pos="1440"/>
+        </w:tabs>
+        <w:ind w:left="1440" w:hanging="360"/>
+      </w:pPr>
+      <w:rPr>
+        <w:rFonts w:ascii="Courier New" w:hAnsi="Courier New" w:hint="default"/>
+        <w:sz w:val="20"/>
+      </w:rPr>
+    </w:lvl>
+    <w:lvl w:ilvl="2" w:tentative="1">
+      <w:start w:val="1"/>
+      <w:numFmt w:val="bullet"/>
+      <w:lvlText w:val=""/>
+      <w:lvlJc w:val="left"/>
+      <w:pPr>
+        <w:tabs>
+          <w:tab w:val="num" w:pos="2160"/>
+        </w:tabs>
+        <w:ind w:left="2160" w:hanging="360"/>
+      </w:pPr>
+      <w:rPr>
+        <w:rFonts w:ascii="Wingdings" w:hAnsi="Wingdings" w:hint="default"/>
+        <w:sz w:val="20"/>
+      </w:rPr>
+    </w:lvl>
+    <w:lvl w:ilvl="3" w:tentative="1">
+      <w:start w:val="1"/>
+      <w:numFmt w:val="bullet"/>
+      <w:lvlText w:val=""/>
+      <w:lvlJc w:val="left"/>
+      <w:pPr>
+        <w:tabs>
+          <w:tab w:val="num" w:pos="2880"/>
+        </w:tabs>
+        <w:ind w:left="2880" w:hanging="360"/>
+      </w:pPr>
+      <w:rPr>
+        <w:rFonts w:ascii="Wingdings" w:hAnsi="Wingdings" w:hint="default"/>
+        <w:sz w:val="20"/>
+      </w:rPr>
+    </w:lvl>
+    <w:lvl w:ilvl="4" w:tentative="1">
+      <w:start w:val="1"/>
+      <w:numFmt w:val="bullet"/>
+      <w:lvlText w:val=""/>
+      <w:lvlJc w:val="left"/>
+      <w:pPr>
+        <w:tabs>
+          <w:tab w:val="num" w:pos="3600"/>
+        </w:tabs>
+        <w:ind w:left="3600" w:hanging="360"/>
+      </w:pPr>
+      <w:rPr>
+        <w:rFonts w:ascii="Wingdings" w:hAnsi="Wingdings" w:hint="default"/>
+        <w:sz w:val="20"/>
+      </w:rPr>
+    </w:lvl>
+    <w:lvl w:ilvl="5" w:tentative="1">
+      <w:start w:val="1"/>
+      <w:numFmt w:val="bullet"/>
+      <w:lvlText w:val=""/>
+      <w:lvlJc w:val="left"/>
+      <w:pPr>
+        <w:tabs>
+          <w:tab w:val="num" w:pos="4320"/>
+        </w:tabs>
+        <w:ind w:left="4320" w:hanging="360"/>
+      </w:pPr>
+      <w:rPr>
+        <w:rFonts w:ascii="Wingdings" w:hAnsi="Wingdings" w:hint="default"/>
+        <w:sz w:val="20"/>
+      </w:rPr>
+    </w:lvl>
+    <w:lvl w:ilvl="6" w:tentative="1">
+      <w:start w:val="1"/>
+      <w:numFmt w:val="bullet"/>
+      <w:lvlText w:val=""/>
+      <w:lvlJc w:val="left"/>
+      <w:pPr>
+        <w:tabs>
+          <w:tab w:val="num" w:pos="5040"/>
+        </w:tabs>
+        <w:ind w:left="5040" w:hanging="360"/>
+      </w:pPr>
+      <w:rPr>
+        <w:rFonts w:ascii="Wingdings" w:hAnsi="Wingdings" w:hint="default"/>
+        <w:sz w:val="20"/>
+      </w:rPr>
+    </w:lvl>
+    <w:lvl w:ilvl="7" w:tentative="1">
+      <w:start w:val="1"/>
+      <w:numFmt w:val="bullet"/>
+      <w:lvlText w:val=""/>
+      <w:lvlJc w:val="left"/>
+      <w:pPr>
+        <w:tabs>
+          <w:tab w:val="num" w:pos="5760"/>
+        </w:tabs>
+        <w:ind w:left="5760" w:hanging="360"/>
+      </w:pPr>
+      <w:rPr>
+        <w:rFonts w:ascii="Wingdings" w:hAnsi="Wingdings" w:hint="default"/>
+        <w:sz w:val="20"/>
+      </w:rPr>
+    </w:lvl>
+    <w:lvl w:ilvl="8" w:tentative="1">
+      <w:start w:val="1"/>
+      <w:numFmt w:val="bullet"/>
+      <w:lvlText w:val=""/>
+      <w:lvlJc w:val="left"/>
+      <w:pPr>
+        <w:tabs>
+          <w:tab w:val="num" w:pos="6480"/>
+        </w:tabs>
+        <w:ind w:left="6480" w:hanging="360"/>
+      </w:pPr>
+      <w:rPr>
+        <w:rFonts w:ascii="Wingdings" w:hAnsi="Wingdings" w:hint="default"/>
+        <w:sz w:val="20"/>
+      </w:rPr>
+    </w:lvl>
+  </w:abstractNum>
+  <w:abstractNum w:abstractNumId="16" w15:restartNumberingAfterBreak="0">
     <w:nsid w:val="5A716B66"/>
     <w:multiLevelType w:val="multilevel"/>
     <w:tmpl w:val="DA3A8264"/>
@@ -4324,7 +5676,7 @@
       </w:rPr>
     </w:lvl>
   </w:abstractNum>
-  <w:abstractNum w:abstractNumId="14" w15:restartNumberingAfterBreak="0">
+  <w:abstractNum w:abstractNumId="17" w15:restartNumberingAfterBreak="0">
     <w:nsid w:val="5E164F1E"/>
     <w:multiLevelType w:val="multilevel"/>
     <w:tmpl w:val="08EA7482"/>
@@ -4437,7 +5789,305 @@
       </w:pPr>
     </w:lvl>
   </w:abstractNum>
-  <w:abstractNum w:abstractNumId="15" w15:restartNumberingAfterBreak="0">
+  <w:abstractNum w:abstractNumId="18" w15:restartNumberingAfterBreak="0">
+    <w:nsid w:val="70D2657B"/>
+    <w:multiLevelType w:val="multilevel"/>
+    <w:tmpl w:val="C28CFBE0"/>
+    <w:lvl w:ilvl="0">
+      <w:start w:val="1"/>
+      <w:numFmt w:val="bullet"/>
+      <w:lvlText w:val=""/>
+      <w:lvlJc w:val="left"/>
+      <w:pPr>
+        <w:tabs>
+          <w:tab w:val="num" w:pos="720"/>
+        </w:tabs>
+        <w:ind w:left="720" w:hanging="360"/>
+      </w:pPr>
+      <w:rPr>
+        <w:rFonts w:ascii="Symbol" w:hAnsi="Symbol" w:hint="default"/>
+        <w:sz w:val="20"/>
+      </w:rPr>
+    </w:lvl>
+    <w:lvl w:ilvl="1" w:tentative="1">
+      <w:start w:val="1"/>
+      <w:numFmt w:val="bullet"/>
+      <w:lvlText w:val="o"/>
+      <w:lvlJc w:val="left"/>
+      <w:pPr>
+        <w:tabs>
+          <w:tab w:val="num" w:pos="1440"/>
+        </w:tabs>
+        <w:ind w:left="1440" w:hanging="360"/>
+      </w:pPr>
+      <w:rPr>
+        <w:rFonts w:ascii="Courier New" w:hAnsi="Courier New" w:hint="default"/>
+        <w:sz w:val="20"/>
+      </w:rPr>
+    </w:lvl>
+    <w:lvl w:ilvl="2" w:tentative="1">
+      <w:start w:val="1"/>
+      <w:numFmt w:val="bullet"/>
+      <w:lvlText w:val=""/>
+      <w:lvlJc w:val="left"/>
+      <w:pPr>
+        <w:tabs>
+          <w:tab w:val="num" w:pos="2160"/>
+        </w:tabs>
+        <w:ind w:left="2160" w:hanging="360"/>
+      </w:pPr>
+      <w:rPr>
+        <w:rFonts w:ascii="Wingdings" w:hAnsi="Wingdings" w:hint="default"/>
+        <w:sz w:val="20"/>
+      </w:rPr>
+    </w:lvl>
+    <w:lvl w:ilvl="3" w:tentative="1">
+      <w:start w:val="1"/>
+      <w:numFmt w:val="bullet"/>
+      <w:lvlText w:val=""/>
+      <w:lvlJc w:val="left"/>
+      <w:pPr>
+        <w:tabs>
+          <w:tab w:val="num" w:pos="2880"/>
+        </w:tabs>
+        <w:ind w:left="2880" w:hanging="360"/>
+      </w:pPr>
+      <w:rPr>
+        <w:rFonts w:ascii="Wingdings" w:hAnsi="Wingdings" w:hint="default"/>
+        <w:sz w:val="20"/>
+      </w:rPr>
+    </w:lvl>
+    <w:lvl w:ilvl="4" w:tentative="1">
+      <w:start w:val="1"/>
+      <w:numFmt w:val="bullet"/>
+      <w:lvlText w:val=""/>
+      <w:lvlJc w:val="left"/>
+      <w:pPr>
+        <w:tabs>
+          <w:tab w:val="num" w:pos="3600"/>
+        </w:tabs>
+        <w:ind w:left="3600" w:hanging="360"/>
+      </w:pPr>
+      <w:rPr>
+        <w:rFonts w:ascii="Wingdings" w:hAnsi="Wingdings" w:hint="default"/>
+        <w:sz w:val="20"/>
+      </w:rPr>
+    </w:lvl>
+    <w:lvl w:ilvl="5" w:tentative="1">
+      <w:start w:val="1"/>
+      <w:numFmt w:val="bullet"/>
+      <w:lvlText w:val=""/>
+      <w:lvlJc w:val="left"/>
+      <w:pPr>
+        <w:tabs>
+          <w:tab w:val="num" w:pos="4320"/>
+        </w:tabs>
+        <w:ind w:left="4320" w:hanging="360"/>
+      </w:pPr>
+      <w:rPr>
+        <w:rFonts w:ascii="Wingdings" w:hAnsi="Wingdings" w:hint="default"/>
+        <w:sz w:val="20"/>
+      </w:rPr>
+    </w:lvl>
+    <w:lvl w:ilvl="6" w:tentative="1">
+      <w:start w:val="1"/>
+      <w:numFmt w:val="bullet"/>
+      <w:lvlText w:val=""/>
+      <w:lvlJc w:val="left"/>
+      <w:pPr>
+        <w:tabs>
+          <w:tab w:val="num" w:pos="5040"/>
+        </w:tabs>
+        <w:ind w:left="5040" w:hanging="360"/>
+      </w:pPr>
+      <w:rPr>
+        <w:rFonts w:ascii="Wingdings" w:hAnsi="Wingdings" w:hint="default"/>
+        <w:sz w:val="20"/>
+      </w:rPr>
+    </w:lvl>
+    <w:lvl w:ilvl="7" w:tentative="1">
+      <w:start w:val="1"/>
+      <w:numFmt w:val="bullet"/>
+      <w:lvlText w:val=""/>
+      <w:lvlJc w:val="left"/>
+      <w:pPr>
+        <w:tabs>
+          <w:tab w:val="num" w:pos="5760"/>
+        </w:tabs>
+        <w:ind w:left="5760" w:hanging="360"/>
+      </w:pPr>
+      <w:rPr>
+        <w:rFonts w:ascii="Wingdings" w:hAnsi="Wingdings" w:hint="default"/>
+        <w:sz w:val="20"/>
+      </w:rPr>
+    </w:lvl>
+    <w:lvl w:ilvl="8" w:tentative="1">
+      <w:start w:val="1"/>
+      <w:numFmt w:val="bullet"/>
+      <w:lvlText w:val=""/>
+      <w:lvlJc w:val="left"/>
+      <w:pPr>
+        <w:tabs>
+          <w:tab w:val="num" w:pos="6480"/>
+        </w:tabs>
+        <w:ind w:left="6480" w:hanging="360"/>
+      </w:pPr>
+      <w:rPr>
+        <w:rFonts w:ascii="Wingdings" w:hAnsi="Wingdings" w:hint="default"/>
+        <w:sz w:val="20"/>
+      </w:rPr>
+    </w:lvl>
+  </w:abstractNum>
+  <w:abstractNum w:abstractNumId="19" w15:restartNumberingAfterBreak="0">
+    <w:nsid w:val="728945F1"/>
+    <w:multiLevelType w:val="multilevel"/>
+    <w:tmpl w:val="06C29F8E"/>
+    <w:lvl w:ilvl="0">
+      <w:start w:val="1"/>
+      <w:numFmt w:val="bullet"/>
+      <w:lvlText w:val=""/>
+      <w:lvlJc w:val="left"/>
+      <w:pPr>
+        <w:tabs>
+          <w:tab w:val="num" w:pos="720"/>
+        </w:tabs>
+        <w:ind w:left="720" w:hanging="360"/>
+      </w:pPr>
+      <w:rPr>
+        <w:rFonts w:ascii="Symbol" w:hAnsi="Symbol" w:hint="default"/>
+        <w:sz w:val="20"/>
+      </w:rPr>
+    </w:lvl>
+    <w:lvl w:ilvl="1" w:tentative="1">
+      <w:start w:val="1"/>
+      <w:numFmt w:val="bullet"/>
+      <w:lvlText w:val="o"/>
+      <w:lvlJc w:val="left"/>
+      <w:pPr>
+        <w:tabs>
+          <w:tab w:val="num" w:pos="1440"/>
+        </w:tabs>
+        <w:ind w:left="1440" w:hanging="360"/>
+      </w:pPr>
+      <w:rPr>
+        <w:rFonts w:ascii="Courier New" w:hAnsi="Courier New" w:hint="default"/>
+        <w:sz w:val="20"/>
+      </w:rPr>
+    </w:lvl>
+    <w:lvl w:ilvl="2" w:tentative="1">
+      <w:start w:val="1"/>
+      <w:numFmt w:val="bullet"/>
+      <w:lvlText w:val=""/>
+      <w:lvlJc w:val="left"/>
+      <w:pPr>
+        <w:tabs>
+          <w:tab w:val="num" w:pos="2160"/>
+        </w:tabs>
+        <w:ind w:left="2160" w:hanging="360"/>
+      </w:pPr>
+      <w:rPr>
+        <w:rFonts w:ascii="Wingdings" w:hAnsi="Wingdings" w:hint="default"/>
+        <w:sz w:val="20"/>
+      </w:rPr>
+    </w:lvl>
+    <w:lvl w:ilvl="3" w:tentative="1">
+      <w:start w:val="1"/>
+      <w:numFmt w:val="bullet"/>
+      <w:lvlText w:val=""/>
+      <w:lvlJc w:val="left"/>
+      <w:pPr>
+        <w:tabs>
+          <w:tab w:val="num" w:pos="2880"/>
+        </w:tabs>
+        <w:ind w:left="2880" w:hanging="360"/>
+      </w:pPr>
+      <w:rPr>
+        <w:rFonts w:ascii="Wingdings" w:hAnsi="Wingdings" w:hint="default"/>
+        <w:sz w:val="20"/>
+      </w:rPr>
+    </w:lvl>
+    <w:lvl w:ilvl="4" w:tentative="1">
+      <w:start w:val="1"/>
+      <w:numFmt w:val="bullet"/>
+      <w:lvlText w:val=""/>
+      <w:lvlJc w:val="left"/>
+      <w:pPr>
+        <w:tabs>
+          <w:tab w:val="num" w:pos="3600"/>
+        </w:tabs>
+        <w:ind w:left="3600" w:hanging="360"/>
+      </w:pPr>
+      <w:rPr>
+        <w:rFonts w:ascii="Wingdings" w:hAnsi="Wingdings" w:hint="default"/>
+        <w:sz w:val="20"/>
+      </w:rPr>
+    </w:lvl>
+    <w:lvl w:ilvl="5" w:tentative="1">
+      <w:start w:val="1"/>
+      <w:numFmt w:val="bullet"/>
+      <w:lvlText w:val=""/>
+      <w:lvlJc w:val="left"/>
+      <w:pPr>
+        <w:tabs>
+          <w:tab w:val="num" w:pos="4320"/>
+        </w:tabs>
+        <w:ind w:left="4320" w:hanging="360"/>
+      </w:pPr>
+      <w:rPr>
+        <w:rFonts w:ascii="Wingdings" w:hAnsi="Wingdings" w:hint="default"/>
+        <w:sz w:val="20"/>
+      </w:rPr>
+    </w:lvl>
+    <w:lvl w:ilvl="6" w:tentative="1">
+      <w:start w:val="1"/>
+      <w:numFmt w:val="bullet"/>
+      <w:lvlText w:val=""/>
+      <w:lvlJc w:val="left"/>
+      <w:pPr>
+        <w:tabs>
+          <w:tab w:val="num" w:pos="5040"/>
+        </w:tabs>
+        <w:ind w:left="5040" w:hanging="360"/>
+      </w:pPr>
+      <w:rPr>
+        <w:rFonts w:ascii="Wingdings" w:hAnsi="Wingdings" w:hint="default"/>
+        <w:sz w:val="20"/>
+      </w:rPr>
+    </w:lvl>
+    <w:lvl w:ilvl="7" w:tentative="1">
+      <w:start w:val="1"/>
+      <w:numFmt w:val="bullet"/>
+      <w:lvlText w:val=""/>
+      <w:lvlJc w:val="left"/>
+      <w:pPr>
+        <w:tabs>
+          <w:tab w:val="num" w:pos="5760"/>
+        </w:tabs>
+        <w:ind w:left="5760" w:hanging="360"/>
+      </w:pPr>
+      <w:rPr>
+        <w:rFonts w:ascii="Wingdings" w:hAnsi="Wingdings" w:hint="default"/>
+        <w:sz w:val="20"/>
+      </w:rPr>
+    </w:lvl>
+    <w:lvl w:ilvl="8" w:tentative="1">
+      <w:start w:val="1"/>
+      <w:numFmt w:val="bullet"/>
+      <w:lvlText w:val=""/>
+      <w:lvlJc w:val="left"/>
+      <w:pPr>
+        <w:tabs>
+          <w:tab w:val="num" w:pos="6480"/>
+        </w:tabs>
+        <w:ind w:left="6480" w:hanging="360"/>
+      </w:pPr>
+      <w:rPr>
+        <w:rFonts w:ascii="Wingdings" w:hAnsi="Wingdings" w:hint="default"/>
+        <w:sz w:val="20"/>
+      </w:rPr>
+    </w:lvl>
+  </w:abstractNum>
+  <w:abstractNum w:abstractNumId="20" w15:restartNumberingAfterBreak="0">
     <w:nsid w:val="7524390D"/>
     <w:multiLevelType w:val="multilevel"/>
     <w:tmpl w:val="F1C821BE"/>
@@ -4586,7 +6236,120 @@
       </w:rPr>
     </w:lvl>
   </w:abstractNum>
-  <w:abstractNum w:abstractNumId="16" w15:restartNumberingAfterBreak="0">
+  <w:abstractNum w:abstractNumId="21" w15:restartNumberingAfterBreak="0">
+    <w:nsid w:val="78EA0941"/>
+    <w:multiLevelType w:val="multilevel"/>
+    <w:tmpl w:val="47D056F4"/>
+    <w:lvl w:ilvl="0">
+      <w:start w:val="1"/>
+      <w:numFmt w:val="decimal"/>
+      <w:lvlText w:val="%1."/>
+      <w:lvlJc w:val="left"/>
+      <w:pPr>
+        <w:tabs>
+          <w:tab w:val="num" w:pos="720"/>
+        </w:tabs>
+        <w:ind w:left="720" w:hanging="360"/>
+      </w:pPr>
+    </w:lvl>
+    <w:lvl w:ilvl="1" w:tentative="1">
+      <w:start w:val="1"/>
+      <w:numFmt w:val="decimal"/>
+      <w:lvlText w:val="%2."/>
+      <w:lvlJc w:val="left"/>
+      <w:pPr>
+        <w:tabs>
+          <w:tab w:val="num" w:pos="1440"/>
+        </w:tabs>
+        <w:ind w:left="1440" w:hanging="360"/>
+      </w:pPr>
+    </w:lvl>
+    <w:lvl w:ilvl="2" w:tentative="1">
+      <w:start w:val="1"/>
+      <w:numFmt w:val="decimal"/>
+      <w:lvlText w:val="%3."/>
+      <w:lvlJc w:val="left"/>
+      <w:pPr>
+        <w:tabs>
+          <w:tab w:val="num" w:pos="2160"/>
+        </w:tabs>
+        <w:ind w:left="2160" w:hanging="360"/>
+      </w:pPr>
+    </w:lvl>
+    <w:lvl w:ilvl="3" w:tentative="1">
+      <w:start w:val="1"/>
+      <w:numFmt w:val="decimal"/>
+      <w:lvlText w:val="%4."/>
+      <w:lvlJc w:val="left"/>
+      <w:pPr>
+        <w:tabs>
+          <w:tab w:val="num" w:pos="2880"/>
+        </w:tabs>
+        <w:ind w:left="2880" w:hanging="360"/>
+      </w:pPr>
+    </w:lvl>
+    <w:lvl w:ilvl="4" w:tentative="1">
+      <w:start w:val="1"/>
+      <w:numFmt w:val="decimal"/>
+      <w:lvlText w:val="%5."/>
+      <w:lvlJc w:val="left"/>
+      <w:pPr>
+        <w:tabs>
+          <w:tab w:val="num" w:pos="3600"/>
+        </w:tabs>
+        <w:ind w:left="3600" w:hanging="360"/>
+      </w:pPr>
+    </w:lvl>
+    <w:lvl w:ilvl="5" w:tentative="1">
+      <w:start w:val="1"/>
+      <w:numFmt w:val="decimal"/>
+      <w:lvlText w:val="%6."/>
+      <w:lvlJc w:val="left"/>
+      <w:pPr>
+        <w:tabs>
+          <w:tab w:val="num" w:pos="4320"/>
+        </w:tabs>
+        <w:ind w:left="4320" w:hanging="360"/>
+      </w:pPr>
+    </w:lvl>
+    <w:lvl w:ilvl="6" w:tentative="1">
+      <w:start w:val="1"/>
+      <w:numFmt w:val="decimal"/>
+      <w:lvlText w:val="%7."/>
+      <w:lvlJc w:val="left"/>
+      <w:pPr>
+        <w:tabs>
+          <w:tab w:val="num" w:pos="5040"/>
+        </w:tabs>
+        <w:ind w:left="5040" w:hanging="360"/>
+      </w:pPr>
+    </w:lvl>
+    <w:lvl w:ilvl="7" w:tentative="1">
+      <w:start w:val="1"/>
+      <w:numFmt w:val="decimal"/>
+      <w:lvlText w:val="%8."/>
+      <w:lvlJc w:val="left"/>
+      <w:pPr>
+        <w:tabs>
+          <w:tab w:val="num" w:pos="5760"/>
+        </w:tabs>
+        <w:ind w:left="5760" w:hanging="360"/>
+      </w:pPr>
+    </w:lvl>
+    <w:lvl w:ilvl="8" w:tentative="1">
+      <w:start w:val="1"/>
+      <w:numFmt w:val="decimal"/>
+      <w:lvlText w:val="%9."/>
+      <w:lvlJc w:val="left"/>
+      <w:pPr>
+        <w:tabs>
+          <w:tab w:val="num" w:pos="6480"/>
+        </w:tabs>
+        <w:ind w:left="6480" w:hanging="360"/>
+      </w:pPr>
+    </w:lvl>
+  </w:abstractNum>
+  <w:abstractNum w:abstractNumId="22" w15:restartNumberingAfterBreak="0">
     <w:nsid w:val="79DC414B"/>
     <w:multiLevelType w:val="multilevel"/>
     <w:tmpl w:val="1A905B68"/>
@@ -4735,7 +6498,7 @@
       </w:rPr>
     </w:lvl>
   </w:abstractNum>
-  <w:abstractNum w:abstractNumId="17" w15:restartNumberingAfterBreak="0">
+  <w:abstractNum w:abstractNumId="23" w15:restartNumberingAfterBreak="0">
     <w:nsid w:val="7C5F0DAB"/>
     <w:multiLevelType w:val="multilevel"/>
     <w:tmpl w:val="2974AEB6"/>
@@ -4884,7 +6647,7 @@
       </w:rPr>
     </w:lvl>
   </w:abstractNum>
-  <w:abstractNum w:abstractNumId="18" w15:restartNumberingAfterBreak="0">
+  <w:abstractNum w:abstractNumId="24" w15:restartNumberingAfterBreak="0">
     <w:nsid w:val="7D502B51"/>
     <w:multiLevelType w:val="multilevel"/>
     <w:tmpl w:val="05BEA892"/>
@@ -5034,16 +6797,16 @@
     </w:lvl>
   </w:abstractNum>
   <w:num w:numId="1" w16cid:durableId="1226375806">
-    <w:abstractNumId w:val="18"/>
+    <w:abstractNumId w:val="24"/>
   </w:num>
   <w:num w:numId="2" w16cid:durableId="467825554">
-    <w:abstractNumId w:val="14"/>
+    <w:abstractNumId w:val="17"/>
   </w:num>
   <w:num w:numId="3" w16cid:durableId="348222339">
-    <w:abstractNumId w:val="17"/>
+    <w:abstractNumId w:val="23"/>
   </w:num>
   <w:num w:numId="4" w16cid:durableId="2026248654">
-    <w:abstractNumId w:val="11"/>
+    <w:abstractNumId w:val="13"/>
   </w:num>
   <w:num w:numId="5" w16cid:durableId="385641797">
     <w:abstractNumId w:val="5"/>
@@ -5055,22 +6818,22 @@
     <w:abstractNumId w:val="9"/>
   </w:num>
   <w:num w:numId="8" w16cid:durableId="662852944">
-    <w:abstractNumId w:val="12"/>
+    <w:abstractNumId w:val="14"/>
   </w:num>
   <w:num w:numId="9" w16cid:durableId="426736994">
     <w:abstractNumId w:val="7"/>
   </w:num>
   <w:num w:numId="10" w16cid:durableId="1688097717">
-    <w:abstractNumId w:val="15"/>
+    <w:abstractNumId w:val="20"/>
   </w:num>
   <w:num w:numId="11" w16cid:durableId="502747080">
     <w:abstractNumId w:val="4"/>
   </w:num>
   <w:num w:numId="12" w16cid:durableId="528033014">
-    <w:abstractNumId w:val="16"/>
+    <w:abstractNumId w:val="22"/>
   </w:num>
   <w:num w:numId="13" w16cid:durableId="606812965">
-    <w:abstractNumId w:val="10"/>
+    <w:abstractNumId w:val="12"/>
   </w:num>
   <w:num w:numId="14" w16cid:durableId="1063681996">
     <w:abstractNumId w:val="6"/>
@@ -5082,13 +6845,31 @@
     <w:abstractNumId w:val="3"/>
   </w:num>
   <w:num w:numId="17" w16cid:durableId="1242763277">
-    <w:abstractNumId w:val="13"/>
+    <w:abstractNumId w:val="16"/>
   </w:num>
   <w:num w:numId="18" w16cid:durableId="1847748052">
     <w:abstractNumId w:val="0"/>
   </w:num>
   <w:num w:numId="19" w16cid:durableId="1628393968">
     <w:abstractNumId w:val="8"/>
+  </w:num>
+  <w:num w:numId="20" w16cid:durableId="1021593080">
+    <w:abstractNumId w:val="19"/>
+  </w:num>
+  <w:num w:numId="21" w16cid:durableId="964428782">
+    <w:abstractNumId w:val="18"/>
+  </w:num>
+  <w:num w:numId="22" w16cid:durableId="375083081">
+    <w:abstractNumId w:val="21"/>
+  </w:num>
+  <w:num w:numId="23" w16cid:durableId="6256946">
+    <w:abstractNumId w:val="15"/>
+  </w:num>
+  <w:num w:numId="24" w16cid:durableId="1697123558">
+    <w:abstractNumId w:val="10"/>
+  </w:num>
+  <w:num w:numId="25" w16cid:durableId="323977025">
+    <w:abstractNumId w:val="11"/>
   </w:num>
 </w:numbering>
 </file>
@@ -6009,6 +7790,25 @@
       <w:spacing w:val="5"/>
     </w:rPr>
   </w:style>
+  <w:style w:type="table" w:styleId="TableGrid">
+    <w:name w:val="Table Grid"/>
+    <w:basedOn w:val="TableNormal"/>
+    <w:uiPriority w:val="39"/>
+    <w:rsid w:val="006C2725"/>
+    <w:pPr>
+      <w:spacing w:after="0" w:line="240" w:lineRule="auto"/>
+    </w:pPr>
+    <w:tblPr>
+      <w:tblBorders>
+        <w:top w:val="single" w:sz="4" w:space="0" w:color="auto"/>
+        <w:left w:val="single" w:sz="4" w:space="0" w:color="auto"/>
+        <w:bottom w:val="single" w:sz="4" w:space="0" w:color="auto"/>
+        <w:right w:val="single" w:sz="4" w:space="0" w:color="auto"/>
+        <w:insideH w:val="single" w:sz="4" w:space="0" w:color="auto"/>
+        <w:insideV w:val="single" w:sz="4" w:space="0" w:color="auto"/>
+      </w:tblBorders>
+    </w:tblPr>
+  </w:style>
 </w:styles>
 </file>
 

--- a/documentation/Step 9.docx
+++ b/documentation/Step 9.docx
@@ -41,7 +41,15 @@
     </w:p>
     <w:p>
       <w:r>
-        <w:t>The Streamlit application serves as the interactive application layer of the Fraud Analytics System. It integrates the outputs developed throughout the project into a centralized interface for exploring fraud analytics, transaction risk, and machine learning-based fraud detection.</w:t>
+        <w:t xml:space="preserve">The </w:t>
+      </w:r>
+      <w:proofErr w:type="spellStart"/>
+      <w:r>
+        <w:t>Streamlit</w:t>
+      </w:r>
+      <w:proofErr w:type="spellEnd"/>
+      <w:r>
+        <w:t xml:space="preserve"> application serves as the interactive application layer of the Fraud Analytics System. It integrates the outputs developed throughout the project into a centralized interface for exploring fraud analytics, transaction risk, and machine learning-based fraud detection.</w:t>
       </w:r>
     </w:p>
     <w:p>
@@ -55,18 +63,42 @@
           <w:b/>
           <w:bCs/>
         </w:rPr>
-        <w:t>Raw Data → Data Cleaning &amp; Feature Engineering → Machine Learning → Risk Scoring → MySQL → SQL Views → Power BI → Streamlit Application</w:t>
-      </w:r>
-    </w:p>
-    <w:p>
-      <w:r>
-        <w:t>The Streamlit layer is designed to provide users with an interactive interface for monitoring fraud KPIs, exploring analytical insights, and accessing fraud detection and risk-scoring information.</w:t>
+        <w:t xml:space="preserve">Raw Data → Data Cleaning &amp; Feature Engineering → Machine Learning → Risk Scoring → MySQL → SQL Views → Power BI → </w:t>
+      </w:r>
+      <w:proofErr w:type="spellStart"/>
+      <w:r>
+        <w:rPr>
+          <w:b/>
+          <w:bCs/>
+        </w:rPr>
+        <w:t>Streamlit</w:t>
+      </w:r>
+      <w:proofErr w:type="spellEnd"/>
+      <w:r>
+        <w:rPr>
+          <w:b/>
+          <w:bCs/>
+        </w:rPr>
+        <w:t xml:space="preserve"> Application</w:t>
       </w:r>
     </w:p>
     <w:p>
       <w:r>
         <w:t xml:space="preserve">The </w:t>
       </w:r>
+      <w:proofErr w:type="spellStart"/>
+      <w:r>
+        <w:t>Streamlit</w:t>
+      </w:r>
+      <w:proofErr w:type="spellEnd"/>
+      <w:r>
+        <w:t xml:space="preserve"> layer is designed to provide users with an interactive interface for monitoring fraud KPIs, exploring analytical insights, and accessing fraud detection and risk-scoring information.</w:t>
+      </w:r>
+    </w:p>
+    <w:p>
+      <w:r>
+        <w:t xml:space="preserve">The </w:t>
+      </w:r>
       <w:r>
         <w:rPr>
           <w:b/>
@@ -81,7 +113,7 @@
     <w:p>
       <w:r>
         <w:pict w14:anchorId="736EA2C1">
-          <v:rect id="_x0000_i1161" style="width:0;height:1.5pt" o:hralign="center" o:hrstd="t" o:hr="t" fillcolor="#a0a0a0" stroked="f"/>
+          <v:rect id="_x0000_i1025" style="width:0;height:1.5pt" o:hralign="center" o:hrstd="t" o:hr="t" fillcolor="#a0a0a0" stroked="f"/>
         </w:pict>
       </w:r>
     </w:p>
@@ -222,8 +254,13 @@
             <w:pPr>
               <w:spacing w:after="160" w:line="278" w:lineRule="auto"/>
             </w:pPr>
+            <w:proofErr w:type="spellStart"/>
             <w:r>
-              <w:t>Streamlit 1.55.0</w:t>
+              <w:t>Streamlit</w:t>
+            </w:r>
+            <w:proofErr w:type="spellEnd"/>
+            <w:r>
+              <w:t xml:space="preserve"> 1.55.0</w:t>
             </w:r>
           </w:p>
         </w:tc>
@@ -282,8 +319,13 @@
             <w:pPr>
               <w:spacing w:after="160" w:line="278" w:lineRule="auto"/>
             </w:pPr>
+            <w:proofErr w:type="spellStart"/>
             <w:r>
-              <w:t>Plotly Express</w:t>
+              <w:t>Plotly</w:t>
+            </w:r>
+            <w:proofErr w:type="spellEnd"/>
+            <w:r>
+              <w:t xml:space="preserve"> Express</w:t>
             </w:r>
           </w:p>
         </w:tc>
@@ -472,7 +514,7 @@
     <w:p>
       <w:r>
         <w:pict w14:anchorId="7666C99C">
-          <v:rect id="_x0000_i1162" style="width:0;height:1.5pt" o:hralign="center" o:hrstd="t" o:hr="t" fillcolor="#a0a0a0" stroked="f"/>
+          <v:rect id="_x0000_i1026" style="width:0;height:1.5pt" o:hralign="center" o:hrstd="t" o:hr="t" fillcolor="#a0a0a0" stroked="f"/>
         </w:pict>
       </w:r>
     </w:p>
@@ -509,7 +551,15 @@
     </w:p>
     <w:p>
       <w:r>
-        <w:t>The Streamlit application is organized within a dedicated app directory.</w:t>
+        <w:t xml:space="preserve">The </w:t>
+      </w:r>
+      <w:proofErr w:type="spellStart"/>
+      <w:r>
+        <w:t>Streamlit</w:t>
+      </w:r>
+      <w:proofErr w:type="spellEnd"/>
+      <w:r>
+        <w:t xml:space="preserve"> application is organized within a dedicated app directory.</w:t>
       </w:r>
     </w:p>
     <w:p>
@@ -656,7 +706,15 @@
         <w:t>──</w:t>
       </w:r>
       <w:r>
-        <w:t xml:space="preserve"> sql/</w:t>
+        <w:t xml:space="preserve"> </w:t>
+      </w:r>
+      <w:proofErr w:type="spellStart"/>
+      <w:r>
+        <w:t>sql</w:t>
+      </w:r>
+      <w:proofErr w:type="spellEnd"/>
+      <w:r>
+        <w:t>/</w:t>
       </w:r>
     </w:p>
     <w:p>
@@ -697,7 +755,15 @@
         <w:t xml:space="preserve"> - </w:t>
       </w:r>
       <w:r>
-        <w:t>Contains the Streamlit application code, including page configuration, application title, sidebar navigation, KPI presentation, SQL query execution, and interactive visualizations.</w:t>
+        <w:t xml:space="preserve">Contains the </w:t>
+      </w:r>
+      <w:proofErr w:type="spellStart"/>
+      <w:r>
+        <w:t>Streamlit</w:t>
+      </w:r>
+      <w:proofErr w:type="spellEnd"/>
+      <w:r>
+        <w:t xml:space="preserve"> application code, including page configuration, application title, sidebar navigation, KPI presentation, SQL query execution, and interactive visualizations.</w:t>
       </w:r>
     </w:p>
     <w:p>
@@ -719,7 +785,31 @@
         <w:t xml:space="preserve">- </w:t>
       </w:r>
       <w:r>
-        <w:t>Contains reusable database connectivity and query-execution functionality. The application imports the run_query() function from this module to retrieve SQL query results as Pandas DataFrames.</w:t>
+        <w:t xml:space="preserve">Contains reusable database connectivity and query-execution functionality. The application imports the </w:t>
+      </w:r>
+      <w:proofErr w:type="spellStart"/>
+      <w:r>
+        <w:t>run_</w:t>
+      </w:r>
+      <w:proofErr w:type="gramStart"/>
+      <w:r>
+        <w:t>query</w:t>
+      </w:r>
+      <w:proofErr w:type="spellEnd"/>
+      <w:r>
+        <w:t>(</w:t>
+      </w:r>
+      <w:proofErr w:type="gramEnd"/>
+      <w:r>
+        <w:t xml:space="preserve">) function from this module to retrieve SQL query results as Pandas </w:t>
+      </w:r>
+      <w:proofErr w:type="spellStart"/>
+      <w:r>
+        <w:t>DataFrames</w:t>
+      </w:r>
+      <w:proofErr w:type="spellEnd"/>
+      <w:r>
+        <w:t>.</w:t>
       </w:r>
     </w:p>
     <w:p>
@@ -740,7 +830,7 @@
     <w:p>
       <w:r>
         <w:pict w14:anchorId="2C7C229C">
-          <v:rect id="_x0000_i1164" style="width:0;height:1.5pt" o:hralign="center" o:hrstd="t" o:hr="t" fillcolor="#a0a0a0" stroked="f"/>
+          <v:rect id="_x0000_i1027" style="width:0;height:1.5pt" o:hralign="center" o:hrstd="t" o:hr="t" fillcolor="#a0a0a0" stroked="f"/>
         </w:pict>
       </w:r>
     </w:p>
@@ -768,13 +858,42 @@
     </w:p>
     <w:p>
       <w:r>
-        <w:t>Database communication is handled through the reusable run_query() function imported from db.py.</w:t>
-      </w:r>
-    </w:p>
-    <w:p>
-      <w:r>
-        <w:t>from db import run_query</w:t>
-      </w:r>
+        <w:t xml:space="preserve">Database communication is handled through the reusable </w:t>
+      </w:r>
+      <w:proofErr w:type="spellStart"/>
+      <w:r>
+        <w:t>run_</w:t>
+      </w:r>
+      <w:proofErr w:type="gramStart"/>
+      <w:r>
+        <w:t>query</w:t>
+      </w:r>
+      <w:proofErr w:type="spellEnd"/>
+      <w:r>
+        <w:t>(</w:t>
+      </w:r>
+      <w:proofErr w:type="gramEnd"/>
+      <w:r>
+        <w:t>) function imported from db.py.</w:t>
+      </w:r>
+    </w:p>
+    <w:p>
+      <w:r>
+        <w:t xml:space="preserve">from </w:t>
+      </w:r>
+      <w:proofErr w:type="spellStart"/>
+      <w:r>
+        <w:t>db</w:t>
+      </w:r>
+      <w:proofErr w:type="spellEnd"/>
+      <w:r>
+        <w:t xml:space="preserve"> import </w:t>
+      </w:r>
+      <w:proofErr w:type="spellStart"/>
+      <w:r>
+        <w:t>run_query</w:t>
+      </w:r>
+      <w:proofErr w:type="spellEnd"/>
     </w:p>
     <w:p>
       <w:r>
@@ -799,8 +918,13 @@
     </w:p>
     <w:p>
       <w:r>
-        <w:t>FROM vw_core_kpis</w:t>
-      </w:r>
+        <w:t xml:space="preserve">FROM </w:t>
+      </w:r>
+      <w:proofErr w:type="spellStart"/>
+      <w:r>
+        <w:t>vw_core_kpis</w:t>
+      </w:r>
+      <w:proofErr w:type="spellEnd"/>
     </w:p>
     <w:p>
       <w:r>
@@ -809,28 +933,91 @@
     </w:p>
     <w:p/>
     <w:p>
-      <w:r>
-        <w:t>kpi_data = run_query(query)</w:t>
-      </w:r>
-    </w:p>
-    <w:p>
-      <w:r>
-        <w:t>The query result is stored in a Pandas DataFrame.</w:t>
-      </w:r>
-    </w:p>
-    <w:p>
-      <w:r>
-        <w:t>The application checks whether the DataFrame contains data before attempting to display the KPI values.</w:t>
-      </w:r>
-    </w:p>
-    <w:p>
-      <w:r>
-        <w:t>if not kpi_data.empty:</w:t>
-      </w:r>
-    </w:p>
-    <w:p>
-      <w:r>
-        <w:t xml:space="preserve">    kpi = kpi_data.iloc[0]</w:t>
+      <w:proofErr w:type="spellStart"/>
+      <w:r>
+        <w:t>kpi_data</w:t>
+      </w:r>
+      <w:proofErr w:type="spellEnd"/>
+      <w:r>
+        <w:t xml:space="preserve"> = </w:t>
+      </w:r>
+      <w:proofErr w:type="spellStart"/>
+      <w:r>
+        <w:t>run_query</w:t>
+      </w:r>
+      <w:proofErr w:type="spellEnd"/>
+      <w:r>
+        <w:t>(query)</w:t>
+      </w:r>
+    </w:p>
+    <w:p>
+      <w:r>
+        <w:t xml:space="preserve">The query result is stored in a Pandas </w:t>
+      </w:r>
+      <w:proofErr w:type="spellStart"/>
+      <w:r>
+        <w:t>DataFrame</w:t>
+      </w:r>
+      <w:proofErr w:type="spellEnd"/>
+      <w:r>
+        <w:t>.</w:t>
+      </w:r>
+    </w:p>
+    <w:p>
+      <w:r>
+        <w:t xml:space="preserve">The application checks whether the </w:t>
+      </w:r>
+      <w:proofErr w:type="spellStart"/>
+      <w:r>
+        <w:t>DataFrame</w:t>
+      </w:r>
+      <w:proofErr w:type="spellEnd"/>
+      <w:r>
+        <w:t xml:space="preserve"> contains data before attempting to display the KPI values.</w:t>
+      </w:r>
+    </w:p>
+    <w:p>
+      <w:r>
+        <w:t xml:space="preserve">if not </w:t>
+      </w:r>
+      <w:proofErr w:type="spellStart"/>
+      <w:r>
+        <w:t>kpi_</w:t>
+      </w:r>
+      <w:proofErr w:type="gramStart"/>
+      <w:r>
+        <w:t>data.empty</w:t>
+      </w:r>
+      <w:proofErr w:type="spellEnd"/>
+      <w:proofErr w:type="gramEnd"/>
+      <w:r>
+        <w:t>:</w:t>
+      </w:r>
+    </w:p>
+    <w:p>
+      <w:r>
+        <w:t xml:space="preserve">    </w:t>
+      </w:r>
+      <w:proofErr w:type="spellStart"/>
+      <w:r>
+        <w:t>kpi</w:t>
+      </w:r>
+      <w:proofErr w:type="spellEnd"/>
+      <w:r>
+        <w:t xml:space="preserve"> = </w:t>
+      </w:r>
+      <w:proofErr w:type="spellStart"/>
+      <w:r>
+        <w:t>kpi_</w:t>
+      </w:r>
+      <w:proofErr w:type="gramStart"/>
+      <w:r>
+        <w:t>data.iloc</w:t>
+      </w:r>
+      <w:proofErr w:type="spellEnd"/>
+      <w:proofErr w:type="gramEnd"/>
+      <w:r>
+        <w:t>[0]</w:t>
       </w:r>
     </w:p>
     <w:p>
@@ -845,8 +1032,18 @@
           <w:numId w:val="20"/>
         </w:numPr>
       </w:pPr>
-      <w:r>
-        <w:t>kpi_data.empty checks whether the query returned any rows.</w:t>
+      <w:proofErr w:type="spellStart"/>
+      <w:r>
+        <w:t>kpi_</w:t>
+      </w:r>
+      <w:proofErr w:type="gramStart"/>
+      <w:r>
+        <w:t>data.empty</w:t>
+      </w:r>
+      <w:proofErr w:type="spellEnd"/>
+      <w:proofErr w:type="gramEnd"/>
+      <w:r>
+        <w:t xml:space="preserve"> checks whether the query returned any rows.</w:t>
       </w:r>
     </w:p>
     <w:p>
@@ -856,8 +1053,18 @@
           <w:numId w:val="20"/>
         </w:numPr>
       </w:pPr>
-      <w:r>
-        <w:t>iloc[0] selects the first row containing the aggregated KPI results.</w:t>
+      <w:proofErr w:type="spellStart"/>
+      <w:proofErr w:type="gramStart"/>
+      <w:r>
+        <w:t>iloc</w:t>
+      </w:r>
+      <w:proofErr w:type="spellEnd"/>
+      <w:r>
+        <w:t>[</w:t>
+      </w:r>
+      <w:proofErr w:type="gramEnd"/>
+      <w:r>
+        <w:t>0] selects the first row containing the aggregated KPI results.</w:t>
       </w:r>
     </w:p>
     <w:p>
@@ -893,22 +1100,56 @@
     </w:p>
     <w:p>
       <w:r>
-        <w:t>The application is configured using Streamlit's page configuration functionality.</w:t>
-      </w:r>
-    </w:p>
-    <w:p>
-      <w:r>
-        <w:t>st.set_page_config(</w:t>
-      </w:r>
-    </w:p>
-    <w:p>
-      <w:r>
-        <w:t xml:space="preserve">    page_title="Fraud Analytics System",</w:t>
-      </w:r>
-    </w:p>
-    <w:p>
-      <w:r>
-        <w:t xml:space="preserve">    page_icon="</w:t>
+        <w:t xml:space="preserve">The application is configured using </w:t>
+      </w:r>
+      <w:proofErr w:type="spellStart"/>
+      <w:r>
+        <w:t>Streamlit's</w:t>
+      </w:r>
+      <w:proofErr w:type="spellEnd"/>
+      <w:r>
+        <w:t xml:space="preserve"> page configuration functionality.</w:t>
+      </w:r>
+    </w:p>
+    <w:p>
+      <w:proofErr w:type="spellStart"/>
+      <w:r>
+        <w:t>st.set_page_</w:t>
+      </w:r>
+      <w:proofErr w:type="gramStart"/>
+      <w:r>
+        <w:t>config</w:t>
+      </w:r>
+      <w:proofErr w:type="spellEnd"/>
+      <w:r>
+        <w:t>(</w:t>
+      </w:r>
+      <w:proofErr w:type="gramEnd"/>
+    </w:p>
+    <w:p>
+      <w:r>
+        <w:t xml:space="preserve">    </w:t>
+      </w:r>
+      <w:proofErr w:type="spellStart"/>
+      <w:r>
+        <w:t>page_title</w:t>
+      </w:r>
+      <w:proofErr w:type="spellEnd"/>
+      <w:r>
+        <w:t>="Fraud Analytics System",</w:t>
+      </w:r>
+    </w:p>
+    <w:p>
+      <w:r>
+        <w:t xml:space="preserve">    </w:t>
+      </w:r>
+      <w:proofErr w:type="spellStart"/>
+      <w:r>
+        <w:t>page_icon</w:t>
+      </w:r>
+      <w:proofErr w:type="spellEnd"/>
+      <w:r>
+        <w:t>="</w:t>
       </w:r>
       <w:r>
         <w:rPr>
@@ -998,7 +1239,7 @@
     <w:p>
       <w:r>
         <w:pict w14:anchorId="43DE8C28">
-          <v:rect id="_x0000_i1166" style="width:0;height:1.5pt" o:hralign="center" o:hrstd="t" o:hr="t" fillcolor="#a0a0a0" stroked="f"/>
+          <v:rect id="_x0000_i1028" style="width:0;height:1.5pt" o:hralign="center" o:hrstd="t" o:hr="t" fillcolor="#a0a0a0" stroked="f"/>
         </w:pict>
       </w:r>
     </w:p>
@@ -1060,7 +1301,7 @@
     <w:p>
       <w:r>
         <w:pict w14:anchorId="4BB3B173">
-          <v:rect id="_x0000_i1167" style="width:0;height:1.5pt" o:hralign="center" o:hrstd="t" o:hr="t" fillcolor="#a0a0a0" stroked="f"/>
+          <v:rect id="_x0000_i1029" style="width:0;height:1.5pt" o:hralign="center" o:hrstd="t" o:hr="t" fillcolor="#a0a0a0" stroked="f"/>
         </w:pict>
       </w:r>
     </w:p>
@@ -1088,12 +1329,30 @@
     </w:p>
     <w:p>
       <w:r>
-        <w:t>The application uses Streamlit's sidebar and radio-button component to provide navigation between five sections.</w:t>
-      </w:r>
-    </w:p>
-    <w:p>
-      <w:r>
-        <w:t>st.sidebar.title("Navigation")</w:t>
+        <w:t xml:space="preserve">The application uses </w:t>
+      </w:r>
+      <w:proofErr w:type="spellStart"/>
+      <w:r>
+        <w:t>Streamlit's</w:t>
+      </w:r>
+      <w:proofErr w:type="spellEnd"/>
+      <w:r>
+        <w:t xml:space="preserve"> sidebar and radio-button component to provide navigation between five sections.</w:t>
+      </w:r>
+    </w:p>
+    <w:p>
+      <w:proofErr w:type="spellStart"/>
+      <w:proofErr w:type="gramStart"/>
+      <w:r>
+        <w:t>st.sidebar</w:t>
+      </w:r>
+      <w:proofErr w:type="gramEnd"/>
+      <w:r>
+        <w:t>.title</w:t>
+      </w:r>
+      <w:proofErr w:type="spellEnd"/>
+      <w:r>
+        <w:t>("Navigation")</w:t>
       </w:r>
     </w:p>
     <w:p>
@@ -1104,7 +1363,7 @@
     <w:p>
       <w:r>
         <w:pict w14:anchorId="47AB573A">
-          <v:rect id="_x0000_i1168" style="width:0;height:1.5pt" o:hralign="center" o:hrstd="t" o:hr="t" fillcolor="#a0a0a0" stroked="f"/>
+          <v:rect id="_x0000_i1030" style="width:0;height:1.5pt" o:hralign="center" o:hrstd="t" o:hr="t" fillcolor="#a0a0a0" stroked="f"/>
         </w:pict>
       </w:r>
     </w:p>
@@ -1229,13 +1488,6 @@
       </w:r>
     </w:p>
     <w:p>
-      <w:r>
-        <w:pict w14:anchorId="133E2CBB">
-          <v:rect id="_x0000_i1169" style="width:0;height:1.5pt" o:hralign="center" o:hrstd="t" o:hr="t" fillcolor="#a0a0a0" stroked="f"/>
-        </w:pict>
-      </w:r>
-    </w:p>
-    <w:p>
       <w:pPr>
         <w:rPr>
           <w:b/>
@@ -1259,7 +1511,15 @@
     </w:p>
     <w:p>
       <w:r>
-        <w:t>The dashboard retrieves the KPI data from the SQL view vw_core_kpis.</w:t>
+        <w:t xml:space="preserve">The dashboard retrieves the KPI data from the SQL view </w:t>
+      </w:r>
+      <w:proofErr w:type="spellStart"/>
+      <w:r>
+        <w:t>vw_core_kpis</w:t>
+      </w:r>
+      <w:proofErr w:type="spellEnd"/>
+      <w:r>
+        <w:t>.</w:t>
       </w:r>
     </w:p>
     <w:p>
@@ -1269,12 +1529,36 @@
     </w:p>
     <w:p>
       <w:r>
-        <w:t>FROM vw_core_kpis;</w:t>
-      </w:r>
-    </w:p>
-    <w:p>
-      <w:r>
-        <w:t>The returned DataFrame is used to populate five Streamlit metrics.</w:t>
+        <w:t xml:space="preserve">FROM </w:t>
+      </w:r>
+      <w:proofErr w:type="spellStart"/>
+      <w:r>
+        <w:t>vw_core_kpis</w:t>
+      </w:r>
+      <w:proofErr w:type="spellEnd"/>
+      <w:r>
+        <w:t>;</w:t>
+      </w:r>
+    </w:p>
+    <w:p>
+      <w:r>
+        <w:t xml:space="preserve">The returned </w:t>
+      </w:r>
+      <w:proofErr w:type="spellStart"/>
+      <w:r>
+        <w:t>DataFrame</w:t>
+      </w:r>
+      <w:proofErr w:type="spellEnd"/>
+      <w:r>
+        <w:t xml:space="preserve"> is used to populate five </w:t>
+      </w:r>
+      <w:proofErr w:type="spellStart"/>
+      <w:r>
+        <w:t>Streamlit</w:t>
+      </w:r>
+      <w:proofErr w:type="spellEnd"/>
+      <w:r>
+        <w:t xml:space="preserve"> metrics.</w:t>
       </w:r>
     </w:p>
     <w:p>
@@ -1315,8 +1599,15 @@
       </w:r>
     </w:p>
     <w:p>
-      <w:r>
-        <w:t>st.metric(</w:t>
+      <w:proofErr w:type="spellStart"/>
+      <w:proofErr w:type="gramStart"/>
+      <w:r>
+        <w:t>st.metric</w:t>
+      </w:r>
+      <w:proofErr w:type="spellEnd"/>
+      <w:proofErr w:type="gramEnd"/>
+      <w:r>
+        <w:t>(</w:t>
       </w:r>
     </w:p>
     <w:p>
@@ -1326,7 +1617,31 @@
     </w:p>
     <w:p>
       <w:r>
-        <w:t xml:space="preserve">    f"{kpi['total_transactions']:,}"</w:t>
+        <w:t xml:space="preserve">    f"{</w:t>
+      </w:r>
+      <w:proofErr w:type="spellStart"/>
+      <w:r>
+        <w:t>kpi</w:t>
+      </w:r>
+      <w:proofErr w:type="spellEnd"/>
+      <w:r>
+        <w:t>['</w:t>
+      </w:r>
+      <w:proofErr w:type="spellStart"/>
+      <w:r>
+        <w:t>total_transactions</w:t>
+      </w:r>
+      <w:proofErr w:type="spellEnd"/>
+      <w:r>
+        <w:t>'</w:t>
+      </w:r>
+      <w:proofErr w:type="gramStart"/>
+      <w:r>
+        <w:t>]:,</w:t>
+      </w:r>
+      <w:proofErr w:type="gramEnd"/>
+      <w:r>
+        <w:t>}"</w:t>
       </w:r>
     </w:p>
     <w:p>
@@ -1377,8 +1692,15 @@
       </w:r>
     </w:p>
     <w:p>
-      <w:r>
-        <w:t>st.metric(</w:t>
+      <w:proofErr w:type="spellStart"/>
+      <w:proofErr w:type="gramStart"/>
+      <w:r>
+        <w:t>st.metric</w:t>
+      </w:r>
+      <w:proofErr w:type="spellEnd"/>
+      <w:proofErr w:type="gramEnd"/>
+      <w:r>
+        <w:t>(</w:t>
       </w:r>
     </w:p>
     <w:p>
@@ -1388,7 +1710,31 @@
     </w:p>
     <w:p>
       <w:r>
-        <w:t xml:space="preserve">    f"{kpi['total_fraud_transactions']:,}"</w:t>
+        <w:t xml:space="preserve">    f"{</w:t>
+      </w:r>
+      <w:proofErr w:type="spellStart"/>
+      <w:r>
+        <w:t>kpi</w:t>
+      </w:r>
+      <w:proofErr w:type="spellEnd"/>
+      <w:r>
+        <w:t>['</w:t>
+      </w:r>
+      <w:proofErr w:type="spellStart"/>
+      <w:r>
+        <w:t>total_fraud_transactions</w:t>
+      </w:r>
+      <w:proofErr w:type="spellEnd"/>
+      <w:r>
+        <w:t>'</w:t>
+      </w:r>
+      <w:proofErr w:type="gramStart"/>
+      <w:r>
+        <w:t>]:,</w:t>
+      </w:r>
+      <w:proofErr w:type="gramEnd"/>
+      <w:r>
+        <w:t>}"</w:t>
       </w:r>
     </w:p>
     <w:p>
@@ -1417,16 +1763,109 @@
           <w:b/>
           <w:bCs/>
         </w:rPr>
+        <w:t>Displayed value:</w:t>
+      </w:r>
+      <w:r>
+        <w:t xml:space="preserve"> 0.52%</w:t>
+      </w:r>
+    </w:p>
+    <w:p>
+      <w:r>
         <w:lastRenderedPageBreak/>
+        <w:t>Represents the percentage of total transactions identified as fraudulent.</w:t>
+      </w:r>
+    </w:p>
+    <w:p>
+      <w:r>
+        <w:t>Implementation:</w:t>
+      </w:r>
+    </w:p>
+    <w:p>
+      <w:proofErr w:type="spellStart"/>
+      <w:proofErr w:type="gramStart"/>
+      <w:r>
+        <w:t>st.metric</w:t>
+      </w:r>
+      <w:proofErr w:type="spellEnd"/>
+      <w:proofErr w:type="gramEnd"/>
+      <w:r>
+        <w:t>(</w:t>
+      </w:r>
+    </w:p>
+    <w:p>
+      <w:r>
+        <w:t xml:space="preserve">    "Fraud Rate",</w:t>
+      </w:r>
+    </w:p>
+    <w:p>
+      <w:r>
+        <w:t xml:space="preserve">    f"{</w:t>
+      </w:r>
+      <w:proofErr w:type="spellStart"/>
+      <w:r>
+        <w:t>kpi</w:t>
+      </w:r>
+      <w:proofErr w:type="spellEnd"/>
+      <w:r>
+        <w:t>['</w:t>
+      </w:r>
+      <w:proofErr w:type="spellStart"/>
+      <w:r>
+        <w:t>fraud_rate_percentage</w:t>
+      </w:r>
+      <w:proofErr w:type="spellEnd"/>
+      <w:r>
+        <w:t>']:.2</w:t>
+      </w:r>
+      <w:proofErr w:type="gramStart"/>
+      <w:r>
+        <w:t>f}%</w:t>
+      </w:r>
+      <w:proofErr w:type="gramEnd"/>
+      <w:r>
+        <w:t>"</w:t>
+      </w:r>
+    </w:p>
+    <w:p>
+      <w:r>
+        <w:t>)</w:t>
+      </w:r>
+    </w:p>
+    <w:p>
+      <w:r>
+        <w:t>The value is displayed to two decimal places.</w:t>
+      </w:r>
+    </w:p>
+    <w:p>
+      <w:pPr>
+        <w:rPr>
+          <w:b/>
+          <w:bCs/>
+        </w:rPr>
+      </w:pPr>
+      <w:r>
+        <w:rPr>
+          <w:b/>
+          <w:bCs/>
+        </w:rPr>
+        <w:t>KPI 4 — Total Fraud Value</w:t>
+      </w:r>
+    </w:p>
+    <w:p>
+      <w:r>
+        <w:rPr>
+          <w:b/>
+          <w:bCs/>
+        </w:rPr>
         <w:t>Displayed value:</w:t>
       </w:r>
       <w:r>
-        <w:t xml:space="preserve"> 0.52%</w:t>
-      </w:r>
-    </w:p>
-    <w:p>
-      <w:r>
-        <w:t>Represents the percentage of total transactions identified as fraudulent.</w:t>
+        <w:t xml:space="preserve"> ₹5.12M</w:t>
+      </w:r>
+    </w:p>
+    <w:p>
+      <w:r>
+        <w:t>Represents the total monetary value associated with fraudulent transactions, displayed in a compact format.</w:t>
       </w:r>
     </w:p>
     <w:p>
@@ -1435,18 +1874,41 @@
       </w:r>
     </w:p>
     <w:p>
-      <w:r>
-        <w:t>st.metric(</w:t>
-      </w:r>
-    </w:p>
-    <w:p>
-      <w:r>
-        <w:t xml:space="preserve">    "Fraud Rate",</w:t>
-      </w:r>
-    </w:p>
-    <w:p>
-      <w:r>
-        <w:t xml:space="preserve">    f"{kpi['fraud_rate_percentage']:.2f}%"</w:t>
+      <w:proofErr w:type="spellStart"/>
+      <w:proofErr w:type="gramStart"/>
+      <w:r>
+        <w:t>st.metric</w:t>
+      </w:r>
+      <w:proofErr w:type="spellEnd"/>
+      <w:proofErr w:type="gramEnd"/>
+      <w:r>
+        <w:t>(</w:t>
+      </w:r>
+    </w:p>
+    <w:p>
+      <w:r>
+        <w:t xml:space="preserve">    "Total Fraud Value",</w:t>
+      </w:r>
+    </w:p>
+    <w:p>
+      <w:r>
+        <w:t xml:space="preserve">    f"₹{</w:t>
+      </w:r>
+      <w:proofErr w:type="spellStart"/>
+      <w:r>
+        <w:t>kpi</w:t>
+      </w:r>
+      <w:proofErr w:type="spellEnd"/>
+      <w:r>
+        <w:t>['</w:t>
+      </w:r>
+      <w:proofErr w:type="spellStart"/>
+      <w:r>
+        <w:t>total_fraud_value</w:t>
+      </w:r>
+      <w:proofErr w:type="spellEnd"/>
+      <w:r>
+        <w:t>'] / 1_000_000:.2f}M"</w:t>
       </w:r>
     </w:p>
     <w:p>
@@ -1456,22 +1918,27 @@
     </w:p>
     <w:p>
       <w:r>
-        <w:t>The value is displayed to two decimal places.</w:t>
-      </w:r>
-    </w:p>
-    <w:p>
-      <w:pPr>
-        <w:rPr>
-          <w:b/>
-          <w:bCs/>
-        </w:rPr>
-      </w:pPr>
-      <w:r>
-        <w:rPr>
-          <w:b/>
-          <w:bCs/>
-        </w:rPr>
-        <w:t>KPI 4 — Total Fraud Value</w:t>
+        <w:t>The underlying value is divided by 1,000,000 and formatted to two decimal places, where M denotes millions.</w:t>
+      </w:r>
+    </w:p>
+    <w:p>
+      <w:r>
+        <w:t>This presentation prevents the KPI from occupying excessive horizontal space while preserving a readable representation of the monetary value.</w:t>
+      </w:r>
+    </w:p>
+    <w:p>
+      <w:pPr>
+        <w:rPr>
+          <w:b/>
+          <w:bCs/>
+        </w:rPr>
+      </w:pPr>
+      <w:r>
+        <w:rPr>
+          <w:b/>
+          <w:bCs/>
+        </w:rPr>
+        <w:t>KPI 5 — Fraud Value %</w:t>
       </w:r>
     </w:p>
     <w:p>
@@ -1483,12 +1950,12 @@
         <w:t>Displayed value:</w:t>
       </w:r>
       <w:r>
-        <w:t xml:space="preserve"> ₹5.12M</w:t>
-      </w:r>
-    </w:p>
-    <w:p>
-      <w:r>
-        <w:t>Represents the total monetary value associated with fraudulent transactions, displayed in a compact format.</w:t>
+        <w:t xml:space="preserve"> 3.95%</w:t>
+      </w:r>
+    </w:p>
+    <w:p>
+      <w:r>
+        <w:t>Represents the percentage of total transaction value associated with fraudulent transactions.</w:t>
       </w:r>
     </w:p>
     <w:p>
@@ -1497,18 +1964,49 @@
       </w:r>
     </w:p>
     <w:p>
-      <w:r>
-        <w:t>st.metric(</w:t>
-      </w:r>
-    </w:p>
-    <w:p>
-      <w:r>
-        <w:t xml:space="preserve">    "Total Fraud Value",</w:t>
-      </w:r>
-    </w:p>
-    <w:p>
-      <w:r>
-        <w:t xml:space="preserve">    f"₹{kpi['total_fraud_value'] / 1_000_000:.2f}M"</w:t>
+      <w:proofErr w:type="spellStart"/>
+      <w:proofErr w:type="gramStart"/>
+      <w:r>
+        <w:t>st.metric</w:t>
+      </w:r>
+      <w:proofErr w:type="spellEnd"/>
+      <w:proofErr w:type="gramEnd"/>
+      <w:r>
+        <w:t>(</w:t>
+      </w:r>
+    </w:p>
+    <w:p>
+      <w:r>
+        <w:t xml:space="preserve">    "Fraud Value %",</w:t>
+      </w:r>
+    </w:p>
+    <w:p>
+      <w:r>
+        <w:t xml:space="preserve">    f"{</w:t>
+      </w:r>
+      <w:proofErr w:type="spellStart"/>
+      <w:r>
+        <w:t>kpi</w:t>
+      </w:r>
+      <w:proofErr w:type="spellEnd"/>
+      <w:r>
+        <w:t>['</w:t>
+      </w:r>
+      <w:proofErr w:type="spellStart"/>
+      <w:r>
+        <w:t>fraud_value_percentage</w:t>
+      </w:r>
+      <w:proofErr w:type="spellEnd"/>
+      <w:r>
+        <w:t>']:.2</w:t>
+      </w:r>
+      <w:proofErr w:type="gramStart"/>
+      <w:r>
+        <w:t>f}%</w:t>
+      </w:r>
+      <w:proofErr w:type="gramEnd"/>
+      <w:r>
+        <w:t>"</w:t>
       </w:r>
     </w:p>
     <w:p>
@@ -1517,181 +2015,428 @@
       </w:r>
     </w:p>
     <w:p>
-      <w:r>
-        <w:t>The underlying value is divided by 1,000,000 and formatted to two decimal places, where M denotes millions.</w:t>
-      </w:r>
-    </w:p>
-    <w:p>
-      <w:r>
-        <w:t>This presentation prevents the KPI from occupying excessive horizontal space while preserving a readable representation of the monetary value.</w:t>
-      </w:r>
-    </w:p>
-    <w:p>
-      <w:pPr>
-        <w:rPr>
-          <w:b/>
-          <w:bCs/>
-        </w:rPr>
-      </w:pPr>
-      <w:r>
-        <w:rPr>
-          <w:b/>
-          <w:bCs/>
-        </w:rPr>
-        <w:t>KPI 5 — Fraud Value %</w:t>
-      </w:r>
-    </w:p>
-    <w:p>
-      <w:r>
-        <w:rPr>
-          <w:b/>
-          <w:bCs/>
-        </w:rPr>
-        <w:t>Displayed value:</w:t>
-      </w:r>
-      <w:r>
-        <w:t xml:space="preserve"> 3.95%</w:t>
-      </w:r>
-    </w:p>
-    <w:p>
-      <w:r>
-        <w:t>Represents the percentage of total transaction value associated with fraudulent transactions.</w:t>
-      </w:r>
-    </w:p>
-    <w:p>
-      <w:r>
-        <w:t>Implementation:</w:t>
-      </w:r>
-    </w:p>
-    <w:p>
-      <w:r>
-        <w:t>st.metric(</w:t>
-      </w:r>
-    </w:p>
-    <w:p>
-      <w:r>
-        <w:t xml:space="preserve">    "Fraud Value %",</w:t>
-      </w:r>
-    </w:p>
-    <w:p>
-      <w:r>
-        <w:t xml:space="preserve">    f"{kpi['fraud_value_percentage']:.2f}%"</w:t>
-      </w:r>
-    </w:p>
-    <w:p>
-      <w:r>
+      <w:pPr>
+        <w:rPr>
+          <w:b/>
+          <w:bCs/>
+        </w:rPr>
+      </w:pPr>
+      <w:r>
+        <w:rPr>
+          <w:b/>
+          <w:bCs/>
+        </w:rPr>
         <w:lastRenderedPageBreak/>
+        <w:t>KPI implementation summary</w:t>
+      </w:r>
+    </w:p>
+    <w:p>
+      <w:r>
+        <w:t xml:space="preserve">The five metrics are displayed using </w:t>
+      </w:r>
+      <w:proofErr w:type="spellStart"/>
+      <w:r>
+        <w:t>Streamlit's</w:t>
+      </w:r>
+      <w:proofErr w:type="spellEnd"/>
+      <w:r>
+        <w:t xml:space="preserve"> column layout.</w:t>
+      </w:r>
+    </w:p>
+    <w:p>
+      <w:r>
+        <w:t xml:space="preserve">col1, col2, col3, col4, col5 = </w:t>
+      </w:r>
+      <w:proofErr w:type="spellStart"/>
+      <w:proofErr w:type="gramStart"/>
+      <w:r>
+        <w:t>st.columns</w:t>
+      </w:r>
+      <w:proofErr w:type="spellEnd"/>
+      <w:proofErr w:type="gramEnd"/>
+      <w:r>
+        <w:t>(5)</w:t>
+      </w:r>
+    </w:p>
+    <w:p>
+      <w:r>
+        <w:t xml:space="preserve">Each metric is rendered using </w:t>
+      </w:r>
+      <w:proofErr w:type="spellStart"/>
+      <w:proofErr w:type="gramStart"/>
+      <w:r>
+        <w:t>st.metric</w:t>
+      </w:r>
+      <w:proofErr w:type="spellEnd"/>
+      <w:proofErr w:type="gramEnd"/>
+      <w:r>
+        <w:t>().</w:t>
+      </w:r>
+    </w:p>
+    <w:p>
+      <w:r>
+        <w:t>This provides a consolidated view of the most important fraud indicators before users examine the detailed visualizations.</w:t>
+      </w:r>
+    </w:p>
+    <w:p>
+      <w:pPr>
+        <w:rPr>
+          <w:b/>
+          <w:bCs/>
+        </w:rPr>
+      </w:pPr>
+      <w:r>
+        <w:rPr>
+          <w:b/>
+          <w:bCs/>
+        </w:rPr>
+        <w:t xml:space="preserve">7.3 </w:t>
+      </w:r>
+      <w:r>
+        <w:rPr>
+          <w:b/>
+          <w:bCs/>
+        </w:rPr>
+        <w:t>EXECUTIVE OVERVIEW VISUALIZATIONS</w:t>
+      </w:r>
+    </w:p>
+    <w:p>
+      <w:r>
+        <w:t xml:space="preserve">The four visualizations are implemented using </w:t>
+      </w:r>
+      <w:proofErr w:type="spellStart"/>
+      <w:r>
+        <w:t>Streamlit</w:t>
+      </w:r>
+      <w:proofErr w:type="spellEnd"/>
+      <w:r>
+        <w:t xml:space="preserve"> charts and </w:t>
+      </w:r>
+      <w:proofErr w:type="spellStart"/>
+      <w:r>
+        <w:t>Plotly</w:t>
+      </w:r>
+      <w:proofErr w:type="spellEnd"/>
+      <w:r>
+        <w:t xml:space="preserve"> Express.</w:t>
+      </w:r>
+    </w:p>
+    <w:p>
+      <w:r>
+        <w:t xml:space="preserve">Each visualization retrieves its data from an existing SQL analytical view, except for the risk distribution chart, which aggregates the results returned by </w:t>
+      </w:r>
+      <w:proofErr w:type="spellStart"/>
+      <w:r>
+        <w:t>vw_risk_analysis</w:t>
+      </w:r>
+      <w:proofErr w:type="spellEnd"/>
+      <w:r>
+        <w:t>.</w:t>
+      </w:r>
+    </w:p>
+    <w:p>
+      <w:pPr>
+        <w:rPr>
+          <w:b/>
+          <w:bCs/>
+        </w:rPr>
+      </w:pPr>
+      <w:r>
+        <w:rPr>
+          <w:b/>
+          <w:bCs/>
+        </w:rPr>
+        <w:t>7</w:t>
+      </w:r>
+      <w:r>
+        <w:rPr>
+          <w:b/>
+          <w:bCs/>
+        </w:rPr>
+        <w:t>.</w:t>
+      </w:r>
+      <w:r>
+        <w:rPr>
+          <w:b/>
+          <w:bCs/>
+        </w:rPr>
+        <w:t>3.</w:t>
+      </w:r>
+      <w:r>
+        <w:rPr>
+          <w:b/>
+          <w:bCs/>
+        </w:rPr>
+        <w:t>1 Fraud Transactions by Category</w:t>
+      </w:r>
+    </w:p>
+    <w:p>
+      <w:r>
+        <w:rPr>
+          <w:b/>
+          <w:bCs/>
+        </w:rPr>
+        <w:t>Chart type:</w:t>
+      </w:r>
+      <w:r>
+        <w:t xml:space="preserve"> Bar chart</w:t>
+      </w:r>
+    </w:p>
+    <w:p>
+      <w:r>
+        <w:rPr>
+          <w:b/>
+          <w:bCs/>
+        </w:rPr>
+        <w:t>SQL view:</w:t>
+      </w:r>
+      <w:r>
+        <w:t xml:space="preserve"> </w:t>
+      </w:r>
+      <w:proofErr w:type="spellStart"/>
+      <w:r>
+        <w:t>vw_category_analysis</w:t>
+      </w:r>
+      <w:proofErr w:type="spellEnd"/>
+    </w:p>
+    <w:p>
+      <w:pPr>
+        <w:rPr>
+          <w:b/>
+          <w:bCs/>
+        </w:rPr>
+      </w:pPr>
+      <w:r>
+        <w:rPr>
+          <w:b/>
+          <w:bCs/>
+        </w:rPr>
+        <w:t>Purpose</w:t>
+      </w:r>
+    </w:p>
+    <w:p>
+      <w:r>
+        <w:t>This visualization compares the number of fraudulent transactions across transaction categories.</w:t>
+      </w:r>
+    </w:p>
+    <w:p>
+      <w:r>
+        <w:t>The categories represented include entertainment, food and dining, gas transport, grocery, health and fitness, home, kids and pets, miscellaneous purchases, personal care, shopping, and travel.</w:t>
+      </w:r>
+    </w:p>
+    <w:p>
+      <w:pPr>
+        <w:rPr>
+          <w:b/>
+          <w:bCs/>
+        </w:rPr>
+      </w:pPr>
+      <w:r>
+        <w:rPr>
+          <w:b/>
+          <w:bCs/>
+        </w:rPr>
+        <w:t>SQL query</w:t>
+      </w:r>
+    </w:p>
+    <w:p>
+      <w:r>
+        <w:t>SELECT *</w:t>
+      </w:r>
+    </w:p>
+    <w:p>
+      <w:r>
+        <w:t xml:space="preserve">FROM </w:t>
+      </w:r>
+      <w:proofErr w:type="spellStart"/>
+      <w:r>
+        <w:t>vw_category_analysis</w:t>
+      </w:r>
+      <w:proofErr w:type="spellEnd"/>
+    </w:p>
+    <w:p>
+      <w:r>
+        <w:t xml:space="preserve">ORDER BY </w:t>
+      </w:r>
+      <w:proofErr w:type="spellStart"/>
+      <w:r>
+        <w:t>fraud_transactions</w:t>
+      </w:r>
+      <w:proofErr w:type="spellEnd"/>
+      <w:r>
+        <w:t xml:space="preserve"> DESC;</w:t>
+      </w:r>
+    </w:p>
+    <w:p>
+      <w:r>
+        <w:t>The query retrieves the category-level fraud results and sorts them by the number of fraudulent transactions in descending order.</w:t>
+      </w:r>
+    </w:p>
+    <w:p>
+      <w:pPr>
+        <w:rPr>
+          <w:b/>
+          <w:bCs/>
+        </w:rPr>
+      </w:pPr>
+      <w:r>
+        <w:rPr>
+          <w:b/>
+          <w:bCs/>
+        </w:rPr>
+        <w:t>Implementation</w:t>
+      </w:r>
+    </w:p>
+    <w:p>
+      <w:proofErr w:type="spellStart"/>
+      <w:r>
+        <w:t>category_data</w:t>
+      </w:r>
+      <w:proofErr w:type="spellEnd"/>
+      <w:r>
+        <w:t xml:space="preserve"> = </w:t>
+      </w:r>
+      <w:proofErr w:type="spellStart"/>
+      <w:r>
+        <w:t>run_query</w:t>
+      </w:r>
+      <w:proofErr w:type="spellEnd"/>
+      <w:r>
+        <w:t>(</w:t>
+      </w:r>
+      <w:proofErr w:type="spellStart"/>
+      <w:r>
+        <w:t>category_query</w:t>
+      </w:r>
+      <w:proofErr w:type="spellEnd"/>
+      <w:r>
         <w:t>)</w:t>
       </w:r>
     </w:p>
-    <w:p>
-      <w:pPr>
-        <w:rPr>
-          <w:b/>
-          <w:bCs/>
-        </w:rPr>
-      </w:pPr>
-      <w:r>
-        <w:rPr>
-          <w:b/>
-          <w:bCs/>
-        </w:rPr>
-        <w:t>KPI implementation summary</w:t>
-      </w:r>
-    </w:p>
-    <w:p>
-      <w:r>
-        <w:t>The five metrics are displayed using Streamlit's column layout.</w:t>
-      </w:r>
-    </w:p>
-    <w:p>
-      <w:r>
-        <w:t>col1, col2, col3, col4, col5 = st.columns(5)</w:t>
-      </w:r>
-    </w:p>
-    <w:p>
-      <w:r>
-        <w:t>Each metric is rendered using st.metric().</w:t>
-      </w:r>
-    </w:p>
-    <w:p>
-      <w:r>
-        <w:t>This provides a consolidated view of the most important fraud indicators before users examine the detailed visualizations.</w:t>
-      </w:r>
-    </w:p>
-    <w:p>
-      <w:r>
-        <w:pict w14:anchorId="5346C18C">
-          <v:rect id="_x0000_i1170" style="width:0;height:1.5pt" o:hralign="center" o:hrstd="t" o:hr="t" fillcolor="#a0a0a0" stroked="f"/>
-        </w:pict>
-      </w:r>
-    </w:p>
-    <w:p>
-      <w:pPr>
-        <w:rPr>
-          <w:b/>
-          <w:bCs/>
-        </w:rPr>
-      </w:pPr>
-      <w:r>
-        <w:rPr>
-          <w:b/>
-          <w:bCs/>
-        </w:rPr>
-        <w:t xml:space="preserve">7.3 </w:t>
-      </w:r>
-      <w:r>
-        <w:rPr>
-          <w:b/>
-          <w:bCs/>
-        </w:rPr>
-        <w:t>EXECUTIVE OVERVIEW VISUALIZATIONS</w:t>
-      </w:r>
-    </w:p>
-    <w:p>
-      <w:r>
-        <w:t>The four visualizations are implemented using Streamlit charts and Plotly Express.</w:t>
-      </w:r>
-    </w:p>
-    <w:p>
-      <w:r>
-        <w:t>Each visualization retrieves its data from an existing SQL analytical view, except for the risk distribution chart, which aggregates the results returned by vw_risk_analysis.</w:t>
-      </w:r>
-    </w:p>
-    <w:p>
-      <w:pPr>
-        <w:rPr>
-          <w:b/>
-          <w:bCs/>
-        </w:rPr>
-      </w:pPr>
-      <w:r>
-        <w:rPr>
-          <w:b/>
-          <w:bCs/>
-        </w:rPr>
-        <w:t>7</w:t>
-      </w:r>
-      <w:r>
-        <w:rPr>
-          <w:b/>
-          <w:bCs/>
-        </w:rPr>
-        <w:t>.</w:t>
-      </w:r>
-      <w:r>
-        <w:rPr>
-          <w:b/>
-          <w:bCs/>
-        </w:rPr>
-        <w:t>3.</w:t>
-      </w:r>
-      <w:r>
-        <w:rPr>
-          <w:b/>
-          <w:bCs/>
-        </w:rPr>
-        <w:t>1 Fraud Transactions by Category</w:t>
+    <w:p/>
+    <w:p>
+      <w:r>
+        <w:t xml:space="preserve">if not </w:t>
+      </w:r>
+      <w:proofErr w:type="spellStart"/>
+      <w:r>
+        <w:t>category_</w:t>
+      </w:r>
+      <w:proofErr w:type="gramStart"/>
+      <w:r>
+        <w:t>data.empty</w:t>
+      </w:r>
+      <w:proofErr w:type="spellEnd"/>
+      <w:proofErr w:type="gramEnd"/>
+      <w:r>
+        <w:t>:</w:t>
+      </w:r>
+    </w:p>
+    <w:p>
+      <w:r>
+        <w:t xml:space="preserve">    </w:t>
+      </w:r>
+      <w:proofErr w:type="spellStart"/>
+      <w:r>
+        <w:t>st.bar_</w:t>
+      </w:r>
+      <w:proofErr w:type="gramStart"/>
+      <w:r>
+        <w:t>chart</w:t>
+      </w:r>
+      <w:proofErr w:type="spellEnd"/>
+      <w:r>
+        <w:t>(</w:t>
+      </w:r>
+      <w:proofErr w:type="gramEnd"/>
+    </w:p>
+    <w:p>
+      <w:r>
+        <w:lastRenderedPageBreak/>
+        <w:t xml:space="preserve">        </w:t>
+      </w:r>
+      <w:proofErr w:type="spellStart"/>
+      <w:r>
+        <w:t>category_data</w:t>
+      </w:r>
+      <w:proofErr w:type="spellEnd"/>
+      <w:r>
+        <w:t>,</w:t>
+      </w:r>
+    </w:p>
+    <w:p>
+      <w:r>
+        <w:t xml:space="preserve">        x="category",</w:t>
+      </w:r>
+    </w:p>
+    <w:p>
+      <w:r>
+        <w:t xml:space="preserve">        y="</w:t>
+      </w:r>
+      <w:proofErr w:type="spellStart"/>
+      <w:r>
+        <w:t>fraud_transactions</w:t>
+      </w:r>
+      <w:proofErr w:type="spellEnd"/>
+      <w:r>
+        <w:t>"</w:t>
+      </w:r>
+    </w:p>
+    <w:p>
+      <w:r>
+        <w:t xml:space="preserve">    )</w:t>
+      </w:r>
+    </w:p>
+    <w:p>
+      <w:pPr>
+        <w:rPr>
+          <w:b/>
+          <w:bCs/>
+        </w:rPr>
+      </w:pPr>
+      <w:r>
+        <w:rPr>
+          <w:b/>
+          <w:bCs/>
+        </w:rPr>
+        <w:t>Analytical value</w:t>
+      </w:r>
+    </w:p>
+    <w:p>
+      <w:r>
+        <w:t>The visualization helps identify categories with comparatively high numbers of fraudulent transactions.</w:t>
+      </w:r>
+    </w:p>
+    <w:p>
+      <w:r>
+        <w:t>It supports category-level investigation and helps prioritize areas for further fraud analysis.</w:t>
+      </w:r>
+    </w:p>
+    <w:p>
+      <w:r>
+        <w:t>The chart displays transaction counts rather than fraud rates within individual categories.</w:t>
+      </w:r>
+    </w:p>
+    <w:p>
+      <w:pPr>
+        <w:rPr>
+          <w:b/>
+          <w:bCs/>
+        </w:rPr>
+      </w:pPr>
+      <w:r>
+        <w:rPr>
+          <w:b/>
+          <w:bCs/>
+        </w:rPr>
+        <w:t>7.3</w:t>
+      </w:r>
+      <w:r>
+        <w:rPr>
+          <w:b/>
+          <w:bCs/>
+        </w:rPr>
+        <w:t>.2 Risk Category Distribution</w:t>
       </w:r>
     </w:p>
     <w:p>
@@ -1703,7 +2448,7 @@
         <w:t>Chart type:</w:t>
       </w:r>
       <w:r>
-        <w:t xml:space="preserve"> Bar chart</w:t>
+        <w:t xml:space="preserve"> Doughnut chart</w:t>
       </w:r>
     </w:p>
     <w:p>
@@ -1715,196 +2460,13 @@
         <w:t>SQL view:</w:t>
       </w:r>
       <w:r>
-        <w:t xml:space="preserve"> vw_category_analysis</w:t>
-      </w:r>
-    </w:p>
-    <w:p>
-      <w:pPr>
-        <w:rPr>
-          <w:b/>
-          <w:bCs/>
-        </w:rPr>
-      </w:pPr>
-      <w:r>
-        <w:rPr>
-          <w:b/>
-          <w:bCs/>
-        </w:rPr>
-        <w:t>Purpose</w:t>
-      </w:r>
-    </w:p>
-    <w:p>
-      <w:r>
-        <w:t>This visualization compares the number of fraudulent transactions across transaction categories.</w:t>
-      </w:r>
-    </w:p>
-    <w:p>
-      <w:r>
-        <w:t>The categories represented include entertainment, food and dining, gas transport, grocery, health and fitness, home, kids and pets, miscellaneous purchases, personal care, shopping, and travel.</w:t>
-      </w:r>
-    </w:p>
-    <w:p>
-      <w:pPr>
-        <w:rPr>
-          <w:b/>
-          <w:bCs/>
-        </w:rPr>
-      </w:pPr>
-      <w:r>
-        <w:rPr>
-          <w:b/>
-          <w:bCs/>
-        </w:rPr>
-        <w:t>SQL query</w:t>
-      </w:r>
-    </w:p>
-    <w:p>
-      <w:r>
-        <w:t>SELECT *</w:t>
-      </w:r>
-    </w:p>
-    <w:p>
-      <w:r>
-        <w:t>FROM vw_category_analysis</w:t>
-      </w:r>
-    </w:p>
-    <w:p>
-      <w:r>
-        <w:t>ORDER BY fraud_transactions DESC;</w:t>
-      </w:r>
-    </w:p>
-    <w:p>
-      <w:r>
-        <w:t>The query retrieves the category-level fraud results and sorts them by the number of fraudulent transactions in descending order.</w:t>
-      </w:r>
-    </w:p>
-    <w:p>
-      <w:pPr>
-        <w:rPr>
-          <w:b/>
-          <w:bCs/>
-        </w:rPr>
-      </w:pPr>
-      <w:r>
-        <w:rPr>
-          <w:b/>
-          <w:bCs/>
-        </w:rPr>
-        <w:t>Implementation</w:t>
-      </w:r>
-    </w:p>
-    <w:p>
-      <w:r>
-        <w:t>category_data = run_query(category_query)</w:t>
-      </w:r>
-    </w:p>
-    <w:p/>
-    <w:p>
-      <w:r>
-        <w:lastRenderedPageBreak/>
-        <w:t>if not category_data.empty:</w:t>
-      </w:r>
-    </w:p>
-    <w:p>
-      <w:r>
-        <w:t xml:space="preserve">    st.bar_chart(</w:t>
-      </w:r>
-    </w:p>
-    <w:p>
-      <w:r>
-        <w:t xml:space="preserve">        category_data,</w:t>
-      </w:r>
-    </w:p>
-    <w:p>
-      <w:r>
-        <w:t xml:space="preserve">        x="category",</w:t>
-      </w:r>
-    </w:p>
-    <w:p>
-      <w:r>
-        <w:t xml:space="preserve">        y="fraud_transactions"</w:t>
-      </w:r>
-    </w:p>
-    <w:p>
-      <w:r>
-        <w:t xml:space="preserve">    )</w:t>
-      </w:r>
-    </w:p>
-    <w:p>
-      <w:pPr>
-        <w:rPr>
-          <w:b/>
-          <w:bCs/>
-        </w:rPr>
-      </w:pPr>
-      <w:r>
-        <w:rPr>
-          <w:b/>
-          <w:bCs/>
-        </w:rPr>
-        <w:t>Analytical value</w:t>
-      </w:r>
-    </w:p>
-    <w:p>
-      <w:r>
-        <w:t>The visualization helps identify categories with comparatively high numbers of fraudulent transactions.</w:t>
-      </w:r>
-    </w:p>
-    <w:p>
-      <w:r>
-        <w:t>It supports category-level investigation and helps prioritize areas for further fraud analysis.</w:t>
-      </w:r>
-    </w:p>
-    <w:p>
-      <w:r>
-        <w:t>The chart displays transaction counts rather than fraud rates within individual categories.</w:t>
-      </w:r>
-    </w:p>
-    <w:p>
-      <w:pPr>
-        <w:rPr>
-          <w:b/>
-          <w:bCs/>
-        </w:rPr>
-      </w:pPr>
-      <w:r>
-        <w:rPr>
-          <w:b/>
-          <w:bCs/>
-        </w:rPr>
-        <w:t>7.3</w:t>
-      </w:r>
-      <w:r>
-        <w:rPr>
-          <w:b/>
-          <w:bCs/>
-        </w:rPr>
-        <w:t>.2 Risk Category Distribution</w:t>
-      </w:r>
-    </w:p>
-    <w:p>
-      <w:r>
-        <w:rPr>
-          <w:b/>
-          <w:bCs/>
-        </w:rPr>
-        <w:t>Chart type:</w:t>
-      </w:r>
-      <w:r>
-        <w:t xml:space="preserve"> Doughnut chart</w:t>
-      </w:r>
-    </w:p>
-    <w:p>
-      <w:r>
-        <w:rPr>
-          <w:b/>
-          <w:bCs/>
-        </w:rPr>
-        <w:t>SQL view:</w:t>
-      </w:r>
-      <w:r>
-        <w:t xml:space="preserve"> vw_risk_analysis</w:t>
-      </w:r>
+        <w:t xml:space="preserve"> </w:t>
+      </w:r>
+      <w:proofErr w:type="spellStart"/>
+      <w:r>
+        <w:t>vw_risk_analysis</w:t>
+      </w:r>
+      <w:proofErr w:type="spellEnd"/>
     </w:p>
     <w:p>
       <w:pPr>
@@ -1997,79 +2559,191 @@
     </w:p>
     <w:p>
       <w:r>
-        <w:t xml:space="preserve">    risk_category,</w:t>
-      </w:r>
-    </w:p>
-    <w:p>
-      <w:r>
-        <w:t xml:space="preserve">    SUM(transaction_count) AS transaction_count</w:t>
-      </w:r>
-    </w:p>
-    <w:p>
-      <w:r>
-        <w:t>FROM vw_risk_analysis</w:t>
-      </w:r>
-    </w:p>
-    <w:p>
-      <w:r>
-        <w:t>GROUP BY risk_category</w:t>
-      </w:r>
-    </w:p>
-    <w:p>
-      <w:r>
-        <w:t>ORDER BY transaction_count DESC;</w:t>
-      </w:r>
-    </w:p>
-    <w:p>
+        <w:t xml:space="preserve">    </w:t>
+      </w:r>
+      <w:proofErr w:type="spellStart"/>
+      <w:r>
+        <w:t>risk_category</w:t>
+      </w:r>
+      <w:proofErr w:type="spellEnd"/>
+      <w:r>
+        <w:t>,</w:t>
+      </w:r>
+    </w:p>
+    <w:p>
+      <w:r>
+        <w:t xml:space="preserve">    </w:t>
+      </w:r>
+      <w:proofErr w:type="gramStart"/>
+      <w:r>
+        <w:t>SUM(</w:t>
+      </w:r>
+      <w:proofErr w:type="spellStart"/>
+      <w:proofErr w:type="gramEnd"/>
+      <w:r>
+        <w:t>transaction_count</w:t>
+      </w:r>
+      <w:proofErr w:type="spellEnd"/>
+      <w:r>
+        <w:t xml:space="preserve">) AS </w:t>
+      </w:r>
+      <w:proofErr w:type="spellStart"/>
+      <w:r>
+        <w:t>transaction_count</w:t>
+      </w:r>
+      <w:proofErr w:type="spellEnd"/>
+    </w:p>
+    <w:p>
+      <w:r>
+        <w:t xml:space="preserve">FROM </w:t>
+      </w:r>
+      <w:proofErr w:type="spellStart"/>
+      <w:r>
+        <w:t>vw_risk_analysis</w:t>
+      </w:r>
+      <w:proofErr w:type="spellEnd"/>
+    </w:p>
+    <w:p>
+      <w:r>
+        <w:t xml:space="preserve">GROUP BY </w:t>
+      </w:r>
+      <w:proofErr w:type="spellStart"/>
+      <w:r>
+        <w:t>risk_category</w:t>
+      </w:r>
+      <w:proofErr w:type="spellEnd"/>
+    </w:p>
+    <w:p>
+      <w:r>
+        <w:t xml:space="preserve">ORDER BY </w:t>
+      </w:r>
+      <w:proofErr w:type="spellStart"/>
+      <w:r>
+        <w:t>transaction_count</w:t>
+      </w:r>
+      <w:proofErr w:type="spellEnd"/>
+      <w:r>
+        <w:t xml:space="preserve"> DESC;</w:t>
+      </w:r>
+    </w:p>
+    <w:p>
+      <w:r>
+        <w:t>The risk view contains results grouped by risk category and alert status. The query aggregates the transaction counts across alert groups to obtain one total per risk category.</w:t>
+      </w:r>
+    </w:p>
+    <w:p>
+      <w:pPr>
+        <w:rPr>
+          <w:b/>
+          <w:bCs/>
+        </w:rPr>
+      </w:pPr>
+      <w:r>
+        <w:rPr>
+          <w:b/>
+          <w:bCs/>
+        </w:rPr>
+        <w:t>Implementation</w:t>
+      </w:r>
+    </w:p>
+    <w:p>
+      <w:proofErr w:type="spellStart"/>
       <w:r>
         <w:lastRenderedPageBreak/>
-        <w:t>The risk view contains results grouped by risk category and alert status. The query aggregates the transaction counts across alert groups to obtain one total per risk category.</w:t>
-      </w:r>
-    </w:p>
-    <w:p>
-      <w:pPr>
-        <w:rPr>
-          <w:b/>
-          <w:bCs/>
-        </w:rPr>
-      </w:pPr>
-      <w:r>
-        <w:rPr>
-          <w:b/>
-          <w:bCs/>
-        </w:rPr>
-        <w:t>Implementation</w:t>
-      </w:r>
-    </w:p>
-    <w:p>
-      <w:r>
-        <w:t>risk_data = run_query(risk_query)</w:t>
+        <w:t>risk_data</w:t>
+      </w:r>
+      <w:proofErr w:type="spellEnd"/>
+      <w:r>
+        <w:t xml:space="preserve"> = </w:t>
+      </w:r>
+      <w:proofErr w:type="spellStart"/>
+      <w:r>
+        <w:t>run_query</w:t>
+      </w:r>
+      <w:proofErr w:type="spellEnd"/>
+      <w:r>
+        <w:t>(</w:t>
+      </w:r>
+      <w:proofErr w:type="spellStart"/>
+      <w:r>
+        <w:t>risk_query</w:t>
+      </w:r>
+      <w:proofErr w:type="spellEnd"/>
+      <w:r>
+        <w:t>)</w:t>
       </w:r>
     </w:p>
     <w:p/>
     <w:p>
       <w:r>
-        <w:t>if not risk_data.empty:</w:t>
-      </w:r>
-    </w:p>
-    <w:p>
-      <w:r>
-        <w:t xml:space="preserve">    fig = px.pie(</w:t>
-      </w:r>
-    </w:p>
-    <w:p>
-      <w:r>
-        <w:t xml:space="preserve">        risk_data,</w:t>
-      </w:r>
-    </w:p>
-    <w:p>
-      <w:r>
-        <w:t xml:space="preserve">        names="risk_category",</w:t>
-      </w:r>
-    </w:p>
-    <w:p>
-      <w:r>
-        <w:t xml:space="preserve">        values="transaction_count",</w:t>
+        <w:t xml:space="preserve">if not </w:t>
+      </w:r>
+      <w:proofErr w:type="spellStart"/>
+      <w:r>
+        <w:t>risk_</w:t>
+      </w:r>
+      <w:proofErr w:type="gramStart"/>
+      <w:r>
+        <w:t>data.empty</w:t>
+      </w:r>
+      <w:proofErr w:type="spellEnd"/>
+      <w:proofErr w:type="gramEnd"/>
+      <w:r>
+        <w:t>:</w:t>
+      </w:r>
+    </w:p>
+    <w:p>
+      <w:r>
+        <w:t xml:space="preserve">    fig = </w:t>
+      </w:r>
+      <w:proofErr w:type="spellStart"/>
+      <w:proofErr w:type="gramStart"/>
+      <w:r>
+        <w:t>px.pie</w:t>
+      </w:r>
+      <w:proofErr w:type="spellEnd"/>
+      <w:r>
+        <w:t>(</w:t>
+      </w:r>
+      <w:proofErr w:type="gramEnd"/>
+    </w:p>
+    <w:p>
+      <w:r>
+        <w:t xml:space="preserve">        </w:t>
+      </w:r>
+      <w:proofErr w:type="spellStart"/>
+      <w:r>
+        <w:t>risk_data</w:t>
+      </w:r>
+      <w:proofErr w:type="spellEnd"/>
+      <w:r>
+        <w:t>,</w:t>
+      </w:r>
+    </w:p>
+    <w:p>
+      <w:r>
+        <w:t xml:space="preserve">        names="</w:t>
+      </w:r>
+      <w:proofErr w:type="spellStart"/>
+      <w:r>
+        <w:t>risk_category</w:t>
+      </w:r>
+      <w:proofErr w:type="spellEnd"/>
+      <w:r>
+        <w:t>",</w:t>
+      </w:r>
+    </w:p>
+    <w:p>
+      <w:r>
+        <w:t xml:space="preserve">        values="</w:t>
+      </w:r>
+      <w:proofErr w:type="spellStart"/>
+      <w:r>
+        <w:t>transaction_count</w:t>
+      </w:r>
+      <w:proofErr w:type="spellEnd"/>
+      <w:r>
+        <w:t>",</w:t>
       </w:r>
     </w:p>
     <w:p>
@@ -2093,18 +2767,57 @@
       </w:r>
     </w:p>
     <w:p>
-      <w:r>
-        <w:t>fig.update_traces(</w:t>
-      </w:r>
-    </w:p>
-    <w:p>
-      <w:r>
-        <w:t xml:space="preserve">    textposition="inside",</w:t>
-      </w:r>
-    </w:p>
-    <w:p>
-      <w:r>
-        <w:t xml:space="preserve">    textinfo="percent+label"</w:t>
+      <w:proofErr w:type="spellStart"/>
+      <w:proofErr w:type="gramStart"/>
+      <w:r>
+        <w:t>fig.update</w:t>
+      </w:r>
+      <w:proofErr w:type="gramEnd"/>
+      <w:r>
+        <w:t>_</w:t>
+      </w:r>
+      <w:proofErr w:type="gramStart"/>
+      <w:r>
+        <w:t>traces</w:t>
+      </w:r>
+      <w:proofErr w:type="spellEnd"/>
+      <w:r>
+        <w:t>(</w:t>
+      </w:r>
+      <w:proofErr w:type="gramEnd"/>
+    </w:p>
+    <w:p>
+      <w:r>
+        <w:t xml:space="preserve">    </w:t>
+      </w:r>
+      <w:proofErr w:type="spellStart"/>
+      <w:r>
+        <w:t>textposition</w:t>
+      </w:r>
+      <w:proofErr w:type="spellEnd"/>
+      <w:r>
+        <w:t>="inside",</w:t>
+      </w:r>
+    </w:p>
+    <w:p>
+      <w:r>
+        <w:t xml:space="preserve">    </w:t>
+      </w:r>
+      <w:proofErr w:type="spellStart"/>
+      <w:r>
+        <w:t>textinfo</w:t>
+      </w:r>
+      <w:proofErr w:type="spellEnd"/>
+      <w:r>
+        <w:t>="</w:t>
+      </w:r>
+      <w:proofErr w:type="spellStart"/>
+      <w:r>
+        <w:t>percent+label</w:t>
+      </w:r>
+      <w:proofErr w:type="spellEnd"/>
+      <w:r>
+        <w:t>"</w:t>
       </w:r>
     </w:p>
     <w:p>
@@ -2118,9 +2831,24 @@
       </w:r>
     </w:p>
     <w:p>
-      <w:r>
-        <w:t>fig.update_layout(</w:t>
-      </w:r>
+      <w:proofErr w:type="spellStart"/>
+      <w:proofErr w:type="gramStart"/>
+      <w:r>
+        <w:t>fig.update</w:t>
+      </w:r>
+      <w:proofErr w:type="gramEnd"/>
+      <w:r>
+        <w:t>_</w:t>
+      </w:r>
+      <w:proofErr w:type="gramStart"/>
+      <w:r>
+        <w:t>layout</w:t>
+      </w:r>
+      <w:proofErr w:type="spellEnd"/>
+      <w:r>
+        <w:t>(</w:t>
+      </w:r>
+      <w:proofErr w:type="gramEnd"/>
     </w:p>
     <w:p>
       <w:r>
@@ -2129,18 +2857,49 @@
     </w:p>
     <w:p>
       <w:r>
-        <w:t xml:space="preserve">    autosize=True,</w:t>
-      </w:r>
-    </w:p>
-    <w:p>
-      <w:r>
-        <w:t xml:space="preserve">    margin=dict(l=20, r=20, t=30, b=20),</w:t>
-      </w:r>
-    </w:p>
-    <w:p>
-      <w:r>
-        <w:t xml:space="preserve">    legend=dict(</w:t>
-      </w:r>
+        <w:t xml:space="preserve">    </w:t>
+      </w:r>
+      <w:proofErr w:type="spellStart"/>
+      <w:r>
+        <w:t>autosize</w:t>
+      </w:r>
+      <w:proofErr w:type="spellEnd"/>
+      <w:r>
+        <w:t>=True,</w:t>
+      </w:r>
+    </w:p>
+    <w:p>
+      <w:r>
+        <w:t xml:space="preserve">    margin=</w:t>
+      </w:r>
+      <w:proofErr w:type="spellStart"/>
+      <w:proofErr w:type="gramStart"/>
+      <w:r>
+        <w:t>dict</w:t>
+      </w:r>
+      <w:proofErr w:type="spellEnd"/>
+      <w:r>
+        <w:t>(</w:t>
+      </w:r>
+      <w:proofErr w:type="gramEnd"/>
+      <w:r>
+        <w:t>l=20, r=20, t=30, b=20),</w:t>
+      </w:r>
+    </w:p>
+    <w:p>
+      <w:r>
+        <w:t xml:space="preserve">    legend=</w:t>
+      </w:r>
+      <w:proofErr w:type="spellStart"/>
+      <w:proofErr w:type="gramStart"/>
+      <w:r>
+        <w:t>dict</w:t>
+      </w:r>
+      <w:proofErr w:type="spellEnd"/>
+      <w:r>
+        <w:t>(</w:t>
+      </w:r>
+      <w:proofErr w:type="gramEnd"/>
     </w:p>
     <w:p>
       <w:r>
@@ -2149,7 +2908,15 @@
     </w:p>
     <w:p>
       <w:r>
-        <w:t xml:space="preserve">        yanchor="middle",</w:t>
+        <w:t xml:space="preserve">        </w:t>
+      </w:r>
+      <w:proofErr w:type="spellStart"/>
+      <w:r>
+        <w:t>yanchor</w:t>
+      </w:r>
+      <w:proofErr w:type="spellEnd"/>
+      <w:r>
+        <w:t>="middle",</w:t>
       </w:r>
     </w:p>
     <w:p>
@@ -2159,528 +2926,25 @@
     </w:p>
     <w:p>
       <w:r>
-        <w:t xml:space="preserve">        xanchor="left",</w:t>
-      </w:r>
-    </w:p>
-    <w:p>
-      <w:r>
-        <w:lastRenderedPageBreak/>
+        <w:t xml:space="preserve">        </w:t>
+      </w:r>
+      <w:proofErr w:type="spellStart"/>
+      <w:r>
+        <w:t>xanchor</w:t>
+      </w:r>
+      <w:proofErr w:type="spellEnd"/>
+      <w:r>
+        <w:t>="left",</w:t>
+      </w:r>
+    </w:p>
+    <w:p>
+      <w:r>
         <w:t xml:space="preserve">        x=1.02</w:t>
       </w:r>
     </w:p>
     <w:p>
       <w:r>
         <w:t xml:space="preserve">    )</w:t>
-      </w:r>
-    </w:p>
-    <w:p>
-      <w:r>
-        <w:t>)</w:t>
-      </w:r>
-    </w:p>
-    <w:p>
-      <w:r>
-        <w:t>The chart is rendered using:</w:t>
-      </w:r>
-    </w:p>
-    <w:p>
-      <w:r>
-        <w:t>st.plotly_chart(</w:t>
-      </w:r>
-    </w:p>
-    <w:p>
-      <w:r>
-        <w:t xml:space="preserve">    fig,</w:t>
-      </w:r>
-    </w:p>
-    <w:p>
-      <w:r>
-        <w:t xml:space="preserve">    use_container_width=True</w:t>
-      </w:r>
-    </w:p>
-    <w:p>
-      <w:r>
-        <w:t>)</w:t>
-      </w:r>
-    </w:p>
-    <w:p>
-      <w:pPr>
-        <w:rPr>
-          <w:b/>
-          <w:bCs/>
-        </w:rPr>
-      </w:pPr>
-      <w:r>
-        <w:rPr>
-          <w:b/>
-          <w:bCs/>
-        </w:rPr>
-        <w:t>Analytical value</w:t>
-      </w:r>
-    </w:p>
-    <w:p>
-      <w:r>
-        <w:t>The doughnut chart provides a quick overview of the proportion of transactions assigned to each risk category.</w:t>
-      </w:r>
-    </w:p>
-    <w:p>
-      <w:r>
-        <w:t>The current dashboard shows Low risk as the dominant category, accounting for approximately 97.7% of transactions.</w:t>
-      </w:r>
-    </w:p>
-    <w:p>
-      <w:r>
-        <w:t>The remaining categories occupy much smaller proportions.</w:t>
-      </w:r>
-    </w:p>
-    <w:p>
-      <w:r>
-        <w:t>This visualization describes the distribution of assigned risk categories; it should not be interpreted as the actual fraud rate within each category.</w:t>
-      </w:r>
-    </w:p>
-    <w:p>
-      <w:pPr>
-        <w:rPr>
-          <w:b/>
-          <w:bCs/>
-        </w:rPr>
-      </w:pPr>
-      <w:r>
-        <w:rPr>
-          <w:b/>
-          <w:bCs/>
-        </w:rPr>
-        <w:t>7.3</w:t>
-      </w:r>
-      <w:r>
-        <w:rPr>
-          <w:b/>
-          <w:bCs/>
-        </w:rPr>
-        <w:t>.3 Top 10 States by Fraud Transactions</w:t>
-      </w:r>
-    </w:p>
-    <w:p>
-      <w:r>
-        <w:rPr>
-          <w:b/>
-          <w:bCs/>
-        </w:rPr>
-        <w:t>Chart type:</w:t>
-      </w:r>
-      <w:r>
-        <w:t xml:space="preserve"> Horizontal bar chart</w:t>
-      </w:r>
-    </w:p>
-    <w:p>
-      <w:r>
-        <w:rPr>
-          <w:b/>
-          <w:bCs/>
-        </w:rPr>
-        <w:t>SQL view:</w:t>
-      </w:r>
-      <w:r>
-        <w:t xml:space="preserve"> vw_geographic_analysis</w:t>
-      </w:r>
-    </w:p>
-    <w:p>
-      <w:pPr>
-        <w:rPr>
-          <w:b/>
-          <w:bCs/>
-        </w:rPr>
-      </w:pPr>
-      <w:r>
-        <w:rPr>
-          <w:b/>
-          <w:bCs/>
-        </w:rPr>
-        <w:t>Purpose</w:t>
-      </w:r>
-    </w:p>
-    <w:p>
-      <w:r>
-        <w:t>This visualization ranks the ten states with the highest numbers of fraudulent transactions.</w:t>
-      </w:r>
-    </w:p>
-    <w:p>
-      <w:pPr>
-        <w:rPr>
-          <w:b/>
-          <w:bCs/>
-        </w:rPr>
-      </w:pPr>
-      <w:r>
-        <w:rPr>
-          <w:b/>
-          <w:bCs/>
-        </w:rPr>
-        <w:t>SQL query</w:t>
-      </w:r>
-    </w:p>
-    <w:p>
-      <w:r>
-        <w:t>SELECT *</w:t>
-      </w:r>
-    </w:p>
-    <w:p>
-      <w:r>
-        <w:t>FROM vw_geographic_analysis</w:t>
-      </w:r>
-    </w:p>
-    <w:p>
-      <w:r>
-        <w:t>ORDER BY fraud_transactions DESC</w:t>
-      </w:r>
-    </w:p>
-    <w:p>
-      <w:r>
-        <w:t>LIMIT 10;</w:t>
-      </w:r>
-    </w:p>
-    <w:p>
-      <w:r>
-        <w:t>The query sorts the geographic results by fraudulent transaction count in descending order and selects the top ten records.</w:t>
-      </w:r>
-    </w:p>
-    <w:p>
-      <w:pPr>
-        <w:rPr>
-          <w:b/>
-          <w:bCs/>
-        </w:rPr>
-      </w:pPr>
-      <w:r>
-        <w:rPr>
-          <w:b/>
-          <w:bCs/>
-        </w:rPr>
-        <w:t>Implementation</w:t>
-      </w:r>
-    </w:p>
-    <w:p>
-      <w:r>
-        <w:lastRenderedPageBreak/>
-        <w:t>state_data = run_query(state_query)</w:t>
-      </w:r>
-    </w:p>
-    <w:p/>
-    <w:p>
-      <w:r>
-        <w:t>if not state_data.empty:</w:t>
-      </w:r>
-    </w:p>
-    <w:p>
-      <w:r>
-        <w:t xml:space="preserve">    fig = px.bar(</w:t>
-      </w:r>
-    </w:p>
-    <w:p>
-      <w:r>
-        <w:t xml:space="preserve">        state_data,</w:t>
-      </w:r>
-    </w:p>
-    <w:p>
-      <w:r>
-        <w:t xml:space="preserve">        x="fraud_transactions",</w:t>
-      </w:r>
-    </w:p>
-    <w:p>
-      <w:r>
-        <w:t xml:space="preserve">        y="state",</w:t>
-      </w:r>
-    </w:p>
-    <w:p>
-      <w:r>
-        <w:t xml:space="preserve">        orientation="h"</w:t>
-      </w:r>
-    </w:p>
-    <w:p>
-      <w:r>
-        <w:t xml:space="preserve">    )</w:t>
-      </w:r>
-    </w:p>
-    <w:p>
-      <w:r>
-        <w:t>The horizontal orientation makes state labels easier to read and supports comparisons across the ten selected states.</w:t>
-      </w:r>
-    </w:p>
-    <w:p>
-      <w:r>
-        <w:t>The chart layout is configured as follows:</w:t>
-      </w:r>
-    </w:p>
-    <w:p>
-      <w:r>
-        <w:t>fig.update_layout(</w:t>
-      </w:r>
-    </w:p>
-    <w:p>
-      <w:r>
-        <w:t xml:space="preserve">    yaxis={"categoryorder": "total ascending"},</w:t>
-      </w:r>
-    </w:p>
-    <w:p>
-      <w:r>
-        <w:t xml:space="preserve">    xaxis_title="Fraud Transactions",</w:t>
-      </w:r>
-    </w:p>
-    <w:p>
-      <w:r>
-        <w:t xml:space="preserve">    yaxis_title="State"</w:t>
-      </w:r>
-    </w:p>
-    <w:p>
-      <w:r>
-        <w:t>)</w:t>
-      </w:r>
-    </w:p>
-    <w:p>
-      <w:r>
-        <w:t>The chart is displayed using:</w:t>
-      </w:r>
-    </w:p>
-    <w:p>
-      <w:r>
-        <w:t>st.plotly_chart(</w:t>
-      </w:r>
-    </w:p>
-    <w:p>
-      <w:r>
-        <w:t xml:space="preserve">    fig,</w:t>
-      </w:r>
-    </w:p>
-    <w:p>
-      <w:r>
-        <w:t xml:space="preserve">    use_container_width=True</w:t>
-      </w:r>
-    </w:p>
-    <w:p>
-      <w:r>
-        <w:t>)</w:t>
-      </w:r>
-    </w:p>
-    <w:p>
-      <w:pPr>
-        <w:rPr>
-          <w:b/>
-          <w:bCs/>
-        </w:rPr>
-      </w:pPr>
-      <w:r>
-        <w:rPr>
-          <w:b/>
-          <w:bCs/>
-        </w:rPr>
-        <w:t>Analytical value</w:t>
-      </w:r>
-    </w:p>
-    <w:p>
-      <w:r>
-        <w:t>The visualization highlights geographic areas with comparatively high counts of fraudulent transactions.</w:t>
-      </w:r>
-    </w:p>
-    <w:p>
-      <w:r>
-        <w:t>It supports geographic investigation and helps identify locations that may require further examination.</w:t>
-      </w:r>
-    </w:p>
-    <w:p>
-      <w:r>
-        <w:t>The ranking is based on fraud transaction counts, not fraud rates relative to each state's total transaction volume.</w:t>
-      </w:r>
-    </w:p>
-    <w:p>
-      <w:pPr>
-        <w:rPr>
-          <w:b/>
-          <w:bCs/>
-        </w:rPr>
-      </w:pPr>
-      <w:r>
-        <w:rPr>
-          <w:b/>
-          <w:bCs/>
-        </w:rPr>
-        <w:lastRenderedPageBreak/>
-        <w:t>7.3</w:t>
-      </w:r>
-      <w:r>
-        <w:rPr>
-          <w:b/>
-          <w:bCs/>
-        </w:rPr>
-        <w:t>.4 Monthly Fraud Trend</w:t>
-      </w:r>
-    </w:p>
-    <w:p>
-      <w:r>
-        <w:rPr>
-          <w:b/>
-          <w:bCs/>
-        </w:rPr>
-        <w:t>Chart type:</w:t>
-      </w:r>
-      <w:r>
-        <w:t xml:space="preserve"> Line chart with markers</w:t>
-      </w:r>
-    </w:p>
-    <w:p>
-      <w:r>
-        <w:rPr>
-          <w:b/>
-          <w:bCs/>
-        </w:rPr>
-        <w:t>SQL view:</w:t>
-      </w:r>
-      <w:r>
-        <w:t xml:space="preserve"> vw_monthly_fraud_analysis</w:t>
-      </w:r>
-    </w:p>
-    <w:p>
-      <w:pPr>
-        <w:rPr>
-          <w:b/>
-          <w:bCs/>
-        </w:rPr>
-      </w:pPr>
-      <w:r>
-        <w:rPr>
-          <w:b/>
-          <w:bCs/>
-        </w:rPr>
-        <w:t>Purpose</w:t>
-      </w:r>
-    </w:p>
-    <w:p>
-      <w:r>
-        <w:t>This visualization displays the number of fraudulent transactions recorded in each month.</w:t>
-      </w:r>
-    </w:p>
-    <w:p>
-      <w:r>
-        <w:t>It helps identify monthly fluctuations and periods with comparatively high or low fraud counts.</w:t>
-      </w:r>
-    </w:p>
-    <w:p>
-      <w:pPr>
-        <w:rPr>
-          <w:b/>
-          <w:bCs/>
-        </w:rPr>
-      </w:pPr>
-      <w:r>
-        <w:rPr>
-          <w:b/>
-          <w:bCs/>
-        </w:rPr>
-        <w:t>SQL query</w:t>
-      </w:r>
-    </w:p>
-    <w:p>
-      <w:r>
-        <w:t>SELECT *</w:t>
-      </w:r>
-    </w:p>
-    <w:p>
-      <w:r>
-        <w:t>FROM vw_monthly_fraud_analysis;</w:t>
-      </w:r>
-    </w:p>
-    <w:p>
-      <w:r>
-        <w:t>The query retrieves the monthly fraud results from the existing SQL view.</w:t>
-      </w:r>
-    </w:p>
-    <w:p>
-      <w:pPr>
-        <w:rPr>
-          <w:b/>
-          <w:bCs/>
-        </w:rPr>
-      </w:pPr>
-      <w:r>
-        <w:rPr>
-          <w:b/>
-          <w:bCs/>
-        </w:rPr>
-        <w:t>Month ordering</w:t>
-      </w:r>
-    </w:p>
-    <w:p>
-      <w:r>
-        <w:t>The month names are explicitly ordered from January to December to prevent alphabetical sorting.</w:t>
-      </w:r>
-    </w:p>
-    <w:p>
-      <w:r>
-        <w:t>month_order = [</w:t>
-      </w:r>
-    </w:p>
-    <w:p>
-      <w:r>
-        <w:t xml:space="preserve">    "January", "February", "March",</w:t>
-      </w:r>
-    </w:p>
-    <w:p>
-      <w:r>
-        <w:t xml:space="preserve">    "April", "May", "June",</w:t>
-      </w:r>
-    </w:p>
-    <w:p>
-      <w:r>
-        <w:t xml:space="preserve">    "July", "August", "September",</w:t>
-      </w:r>
-    </w:p>
-    <w:p>
-      <w:r>
-        <w:t xml:space="preserve">    "October", "November", "December"</w:t>
-      </w:r>
-    </w:p>
-    <w:p>
-      <w:r>
-        <w:t>]</w:t>
-      </w:r>
-    </w:p>
-    <w:p>
-      <w:r>
-        <w:t>A dictionary maps each month to its corresponding numerical position.</w:t>
-      </w:r>
-    </w:p>
-    <w:p>
-      <w:r>
-        <w:t>month_numbers = {</w:t>
-      </w:r>
-    </w:p>
-    <w:p>
-      <w:r>
-        <w:t xml:space="preserve">    month: index</w:t>
-      </w:r>
-    </w:p>
-    <w:p>
-      <w:r>
-        <w:t xml:space="preserve">    for index, month in enumerate(month_order)</w:t>
-      </w:r>
-    </w:p>
-    <w:p>
-      <w:r>
-        <w:t>}</w:t>
-      </w:r>
-    </w:p>
-    <w:p>
-      <w:r>
-        <w:t>The application creates a temporary month_number column and sorts the DataFrame using that column.</w:t>
-      </w:r>
-    </w:p>
-    <w:p>
-      <w:r>
-        <w:t>monthly_data["month_number"] = (</w:t>
-      </w:r>
-    </w:p>
-    <w:p>
-      <w:r>
-        <w:t xml:space="preserve">    monthly_data["transaction_month"].map(month_numbers)</w:t>
       </w:r>
     </w:p>
     <w:p>
@@ -2689,10 +2953,818 @@
         <w:t>)</w:t>
       </w:r>
     </w:p>
+    <w:p>
+      <w:r>
+        <w:t>The chart is rendered using:</w:t>
+      </w:r>
+    </w:p>
+    <w:p>
+      <w:proofErr w:type="spellStart"/>
+      <w:proofErr w:type="gramStart"/>
+      <w:r>
+        <w:t>st.plotly</w:t>
+      </w:r>
+      <w:proofErr w:type="gramEnd"/>
+      <w:r>
+        <w:t>_</w:t>
+      </w:r>
+      <w:proofErr w:type="gramStart"/>
+      <w:r>
+        <w:t>chart</w:t>
+      </w:r>
+      <w:proofErr w:type="spellEnd"/>
+      <w:r>
+        <w:t>(</w:t>
+      </w:r>
+      <w:proofErr w:type="gramEnd"/>
+    </w:p>
+    <w:p>
+      <w:r>
+        <w:t xml:space="preserve">    fig,</w:t>
+      </w:r>
+    </w:p>
+    <w:p>
+      <w:r>
+        <w:t xml:space="preserve">    </w:t>
+      </w:r>
+      <w:proofErr w:type="spellStart"/>
+      <w:r>
+        <w:t>use_container_width</w:t>
+      </w:r>
+      <w:proofErr w:type="spellEnd"/>
+      <w:r>
+        <w:t>=True</w:t>
+      </w:r>
+    </w:p>
+    <w:p>
+      <w:r>
+        <w:t>)</w:t>
+      </w:r>
+    </w:p>
+    <w:p>
+      <w:pPr>
+        <w:rPr>
+          <w:b/>
+          <w:bCs/>
+        </w:rPr>
+      </w:pPr>
+      <w:r>
+        <w:rPr>
+          <w:b/>
+          <w:bCs/>
+        </w:rPr>
+        <w:t>Analytical value</w:t>
+      </w:r>
+    </w:p>
+    <w:p>
+      <w:r>
+        <w:t>The doughnut chart provides a quick overview of the proportion of transactions assigned to each risk category.</w:t>
+      </w:r>
+    </w:p>
+    <w:p>
+      <w:r>
+        <w:t>The current dashboard shows Low risk as the dominant category, accounting for approximately 97.7% of transactions.</w:t>
+      </w:r>
+    </w:p>
+    <w:p>
+      <w:r>
+        <w:t>The remaining categories occupy much smaller proportions.</w:t>
+      </w:r>
+    </w:p>
+    <w:p>
+      <w:r>
+        <w:t>This visualization describes the distribution of assigned risk categories; it should not be interpreted as the actual fraud rate within each category.</w:t>
+      </w:r>
+    </w:p>
+    <w:p>
+      <w:pPr>
+        <w:rPr>
+          <w:b/>
+          <w:bCs/>
+        </w:rPr>
+      </w:pPr>
+      <w:r>
+        <w:rPr>
+          <w:b/>
+          <w:bCs/>
+        </w:rPr>
+        <w:t>7.3</w:t>
+      </w:r>
+      <w:r>
+        <w:rPr>
+          <w:b/>
+          <w:bCs/>
+        </w:rPr>
+        <w:t>.3 Top 10 States by Fraud Transactions</w:t>
+      </w:r>
+    </w:p>
+    <w:p>
+      <w:r>
+        <w:rPr>
+          <w:b/>
+          <w:bCs/>
+        </w:rPr>
+        <w:t>Chart type:</w:t>
+      </w:r>
+      <w:r>
+        <w:t xml:space="preserve"> Horizontal bar chart</w:t>
+      </w:r>
+    </w:p>
+    <w:p>
+      <w:r>
+        <w:rPr>
+          <w:b/>
+          <w:bCs/>
+        </w:rPr>
+        <w:t>SQL view:</w:t>
+      </w:r>
+      <w:r>
+        <w:t xml:space="preserve"> </w:t>
+      </w:r>
+      <w:proofErr w:type="spellStart"/>
+      <w:r>
+        <w:t>vw_geographic_analysis</w:t>
+      </w:r>
+      <w:proofErr w:type="spellEnd"/>
+    </w:p>
+    <w:p>
+      <w:pPr>
+        <w:rPr>
+          <w:b/>
+          <w:bCs/>
+        </w:rPr>
+      </w:pPr>
+      <w:r>
+        <w:rPr>
+          <w:b/>
+          <w:bCs/>
+        </w:rPr>
+        <w:t>Purpose</w:t>
+      </w:r>
+    </w:p>
+    <w:p>
+      <w:r>
+        <w:t>This visualization ranks the ten states with the highest numbers of fraudulent transactions.</w:t>
+      </w:r>
+    </w:p>
+    <w:p>
+      <w:pPr>
+        <w:rPr>
+          <w:b/>
+          <w:bCs/>
+        </w:rPr>
+      </w:pPr>
+      <w:r>
+        <w:rPr>
+          <w:b/>
+          <w:bCs/>
+        </w:rPr>
+        <w:t>SQL query</w:t>
+      </w:r>
+    </w:p>
+    <w:p>
+      <w:r>
+        <w:t>SELECT *</w:t>
+      </w:r>
+    </w:p>
+    <w:p>
+      <w:r>
+        <w:t xml:space="preserve">FROM </w:t>
+      </w:r>
+      <w:proofErr w:type="spellStart"/>
+      <w:r>
+        <w:t>vw_geographic_analysis</w:t>
+      </w:r>
+      <w:proofErr w:type="spellEnd"/>
+    </w:p>
+    <w:p>
+      <w:r>
+        <w:t xml:space="preserve">ORDER BY </w:t>
+      </w:r>
+      <w:proofErr w:type="spellStart"/>
+      <w:r>
+        <w:t>fraud_transactions</w:t>
+      </w:r>
+      <w:proofErr w:type="spellEnd"/>
+      <w:r>
+        <w:t xml:space="preserve"> DESC</w:t>
+      </w:r>
+    </w:p>
+    <w:p>
+      <w:r>
+        <w:t>LIMIT 10;</w:t>
+      </w:r>
+    </w:p>
+    <w:p>
+      <w:r>
+        <w:t>The query sorts the geographic results by fraudulent transaction count in descending order and selects the top ten records.</w:t>
+      </w:r>
+    </w:p>
+    <w:p>
+      <w:pPr>
+        <w:rPr>
+          <w:b/>
+          <w:bCs/>
+        </w:rPr>
+      </w:pPr>
+      <w:r>
+        <w:rPr>
+          <w:b/>
+          <w:bCs/>
+        </w:rPr>
+        <w:t>Implementation</w:t>
+      </w:r>
+    </w:p>
+    <w:p>
+      <w:proofErr w:type="spellStart"/>
+      <w:r>
+        <w:t>state_data</w:t>
+      </w:r>
+      <w:proofErr w:type="spellEnd"/>
+      <w:r>
+        <w:t xml:space="preserve"> = </w:t>
+      </w:r>
+      <w:proofErr w:type="spellStart"/>
+      <w:r>
+        <w:t>run_query</w:t>
+      </w:r>
+      <w:proofErr w:type="spellEnd"/>
+      <w:r>
+        <w:t>(</w:t>
+      </w:r>
+      <w:proofErr w:type="spellStart"/>
+      <w:r>
+        <w:t>state_query</w:t>
+      </w:r>
+      <w:proofErr w:type="spellEnd"/>
+      <w:r>
+        <w:t>)</w:t>
+      </w:r>
+    </w:p>
     <w:p/>
     <w:p>
       <w:r>
-        <w:t>monthly_data = monthly_data.sort_values("month_number")</w:t>
+        <w:lastRenderedPageBreak/>
+        <w:t xml:space="preserve">if not </w:t>
+      </w:r>
+      <w:proofErr w:type="spellStart"/>
+      <w:r>
+        <w:t>state_</w:t>
+      </w:r>
+      <w:proofErr w:type="gramStart"/>
+      <w:r>
+        <w:t>data.empty</w:t>
+      </w:r>
+      <w:proofErr w:type="spellEnd"/>
+      <w:proofErr w:type="gramEnd"/>
+      <w:r>
+        <w:t>:</w:t>
+      </w:r>
+    </w:p>
+    <w:p>
+      <w:r>
+        <w:t xml:space="preserve">    fig = </w:t>
+      </w:r>
+      <w:proofErr w:type="spellStart"/>
+      <w:proofErr w:type="gramStart"/>
+      <w:r>
+        <w:t>px.bar</w:t>
+      </w:r>
+      <w:proofErr w:type="spellEnd"/>
+      <w:r>
+        <w:t>(</w:t>
+      </w:r>
+      <w:proofErr w:type="gramEnd"/>
+    </w:p>
+    <w:p>
+      <w:r>
+        <w:t xml:space="preserve">        </w:t>
+      </w:r>
+      <w:proofErr w:type="spellStart"/>
+      <w:r>
+        <w:t>state_data</w:t>
+      </w:r>
+      <w:proofErr w:type="spellEnd"/>
+      <w:r>
+        <w:t>,</w:t>
+      </w:r>
+    </w:p>
+    <w:p>
+      <w:r>
+        <w:t xml:space="preserve">        x="</w:t>
+      </w:r>
+      <w:proofErr w:type="spellStart"/>
+      <w:r>
+        <w:t>fraud_transactions</w:t>
+      </w:r>
+      <w:proofErr w:type="spellEnd"/>
+      <w:r>
+        <w:t>",</w:t>
+      </w:r>
+    </w:p>
+    <w:p>
+      <w:r>
+        <w:t xml:space="preserve">        y="state",</w:t>
+      </w:r>
+    </w:p>
+    <w:p>
+      <w:r>
+        <w:t xml:space="preserve">        orientation="h"</w:t>
+      </w:r>
+    </w:p>
+    <w:p>
+      <w:r>
+        <w:t xml:space="preserve">    )</w:t>
+      </w:r>
+    </w:p>
+    <w:p>
+      <w:r>
+        <w:t>The horizontal orientation makes state labels easier to read and supports comparisons across the ten selected states.</w:t>
+      </w:r>
+    </w:p>
+    <w:p>
+      <w:r>
+        <w:t>The chart layout is configured as follows:</w:t>
+      </w:r>
+    </w:p>
+    <w:p>
+      <w:proofErr w:type="spellStart"/>
+      <w:proofErr w:type="gramStart"/>
+      <w:r>
+        <w:t>fig.update</w:t>
+      </w:r>
+      <w:proofErr w:type="gramEnd"/>
+      <w:r>
+        <w:t>_</w:t>
+      </w:r>
+      <w:proofErr w:type="gramStart"/>
+      <w:r>
+        <w:t>layout</w:t>
+      </w:r>
+      <w:proofErr w:type="spellEnd"/>
+      <w:r>
+        <w:t>(</w:t>
+      </w:r>
+      <w:proofErr w:type="gramEnd"/>
+    </w:p>
+    <w:p>
+      <w:r>
+        <w:t xml:space="preserve">    </w:t>
+      </w:r>
+      <w:proofErr w:type="spellStart"/>
+      <w:r>
+        <w:t>yaxis</w:t>
+      </w:r>
+      <w:proofErr w:type="spellEnd"/>
+      <w:proofErr w:type="gramStart"/>
+      <w:r>
+        <w:t>={</w:t>
+      </w:r>
+      <w:proofErr w:type="gramEnd"/>
+      <w:r>
+        <w:t>"</w:t>
+      </w:r>
+      <w:proofErr w:type="spellStart"/>
+      <w:r>
+        <w:t>categoryorder</w:t>
+      </w:r>
+      <w:proofErr w:type="spellEnd"/>
+      <w:r>
+        <w:t>": "total ascending"},</w:t>
+      </w:r>
+    </w:p>
+    <w:p>
+      <w:r>
+        <w:t xml:space="preserve">    </w:t>
+      </w:r>
+      <w:proofErr w:type="spellStart"/>
+      <w:r>
+        <w:t>xaxis_title</w:t>
+      </w:r>
+      <w:proofErr w:type="spellEnd"/>
+      <w:r>
+        <w:t>="Fraud Transactions",</w:t>
+      </w:r>
+    </w:p>
+    <w:p>
+      <w:r>
+        <w:t xml:space="preserve">    </w:t>
+      </w:r>
+      <w:proofErr w:type="spellStart"/>
+      <w:r>
+        <w:t>yaxis_title</w:t>
+      </w:r>
+      <w:proofErr w:type="spellEnd"/>
+      <w:r>
+        <w:t>="State"</w:t>
+      </w:r>
+    </w:p>
+    <w:p>
+      <w:r>
+        <w:t>)</w:t>
+      </w:r>
+    </w:p>
+    <w:p>
+      <w:r>
+        <w:t>The chart is displayed using:</w:t>
+      </w:r>
+    </w:p>
+    <w:p>
+      <w:proofErr w:type="spellStart"/>
+      <w:proofErr w:type="gramStart"/>
+      <w:r>
+        <w:t>st.plotly</w:t>
+      </w:r>
+      <w:proofErr w:type="gramEnd"/>
+      <w:r>
+        <w:t>_</w:t>
+      </w:r>
+      <w:proofErr w:type="gramStart"/>
+      <w:r>
+        <w:t>chart</w:t>
+      </w:r>
+      <w:proofErr w:type="spellEnd"/>
+      <w:r>
+        <w:t>(</w:t>
+      </w:r>
+      <w:proofErr w:type="gramEnd"/>
+    </w:p>
+    <w:p>
+      <w:r>
+        <w:t xml:space="preserve">    fig,</w:t>
+      </w:r>
+    </w:p>
+    <w:p>
+      <w:r>
+        <w:t xml:space="preserve">    </w:t>
+      </w:r>
+      <w:proofErr w:type="spellStart"/>
+      <w:r>
+        <w:t>use_container_width</w:t>
+      </w:r>
+      <w:proofErr w:type="spellEnd"/>
+      <w:r>
+        <w:t>=True</w:t>
+      </w:r>
+    </w:p>
+    <w:p>
+      <w:r>
+        <w:t>)</w:t>
+      </w:r>
+    </w:p>
+    <w:p>
+      <w:pPr>
+        <w:rPr>
+          <w:b/>
+          <w:bCs/>
+        </w:rPr>
+      </w:pPr>
+      <w:r>
+        <w:rPr>
+          <w:b/>
+          <w:bCs/>
+        </w:rPr>
+        <w:t>Analytical value</w:t>
+      </w:r>
+    </w:p>
+    <w:p>
+      <w:r>
+        <w:t>The visualization highlights geographic areas with comparatively high counts of fraudulent transactions.</w:t>
+      </w:r>
+    </w:p>
+    <w:p>
+      <w:r>
+        <w:t>It supports geographic investigation and helps identify locations that may require further examination.</w:t>
+      </w:r>
+    </w:p>
+    <w:p>
+      <w:r>
+        <w:t>The ranking is based on fraud transaction counts, not fraud rates relative to each state's total transaction volume.</w:t>
+      </w:r>
+    </w:p>
+    <w:p>
+      <w:pPr>
+        <w:rPr>
+          <w:b/>
+          <w:bCs/>
+        </w:rPr>
+      </w:pPr>
+      <w:r>
+        <w:rPr>
+          <w:b/>
+          <w:bCs/>
+        </w:rPr>
+        <w:t>7.3</w:t>
+      </w:r>
+      <w:r>
+        <w:rPr>
+          <w:b/>
+          <w:bCs/>
+        </w:rPr>
+        <w:t>.4 Monthly Fraud Trend</w:t>
+      </w:r>
+    </w:p>
+    <w:p>
+      <w:r>
+        <w:rPr>
+          <w:b/>
+          <w:bCs/>
+        </w:rPr>
+        <w:t>Chart type:</w:t>
+      </w:r>
+      <w:r>
+        <w:t xml:space="preserve"> Line chart with markers</w:t>
+      </w:r>
+    </w:p>
+    <w:p>
+      <w:r>
+        <w:rPr>
+          <w:b/>
+          <w:bCs/>
+        </w:rPr>
+        <w:lastRenderedPageBreak/>
+        <w:t>SQL view:</w:t>
+      </w:r>
+      <w:r>
+        <w:t xml:space="preserve"> </w:t>
+      </w:r>
+      <w:proofErr w:type="spellStart"/>
+      <w:r>
+        <w:t>vw_monthly_fraud_analysis</w:t>
+      </w:r>
+      <w:proofErr w:type="spellEnd"/>
+    </w:p>
+    <w:p>
+      <w:pPr>
+        <w:rPr>
+          <w:b/>
+          <w:bCs/>
+        </w:rPr>
+      </w:pPr>
+      <w:r>
+        <w:rPr>
+          <w:b/>
+          <w:bCs/>
+        </w:rPr>
+        <w:t>Purpose</w:t>
+      </w:r>
+    </w:p>
+    <w:p>
+      <w:r>
+        <w:t>This visualization displays the number of fraudulent transactions recorded in each month.</w:t>
+      </w:r>
+    </w:p>
+    <w:p>
+      <w:r>
+        <w:t>It helps identify monthly fluctuations and periods with comparatively high or low fraud counts.</w:t>
+      </w:r>
+    </w:p>
+    <w:p>
+      <w:pPr>
+        <w:rPr>
+          <w:b/>
+          <w:bCs/>
+        </w:rPr>
+      </w:pPr>
+      <w:r>
+        <w:rPr>
+          <w:b/>
+          <w:bCs/>
+        </w:rPr>
+        <w:t>SQL query</w:t>
+      </w:r>
+    </w:p>
+    <w:p>
+      <w:r>
+        <w:t>SELECT *</w:t>
+      </w:r>
+    </w:p>
+    <w:p>
+      <w:r>
+        <w:t xml:space="preserve">FROM </w:t>
+      </w:r>
+      <w:proofErr w:type="spellStart"/>
+      <w:r>
+        <w:t>vw_monthly_fraud_analysis</w:t>
+      </w:r>
+      <w:proofErr w:type="spellEnd"/>
+      <w:r>
+        <w:t>;</w:t>
+      </w:r>
+    </w:p>
+    <w:p>
+      <w:r>
+        <w:t>The query retrieves the monthly fraud results from the existing SQL view.</w:t>
+      </w:r>
+    </w:p>
+    <w:p>
+      <w:pPr>
+        <w:rPr>
+          <w:b/>
+          <w:bCs/>
+        </w:rPr>
+      </w:pPr>
+      <w:r>
+        <w:rPr>
+          <w:b/>
+          <w:bCs/>
+        </w:rPr>
+        <w:t>Month ordering</w:t>
+      </w:r>
+    </w:p>
+    <w:p>
+      <w:r>
+        <w:t>The month names are explicitly ordered from January to December to prevent alphabetical sorting.</w:t>
+      </w:r>
+    </w:p>
+    <w:p>
+      <w:proofErr w:type="spellStart"/>
+      <w:r>
+        <w:t>month_order</w:t>
+      </w:r>
+      <w:proofErr w:type="spellEnd"/>
+      <w:r>
+        <w:t xml:space="preserve"> = [</w:t>
+      </w:r>
+    </w:p>
+    <w:p>
+      <w:r>
+        <w:t xml:space="preserve">    "January", "February", "March",</w:t>
+      </w:r>
+    </w:p>
+    <w:p>
+      <w:r>
+        <w:t xml:space="preserve">    "April", "May", "June",</w:t>
+      </w:r>
+    </w:p>
+    <w:p>
+      <w:r>
+        <w:t xml:space="preserve">    "July", "August", "September",</w:t>
+      </w:r>
+    </w:p>
+    <w:p>
+      <w:r>
+        <w:t xml:space="preserve">    "October", "November", "December"</w:t>
+      </w:r>
+    </w:p>
+    <w:p>
+      <w:r>
+        <w:t>]</w:t>
+      </w:r>
+    </w:p>
+    <w:p>
+      <w:r>
+        <w:t>A dictionary maps each month to its corresponding numerical position.</w:t>
+      </w:r>
+    </w:p>
+    <w:p>
+      <w:proofErr w:type="spellStart"/>
+      <w:r>
+        <w:t>month_numbers</w:t>
+      </w:r>
+      <w:proofErr w:type="spellEnd"/>
+      <w:r>
+        <w:t xml:space="preserve"> = {</w:t>
+      </w:r>
+    </w:p>
+    <w:p>
+      <w:r>
+        <w:t xml:space="preserve">    month: index</w:t>
+      </w:r>
+    </w:p>
+    <w:p>
+      <w:r>
+        <w:t xml:space="preserve">    for index, month in enumerate(</w:t>
+      </w:r>
+      <w:proofErr w:type="spellStart"/>
+      <w:r>
+        <w:t>month_order</w:t>
+      </w:r>
+      <w:proofErr w:type="spellEnd"/>
+      <w:r>
+        <w:t>)</w:t>
+      </w:r>
+    </w:p>
+    <w:p>
+      <w:r>
+        <w:t>}</w:t>
+      </w:r>
+    </w:p>
+    <w:p>
+      <w:r>
+        <w:t xml:space="preserve">The application creates a temporary </w:t>
+      </w:r>
+      <w:proofErr w:type="spellStart"/>
+      <w:r>
+        <w:t>month_number</w:t>
+      </w:r>
+      <w:proofErr w:type="spellEnd"/>
+      <w:r>
+        <w:t xml:space="preserve"> column and sorts the </w:t>
+      </w:r>
+      <w:proofErr w:type="spellStart"/>
+      <w:r>
+        <w:t>DataFrame</w:t>
+      </w:r>
+      <w:proofErr w:type="spellEnd"/>
+      <w:r>
+        <w:t xml:space="preserve"> using that column.</w:t>
+      </w:r>
+    </w:p>
+    <w:p>
+      <w:proofErr w:type="spellStart"/>
+      <w:r>
+        <w:t>monthly_data</w:t>
+      </w:r>
+      <w:proofErr w:type="spellEnd"/>
+      <w:r>
+        <w:t>["</w:t>
+      </w:r>
+      <w:proofErr w:type="spellStart"/>
+      <w:r>
+        <w:t>month_number</w:t>
+      </w:r>
+      <w:proofErr w:type="spellEnd"/>
+      <w:r>
+        <w:t>"] = (</w:t>
+      </w:r>
+    </w:p>
+    <w:p>
+      <w:r>
+        <w:t xml:space="preserve">    </w:t>
+      </w:r>
+      <w:proofErr w:type="spellStart"/>
+      <w:r>
+        <w:t>monthly_data</w:t>
+      </w:r>
+      <w:proofErr w:type="spellEnd"/>
+      <w:r>
+        <w:t>["</w:t>
+      </w:r>
+      <w:proofErr w:type="spellStart"/>
+      <w:r>
+        <w:t>transaction_month</w:t>
+      </w:r>
+      <w:proofErr w:type="spellEnd"/>
+      <w:r>
+        <w:t>"</w:t>
+      </w:r>
+      <w:proofErr w:type="gramStart"/>
+      <w:r>
+        <w:t>].map</w:t>
+      </w:r>
+      <w:proofErr w:type="gramEnd"/>
+      <w:r>
+        <w:t>(</w:t>
+      </w:r>
+      <w:proofErr w:type="spellStart"/>
+      <w:r>
+        <w:t>month_numbers</w:t>
+      </w:r>
+      <w:proofErr w:type="spellEnd"/>
+      <w:r>
+        <w:t>)</w:t>
+      </w:r>
+    </w:p>
+    <w:p>
+      <w:r>
+        <w:t>)</w:t>
+      </w:r>
+    </w:p>
+    <w:p/>
+    <w:p>
+      <w:proofErr w:type="spellStart"/>
+      <w:r>
+        <w:lastRenderedPageBreak/>
+        <w:t>monthly_data</w:t>
+      </w:r>
+      <w:proofErr w:type="spellEnd"/>
+      <w:r>
+        <w:t xml:space="preserve"> = </w:t>
+      </w:r>
+      <w:proofErr w:type="spellStart"/>
+      <w:r>
+        <w:t>monthly_</w:t>
+      </w:r>
+      <w:proofErr w:type="gramStart"/>
+      <w:r>
+        <w:t>data.sort</w:t>
+      </w:r>
+      <w:proofErr w:type="gramEnd"/>
+      <w:r>
+        <w:t>_values</w:t>
+      </w:r>
+      <w:proofErr w:type="spellEnd"/>
+      <w:r>
+        <w:t>("</w:t>
+      </w:r>
+      <w:proofErr w:type="spellStart"/>
+      <w:r>
+        <w:t>month_number</w:t>
+      </w:r>
+      <w:proofErr w:type="spellEnd"/>
+      <w:r>
+        <w:t>")</w:t>
       </w:r>
     </w:p>
     <w:p>
@@ -2717,22 +3789,56 @@
     </w:p>
     <w:p>
       <w:r>
-        <w:t>fig = px.line(</w:t>
-      </w:r>
-    </w:p>
-    <w:p>
-      <w:r>
-        <w:t xml:space="preserve">    monthly_data,</w:t>
-      </w:r>
-    </w:p>
-    <w:p>
-      <w:r>
-        <w:t xml:space="preserve">    x="transaction_month",</w:t>
-      </w:r>
-    </w:p>
-    <w:p>
-      <w:r>
-        <w:t xml:space="preserve">    y="fraud_transactions",</w:t>
+        <w:t xml:space="preserve">fig = </w:t>
+      </w:r>
+      <w:proofErr w:type="spellStart"/>
+      <w:proofErr w:type="gramStart"/>
+      <w:r>
+        <w:t>px.line</w:t>
+      </w:r>
+      <w:proofErr w:type="spellEnd"/>
+      <w:proofErr w:type="gramEnd"/>
+      <w:r>
+        <w:t>(</w:t>
+      </w:r>
+    </w:p>
+    <w:p>
+      <w:r>
+        <w:t xml:space="preserve">    </w:t>
+      </w:r>
+      <w:proofErr w:type="spellStart"/>
+      <w:r>
+        <w:t>monthly_data</w:t>
+      </w:r>
+      <w:proofErr w:type="spellEnd"/>
+      <w:r>
+        <w:t>,</w:t>
+      </w:r>
+    </w:p>
+    <w:p>
+      <w:r>
+        <w:t xml:space="preserve">    x="</w:t>
+      </w:r>
+      <w:proofErr w:type="spellStart"/>
+      <w:r>
+        <w:t>transaction_month</w:t>
+      </w:r>
+      <w:proofErr w:type="spellEnd"/>
+      <w:r>
+        <w:t>",</w:t>
+      </w:r>
+    </w:p>
+    <w:p>
+      <w:r>
+        <w:t xml:space="preserve">    y="</w:t>
+      </w:r>
+      <w:proofErr w:type="spellStart"/>
+      <w:r>
+        <w:t>fraud_transactions</w:t>
+      </w:r>
+      <w:proofErr w:type="spellEnd"/>
+      <w:r>
+        <w:t>",</w:t>
       </w:r>
     </w:p>
     <w:p>
@@ -2742,7 +3848,15 @@
     </w:p>
     <w:p>
       <w:r>
-        <w:t xml:space="preserve">    text="fraud_transactions"</w:t>
+        <w:t xml:space="preserve">    text="</w:t>
+      </w:r>
+      <w:proofErr w:type="spellStart"/>
+      <w:r>
+        <w:t>fraud_transactions</w:t>
+      </w:r>
+      <w:proofErr w:type="spellEnd"/>
+      <w:r>
+        <w:t>"</w:t>
       </w:r>
     </w:p>
     <w:p>
@@ -2756,33 +3870,98 @@
       </w:r>
     </w:p>
     <w:p>
-      <w:r>
-        <w:t>fig.update_traces(</w:t>
-      </w:r>
-    </w:p>
-    <w:p>
-      <w:r>
-        <w:t xml:space="preserve">    line=dict(width=3),</w:t>
-      </w:r>
-    </w:p>
-    <w:p>
-      <w:r>
-        <w:t xml:space="preserve">    marker=dict(size=7),</w:t>
-      </w:r>
-    </w:p>
-    <w:p>
-      <w:r>
-        <w:t xml:space="preserve">    textposition="top center",</w:t>
-      </w:r>
-    </w:p>
-    <w:p>
-      <w:r>
-        <w:t xml:space="preserve">    hovertemplate=(</w:t>
-      </w:r>
-    </w:p>
-    <w:p>
-      <w:r>
-        <w:t xml:space="preserve">        "Month: %{x}&lt;br&gt;"</w:t>
+      <w:proofErr w:type="spellStart"/>
+      <w:proofErr w:type="gramStart"/>
+      <w:r>
+        <w:t>fig.update</w:t>
+      </w:r>
+      <w:proofErr w:type="gramEnd"/>
+      <w:r>
+        <w:t>_</w:t>
+      </w:r>
+      <w:proofErr w:type="gramStart"/>
+      <w:r>
+        <w:t>traces</w:t>
+      </w:r>
+      <w:proofErr w:type="spellEnd"/>
+      <w:r>
+        <w:t>(</w:t>
+      </w:r>
+      <w:proofErr w:type="gramEnd"/>
+    </w:p>
+    <w:p>
+      <w:r>
+        <w:t xml:space="preserve">    line=</w:t>
+      </w:r>
+      <w:proofErr w:type="spellStart"/>
+      <w:r>
+        <w:t>dict</w:t>
+      </w:r>
+      <w:proofErr w:type="spellEnd"/>
+      <w:r>
+        <w:t>(width=3),</w:t>
+      </w:r>
+    </w:p>
+    <w:p>
+      <w:r>
+        <w:t xml:space="preserve">    marker=</w:t>
+      </w:r>
+      <w:proofErr w:type="spellStart"/>
+      <w:r>
+        <w:t>dict</w:t>
+      </w:r>
+      <w:proofErr w:type="spellEnd"/>
+      <w:r>
+        <w:t>(size=7),</w:t>
+      </w:r>
+    </w:p>
+    <w:p>
+      <w:r>
+        <w:t xml:space="preserve">    </w:t>
+      </w:r>
+      <w:proofErr w:type="spellStart"/>
+      <w:r>
+        <w:t>textposition</w:t>
+      </w:r>
+      <w:proofErr w:type="spellEnd"/>
+      <w:r>
+        <w:t xml:space="preserve">="top </w:t>
+      </w:r>
+      <w:proofErr w:type="spellStart"/>
+      <w:r>
+        <w:t>center</w:t>
+      </w:r>
+      <w:proofErr w:type="spellEnd"/>
+      <w:r>
+        <w:t>",</w:t>
+      </w:r>
+    </w:p>
+    <w:p>
+      <w:r>
+        <w:t xml:space="preserve">    </w:t>
+      </w:r>
+      <w:proofErr w:type="spellStart"/>
+      <w:r>
+        <w:t>hovertemplate</w:t>
+      </w:r>
+      <w:proofErr w:type="spellEnd"/>
+      <w:proofErr w:type="gramStart"/>
+      <w:r>
+        <w:t>=(</w:t>
+      </w:r>
+      <w:proofErr w:type="gramEnd"/>
+    </w:p>
+    <w:p>
+      <w:r>
+        <w:t xml:space="preserve">        "Month: %{x}&lt;</w:t>
+      </w:r>
+      <w:proofErr w:type="spellStart"/>
+      <w:r>
+        <w:t>br</w:t>
+      </w:r>
+      <w:proofErr w:type="spellEnd"/>
+      <w:r>
+        <w:t>&gt;"</w:t>
       </w:r>
     </w:p>
     <w:p>
@@ -2811,39 +3990,120 @@
       </w:r>
     </w:p>
     <w:p>
-      <w:r>
-        <w:t>fig.update_layout(</w:t>
-      </w:r>
-    </w:p>
-    <w:p>
-      <w:r>
-        <w:t xml:space="preserve">    xaxis_title="Month",</w:t>
-      </w:r>
-    </w:p>
-    <w:p>
-      <w:r>
-        <w:t xml:space="preserve">    yaxis_title="Fraud Transactions",</w:t>
-      </w:r>
-    </w:p>
-    <w:p>
-      <w:r>
-        <w:t xml:space="preserve">    xaxis=dict(</w:t>
+      <w:proofErr w:type="spellStart"/>
+      <w:proofErr w:type="gramStart"/>
+      <w:r>
+        <w:t>fig.update</w:t>
+      </w:r>
+      <w:proofErr w:type="gramEnd"/>
+      <w:r>
+        <w:t>_</w:t>
+      </w:r>
+      <w:proofErr w:type="gramStart"/>
+      <w:r>
+        <w:t>layout</w:t>
+      </w:r>
+      <w:proofErr w:type="spellEnd"/>
+      <w:r>
+        <w:t>(</w:t>
+      </w:r>
+      <w:proofErr w:type="gramEnd"/>
+    </w:p>
+    <w:p>
+      <w:r>
+        <w:t xml:space="preserve">    </w:t>
+      </w:r>
+      <w:proofErr w:type="spellStart"/>
+      <w:r>
+        <w:t>xaxis_title</w:t>
+      </w:r>
+      <w:proofErr w:type="spellEnd"/>
+      <w:r>
+        <w:t>="Month",</w:t>
+      </w:r>
+    </w:p>
+    <w:p>
+      <w:r>
+        <w:t xml:space="preserve">    </w:t>
+      </w:r>
+      <w:proofErr w:type="spellStart"/>
+      <w:r>
+        <w:t>yaxis_title</w:t>
+      </w:r>
+      <w:proofErr w:type="spellEnd"/>
+      <w:r>
+        <w:t>="Fraud Transactions",</w:t>
+      </w:r>
+    </w:p>
+    <w:p>
+      <w:r>
+        <w:t xml:space="preserve">    </w:t>
+      </w:r>
+      <w:proofErr w:type="spellStart"/>
+      <w:r>
+        <w:t>xaxis</w:t>
+      </w:r>
+      <w:proofErr w:type="spellEnd"/>
+      <w:r>
+        <w:t>=</w:t>
+      </w:r>
+      <w:proofErr w:type="spellStart"/>
+      <w:proofErr w:type="gramStart"/>
+      <w:r>
+        <w:t>dict</w:t>
+      </w:r>
+      <w:proofErr w:type="spellEnd"/>
+      <w:r>
+        <w:t>(</w:t>
+      </w:r>
+      <w:proofErr w:type="gramEnd"/>
+    </w:p>
+    <w:p>
+      <w:r>
+        <w:t xml:space="preserve">        </w:t>
+      </w:r>
+      <w:proofErr w:type="spellStart"/>
+      <w:r>
+        <w:t>categoryorder</w:t>
+      </w:r>
+      <w:proofErr w:type="spellEnd"/>
+      <w:r>
+        <w:t>="array",</w:t>
+      </w:r>
+    </w:p>
+    <w:p>
+      <w:r>
+        <w:t xml:space="preserve">        </w:t>
+      </w:r>
+      <w:proofErr w:type="spellStart"/>
+      <w:r>
+        <w:t>categoryarray</w:t>
+      </w:r>
+      <w:proofErr w:type="spellEnd"/>
+      <w:r>
+        <w:t>=</w:t>
+      </w:r>
+      <w:proofErr w:type="spellStart"/>
+      <w:r>
+        <w:t>month_order</w:t>
+      </w:r>
+      <w:proofErr w:type="spellEnd"/>
+      <w:r>
+        <w:t>,</w:t>
       </w:r>
     </w:p>
     <w:p>
       <w:r>
         <w:lastRenderedPageBreak/>
-        <w:t xml:space="preserve">        categoryorder="array",</w:t>
-      </w:r>
-    </w:p>
-    <w:p>
-      <w:r>
-        <w:t xml:space="preserve">        categoryarray=month_order,</w:t>
-      </w:r>
-    </w:p>
-    <w:p>
-      <w:r>
-        <w:t xml:space="preserve">        tickangle=-35</w:t>
+        <w:t xml:space="preserve">        </w:t>
+      </w:r>
+      <w:proofErr w:type="spellStart"/>
+      <w:r>
+        <w:t>tickangle</w:t>
+      </w:r>
+      <w:proofErr w:type="spellEnd"/>
+      <w:r>
+        <w:t>=-35</w:t>
       </w:r>
     </w:p>
     <w:p>
@@ -2853,12 +4113,33 @@
     </w:p>
     <w:p>
       <w:r>
-        <w:t xml:space="preserve">    showlegend=False,</w:t>
-      </w:r>
-    </w:p>
-    <w:p>
-      <w:r>
-        <w:t xml:space="preserve">    margin=dict(t=20, b=50, l=10, r=10)</w:t>
+        <w:t xml:space="preserve">    </w:t>
+      </w:r>
+      <w:proofErr w:type="spellStart"/>
+      <w:r>
+        <w:t>showlegend</w:t>
+      </w:r>
+      <w:proofErr w:type="spellEnd"/>
+      <w:r>
+        <w:t>=False,</w:t>
+      </w:r>
+    </w:p>
+    <w:p>
+      <w:r>
+        <w:t xml:space="preserve">    margin=</w:t>
+      </w:r>
+      <w:proofErr w:type="spellStart"/>
+      <w:proofErr w:type="gramStart"/>
+      <w:r>
+        <w:t>dict</w:t>
+      </w:r>
+      <w:proofErr w:type="spellEnd"/>
+      <w:r>
+        <w:t>(</w:t>
+      </w:r>
+      <w:proofErr w:type="gramEnd"/>
+      <w:r>
+        <w:t>t=20, b=50, l=10, r=10)</w:t>
       </w:r>
     </w:p>
     <w:p>
@@ -2872,9 +4153,24 @@
       </w:r>
     </w:p>
     <w:p>
-      <w:r>
-        <w:t>st.plotly_chart(</w:t>
-      </w:r>
+      <w:proofErr w:type="spellStart"/>
+      <w:proofErr w:type="gramStart"/>
+      <w:r>
+        <w:t>st.plotly</w:t>
+      </w:r>
+      <w:proofErr w:type="gramEnd"/>
+      <w:r>
+        <w:t>_</w:t>
+      </w:r>
+      <w:proofErr w:type="gramStart"/>
+      <w:r>
+        <w:t>chart</w:t>
+      </w:r>
+      <w:proofErr w:type="spellEnd"/>
+      <w:r>
+        <w:t>(</w:t>
+      </w:r>
+      <w:proofErr w:type="gramEnd"/>
     </w:p>
     <w:p>
       <w:r>
@@ -2883,7 +4179,15 @@
     </w:p>
     <w:p>
       <w:r>
-        <w:t xml:space="preserve">    use_container_width=True</w:t>
+        <w:t xml:space="preserve">    </w:t>
+      </w:r>
+      <w:proofErr w:type="spellStart"/>
+      <w:r>
+        <w:t>use_container_width</w:t>
+      </w:r>
+      <w:proofErr w:type="spellEnd"/>
+      <w:r>
+        <w:t>=True</w:t>
       </w:r>
     </w:p>
     <w:p>
@@ -2945,7 +4249,15 @@
     </w:p>
     <w:p>
       <w:r>
-        <w:t>The Executive Overview uses a wide Streamlit layout and a structured arrangement of metrics and charts.</w:t>
+        <w:t xml:space="preserve">The Executive Overview uses a wide </w:t>
+      </w:r>
+      <w:proofErr w:type="spellStart"/>
+      <w:r>
+        <w:t>Streamlit</w:t>
+      </w:r>
+      <w:proofErr w:type="spellEnd"/>
+      <w:r>
+        <w:t xml:space="preserve"> layout and a structured arrangement of metrics and charts.</w:t>
       </w:r>
     </w:p>
     <w:p>
@@ -2965,7 +4277,15 @@
     </w:p>
     <w:p>
       <w:r>
-        <w:t>The five KPI metrics are displayed in one horizontal row using five Streamlit columns.</w:t>
+        <w:t xml:space="preserve">The five KPI metrics are displayed in one horizontal row using five </w:t>
+      </w:r>
+      <w:proofErr w:type="spellStart"/>
+      <w:r>
+        <w:t>Streamlit</w:t>
+      </w:r>
+      <w:proofErr w:type="spellEnd"/>
+      <w:r>
+        <w:t xml:space="preserve"> columns.</w:t>
       </w:r>
     </w:p>
     <w:p>
@@ -3164,13 +4484,43 @@
           <w:bCs/>
         </w:rPr>
       </w:pPr>
+    </w:p>
+    <w:p>
+      <w:pPr>
+        <w:rPr>
+          <w:b/>
+          <w:bCs/>
+        </w:rPr>
+      </w:pPr>
+    </w:p>
+    <w:p>
+      <w:pPr>
+        <w:rPr>
+          <w:b/>
+          <w:bCs/>
+        </w:rPr>
+      </w:pPr>
       <w:r>
         <w:rPr>
           <w:b/>
           <w:bCs/>
         </w:rPr>
         <w:lastRenderedPageBreak/>
-        <w:t xml:space="preserve">7.5 </w:t>
+        <w:t>7.</w:t>
+      </w:r>
+      <w:r>
+        <w:rPr>
+          <w:b/>
+          <w:bCs/>
+        </w:rPr>
+        <w:t>4</w:t>
+      </w:r>
+      <w:r>
+        <w:rPr>
+          <w:b/>
+          <w:bCs/>
+        </w:rPr>
+        <w:t xml:space="preserve"> </w:t>
       </w:r>
       <w:r>
         <w:rPr>
@@ -3182,7 +4532,23 @@
     </w:p>
     <w:p>
       <w:r>
-        <w:t>The first functional dashboard of the Fraud Analytics System has been implemented using Streamlit, MySQL, Pandas, and Plotly Express.</w:t>
+        <w:t xml:space="preserve">The first functional dashboard of the Fraud Analytics System has been implemented using </w:t>
+      </w:r>
+      <w:proofErr w:type="spellStart"/>
+      <w:r>
+        <w:t>Streamlit</w:t>
+      </w:r>
+      <w:proofErr w:type="spellEnd"/>
+      <w:r>
+        <w:t xml:space="preserve">, MySQL, Pandas, and </w:t>
+      </w:r>
+      <w:proofErr w:type="spellStart"/>
+      <w:r>
+        <w:t>Plotly</w:t>
+      </w:r>
+      <w:proofErr w:type="spellEnd"/>
+      <w:r>
+        <w:t xml:space="preserve"> Express.</w:t>
       </w:r>
     </w:p>
     <w:p>
@@ -3202,6 +4568,2148 @@
         <w:t>The application also establishes the navigation and architectural foundation for the remaining analytical sections.</w:t>
       </w:r>
     </w:p>
+    <w:p>
+      <w:r>
+        <w:pict w14:anchorId="3CF32647">
+          <v:rect id="_x0000_i1093" style="width:0;height:1.5pt" o:hralign="center" o:hrstd="t" o:hr="t" fillcolor="#a0a0a0" stroked="f"/>
+        </w:pict>
+      </w:r>
+    </w:p>
+    <w:p>
+      <w:pPr>
+        <w:rPr>
+          <w:b/>
+          <w:bCs/>
+        </w:rPr>
+      </w:pPr>
+      <w:r>
+        <w:rPr>
+          <w:b/>
+          <w:bCs/>
+        </w:rPr>
+        <w:t xml:space="preserve">8. </w:t>
+      </w:r>
+      <w:r>
+        <w:rPr>
+          <w:b/>
+          <w:bCs/>
+        </w:rPr>
+        <w:t>FRAUD ANALYSIS DASHBOARD</w:t>
+      </w:r>
+    </w:p>
+    <w:p>
+      <w:pPr>
+        <w:rPr>
+          <w:b/>
+          <w:bCs/>
+        </w:rPr>
+      </w:pPr>
+      <w:r>
+        <w:rPr>
+          <w:b/>
+          <w:bCs/>
+        </w:rPr>
+        <w:t>8.1 PURPOSE</w:t>
+      </w:r>
+    </w:p>
+    <w:p>
+      <w:r>
+        <w:t>The Fraud Analysis dashboard provides a detailed view of fraudulent transaction patterns across transaction categories, geographic locations, transaction hours, and customer demographics.</w:t>
+      </w:r>
+    </w:p>
+    <w:p>
+      <w:r>
+        <w:t>While the Executive Overview presents high-level fraud performance and risk indicators, the Fraud Analysis dashboard focuses on identifying category-level fraud rates, monetary exposure, geographic differences, and temporal and demographic patterns.</w:t>
+      </w:r>
+    </w:p>
+    <w:p>
+      <w:r>
+        <w:t>The dashboard consists of six visualizations:</w:t>
+      </w:r>
+    </w:p>
+    <w:p>
+      <w:r>
+        <w:t>• Fraud Percentage by Category</w:t>
+      </w:r>
+      <w:r>
+        <w:br/>
+        <w:t>• Fraud Value by Category</w:t>
+      </w:r>
+      <w:r>
+        <w:br/>
+        <w:t>• Fraud Percentage by State</w:t>
+      </w:r>
+      <w:r>
+        <w:br/>
+        <w:t>• Fraud Transactions by Hour</w:t>
+      </w:r>
+      <w:r>
+        <w:br/>
+        <w:t>• Fraud Percentage by Gender</w:t>
+      </w:r>
+      <w:r>
+        <w:br/>
+        <w:t>• Fraud Transactions by Day</w:t>
+      </w:r>
+    </w:p>
+    <w:p>
+      <w:r>
+        <w:t>The six visualizations are arranged in a three-column layout, with three charts in the first row and three charts in the second row.</w:t>
+      </w:r>
+    </w:p>
+    <w:p>
+      <w:r>
+        <w:t xml:space="preserve">The dashboard retrieves its analytical results from the existing MySQL views, avoiding the need to repeat aggregation logic inside the </w:t>
+      </w:r>
+      <w:proofErr w:type="spellStart"/>
+      <w:r>
+        <w:t>Streamlit</w:t>
+      </w:r>
+      <w:proofErr w:type="spellEnd"/>
+      <w:r>
+        <w:t xml:space="preserve"> application.</w:t>
+      </w:r>
+    </w:p>
+    <w:p>
+      <w:pPr>
+        <w:rPr>
+          <w:b/>
+          <w:bCs/>
+        </w:rPr>
+      </w:pPr>
+      <w:r>
+        <w:rPr>
+          <w:b/>
+          <w:bCs/>
+        </w:rPr>
+        <w:t>8.2 FRAUD PERCENTAGE BY CATEGORY</w:t>
+      </w:r>
+    </w:p>
+    <w:p>
+      <w:r>
+        <w:rPr>
+          <w:b/>
+          <w:bCs/>
+        </w:rPr>
+        <w:t>Chart type:</w:t>
+      </w:r>
+      <w:r>
+        <w:t xml:space="preserve"> Horizontal bar chart</w:t>
+      </w:r>
+      <w:r>
+        <w:br/>
+      </w:r>
+      <w:r>
+        <w:rPr>
+          <w:b/>
+          <w:bCs/>
+        </w:rPr>
+        <w:t>SQL view:</w:t>
+      </w:r>
+      <w:r>
+        <w:t xml:space="preserve"> </w:t>
+      </w:r>
+      <w:proofErr w:type="spellStart"/>
+      <w:r>
+        <w:t>vw_category_analysis</w:t>
+      </w:r>
+      <w:proofErr w:type="spellEnd"/>
+    </w:p>
+    <w:p>
+      <w:r>
+        <w:rPr>
+          <w:b/>
+          <w:bCs/>
+        </w:rPr>
+        <w:t>Purpose</w:t>
+      </w:r>
+    </w:p>
+    <w:p>
+      <w:r>
+        <w:lastRenderedPageBreak/>
+        <w:t xml:space="preserve">This visualization compares the percentage of fraudulent transactions across transaction </w:t>
+      </w:r>
+      <w:proofErr w:type="spellStart"/>
+      <w:r>
+        <w:t>categories.</w:t>
+      </w:r>
+      <w:proofErr w:type="spellEnd"/>
+    </w:p>
+    <w:p>
+      <w:proofErr w:type="spellStart"/>
+      <w:r>
+        <w:t>Unlike</w:t>
+      </w:r>
+      <w:proofErr w:type="spellEnd"/>
+      <w:r>
+        <w:t xml:space="preserve"> a chart based on fraud transaction counts, this visualization considers the proportion of fraudulent transactions relative to the total transactions within each category.</w:t>
+      </w:r>
+    </w:p>
+    <w:p>
+      <w:pPr>
+        <w:rPr>
+          <w:b/>
+          <w:bCs/>
+        </w:rPr>
+      </w:pPr>
+      <w:r>
+        <w:rPr>
+          <w:b/>
+          <w:bCs/>
+        </w:rPr>
+        <w:t>SQL query</w:t>
+      </w:r>
+    </w:p>
+    <w:p>
+      <w:r>
+        <w:t>SELECT *</w:t>
+      </w:r>
+      <w:r>
+        <w:br/>
+        <w:t xml:space="preserve">FROM </w:t>
+      </w:r>
+      <w:proofErr w:type="spellStart"/>
+      <w:r>
+        <w:t>vw_category_analysis</w:t>
+      </w:r>
+      <w:proofErr w:type="spellEnd"/>
+      <w:r>
+        <w:br/>
+        <w:t xml:space="preserve">ORDER BY </w:t>
+      </w:r>
+      <w:proofErr w:type="spellStart"/>
+      <w:r>
+        <w:t>fraud_rate_percentage</w:t>
+      </w:r>
+      <w:proofErr w:type="spellEnd"/>
+      <w:r>
+        <w:t xml:space="preserve"> DESC;</w:t>
+      </w:r>
+    </w:p>
+    <w:p>
+      <w:r>
+        <w:t>The query retrieves category-level transaction counts, fraud counts, fraud values, and fraud percentages from the existing SQL view. The results are sorted by fraud percentage in descending order.</w:t>
+      </w:r>
+    </w:p>
+    <w:p>
+      <w:pPr>
+        <w:rPr>
+          <w:b/>
+          <w:bCs/>
+        </w:rPr>
+      </w:pPr>
+      <w:r>
+        <w:rPr>
+          <w:b/>
+          <w:bCs/>
+        </w:rPr>
+        <w:t>Implementation</w:t>
+      </w:r>
+    </w:p>
+    <w:p>
+      <w:r>
+        <w:t xml:space="preserve">The query result is retrieved using the reusable </w:t>
+      </w:r>
+      <w:proofErr w:type="spellStart"/>
+      <w:r>
+        <w:t>run_</w:t>
+      </w:r>
+      <w:proofErr w:type="gramStart"/>
+      <w:r>
+        <w:t>query</w:t>
+      </w:r>
+      <w:proofErr w:type="spellEnd"/>
+      <w:r>
+        <w:t>(</w:t>
+      </w:r>
+      <w:proofErr w:type="gramEnd"/>
+      <w:r>
+        <w:t>) function.</w:t>
+      </w:r>
+    </w:p>
+    <w:p>
+      <w:proofErr w:type="spellStart"/>
+      <w:r>
+        <w:t>category_data</w:t>
+      </w:r>
+      <w:proofErr w:type="spellEnd"/>
+      <w:r>
+        <w:t xml:space="preserve"> = </w:t>
+      </w:r>
+      <w:proofErr w:type="spellStart"/>
+      <w:r>
+        <w:t>run_query</w:t>
+      </w:r>
+      <w:proofErr w:type="spellEnd"/>
+      <w:r>
+        <w:t>(</w:t>
+      </w:r>
+      <w:proofErr w:type="spellStart"/>
+      <w:r>
+        <w:t>category_query</w:t>
+      </w:r>
+      <w:proofErr w:type="spellEnd"/>
+      <w:r>
+        <w:t>)</w:t>
+      </w:r>
+    </w:p>
+    <w:p>
+      <w:r>
+        <w:t xml:space="preserve">if not </w:t>
+      </w:r>
+      <w:proofErr w:type="spellStart"/>
+      <w:r>
+        <w:t>category_</w:t>
+      </w:r>
+      <w:proofErr w:type="gramStart"/>
+      <w:r>
+        <w:t>data.empty</w:t>
+      </w:r>
+      <w:proofErr w:type="spellEnd"/>
+      <w:proofErr w:type="gramEnd"/>
+      <w:r>
+        <w:t>:</w:t>
+      </w:r>
+      <w:r>
+        <w:br/>
+        <w:t xml:space="preserve">fig = </w:t>
+      </w:r>
+      <w:proofErr w:type="spellStart"/>
+      <w:r>
+        <w:t>px.bar</w:t>
+      </w:r>
+      <w:proofErr w:type="spellEnd"/>
+      <w:r>
+        <w:t>(</w:t>
+      </w:r>
+      <w:r>
+        <w:br/>
+      </w:r>
+      <w:proofErr w:type="spellStart"/>
+      <w:r>
+        <w:t>category_data</w:t>
+      </w:r>
+      <w:proofErr w:type="spellEnd"/>
+      <w:r>
+        <w:t>,</w:t>
+      </w:r>
+      <w:r>
+        <w:br/>
+        <w:t>x="</w:t>
+      </w:r>
+      <w:proofErr w:type="spellStart"/>
+      <w:r>
+        <w:t>fraud_rate_percentage</w:t>
+      </w:r>
+      <w:proofErr w:type="spellEnd"/>
+      <w:r>
+        <w:t>",</w:t>
+      </w:r>
+      <w:r>
+        <w:br/>
+        <w:t>y="category",</w:t>
+      </w:r>
+      <w:r>
+        <w:br/>
+        <w:t>orientation="h",</w:t>
+      </w:r>
+      <w:r>
+        <w:br/>
+        <w:t>text="</w:t>
+      </w:r>
+      <w:proofErr w:type="spellStart"/>
+      <w:r>
+        <w:t>fraud_rate_percentage</w:t>
+      </w:r>
+      <w:proofErr w:type="spellEnd"/>
+      <w:r>
+        <w:t>"</w:t>
+      </w:r>
+      <w:r>
+        <w:br/>
+        <w:t>)</w:t>
+      </w:r>
+    </w:p>
+    <w:p>
+      <w:r>
+        <w:t>The horizontal orientation improves the readability of category labels. The fraud percentage is displayed along the X-axis, while the transaction categories are displayed along the Y-axis.</w:t>
+      </w:r>
+    </w:p>
+    <w:p>
+      <w:r>
+        <w:t>The chart is sorted in descending order of fraud percentage, allowing categories with higher fraud rates to appear first.</w:t>
+      </w:r>
+    </w:p>
+    <w:p>
+      <w:pPr>
+        <w:rPr>
+          <w:b/>
+          <w:bCs/>
+        </w:rPr>
+      </w:pPr>
+      <w:r>
+        <w:rPr>
+          <w:b/>
+          <w:bCs/>
+        </w:rPr>
+        <w:t>Analytical value</w:t>
+      </w:r>
+    </w:p>
+    <w:p>
+      <w:r>
+        <w:t>The visualization helps identify categories in which fraudulent transactions represent a comparatively larger proportion of total transactions.</w:t>
+      </w:r>
+    </w:p>
+    <w:p>
+      <w:r>
+        <w:t xml:space="preserve">The current results show </w:t>
+      </w:r>
+      <w:proofErr w:type="spellStart"/>
+      <w:r>
+        <w:t>shopping_net</w:t>
+      </w:r>
+      <w:proofErr w:type="spellEnd"/>
+      <w:r>
+        <w:t xml:space="preserve">, </w:t>
+      </w:r>
+      <w:proofErr w:type="spellStart"/>
+      <w:r>
+        <w:t>misc_net</w:t>
+      </w:r>
+      <w:proofErr w:type="spellEnd"/>
+      <w:r>
+        <w:t xml:space="preserve">, and </w:t>
+      </w:r>
+      <w:proofErr w:type="spellStart"/>
+      <w:r>
+        <w:t>grocery_pos</w:t>
+      </w:r>
+      <w:proofErr w:type="spellEnd"/>
+      <w:r>
+        <w:t xml:space="preserve"> among the categories with the highest displayed fraud percentages.</w:t>
+      </w:r>
+    </w:p>
+    <w:p>
+      <w:r>
+        <w:t>These categories can be prioritized for further investigation. However, a high fraud percentage does not necessarily imply the highest monetary loss or the highest absolute number of fraudulent transactions.</w:t>
+      </w:r>
+    </w:p>
+    <w:p>
+      <w:pPr>
+        <w:rPr>
+          <w:b/>
+          <w:bCs/>
+        </w:rPr>
+      </w:pPr>
+      <w:r>
+        <w:rPr>
+          <w:b/>
+          <w:bCs/>
+        </w:rPr>
+        <w:lastRenderedPageBreak/>
+        <w:t>8.3 FRAUD VALUE BY CATEGORY</w:t>
+      </w:r>
+    </w:p>
+    <w:p>
+      <w:r>
+        <w:rPr>
+          <w:b/>
+          <w:bCs/>
+        </w:rPr>
+        <w:t>Chart type:</w:t>
+      </w:r>
+      <w:r>
+        <w:t xml:space="preserve"> Horizontal bar chart</w:t>
+      </w:r>
+      <w:r>
+        <w:br/>
+      </w:r>
+      <w:r>
+        <w:rPr>
+          <w:b/>
+          <w:bCs/>
+        </w:rPr>
+        <w:t>SQL view:</w:t>
+      </w:r>
+      <w:r>
+        <w:t xml:space="preserve"> </w:t>
+      </w:r>
+      <w:proofErr w:type="spellStart"/>
+      <w:r>
+        <w:t>vw_category_analysis</w:t>
+      </w:r>
+      <w:proofErr w:type="spellEnd"/>
+    </w:p>
+    <w:p>
+      <w:r>
+        <w:rPr>
+          <w:b/>
+          <w:bCs/>
+        </w:rPr>
+        <w:t>Purpose</w:t>
+      </w:r>
+    </w:p>
+    <w:p>
+      <w:r>
+        <w:t>This visualization compares the total monetary value associated with fraudulent transactions across categories.</w:t>
+      </w:r>
+    </w:p>
+    <w:p>
+      <w:r>
+        <w:t>While the previous visualization focuses on the proportion of transactions identified as fraudulent, this chart emphasizes financial exposure.</w:t>
+      </w:r>
+    </w:p>
+    <w:p>
+      <w:pPr>
+        <w:rPr>
+          <w:b/>
+          <w:bCs/>
+        </w:rPr>
+      </w:pPr>
+      <w:r>
+        <w:rPr>
+          <w:b/>
+          <w:bCs/>
+        </w:rPr>
+        <w:t>SQL query</w:t>
+      </w:r>
+    </w:p>
+    <w:p>
+      <w:r>
+        <w:t>SELECT *</w:t>
+      </w:r>
+      <w:r>
+        <w:br/>
+        <w:t xml:space="preserve">FROM </w:t>
+      </w:r>
+      <w:proofErr w:type="spellStart"/>
+      <w:r>
+        <w:t>vw_category_analysis</w:t>
+      </w:r>
+      <w:proofErr w:type="spellEnd"/>
+      <w:r>
+        <w:br/>
+        <w:t xml:space="preserve">ORDER BY </w:t>
+      </w:r>
+      <w:proofErr w:type="spellStart"/>
+      <w:r>
+        <w:t>total_fraud_value</w:t>
+      </w:r>
+      <w:proofErr w:type="spellEnd"/>
+      <w:r>
+        <w:t xml:space="preserve"> DESC;</w:t>
+      </w:r>
+    </w:p>
+    <w:p>
+      <w:r>
+        <w:t>The query sorts categories according to their total fraud value in descending order.</w:t>
+      </w:r>
+    </w:p>
+    <w:p>
+      <w:pPr>
+        <w:rPr>
+          <w:b/>
+          <w:bCs/>
+        </w:rPr>
+      </w:pPr>
+      <w:r>
+        <w:rPr>
+          <w:b/>
+          <w:bCs/>
+        </w:rPr>
+        <w:t>Implementation</w:t>
+      </w:r>
+    </w:p>
+    <w:p>
+      <w:proofErr w:type="spellStart"/>
+      <w:r>
+        <w:t>category_value_data</w:t>
+      </w:r>
+      <w:proofErr w:type="spellEnd"/>
+      <w:r>
+        <w:t xml:space="preserve"> = </w:t>
+      </w:r>
+      <w:proofErr w:type="spellStart"/>
+      <w:r>
+        <w:t>run_query</w:t>
+      </w:r>
+      <w:proofErr w:type="spellEnd"/>
+      <w:r>
+        <w:t>(</w:t>
+      </w:r>
+      <w:proofErr w:type="spellStart"/>
+      <w:r>
+        <w:t>category_value_query</w:t>
+      </w:r>
+      <w:proofErr w:type="spellEnd"/>
+      <w:r>
+        <w:t>)</w:t>
+      </w:r>
+    </w:p>
+    <w:p>
+      <w:r>
+        <w:t xml:space="preserve">if not </w:t>
+      </w:r>
+      <w:proofErr w:type="spellStart"/>
+      <w:r>
+        <w:t>category_value_</w:t>
+      </w:r>
+      <w:proofErr w:type="gramStart"/>
+      <w:r>
+        <w:t>data.empty</w:t>
+      </w:r>
+      <w:proofErr w:type="spellEnd"/>
+      <w:proofErr w:type="gramEnd"/>
+      <w:r>
+        <w:t>:</w:t>
+      </w:r>
+      <w:r>
+        <w:br/>
+        <w:t xml:space="preserve">fig = </w:t>
+      </w:r>
+      <w:proofErr w:type="spellStart"/>
+      <w:r>
+        <w:t>px.bar</w:t>
+      </w:r>
+      <w:proofErr w:type="spellEnd"/>
+      <w:r>
+        <w:t>(</w:t>
+      </w:r>
+      <w:r>
+        <w:br/>
+      </w:r>
+      <w:proofErr w:type="spellStart"/>
+      <w:r>
+        <w:t>category_value_data</w:t>
+      </w:r>
+      <w:proofErr w:type="spellEnd"/>
+      <w:r>
+        <w:t>,</w:t>
+      </w:r>
+      <w:r>
+        <w:br/>
+        <w:t>x="</w:t>
+      </w:r>
+      <w:proofErr w:type="spellStart"/>
+      <w:r>
+        <w:t>total_fraud_value</w:t>
+      </w:r>
+      <w:proofErr w:type="spellEnd"/>
+      <w:r>
+        <w:t>",</w:t>
+      </w:r>
+      <w:r>
+        <w:br/>
+        <w:t>y="category",</w:t>
+      </w:r>
+      <w:r>
+        <w:br/>
+        <w:t>orientation="h",</w:t>
+      </w:r>
+      <w:r>
+        <w:br/>
+        <w:t>text="</w:t>
+      </w:r>
+      <w:proofErr w:type="spellStart"/>
+      <w:r>
+        <w:t>total_fraud_value</w:t>
+      </w:r>
+      <w:proofErr w:type="spellEnd"/>
+      <w:r>
+        <w:t>"</w:t>
+      </w:r>
+      <w:r>
+        <w:br/>
+        <w:t>)</w:t>
+      </w:r>
+    </w:p>
+    <w:p>
+      <w:r>
+        <w:t>The horizontal bar chart allows categories to be compared according to their total fraud value.</w:t>
+      </w:r>
+    </w:p>
+    <w:p>
+      <w:r>
+        <w:t>The monetary values are displayed alongside the bars, while the X-axis represents the total fraudulent transaction value in rupees.</w:t>
+      </w:r>
+    </w:p>
+    <w:p>
+      <w:pPr>
+        <w:rPr>
+          <w:b/>
+          <w:bCs/>
+        </w:rPr>
+      </w:pPr>
+      <w:r>
+        <w:rPr>
+          <w:b/>
+          <w:bCs/>
+        </w:rPr>
+        <w:t>Analytical value</w:t>
+      </w:r>
+    </w:p>
+    <w:p>
+      <w:r>
+        <w:t>The visualization identifies categories contributing the largest monetary losses.</w:t>
+      </w:r>
+    </w:p>
+    <w:p>
+      <w:r>
+        <w:t xml:space="preserve">The current results show </w:t>
+      </w:r>
+      <w:proofErr w:type="spellStart"/>
+      <w:r>
+        <w:t>shopping_net</w:t>
+      </w:r>
+      <w:proofErr w:type="spellEnd"/>
+      <w:r>
+        <w:t xml:space="preserve"> as the leading category, with approximately ₹2.21 million in fraudulent transaction value. It is followed by </w:t>
+      </w:r>
+      <w:proofErr w:type="spellStart"/>
+      <w:r>
+        <w:t>misc_net</w:t>
+      </w:r>
+      <w:proofErr w:type="spellEnd"/>
+      <w:r>
+        <w:t xml:space="preserve">, </w:t>
+      </w:r>
+      <w:proofErr w:type="spellStart"/>
+      <w:r>
+        <w:t>shopping_pos</w:t>
+      </w:r>
+      <w:proofErr w:type="spellEnd"/>
+      <w:r>
+        <w:t xml:space="preserve">, and </w:t>
+      </w:r>
+      <w:proofErr w:type="spellStart"/>
+      <w:r>
+        <w:t>grocery_pos</w:t>
+      </w:r>
+      <w:proofErr w:type="spellEnd"/>
+      <w:r>
+        <w:t>.</w:t>
+      </w:r>
+    </w:p>
+    <w:p>
+      <w:r>
+        <w:lastRenderedPageBreak/>
+        <w:t>This chart complements the fraud percentage visualization because a category with a relatively high fraud rate may not necessarily contribute the greatest total monetary loss.</w:t>
+      </w:r>
+    </w:p>
+    <w:p>
+      <w:r>
+        <w:t>The combined interpretation of fraud percentage and fraud value provides a more complete view of category-level fraud exposure.</w:t>
+      </w:r>
+    </w:p>
+    <w:p>
+      <w:pPr>
+        <w:rPr>
+          <w:b/>
+          <w:bCs/>
+        </w:rPr>
+      </w:pPr>
+      <w:r>
+        <w:rPr>
+          <w:b/>
+          <w:bCs/>
+        </w:rPr>
+        <w:t>8.4 FRAUD PERCENTAGE BY STATE</w:t>
+      </w:r>
+    </w:p>
+    <w:p>
+      <w:r>
+        <w:rPr>
+          <w:b/>
+          <w:bCs/>
+        </w:rPr>
+        <w:t>Chart type:</w:t>
+      </w:r>
+      <w:r>
+        <w:t xml:space="preserve"> Horizontal bar chart</w:t>
+      </w:r>
+      <w:r>
+        <w:br/>
+      </w:r>
+      <w:r>
+        <w:rPr>
+          <w:b/>
+          <w:bCs/>
+        </w:rPr>
+        <w:t>SQL view:</w:t>
+      </w:r>
+      <w:r>
+        <w:t xml:space="preserve"> </w:t>
+      </w:r>
+      <w:proofErr w:type="spellStart"/>
+      <w:r>
+        <w:t>vw_geographic_analysis</w:t>
+      </w:r>
+      <w:proofErr w:type="spellEnd"/>
+    </w:p>
+    <w:p>
+      <w:pPr>
+        <w:rPr>
+          <w:b/>
+          <w:bCs/>
+        </w:rPr>
+      </w:pPr>
+      <w:r>
+        <w:rPr>
+          <w:b/>
+          <w:bCs/>
+        </w:rPr>
+        <w:t>Purpose</w:t>
+      </w:r>
+    </w:p>
+    <w:p>
+      <w:r>
+        <w:t>This visualization compares fraud percentages across states and highlights geographic areas with comparatively high fraud rates.</w:t>
+      </w:r>
+    </w:p>
+    <w:p>
+      <w:r>
+        <w:t>To improve the reliability of the comparison, states with fewer than 10,000 total transactions are excluded from the analysis. This prevents states with very small transaction volumes from dominating the ranking because of unusually high percentages.</w:t>
+      </w:r>
+    </w:p>
+    <w:p>
+      <w:pPr>
+        <w:rPr>
+          <w:b/>
+          <w:bCs/>
+        </w:rPr>
+      </w:pPr>
+      <w:r>
+        <w:rPr>
+          <w:b/>
+          <w:bCs/>
+        </w:rPr>
+        <w:t>SQL query</w:t>
+      </w:r>
+    </w:p>
+    <w:p>
+      <w:r>
+        <w:t>SELECT *</w:t>
+      </w:r>
+      <w:r>
+        <w:br/>
+        <w:t xml:space="preserve">FROM </w:t>
+      </w:r>
+      <w:proofErr w:type="spellStart"/>
+      <w:r>
+        <w:t>vw_geographic_analysis</w:t>
+      </w:r>
+      <w:proofErr w:type="spellEnd"/>
+      <w:r>
+        <w:br/>
+        <w:t xml:space="preserve">WHERE </w:t>
+      </w:r>
+      <w:proofErr w:type="spellStart"/>
+      <w:r>
+        <w:t>total_transactions</w:t>
+      </w:r>
+      <w:proofErr w:type="spellEnd"/>
+      <w:r>
+        <w:t xml:space="preserve"> &gt;= 10000</w:t>
+      </w:r>
+      <w:r>
+        <w:br/>
+        <w:t xml:space="preserve">ORDER BY </w:t>
+      </w:r>
+      <w:proofErr w:type="spellStart"/>
+      <w:r>
+        <w:t>fraud_rate_percentage</w:t>
+      </w:r>
+      <w:proofErr w:type="spellEnd"/>
+      <w:r>
+        <w:t xml:space="preserve"> DESC</w:t>
+      </w:r>
+      <w:r>
+        <w:br/>
+        <w:t>LIMIT 10;</w:t>
+      </w:r>
+    </w:p>
+    <w:p>
+      <w:r>
+        <w:t>The query performs three operations:</w:t>
+      </w:r>
+    </w:p>
+    <w:p>
+      <w:r>
+        <w:t>• Filters out states with fewer than 10,000 transactions.</w:t>
+      </w:r>
+      <w:r>
+        <w:br/>
+        <w:t>• Sorts the remaining states by fraud percentage in descending order.</w:t>
+      </w:r>
+      <w:r>
+        <w:br/>
+        <w:t>• Returns the ten states with the highest fraud percentages.</w:t>
+      </w:r>
+    </w:p>
+    <w:p>
+      <w:pPr>
+        <w:rPr>
+          <w:b/>
+          <w:bCs/>
+        </w:rPr>
+      </w:pPr>
+      <w:r>
+        <w:rPr>
+          <w:b/>
+          <w:bCs/>
+        </w:rPr>
+        <w:t>Implementation</w:t>
+      </w:r>
+    </w:p>
+    <w:p>
+      <w:proofErr w:type="spellStart"/>
+      <w:r>
+        <w:t>state_rate_data</w:t>
+      </w:r>
+      <w:proofErr w:type="spellEnd"/>
+      <w:r>
+        <w:t xml:space="preserve"> = </w:t>
+      </w:r>
+      <w:proofErr w:type="spellStart"/>
+      <w:r>
+        <w:t>run_query</w:t>
+      </w:r>
+      <w:proofErr w:type="spellEnd"/>
+      <w:r>
+        <w:t>(</w:t>
+      </w:r>
+      <w:proofErr w:type="spellStart"/>
+      <w:r>
+        <w:t>state_rate_query</w:t>
+      </w:r>
+      <w:proofErr w:type="spellEnd"/>
+      <w:r>
+        <w:t>)</w:t>
+      </w:r>
+    </w:p>
+    <w:p>
+      <w:r>
+        <w:t xml:space="preserve">if not </w:t>
+      </w:r>
+      <w:proofErr w:type="spellStart"/>
+      <w:r>
+        <w:t>state_rate_</w:t>
+      </w:r>
+      <w:proofErr w:type="gramStart"/>
+      <w:r>
+        <w:t>data.empty</w:t>
+      </w:r>
+      <w:proofErr w:type="spellEnd"/>
+      <w:proofErr w:type="gramEnd"/>
+      <w:r>
+        <w:t>:</w:t>
+      </w:r>
+      <w:r>
+        <w:br/>
+        <w:t xml:space="preserve">fig = </w:t>
+      </w:r>
+      <w:proofErr w:type="spellStart"/>
+      <w:r>
+        <w:t>px.bar</w:t>
+      </w:r>
+      <w:proofErr w:type="spellEnd"/>
+      <w:r>
+        <w:t>(</w:t>
+      </w:r>
+      <w:r>
+        <w:br/>
+      </w:r>
+      <w:proofErr w:type="spellStart"/>
+      <w:r>
+        <w:t>state_rate_data</w:t>
+      </w:r>
+      <w:proofErr w:type="spellEnd"/>
+      <w:r>
+        <w:t>,</w:t>
+      </w:r>
+      <w:r>
+        <w:br/>
+        <w:t>x="</w:t>
+      </w:r>
+      <w:proofErr w:type="spellStart"/>
+      <w:r>
+        <w:t>fraud_rate_percentage</w:t>
+      </w:r>
+      <w:proofErr w:type="spellEnd"/>
+      <w:r>
+        <w:t>",</w:t>
+      </w:r>
+      <w:r>
+        <w:br/>
+        <w:t>y="state",</w:t>
+      </w:r>
+      <w:r>
+        <w:br/>
+        <w:t>orientation="h",</w:t>
+      </w:r>
+      <w:r>
+        <w:br/>
+        <w:t>text="</w:t>
+      </w:r>
+      <w:proofErr w:type="spellStart"/>
+      <w:r>
+        <w:t>fraud_rate_percentage</w:t>
+      </w:r>
+      <w:proofErr w:type="spellEnd"/>
+      <w:r>
+        <w:t>"</w:t>
+      </w:r>
+      <w:r>
+        <w:br/>
+        <w:t>)</w:t>
+      </w:r>
+    </w:p>
+    <w:p>
+      <w:r>
+        <w:lastRenderedPageBreak/>
+        <w:t>The horizontal orientation makes state abbreviations easier to read and supports comparisons across the selected states.</w:t>
+      </w:r>
+    </w:p>
+    <w:p>
+      <w:pPr>
+        <w:rPr>
+          <w:b/>
+          <w:bCs/>
+        </w:rPr>
+      </w:pPr>
+      <w:r>
+        <w:rPr>
+          <w:b/>
+          <w:bCs/>
+        </w:rPr>
+        <w:t>Analytical value</w:t>
+      </w:r>
+    </w:p>
+    <w:p>
+      <w:r>
+        <w:t>The visualization highlights geographic differences in the proportion of fraudulent transactions.</w:t>
+      </w:r>
+    </w:p>
+    <w:p>
+      <w:r>
+        <w:t>The current results show Oregon (OR), New Hampshire (NH), and Virginia (VA) among the states with the highest displayed fraud percentages after applying the minimum transaction-volume threshold.</w:t>
+      </w:r>
+    </w:p>
+    <w:p>
+      <w:r>
+        <w:t>The minimum-volume condition is important because a state with very few transactions can have a misleadingly high fraud percentage. For example, a state with nine transactions and nine fraudulent transactions would show a 100% fraud rate, even though its transaction volume is extremely small.</w:t>
+      </w:r>
+    </w:p>
+    <w:p>
+      <w:r>
+        <w:t>The visualization therefore uses a minimum-volume filter to make the comparison more meaningful. The results indicate associations in the dataset and do not establish the causes of geographic differences.</w:t>
+      </w:r>
+    </w:p>
+    <w:p>
+      <w:pPr>
+        <w:rPr>
+          <w:b/>
+          <w:bCs/>
+        </w:rPr>
+      </w:pPr>
+      <w:r>
+        <w:rPr>
+          <w:b/>
+          <w:bCs/>
+        </w:rPr>
+        <w:t>8.5 FRAUD TRANSACTIONS BY HOUR</w:t>
+      </w:r>
+    </w:p>
+    <w:p>
+      <w:r>
+        <w:rPr>
+          <w:b/>
+          <w:bCs/>
+        </w:rPr>
+        <w:t>Chart type:</w:t>
+      </w:r>
+      <w:r>
+        <w:t xml:space="preserve"> Line chart with markers</w:t>
+      </w:r>
+      <w:r>
+        <w:br/>
+      </w:r>
+      <w:r>
+        <w:rPr>
+          <w:b/>
+          <w:bCs/>
+        </w:rPr>
+        <w:t>SQL view:</w:t>
+      </w:r>
+      <w:r>
+        <w:t xml:space="preserve"> </w:t>
+      </w:r>
+      <w:proofErr w:type="spellStart"/>
+      <w:r>
+        <w:t>vw_hourly_fraud_analysis</w:t>
+      </w:r>
+      <w:proofErr w:type="spellEnd"/>
+    </w:p>
+    <w:p>
+      <w:pPr>
+        <w:rPr>
+          <w:b/>
+          <w:bCs/>
+        </w:rPr>
+      </w:pPr>
+      <w:r>
+        <w:rPr>
+          <w:b/>
+          <w:bCs/>
+        </w:rPr>
+        <w:t>Purpose</w:t>
+      </w:r>
+    </w:p>
+    <w:p>
+      <w:r>
+        <w:t>This visualization displays the distribution of fraudulent transactions across the 24 hours of the day.</w:t>
+      </w:r>
+    </w:p>
+    <w:p>
+      <w:r>
+        <w:t>It helps identify hours with comparatively high and low fraud transaction counts.</w:t>
+      </w:r>
+    </w:p>
+    <w:p>
+      <w:pPr>
+        <w:rPr>
+          <w:b/>
+          <w:bCs/>
+        </w:rPr>
+      </w:pPr>
+      <w:r>
+        <w:rPr>
+          <w:b/>
+          <w:bCs/>
+        </w:rPr>
+        <w:t>SQL query</w:t>
+      </w:r>
+    </w:p>
+    <w:p>
+      <w:r>
+        <w:t>SELECT *</w:t>
+      </w:r>
+      <w:r>
+        <w:br/>
+        <w:t xml:space="preserve">FROM </w:t>
+      </w:r>
+      <w:proofErr w:type="spellStart"/>
+      <w:r>
+        <w:t>vw_hourly_fraud_analysis</w:t>
+      </w:r>
+      <w:proofErr w:type="spellEnd"/>
+      <w:r>
+        <w:br/>
+        <w:t xml:space="preserve">ORDER BY </w:t>
+      </w:r>
+      <w:proofErr w:type="spellStart"/>
+      <w:r>
+        <w:t>transaction_hour</w:t>
+      </w:r>
+      <w:proofErr w:type="spellEnd"/>
+      <w:r>
+        <w:t>;</w:t>
+      </w:r>
+    </w:p>
+    <w:p>
+      <w:r>
+        <w:t>The query retrieves the hourly fraud counts and sorts them by transaction hour to ensure that the chart follows chronological order.</w:t>
+      </w:r>
+    </w:p>
+    <w:p>
+      <w:pPr>
+        <w:rPr>
+          <w:b/>
+          <w:bCs/>
+        </w:rPr>
+      </w:pPr>
+      <w:r>
+        <w:rPr>
+          <w:b/>
+          <w:bCs/>
+        </w:rPr>
+        <w:t>Implementation</w:t>
+      </w:r>
+    </w:p>
+    <w:p>
+      <w:proofErr w:type="spellStart"/>
+      <w:r>
+        <w:t>hourly_data</w:t>
+      </w:r>
+      <w:proofErr w:type="spellEnd"/>
+      <w:r>
+        <w:t xml:space="preserve"> = </w:t>
+      </w:r>
+      <w:proofErr w:type="spellStart"/>
+      <w:r>
+        <w:t>run_query</w:t>
+      </w:r>
+      <w:proofErr w:type="spellEnd"/>
+      <w:r>
+        <w:t>(</w:t>
+      </w:r>
+      <w:proofErr w:type="spellStart"/>
+      <w:r>
+        <w:t>hourly_query</w:t>
+      </w:r>
+      <w:proofErr w:type="spellEnd"/>
+      <w:r>
+        <w:t>)</w:t>
+      </w:r>
+    </w:p>
+    <w:p>
+      <w:r>
+        <w:t xml:space="preserve">if not </w:t>
+      </w:r>
+      <w:proofErr w:type="spellStart"/>
+      <w:r>
+        <w:t>hourly_</w:t>
+      </w:r>
+      <w:proofErr w:type="gramStart"/>
+      <w:r>
+        <w:t>data.empty</w:t>
+      </w:r>
+      <w:proofErr w:type="spellEnd"/>
+      <w:proofErr w:type="gramEnd"/>
+      <w:r>
+        <w:t>:</w:t>
+      </w:r>
+      <w:r>
+        <w:br/>
+        <w:t xml:space="preserve">fig = </w:t>
+      </w:r>
+      <w:proofErr w:type="spellStart"/>
+      <w:proofErr w:type="gramStart"/>
+      <w:r>
+        <w:t>px.line</w:t>
+      </w:r>
+      <w:proofErr w:type="spellEnd"/>
+      <w:proofErr w:type="gramEnd"/>
+      <w:r>
+        <w:t>(</w:t>
+      </w:r>
+      <w:r>
+        <w:br/>
+      </w:r>
+      <w:proofErr w:type="spellStart"/>
+      <w:r>
+        <w:t>hourly_data</w:t>
+      </w:r>
+      <w:proofErr w:type="spellEnd"/>
+      <w:r>
+        <w:t>,</w:t>
+      </w:r>
+      <w:r>
+        <w:br/>
+      </w:r>
+      <w:r>
+        <w:lastRenderedPageBreak/>
+        <w:t>x="</w:t>
+      </w:r>
+      <w:proofErr w:type="spellStart"/>
+      <w:r>
+        <w:t>transaction_hour</w:t>
+      </w:r>
+      <w:proofErr w:type="spellEnd"/>
+      <w:r>
+        <w:t>",</w:t>
+      </w:r>
+      <w:r>
+        <w:br/>
+        <w:t>y="</w:t>
+      </w:r>
+      <w:proofErr w:type="spellStart"/>
+      <w:r>
+        <w:t>fraud_transactions</w:t>
+      </w:r>
+      <w:proofErr w:type="spellEnd"/>
+      <w:r>
+        <w:t>",</w:t>
+      </w:r>
+      <w:r>
+        <w:br/>
+        <w:t>markers=True</w:t>
+      </w:r>
+      <w:r>
+        <w:br/>
+        <w:t>)</w:t>
+      </w:r>
+    </w:p>
+    <w:p>
+      <w:r>
+        <w:t>The X-axis represents the hour of the day, ranging from 0 to 23, while the Y-axis represents the number of fraudulent transactions.</w:t>
+      </w:r>
+    </w:p>
+    <w:p>
+      <w:r>
+        <w:t>Markers identify the individual hourly observations. The chart is sorted numerically by transaction hour to maintain the correct sequence.</w:t>
+      </w:r>
+    </w:p>
+    <w:p>
+      <w:pPr>
+        <w:rPr>
+          <w:b/>
+          <w:bCs/>
+        </w:rPr>
+      </w:pPr>
+      <w:r>
+        <w:rPr>
+          <w:b/>
+          <w:bCs/>
+        </w:rPr>
+        <w:t>Analytical value</w:t>
+      </w:r>
+    </w:p>
+    <w:p>
+      <w:r>
+        <w:t>The visualization reveals substantial variation in fraud transaction counts across different hours.</w:t>
+      </w:r>
+    </w:p>
+    <w:p>
+      <w:r>
+        <w:t>The current results show particularly high counts at hours 22 and 23, with additional elevated counts during the early hours represented in the chart.</w:t>
+      </w:r>
+    </w:p>
+    <w:p>
+      <w:r>
+        <w:t>These peaks identify time periods that may warrant further investigation and can help inform transaction-monitoring strategies.</w:t>
+      </w:r>
+    </w:p>
+    <w:p>
+      <w:r>
+        <w:t>The chart represents the distribution of fraudulent transactions by hour. It does not, by itself, establish that a transaction is more likely to be fraudulent at a particular hour because the total transaction volume for each hour must also be considered.</w:t>
+      </w:r>
+    </w:p>
+    <w:p>
+      <w:pPr>
+        <w:rPr>
+          <w:b/>
+          <w:bCs/>
+        </w:rPr>
+      </w:pPr>
+      <w:r>
+        <w:rPr>
+          <w:b/>
+          <w:bCs/>
+        </w:rPr>
+        <w:t>8.6 FRAUD PERCENTAGE BY GENDER</w:t>
+      </w:r>
+    </w:p>
+    <w:p>
+      <w:r>
+        <w:rPr>
+          <w:b/>
+          <w:bCs/>
+        </w:rPr>
+        <w:t>Chart type:</w:t>
+      </w:r>
+      <w:r>
+        <w:t xml:space="preserve"> Doughnut chart</w:t>
+      </w:r>
+      <w:r>
+        <w:br/>
+      </w:r>
+      <w:r>
+        <w:rPr>
+          <w:b/>
+          <w:bCs/>
+        </w:rPr>
+        <w:t>SQL view:</w:t>
+      </w:r>
+      <w:r>
+        <w:t xml:space="preserve"> </w:t>
+      </w:r>
+      <w:proofErr w:type="spellStart"/>
+      <w:r>
+        <w:t>vw_gender_analysis</w:t>
+      </w:r>
+      <w:proofErr w:type="spellEnd"/>
+    </w:p>
+    <w:p>
+      <w:pPr>
+        <w:rPr>
+          <w:b/>
+          <w:bCs/>
+        </w:rPr>
+      </w:pPr>
+      <w:r>
+        <w:rPr>
+          <w:b/>
+          <w:bCs/>
+        </w:rPr>
+        <w:t>Purpose</w:t>
+      </w:r>
+    </w:p>
+    <w:p>
+      <w:r>
+        <w:t>This visualization compares the fraud percentages associated with the gender categories available in the dataset.</w:t>
+      </w:r>
+    </w:p>
+    <w:p>
+      <w:r>
+        <w:t>The chart is designed to compare fraud rates rather than the number of fraudulent transactions or the distribution of total transactions by gender.</w:t>
+      </w:r>
+    </w:p>
+    <w:p>
+      <w:pPr>
+        <w:rPr>
+          <w:b/>
+          <w:bCs/>
+        </w:rPr>
+      </w:pPr>
+      <w:r>
+        <w:rPr>
+          <w:b/>
+          <w:bCs/>
+        </w:rPr>
+        <w:t>SQL query</w:t>
+      </w:r>
+    </w:p>
+    <w:p>
+      <w:r>
+        <w:t>SELECT *</w:t>
+      </w:r>
+      <w:r>
+        <w:br/>
+        <w:t xml:space="preserve">FROM </w:t>
+      </w:r>
+      <w:proofErr w:type="spellStart"/>
+      <w:r>
+        <w:t>vw_gender_analysis</w:t>
+      </w:r>
+      <w:proofErr w:type="spellEnd"/>
+      <w:r>
+        <w:t>;</w:t>
+      </w:r>
+    </w:p>
+    <w:p>
+      <w:r>
+        <w:t>The query retrieves the gender-level transaction counts, fraudulent transaction counts, fraud values, and fraud percentages from the existing analytical view.</w:t>
+      </w:r>
+    </w:p>
+    <w:p>
+      <w:pPr>
+        <w:rPr>
+          <w:b/>
+          <w:bCs/>
+        </w:rPr>
+      </w:pPr>
+      <w:r>
+        <w:rPr>
+          <w:b/>
+          <w:bCs/>
+        </w:rPr>
+        <w:t>Implementation</w:t>
+      </w:r>
+    </w:p>
+    <w:p>
+      <w:proofErr w:type="spellStart"/>
+      <w:r>
+        <w:t>gender_data</w:t>
+      </w:r>
+      <w:proofErr w:type="spellEnd"/>
+      <w:r>
+        <w:t xml:space="preserve"> = </w:t>
+      </w:r>
+      <w:proofErr w:type="spellStart"/>
+      <w:r>
+        <w:t>run_query</w:t>
+      </w:r>
+      <w:proofErr w:type="spellEnd"/>
+      <w:r>
+        <w:t>(</w:t>
+      </w:r>
+      <w:proofErr w:type="spellStart"/>
+      <w:r>
+        <w:t>gender_query</w:t>
+      </w:r>
+      <w:proofErr w:type="spellEnd"/>
+      <w:r>
+        <w:t>)</w:t>
+      </w:r>
+    </w:p>
+    <w:p>
+      <w:r>
+        <w:lastRenderedPageBreak/>
+        <w:t xml:space="preserve">if not </w:t>
+      </w:r>
+      <w:proofErr w:type="spellStart"/>
+      <w:r>
+        <w:t>gender_</w:t>
+      </w:r>
+      <w:proofErr w:type="gramStart"/>
+      <w:r>
+        <w:t>data.empty</w:t>
+      </w:r>
+      <w:proofErr w:type="spellEnd"/>
+      <w:proofErr w:type="gramEnd"/>
+      <w:r>
+        <w:t>:</w:t>
+      </w:r>
+      <w:r>
+        <w:br/>
+        <w:t xml:space="preserve">fig = </w:t>
+      </w:r>
+      <w:proofErr w:type="spellStart"/>
+      <w:r>
+        <w:t>px.pie</w:t>
+      </w:r>
+      <w:proofErr w:type="spellEnd"/>
+      <w:r>
+        <w:t>(</w:t>
+      </w:r>
+      <w:r>
+        <w:br/>
+      </w:r>
+      <w:proofErr w:type="spellStart"/>
+      <w:r>
+        <w:t>gender_data</w:t>
+      </w:r>
+      <w:proofErr w:type="spellEnd"/>
+      <w:r>
+        <w:t>,</w:t>
+      </w:r>
+      <w:r>
+        <w:br/>
+        <w:t>names="gender",</w:t>
+      </w:r>
+      <w:r>
+        <w:br/>
+        <w:t>values="</w:t>
+      </w:r>
+      <w:proofErr w:type="spellStart"/>
+      <w:r>
+        <w:t>fraud_rate_percentage</w:t>
+      </w:r>
+      <w:proofErr w:type="spellEnd"/>
+      <w:r>
+        <w:t>",</w:t>
+      </w:r>
+      <w:r>
+        <w:br/>
+        <w:t>hole=0.55</w:t>
+      </w:r>
+      <w:r>
+        <w:br/>
+        <w:t>)</w:t>
+      </w:r>
+    </w:p>
+    <w:p>
+      <w:r>
+        <w:t xml:space="preserve">The gender column identifies the categories represented in the doughnut chart, while </w:t>
+      </w:r>
+      <w:proofErr w:type="spellStart"/>
+      <w:r>
+        <w:t>fraud_rate_percentage</w:t>
+      </w:r>
+      <w:proofErr w:type="spellEnd"/>
+      <w:r>
+        <w:t xml:space="preserve"> determines the values used to create the chart segments.</w:t>
+      </w:r>
+    </w:p>
+    <w:p>
+      <w:r>
+        <w:t>The hole=0.55 parameter creates the doughnut appearance.</w:t>
+      </w:r>
+    </w:p>
+    <w:p>
+      <w:r>
+        <w:t>To ensure that both gender-specific percentages are visible, the chart displays the values as percentage labels inside the segments.</w:t>
+      </w:r>
+    </w:p>
+    <w:p>
+      <w:proofErr w:type="spellStart"/>
+      <w:proofErr w:type="gramStart"/>
+      <w:r>
+        <w:t>fig.update</w:t>
+      </w:r>
+      <w:proofErr w:type="gramEnd"/>
+      <w:r>
+        <w:t>_traces</w:t>
+      </w:r>
+      <w:proofErr w:type="spellEnd"/>
+      <w:r>
+        <w:t>(</w:t>
+      </w:r>
+      <w:r>
+        <w:br/>
+      </w:r>
+      <w:proofErr w:type="spellStart"/>
+      <w:r>
+        <w:t>texttemplate</w:t>
+      </w:r>
+      <w:proofErr w:type="spellEnd"/>
+      <w:r>
+        <w:t>="%{value:.2</w:t>
+      </w:r>
+      <w:proofErr w:type="gramStart"/>
+      <w:r>
+        <w:t>f}%</w:t>
+      </w:r>
+      <w:proofErr w:type="gramEnd"/>
+      <w:r>
+        <w:t>",</w:t>
+      </w:r>
+      <w:r>
+        <w:br/>
+      </w:r>
+      <w:proofErr w:type="spellStart"/>
+      <w:r>
+        <w:t>textposition</w:t>
+      </w:r>
+      <w:proofErr w:type="spellEnd"/>
+      <w:r>
+        <w:t>="inside"</w:t>
+      </w:r>
+      <w:r>
+        <w:br/>
+        <w:t>)</w:t>
+      </w:r>
+    </w:p>
+    <w:p>
+      <w:r>
+        <w:t xml:space="preserve">The chart is rendered using </w:t>
+      </w:r>
+      <w:proofErr w:type="spellStart"/>
+      <w:r>
+        <w:t>Streamlit's</w:t>
+      </w:r>
+      <w:proofErr w:type="spellEnd"/>
+      <w:r>
+        <w:t xml:space="preserve"> </w:t>
+      </w:r>
+      <w:proofErr w:type="spellStart"/>
+      <w:r>
+        <w:t>Plotly</w:t>
+      </w:r>
+      <w:proofErr w:type="spellEnd"/>
+      <w:r>
+        <w:t xml:space="preserve"> integration.</w:t>
+      </w:r>
+    </w:p>
+    <w:p>
+      <w:proofErr w:type="spellStart"/>
+      <w:proofErr w:type="gramStart"/>
+      <w:r>
+        <w:t>st.plotly</w:t>
+      </w:r>
+      <w:proofErr w:type="gramEnd"/>
+      <w:r>
+        <w:t>_chart</w:t>
+      </w:r>
+      <w:proofErr w:type="spellEnd"/>
+      <w:r>
+        <w:t>(</w:t>
+      </w:r>
+      <w:r>
+        <w:br/>
+        <w:t>fig,</w:t>
+      </w:r>
+      <w:r>
+        <w:br/>
+      </w:r>
+      <w:proofErr w:type="spellStart"/>
+      <w:r>
+        <w:t>use_container_width</w:t>
+      </w:r>
+      <w:proofErr w:type="spellEnd"/>
+      <w:r>
+        <w:t>=True</w:t>
+      </w:r>
+      <w:r>
+        <w:br/>
+        <w:t>)</w:t>
+      </w:r>
+    </w:p>
+    <w:p>
+      <w:pPr>
+        <w:rPr>
+          <w:b/>
+          <w:bCs/>
+        </w:rPr>
+      </w:pPr>
+      <w:r>
+        <w:rPr>
+          <w:b/>
+          <w:bCs/>
+        </w:rPr>
+        <w:t>Analytical value</w:t>
+      </w:r>
+    </w:p>
+    <w:p>
+      <w:r>
+        <w:t>The visualization compares the fraud percentages recorded for the gender categories.</w:t>
+      </w:r>
+    </w:p>
+    <w:p>
+      <w:r>
+        <w:t>The current SQL results report a fraud rate of approximately 0.48% for F and 0.57% for M.</w:t>
+      </w:r>
+    </w:p>
+    <w:p>
+      <w:r>
+        <w:t>The chart makes the difference between the two reported rates easier to observe.</w:t>
+      </w:r>
+    </w:p>
+    <w:p>
+      <w:r>
+        <w:t>Important interpretation note: the doughnut chart uses the two fraud-rate values as segment sizes. Therefore, the relative segment sizes represent the proportions of the sum of those two rates, not the proportion of fraudulent transactions contributed by each gender.</w:t>
+      </w:r>
+    </w:p>
+    <w:p>
+      <w:r>
+        <w:t>For a direct comparison of the two rates, a bar chart would be a more natural representation. The doughnut chart is retained in the current dashboard design, with both actual rate values displayed on the segments to prevent ambiguity.</w:t>
+      </w:r>
+    </w:p>
+    <w:p>
+      <w:r>
+        <w:t>The results describe the available dataset and should not be interpreted as evidence that gender causes fraudulent activity.</w:t>
+      </w:r>
+    </w:p>
+    <w:p/>
+    <w:p>
+      <w:pPr>
+        <w:rPr>
+          <w:b/>
+          <w:bCs/>
+        </w:rPr>
+      </w:pPr>
+      <w:r>
+        <w:rPr>
+          <w:b/>
+          <w:bCs/>
+        </w:rPr>
+        <w:lastRenderedPageBreak/>
+        <w:t>8.7 FRAUD TRANSACTIONS BY DAY</w:t>
+      </w:r>
+    </w:p>
+    <w:p>
+      <w:r>
+        <w:rPr>
+          <w:b/>
+          <w:bCs/>
+        </w:rPr>
+        <w:t>Chart type:</w:t>
+      </w:r>
+      <w:r>
+        <w:t xml:space="preserve"> Line chart with markers</w:t>
+      </w:r>
+      <w:r>
+        <w:br/>
+      </w:r>
+      <w:r>
+        <w:rPr>
+          <w:b/>
+          <w:bCs/>
+        </w:rPr>
+        <w:t>SQL view:</w:t>
+      </w:r>
+      <w:r>
+        <w:t xml:space="preserve"> </w:t>
+      </w:r>
+      <w:proofErr w:type="spellStart"/>
+      <w:r>
+        <w:t>vw_daily_fraud_analysis</w:t>
+      </w:r>
+      <w:proofErr w:type="spellEnd"/>
+    </w:p>
+    <w:p>
+      <w:pPr>
+        <w:rPr>
+          <w:b/>
+          <w:bCs/>
+        </w:rPr>
+      </w:pPr>
+      <w:r>
+        <w:rPr>
+          <w:b/>
+          <w:bCs/>
+        </w:rPr>
+        <w:t>Purpose</w:t>
+      </w:r>
+    </w:p>
+    <w:p>
+      <w:r>
+        <w:t>This visualization compares fraudulent transaction counts across the seven days of the week.</w:t>
+      </w:r>
+    </w:p>
+    <w:p>
+      <w:r>
+        <w:t>It helps identify differences in fraud activity between weekdays and weekends.</w:t>
+      </w:r>
+    </w:p>
+    <w:p>
+      <w:pPr>
+        <w:rPr>
+          <w:b/>
+          <w:bCs/>
+        </w:rPr>
+      </w:pPr>
+      <w:r>
+        <w:rPr>
+          <w:b/>
+          <w:bCs/>
+        </w:rPr>
+        <w:t>SQL query</w:t>
+      </w:r>
+    </w:p>
+    <w:p>
+      <w:r>
+        <w:t>SELECT *</w:t>
+      </w:r>
+      <w:r>
+        <w:br/>
+        <w:t xml:space="preserve">FROM </w:t>
+      </w:r>
+      <w:proofErr w:type="spellStart"/>
+      <w:r>
+        <w:t>vw_daily_fraud_analysis</w:t>
+      </w:r>
+      <w:proofErr w:type="spellEnd"/>
+      <w:r>
+        <w:t>;</w:t>
+      </w:r>
+    </w:p>
+    <w:p>
+      <w:r>
+        <w:t>The query retrieves the fraud transaction count associated with each day of the week from the existing SQL analytical view.</w:t>
+      </w:r>
+    </w:p>
+    <w:p>
+      <w:pPr>
+        <w:rPr>
+          <w:b/>
+          <w:bCs/>
+        </w:rPr>
+      </w:pPr>
+      <w:r>
+        <w:rPr>
+          <w:b/>
+          <w:bCs/>
+        </w:rPr>
+        <w:t>Implementation</w:t>
+      </w:r>
+    </w:p>
+    <w:p>
+      <w:proofErr w:type="spellStart"/>
+      <w:r>
+        <w:t>daily_data</w:t>
+      </w:r>
+      <w:proofErr w:type="spellEnd"/>
+      <w:r>
+        <w:t xml:space="preserve"> = </w:t>
+      </w:r>
+      <w:proofErr w:type="spellStart"/>
+      <w:r>
+        <w:t>run_query</w:t>
+      </w:r>
+      <w:proofErr w:type="spellEnd"/>
+      <w:r>
+        <w:t>(</w:t>
+      </w:r>
+      <w:proofErr w:type="spellStart"/>
+      <w:r>
+        <w:t>daily_query</w:t>
+      </w:r>
+      <w:proofErr w:type="spellEnd"/>
+      <w:r>
+        <w:t>)</w:t>
+      </w:r>
+    </w:p>
+    <w:p>
+      <w:r>
+        <w:t xml:space="preserve">if not </w:t>
+      </w:r>
+      <w:proofErr w:type="spellStart"/>
+      <w:r>
+        <w:t>daily_</w:t>
+      </w:r>
+      <w:proofErr w:type="gramStart"/>
+      <w:r>
+        <w:t>data.empty</w:t>
+      </w:r>
+      <w:proofErr w:type="spellEnd"/>
+      <w:proofErr w:type="gramEnd"/>
+      <w:r>
+        <w:t>:</w:t>
+      </w:r>
+      <w:r>
+        <w:br/>
+        <w:t xml:space="preserve">fig = </w:t>
+      </w:r>
+      <w:proofErr w:type="spellStart"/>
+      <w:proofErr w:type="gramStart"/>
+      <w:r>
+        <w:t>px.line</w:t>
+      </w:r>
+      <w:proofErr w:type="spellEnd"/>
+      <w:proofErr w:type="gramEnd"/>
+      <w:r>
+        <w:t>(</w:t>
+      </w:r>
+      <w:r>
+        <w:br/>
+      </w:r>
+      <w:proofErr w:type="spellStart"/>
+      <w:r>
+        <w:t>daily_data</w:t>
+      </w:r>
+      <w:proofErr w:type="spellEnd"/>
+      <w:r>
+        <w:t>,</w:t>
+      </w:r>
+      <w:r>
+        <w:br/>
+        <w:t>x="</w:t>
+      </w:r>
+      <w:proofErr w:type="spellStart"/>
+      <w:r>
+        <w:t>transaction_day</w:t>
+      </w:r>
+      <w:proofErr w:type="spellEnd"/>
+      <w:r>
+        <w:t>",</w:t>
+      </w:r>
+      <w:r>
+        <w:br/>
+        <w:t>y="</w:t>
+      </w:r>
+      <w:proofErr w:type="spellStart"/>
+      <w:r>
+        <w:t>fraud_transactions</w:t>
+      </w:r>
+      <w:proofErr w:type="spellEnd"/>
+      <w:r>
+        <w:t>",</w:t>
+      </w:r>
+      <w:r>
+        <w:br/>
+        <w:t>markers=True,</w:t>
+      </w:r>
+      <w:r>
+        <w:br/>
+        <w:t>text="</w:t>
+      </w:r>
+      <w:proofErr w:type="spellStart"/>
+      <w:r>
+        <w:t>fraud_transactions</w:t>
+      </w:r>
+      <w:proofErr w:type="spellEnd"/>
+      <w:r>
+        <w:t>"</w:t>
+      </w:r>
+      <w:r>
+        <w:br/>
+        <w:t>)</w:t>
+      </w:r>
+    </w:p>
+    <w:p>
+      <w:r>
+        <w:t>The line chart includes markers and data labels to make the daily counts easier to interpret.</w:t>
+      </w:r>
+    </w:p>
+    <w:p>
+      <w:r>
+        <w:t>The days are displayed in calendar order from Monday to Sunday rather than alphabetical order.</w:t>
+      </w:r>
+    </w:p>
+    <w:p>
+      <w:pPr>
+        <w:rPr>
+          <w:b/>
+          <w:bCs/>
+        </w:rPr>
+      </w:pPr>
+      <w:r>
+        <w:rPr>
+          <w:b/>
+          <w:bCs/>
+        </w:rPr>
+        <w:t>Analytical value</w:t>
+      </w:r>
+    </w:p>
+    <w:p>
+      <w:r>
+        <w:t>The current results show the lowest fraud transaction count on Wednesday, with 1,125 transactions, and the highest count on Sunday, with 1,590 transactions.</w:t>
+      </w:r>
+    </w:p>
+    <w:p>
+      <w:r>
+        <w:t>The chart also shows an increase in fraud transaction counts from Thursday through Sunday.</w:t>
+      </w:r>
+    </w:p>
+    <w:p>
+      <w:r>
+        <w:t>These differences may help identify periods requiring additional investigation. However, daily fraud counts should be interpreted alongside total transaction volumes for each day before drawing conclusions about relative fraud risk.</w:t>
+      </w:r>
+    </w:p>
+    <w:p/>
+    <w:p>
+      <w:pPr>
+        <w:rPr>
+          <w:b/>
+          <w:bCs/>
+        </w:rPr>
+      </w:pPr>
+      <w:r>
+        <w:rPr>
+          <w:b/>
+          <w:bCs/>
+        </w:rPr>
+        <w:lastRenderedPageBreak/>
+        <w:t>8.8 DASHBOARD LAYOUT AND PRESENTATION</w:t>
+      </w:r>
+    </w:p>
+    <w:p>
+      <w:r>
+        <w:t xml:space="preserve">The Fraud Analysis dashboard uses </w:t>
+      </w:r>
+      <w:proofErr w:type="spellStart"/>
+      <w:r>
+        <w:t>Streamlit's</w:t>
+      </w:r>
+      <w:proofErr w:type="spellEnd"/>
+      <w:r>
+        <w:t xml:space="preserve"> wide layout and a three-column visualization arrangement.</w:t>
+      </w:r>
+    </w:p>
+    <w:p>
+      <w:r>
+        <w:t>The six visualizations are organized into two rows.</w:t>
+      </w:r>
+    </w:p>
+    <w:p>
+      <w:r>
+        <w:t>Dashboard layout</w:t>
+      </w:r>
+    </w:p>
+    <w:p>
+      <w:r>
+        <w:t>Row 1</w:t>
+      </w:r>
+      <w:r>
+        <w:br/>
+        <w:t>• Fraud Percentage by Category</w:t>
+      </w:r>
+      <w:r>
+        <w:br/>
+        <w:t>• Fraud Value by Category</w:t>
+      </w:r>
+      <w:r>
+        <w:br/>
+        <w:t>• Fraud Percentage by State</w:t>
+      </w:r>
+    </w:p>
+    <w:p>
+      <w:r>
+        <w:t>Row 2</w:t>
+      </w:r>
+      <w:r>
+        <w:br/>
+        <w:t>• Fraud Transactions by Hour</w:t>
+      </w:r>
+      <w:r>
+        <w:br/>
+        <w:t>• Fraud Percentage by Gender</w:t>
+      </w:r>
+      <w:r>
+        <w:br/>
+        <w:t>• Fraud Transactions by Day</w:t>
+      </w:r>
+    </w:p>
+    <w:p>
+      <w:r>
+        <w:t>The three-column arrangement places related category and geographic analyses together in the first row, followed by temporal and demographic analyses in the second row.</w:t>
+      </w:r>
+    </w:p>
+    <w:p>
+      <w:r>
+        <w:t xml:space="preserve">Each visualization is displayed within its own </w:t>
+      </w:r>
+      <w:proofErr w:type="spellStart"/>
+      <w:r>
+        <w:t>Streamlit</w:t>
+      </w:r>
+      <w:proofErr w:type="spellEnd"/>
+      <w:r>
+        <w:t xml:space="preserve"> column, allowing users to compare multiple analytical dimensions within a single page.</w:t>
+      </w:r>
+    </w:p>
+    <w:p>
+      <w:r>
+        <w:t xml:space="preserve">The layout uses </w:t>
+      </w:r>
+      <w:proofErr w:type="spellStart"/>
+      <w:r>
+        <w:t>Plotly</w:t>
+      </w:r>
+      <w:proofErr w:type="spellEnd"/>
+      <w:r>
+        <w:t xml:space="preserve"> Express for interactive charts and the existing SQL views for retrieving aggregated results.</w:t>
+      </w:r>
+    </w:p>
+    <w:p>
+      <w:pPr>
+        <w:rPr>
+          <w:b/>
+          <w:bCs/>
+        </w:rPr>
+      </w:pPr>
+      <w:r>
+        <w:rPr>
+          <w:b/>
+          <w:bCs/>
+        </w:rPr>
+        <w:t>8.9 CONCLUSION</w:t>
+      </w:r>
+    </w:p>
+    <w:p>
+      <w:r>
+        <w:t xml:space="preserve">The Fraud Analysis dashboard extends the </w:t>
+      </w:r>
+      <w:proofErr w:type="spellStart"/>
+      <w:r>
+        <w:t>Streamlit</w:t>
+      </w:r>
+      <w:proofErr w:type="spellEnd"/>
+      <w:r>
+        <w:t xml:space="preserve"> application beyond the high-level metrics presented in the Executive Overview.</w:t>
+      </w:r>
+    </w:p>
+    <w:p>
+      <w:r>
+        <w:t>It integrates six visualizations covering category-level fraud percentages, monetary exposure, geographic fraud rates, hourly fraud counts, gender-specific fraud rates, and daily fraud patterns.</w:t>
+      </w:r>
+    </w:p>
+    <w:p>
+      <w:r>
+        <w:t>The dashboard reuses the existing MySQL analytical views and the shared database query function, maintaining consistency with the project's SQL-based analytical architecture.</w:t>
+      </w:r>
+    </w:p>
+    <w:p>
+      <w:r>
+        <w:t>The combined visualizations support a more detailed investigation of fraud patterns while distinguishing between transaction counts, fraud percentages, and monetary values.</w:t>
+      </w:r>
+    </w:p>
+    <w:p>
+      <w:r>
+        <w:t xml:space="preserve">The dashboard also establishes the foundation for the remaining </w:t>
+      </w:r>
+      <w:proofErr w:type="spellStart"/>
+      <w:r>
+        <w:t>Streamlit</w:t>
+      </w:r>
+      <w:proofErr w:type="spellEnd"/>
+      <w:r>
+        <w:t xml:space="preserve"> sections: Temporal &amp; Risk Analysis, Fraud Detection, and Risk Scoring &amp; Alerts.</w:t>
+      </w:r>
+    </w:p>
+    <w:p/>
     <w:p/>
     <w:sectPr>
       <w:pgSz w:w="11906" w:h="16838"/>
@@ -3215,6 +6723,16 @@
 
 <file path=word/numbering.xml><?xml version="1.0" encoding="utf-8"?>
 <w:numbering xmlns:wpc="http://schemas.microsoft.com/office/word/2010/wordprocessingCanvas" xmlns:cx="http://schemas.microsoft.com/office/drawing/2014/chartex" xmlns:cx1="http://schemas.microsoft.com/office/drawing/2015/9/8/chartex" xmlns:cx2="http://schemas.microsoft.com/office/drawing/2015/10/21/chartex" xmlns:cx3="http://schemas.microsoft.com/office/drawing/2016/5/9/chartex" xmlns:cx4="http://schemas.microsoft.com/office/drawing/2016/5/10/chartex" xmlns:cx5="http://schemas.microsoft.com/office/drawing/2016/5/11/chartex" xmlns:cx6="http://schemas.microsoft.com/office/drawing/2016/5/12/chartex" xmlns:cx7="http://schemas.microsoft.com/office/drawing/2016/5/13/chartex" xmlns:cx8="http://schemas.microsoft.com/office/drawing/2016/5/14/chartex" xmlns:mc="http://schemas.openxmlformats.org/markup-compatibility/2006" xmlns:aink="http://schemas.microsoft.com/office/drawing/2016/ink" xmlns:am3d="http://schemas.microsoft.com/office/drawing/2017/model3d" xmlns:o="urn:schemas-microsoft-com:office:office" xmlns:oel="http://schemas.microsoft.com/office/2019/extlst" xmlns:r="http://schemas.openxmlformats.org/officeDocument/2006/relationships" xmlns:m="http://schemas.openxmlformats.org/officeDocument/2006/math" xmlns:v="urn:schemas-microsoft-com:vml" xmlns:wp14="http://schemas.microsoft.com/office/word/2010/wordprocessingDrawing" xmlns:wp="http://schemas.openxmlformats.org/drawingml/2006/wordprocessingDrawing" xmlns:w10="urn:schemas-microsoft-com:office:word" xmlns:w="http://schemas.openxmlformats.org/wordprocessingml/2006/main" xmlns:w14="http://schemas.microsoft.com/office/word/2010/wordml" xmlns:w15="http://schemas.microsoft.com/office/word/2012/wordml" xmlns:w16cex="http://schemas.microsoft.com/office/word/2018/wordml/cex" xmlns:w16cid="http://schemas.microsoft.com/office/word/2016/wordml/cid" xmlns:w16="http://schemas.microsoft.com/office/word/2018/wordml" xmlns:w16du="http://schemas.microsoft.com/office/word/2023/wordml/word16du" xmlns:w16sdtdh="http://schemas.microsoft.com/office/word/2020/wordml/sdtdatahash" xmlns:w16sdtfl="http://schemas.microsoft.com/office/word/2024/wordml/sdtformatlock" xmlns:w16se="http://schemas.microsoft.com/office/word/2015/wordml/symex" xmlns:wpg="http://schemas.microsoft.com/office/word/2010/wordprocessingGroup" xmlns:wpi="http://schemas.microsoft.com/office/word/2010/wordprocessingInk" xmlns:wne="http://schemas.microsoft.com/office/word/2006/wordml" xmlns:wps="http://schemas.microsoft.com/office/word/2010/wordprocessingShape" mc:Ignorable="w14 w15 w16se w16cid w16 w16cex w16sdtdh w16sdtfl w16du wp14">
+  <w:numPicBullet w:numPicBulletId="0">
+    <w:pict>
+      <v:rect id="_x0000_i1061" style="width:0;height:1.5pt" o:hralign="center" o:bullet="t" o:hrstd="t" o:hr="t" fillcolor="#a0a0a0" stroked="f"/>
+    </w:pict>
+  </w:numPicBullet>
+  <w:numPicBullet w:numPicBulletId="1">
+    <w:pict>
+      <v:rect id="_x0000_i1062" style="width:0;height:1.5pt" o:hralign="center" o:bullet="t" o:hrstd="t" o:hr="t" fillcolor="#a0a0a0" stroked="f"/>
+    </w:pict>
+  </w:numPicBullet>
   <w:abstractNum w:abstractNumId="0" w15:restartNumberingAfterBreak="0">
     <w:nsid w:val="059E34F2"/>
     <w:multiLevelType w:val="multilevel"/>
@@ -3365,6 +6883,119 @@
     </w:lvl>
   </w:abstractNum>
   <w:abstractNum w:abstractNumId="1" w15:restartNumberingAfterBreak="0">
+    <w:nsid w:val="0C775EF0"/>
+    <w:multiLevelType w:val="multilevel"/>
+    <w:tmpl w:val="CDA01F46"/>
+    <w:lvl w:ilvl="0">
+      <w:start w:val="8"/>
+      <w:numFmt w:val="decimal"/>
+      <w:lvlText w:val="%1."/>
+      <w:lvlJc w:val="left"/>
+      <w:pPr>
+        <w:tabs>
+          <w:tab w:val="num" w:pos="720"/>
+        </w:tabs>
+        <w:ind w:left="720" w:hanging="360"/>
+      </w:pPr>
+    </w:lvl>
+    <w:lvl w:ilvl="1" w:tentative="1">
+      <w:start w:val="1"/>
+      <w:numFmt w:val="decimal"/>
+      <w:lvlText w:val="%2."/>
+      <w:lvlJc w:val="left"/>
+      <w:pPr>
+        <w:tabs>
+          <w:tab w:val="num" w:pos="1440"/>
+        </w:tabs>
+        <w:ind w:left="1440" w:hanging="360"/>
+      </w:pPr>
+    </w:lvl>
+    <w:lvl w:ilvl="2" w:tentative="1">
+      <w:start w:val="1"/>
+      <w:numFmt w:val="decimal"/>
+      <w:lvlText w:val="%3."/>
+      <w:lvlJc w:val="left"/>
+      <w:pPr>
+        <w:tabs>
+          <w:tab w:val="num" w:pos="2160"/>
+        </w:tabs>
+        <w:ind w:left="2160" w:hanging="360"/>
+      </w:pPr>
+    </w:lvl>
+    <w:lvl w:ilvl="3" w:tentative="1">
+      <w:start w:val="1"/>
+      <w:numFmt w:val="decimal"/>
+      <w:lvlText w:val="%4."/>
+      <w:lvlJc w:val="left"/>
+      <w:pPr>
+        <w:tabs>
+          <w:tab w:val="num" w:pos="2880"/>
+        </w:tabs>
+        <w:ind w:left="2880" w:hanging="360"/>
+      </w:pPr>
+    </w:lvl>
+    <w:lvl w:ilvl="4" w:tentative="1">
+      <w:start w:val="1"/>
+      <w:numFmt w:val="decimal"/>
+      <w:lvlText w:val="%5."/>
+      <w:lvlJc w:val="left"/>
+      <w:pPr>
+        <w:tabs>
+          <w:tab w:val="num" w:pos="3600"/>
+        </w:tabs>
+        <w:ind w:left="3600" w:hanging="360"/>
+      </w:pPr>
+    </w:lvl>
+    <w:lvl w:ilvl="5" w:tentative="1">
+      <w:start w:val="1"/>
+      <w:numFmt w:val="decimal"/>
+      <w:lvlText w:val="%6."/>
+      <w:lvlJc w:val="left"/>
+      <w:pPr>
+        <w:tabs>
+          <w:tab w:val="num" w:pos="4320"/>
+        </w:tabs>
+        <w:ind w:left="4320" w:hanging="360"/>
+      </w:pPr>
+    </w:lvl>
+    <w:lvl w:ilvl="6" w:tentative="1">
+      <w:start w:val="1"/>
+      <w:numFmt w:val="decimal"/>
+      <w:lvlText w:val="%7."/>
+      <w:lvlJc w:val="left"/>
+      <w:pPr>
+        <w:tabs>
+          <w:tab w:val="num" w:pos="5040"/>
+        </w:tabs>
+        <w:ind w:left="5040" w:hanging="360"/>
+      </w:pPr>
+    </w:lvl>
+    <w:lvl w:ilvl="7" w:tentative="1">
+      <w:start w:val="1"/>
+      <w:numFmt w:val="decimal"/>
+      <w:lvlText w:val="%8."/>
+      <w:lvlJc w:val="left"/>
+      <w:pPr>
+        <w:tabs>
+          <w:tab w:val="num" w:pos="5760"/>
+        </w:tabs>
+        <w:ind w:left="5760" w:hanging="360"/>
+      </w:pPr>
+    </w:lvl>
+    <w:lvl w:ilvl="8" w:tentative="1">
+      <w:start w:val="1"/>
+      <w:numFmt w:val="decimal"/>
+      <w:lvlText w:val="%9."/>
+      <w:lvlJc w:val="left"/>
+      <w:pPr>
+        <w:tabs>
+          <w:tab w:val="num" w:pos="6480"/>
+        </w:tabs>
+        <w:ind w:left="6480" w:hanging="360"/>
+      </w:pPr>
+    </w:lvl>
+  </w:abstractNum>
+  <w:abstractNum w:abstractNumId="2" w15:restartNumberingAfterBreak="0">
     <w:nsid w:val="100C458B"/>
     <w:multiLevelType w:val="multilevel"/>
     <w:tmpl w:val="49E8BE94"/>
@@ -3477,7 +7108,7 @@
       </w:pPr>
     </w:lvl>
   </w:abstractNum>
-  <w:abstractNum w:abstractNumId="2" w15:restartNumberingAfterBreak="0">
+  <w:abstractNum w:abstractNumId="3" w15:restartNumberingAfterBreak="0">
     <w:nsid w:val="1423310F"/>
     <w:multiLevelType w:val="multilevel"/>
     <w:tmpl w:val="961418DC"/>
@@ -3626,7 +7257,7 @@
       </w:rPr>
     </w:lvl>
   </w:abstractNum>
-  <w:abstractNum w:abstractNumId="3" w15:restartNumberingAfterBreak="0">
+  <w:abstractNum w:abstractNumId="4" w15:restartNumberingAfterBreak="0">
     <w:nsid w:val="1C954214"/>
     <w:multiLevelType w:val="multilevel"/>
     <w:tmpl w:val="93EEB9B0"/>
@@ -3775,7 +7406,148 @@
       </w:rPr>
     </w:lvl>
   </w:abstractNum>
-  <w:abstractNum w:abstractNumId="4" w15:restartNumberingAfterBreak="0">
+  <w:abstractNum w:abstractNumId="5" w15:restartNumberingAfterBreak="0">
+    <w:nsid w:val="1D476154"/>
+    <w:multiLevelType w:val="hybridMultilevel"/>
+    <w:tmpl w:val="27705D68"/>
+    <w:lvl w:ilvl="0" w:tplc="CF325C40">
+      <w:start w:val="1"/>
+      <w:numFmt w:val="bullet"/>
+      <w:lvlText w:val=""/>
+      <w:lvlPicBulletId w:val="0"/>
+      <w:lvlJc w:val="left"/>
+      <w:pPr>
+        <w:tabs>
+          <w:tab w:val="num" w:pos="720"/>
+        </w:tabs>
+        <w:ind w:left="720" w:hanging="360"/>
+      </w:pPr>
+      <w:rPr>
+        <w:rFonts w:ascii="Symbol" w:hAnsi="Symbol" w:hint="default"/>
+      </w:rPr>
+    </w:lvl>
+    <w:lvl w:ilvl="1" w:tplc="91BC6B20" w:tentative="1">
+      <w:start w:val="1"/>
+      <w:numFmt w:val="bullet"/>
+      <w:lvlText w:val=""/>
+      <w:lvlJc w:val="left"/>
+      <w:pPr>
+        <w:tabs>
+          <w:tab w:val="num" w:pos="1440"/>
+        </w:tabs>
+        <w:ind w:left="1440" w:hanging="360"/>
+      </w:pPr>
+      <w:rPr>
+        <w:rFonts w:ascii="Symbol" w:hAnsi="Symbol" w:hint="default"/>
+      </w:rPr>
+    </w:lvl>
+    <w:lvl w:ilvl="2" w:tplc="3636443C" w:tentative="1">
+      <w:start w:val="1"/>
+      <w:numFmt w:val="bullet"/>
+      <w:lvlText w:val=""/>
+      <w:lvlJc w:val="left"/>
+      <w:pPr>
+        <w:tabs>
+          <w:tab w:val="num" w:pos="2160"/>
+        </w:tabs>
+        <w:ind w:left="2160" w:hanging="360"/>
+      </w:pPr>
+      <w:rPr>
+        <w:rFonts w:ascii="Symbol" w:hAnsi="Symbol" w:hint="default"/>
+      </w:rPr>
+    </w:lvl>
+    <w:lvl w:ilvl="3" w:tplc="FD706C38" w:tentative="1">
+      <w:start w:val="1"/>
+      <w:numFmt w:val="bullet"/>
+      <w:lvlText w:val=""/>
+      <w:lvlJc w:val="left"/>
+      <w:pPr>
+        <w:tabs>
+          <w:tab w:val="num" w:pos="2880"/>
+        </w:tabs>
+        <w:ind w:left="2880" w:hanging="360"/>
+      </w:pPr>
+      <w:rPr>
+        <w:rFonts w:ascii="Symbol" w:hAnsi="Symbol" w:hint="default"/>
+      </w:rPr>
+    </w:lvl>
+    <w:lvl w:ilvl="4" w:tplc="3B4C4BA4" w:tentative="1">
+      <w:start w:val="1"/>
+      <w:numFmt w:val="bullet"/>
+      <w:lvlText w:val=""/>
+      <w:lvlJc w:val="left"/>
+      <w:pPr>
+        <w:tabs>
+          <w:tab w:val="num" w:pos="3600"/>
+        </w:tabs>
+        <w:ind w:left="3600" w:hanging="360"/>
+      </w:pPr>
+      <w:rPr>
+        <w:rFonts w:ascii="Symbol" w:hAnsi="Symbol" w:hint="default"/>
+      </w:rPr>
+    </w:lvl>
+    <w:lvl w:ilvl="5" w:tplc="675211C8" w:tentative="1">
+      <w:start w:val="1"/>
+      <w:numFmt w:val="bullet"/>
+      <w:lvlText w:val=""/>
+      <w:lvlJc w:val="left"/>
+      <w:pPr>
+        <w:tabs>
+          <w:tab w:val="num" w:pos="4320"/>
+        </w:tabs>
+        <w:ind w:left="4320" w:hanging="360"/>
+      </w:pPr>
+      <w:rPr>
+        <w:rFonts w:ascii="Symbol" w:hAnsi="Symbol" w:hint="default"/>
+      </w:rPr>
+    </w:lvl>
+    <w:lvl w:ilvl="6" w:tplc="97A62230" w:tentative="1">
+      <w:start w:val="1"/>
+      <w:numFmt w:val="bullet"/>
+      <w:lvlText w:val=""/>
+      <w:lvlJc w:val="left"/>
+      <w:pPr>
+        <w:tabs>
+          <w:tab w:val="num" w:pos="5040"/>
+        </w:tabs>
+        <w:ind w:left="5040" w:hanging="360"/>
+      </w:pPr>
+      <w:rPr>
+        <w:rFonts w:ascii="Symbol" w:hAnsi="Symbol" w:hint="default"/>
+      </w:rPr>
+    </w:lvl>
+    <w:lvl w:ilvl="7" w:tplc="EA9ACE68" w:tentative="1">
+      <w:start w:val="1"/>
+      <w:numFmt w:val="bullet"/>
+      <w:lvlText w:val=""/>
+      <w:lvlJc w:val="left"/>
+      <w:pPr>
+        <w:tabs>
+          <w:tab w:val="num" w:pos="5760"/>
+        </w:tabs>
+        <w:ind w:left="5760" w:hanging="360"/>
+      </w:pPr>
+      <w:rPr>
+        <w:rFonts w:ascii="Symbol" w:hAnsi="Symbol" w:hint="default"/>
+      </w:rPr>
+    </w:lvl>
+    <w:lvl w:ilvl="8" w:tplc="F62EF622" w:tentative="1">
+      <w:start w:val="1"/>
+      <w:numFmt w:val="bullet"/>
+      <w:lvlText w:val=""/>
+      <w:lvlJc w:val="left"/>
+      <w:pPr>
+        <w:tabs>
+          <w:tab w:val="num" w:pos="6480"/>
+        </w:tabs>
+        <w:ind w:left="6480" w:hanging="360"/>
+      </w:pPr>
+      <w:rPr>
+        <w:rFonts w:ascii="Symbol" w:hAnsi="Symbol" w:hint="default"/>
+      </w:rPr>
+    </w:lvl>
+  </w:abstractNum>
+  <w:abstractNum w:abstractNumId="6" w15:restartNumberingAfterBreak="0">
     <w:nsid w:val="1DF45EF5"/>
     <w:multiLevelType w:val="multilevel"/>
     <w:tmpl w:val="43600A7A"/>
@@ -3924,7 +7696,7 @@
       </w:rPr>
     </w:lvl>
   </w:abstractNum>
-  <w:abstractNum w:abstractNumId="5" w15:restartNumberingAfterBreak="0">
+  <w:abstractNum w:abstractNumId="7" w15:restartNumberingAfterBreak="0">
     <w:nsid w:val="23D60696"/>
     <w:multiLevelType w:val="multilevel"/>
     <w:tmpl w:val="D6727D88"/>
@@ -4073,7 +7845,7 @@
       </w:rPr>
     </w:lvl>
   </w:abstractNum>
-  <w:abstractNum w:abstractNumId="6" w15:restartNumberingAfterBreak="0">
+  <w:abstractNum w:abstractNumId="8" w15:restartNumberingAfterBreak="0">
     <w:nsid w:val="29F67077"/>
     <w:multiLevelType w:val="multilevel"/>
     <w:tmpl w:val="B6BAB072"/>
@@ -4222,7 +7994,7 @@
       </w:rPr>
     </w:lvl>
   </w:abstractNum>
-  <w:abstractNum w:abstractNumId="7" w15:restartNumberingAfterBreak="0">
+  <w:abstractNum w:abstractNumId="9" w15:restartNumberingAfterBreak="0">
     <w:nsid w:val="30C6661B"/>
     <w:multiLevelType w:val="multilevel"/>
     <w:tmpl w:val="C2BA1252"/>
@@ -4371,7 +8143,7 @@
       </w:rPr>
     </w:lvl>
   </w:abstractNum>
-  <w:abstractNum w:abstractNumId="8" w15:restartNumberingAfterBreak="0">
+  <w:abstractNum w:abstractNumId="10" w15:restartNumberingAfterBreak="0">
     <w:nsid w:val="32CE38EB"/>
     <w:multiLevelType w:val="multilevel"/>
     <w:tmpl w:val="B45A7CDE"/>
@@ -4520,7 +8292,7 @@
       </w:rPr>
     </w:lvl>
   </w:abstractNum>
-  <w:abstractNum w:abstractNumId="9" w15:restartNumberingAfterBreak="0">
+  <w:abstractNum w:abstractNumId="11" w15:restartNumberingAfterBreak="0">
     <w:nsid w:val="3B4D43D5"/>
     <w:multiLevelType w:val="multilevel"/>
     <w:tmpl w:val="2AE4E6E4"/>
@@ -4669,7 +8441,7 @@
       </w:rPr>
     </w:lvl>
   </w:abstractNum>
-  <w:abstractNum w:abstractNumId="10" w15:restartNumberingAfterBreak="0">
+  <w:abstractNum w:abstractNumId="12" w15:restartNumberingAfterBreak="0">
     <w:nsid w:val="3F712625"/>
     <w:multiLevelType w:val="multilevel"/>
     <w:tmpl w:val="44A4D166"/>
@@ -4818,7 +8590,7 @@
       </w:rPr>
     </w:lvl>
   </w:abstractNum>
-  <w:abstractNum w:abstractNumId="11" w15:restartNumberingAfterBreak="0">
+  <w:abstractNum w:abstractNumId="13" w15:restartNumberingAfterBreak="0">
     <w:nsid w:val="41A469AC"/>
     <w:multiLevelType w:val="multilevel"/>
     <w:tmpl w:val="4DD69922"/>
@@ -4967,7 +8739,7 @@
       </w:rPr>
     </w:lvl>
   </w:abstractNum>
-  <w:abstractNum w:abstractNumId="12" w15:restartNumberingAfterBreak="0">
+  <w:abstractNum w:abstractNumId="14" w15:restartNumberingAfterBreak="0">
     <w:nsid w:val="424D4807"/>
     <w:multiLevelType w:val="multilevel"/>
     <w:tmpl w:val="0E401A54"/>
@@ -5116,7 +8888,7 @@
       </w:rPr>
     </w:lvl>
   </w:abstractNum>
-  <w:abstractNum w:abstractNumId="13" w15:restartNumberingAfterBreak="0">
+  <w:abstractNum w:abstractNumId="15" w15:restartNumberingAfterBreak="0">
     <w:nsid w:val="49A46E6C"/>
     <w:multiLevelType w:val="multilevel"/>
     <w:tmpl w:val="D766F684"/>
@@ -5265,7 +9037,7 @@
       </w:rPr>
     </w:lvl>
   </w:abstractNum>
-  <w:abstractNum w:abstractNumId="14" w15:restartNumberingAfterBreak="0">
+  <w:abstractNum w:abstractNumId="16" w15:restartNumberingAfterBreak="0">
     <w:nsid w:val="4BF9652C"/>
     <w:multiLevelType w:val="multilevel"/>
     <w:tmpl w:val="1C847420"/>
@@ -5378,7 +9150,7 @@
       </w:pPr>
     </w:lvl>
   </w:abstractNum>
-  <w:abstractNum w:abstractNumId="15" w15:restartNumberingAfterBreak="0">
+  <w:abstractNum w:abstractNumId="17" w15:restartNumberingAfterBreak="0">
     <w:nsid w:val="4C04787C"/>
     <w:multiLevelType w:val="multilevel"/>
     <w:tmpl w:val="04D0000A"/>
@@ -5527,7 +9299,148 @@
       </w:rPr>
     </w:lvl>
   </w:abstractNum>
-  <w:abstractNum w:abstractNumId="16" w15:restartNumberingAfterBreak="0">
+  <w:abstractNum w:abstractNumId="18" w15:restartNumberingAfterBreak="0">
+    <w:nsid w:val="5A2804F6"/>
+    <w:multiLevelType w:val="hybridMultilevel"/>
+    <w:tmpl w:val="107CBEE0"/>
+    <w:lvl w:ilvl="0" w:tplc="3A5EB948">
+      <w:start w:val="1"/>
+      <w:numFmt w:val="bullet"/>
+      <w:lvlText w:val=""/>
+      <w:lvlPicBulletId w:val="1"/>
+      <w:lvlJc w:val="left"/>
+      <w:pPr>
+        <w:tabs>
+          <w:tab w:val="num" w:pos="720"/>
+        </w:tabs>
+        <w:ind w:left="720" w:hanging="360"/>
+      </w:pPr>
+      <w:rPr>
+        <w:rFonts w:ascii="Symbol" w:hAnsi="Symbol" w:hint="default"/>
+      </w:rPr>
+    </w:lvl>
+    <w:lvl w:ilvl="1" w:tplc="967A3FCE" w:tentative="1">
+      <w:start w:val="1"/>
+      <w:numFmt w:val="bullet"/>
+      <w:lvlText w:val=""/>
+      <w:lvlJc w:val="left"/>
+      <w:pPr>
+        <w:tabs>
+          <w:tab w:val="num" w:pos="1440"/>
+        </w:tabs>
+        <w:ind w:left="1440" w:hanging="360"/>
+      </w:pPr>
+      <w:rPr>
+        <w:rFonts w:ascii="Symbol" w:hAnsi="Symbol" w:hint="default"/>
+      </w:rPr>
+    </w:lvl>
+    <w:lvl w:ilvl="2" w:tplc="52F25F52" w:tentative="1">
+      <w:start w:val="1"/>
+      <w:numFmt w:val="bullet"/>
+      <w:lvlText w:val=""/>
+      <w:lvlJc w:val="left"/>
+      <w:pPr>
+        <w:tabs>
+          <w:tab w:val="num" w:pos="2160"/>
+        </w:tabs>
+        <w:ind w:left="2160" w:hanging="360"/>
+      </w:pPr>
+      <w:rPr>
+        <w:rFonts w:ascii="Symbol" w:hAnsi="Symbol" w:hint="default"/>
+      </w:rPr>
+    </w:lvl>
+    <w:lvl w:ilvl="3" w:tplc="4FEC8264" w:tentative="1">
+      <w:start w:val="1"/>
+      <w:numFmt w:val="bullet"/>
+      <w:lvlText w:val=""/>
+      <w:lvlJc w:val="left"/>
+      <w:pPr>
+        <w:tabs>
+          <w:tab w:val="num" w:pos="2880"/>
+        </w:tabs>
+        <w:ind w:left="2880" w:hanging="360"/>
+      </w:pPr>
+      <w:rPr>
+        <w:rFonts w:ascii="Symbol" w:hAnsi="Symbol" w:hint="default"/>
+      </w:rPr>
+    </w:lvl>
+    <w:lvl w:ilvl="4" w:tplc="AC6E73EE" w:tentative="1">
+      <w:start w:val="1"/>
+      <w:numFmt w:val="bullet"/>
+      <w:lvlText w:val=""/>
+      <w:lvlJc w:val="left"/>
+      <w:pPr>
+        <w:tabs>
+          <w:tab w:val="num" w:pos="3600"/>
+        </w:tabs>
+        <w:ind w:left="3600" w:hanging="360"/>
+      </w:pPr>
+      <w:rPr>
+        <w:rFonts w:ascii="Symbol" w:hAnsi="Symbol" w:hint="default"/>
+      </w:rPr>
+    </w:lvl>
+    <w:lvl w:ilvl="5" w:tplc="0C405160" w:tentative="1">
+      <w:start w:val="1"/>
+      <w:numFmt w:val="bullet"/>
+      <w:lvlText w:val=""/>
+      <w:lvlJc w:val="left"/>
+      <w:pPr>
+        <w:tabs>
+          <w:tab w:val="num" w:pos="4320"/>
+        </w:tabs>
+        <w:ind w:left="4320" w:hanging="360"/>
+      </w:pPr>
+      <w:rPr>
+        <w:rFonts w:ascii="Symbol" w:hAnsi="Symbol" w:hint="default"/>
+      </w:rPr>
+    </w:lvl>
+    <w:lvl w:ilvl="6" w:tplc="2940028C" w:tentative="1">
+      <w:start w:val="1"/>
+      <w:numFmt w:val="bullet"/>
+      <w:lvlText w:val=""/>
+      <w:lvlJc w:val="left"/>
+      <w:pPr>
+        <w:tabs>
+          <w:tab w:val="num" w:pos="5040"/>
+        </w:tabs>
+        <w:ind w:left="5040" w:hanging="360"/>
+      </w:pPr>
+      <w:rPr>
+        <w:rFonts w:ascii="Symbol" w:hAnsi="Symbol" w:hint="default"/>
+      </w:rPr>
+    </w:lvl>
+    <w:lvl w:ilvl="7" w:tplc="EFF06C60" w:tentative="1">
+      <w:start w:val="1"/>
+      <w:numFmt w:val="bullet"/>
+      <w:lvlText w:val=""/>
+      <w:lvlJc w:val="left"/>
+      <w:pPr>
+        <w:tabs>
+          <w:tab w:val="num" w:pos="5760"/>
+        </w:tabs>
+        <w:ind w:left="5760" w:hanging="360"/>
+      </w:pPr>
+      <w:rPr>
+        <w:rFonts w:ascii="Symbol" w:hAnsi="Symbol" w:hint="default"/>
+      </w:rPr>
+    </w:lvl>
+    <w:lvl w:ilvl="8" w:tplc="02CEF3EA" w:tentative="1">
+      <w:start w:val="1"/>
+      <w:numFmt w:val="bullet"/>
+      <w:lvlText w:val=""/>
+      <w:lvlJc w:val="left"/>
+      <w:pPr>
+        <w:tabs>
+          <w:tab w:val="num" w:pos="6480"/>
+        </w:tabs>
+        <w:ind w:left="6480" w:hanging="360"/>
+      </w:pPr>
+      <w:rPr>
+        <w:rFonts w:ascii="Symbol" w:hAnsi="Symbol" w:hint="default"/>
+      </w:rPr>
+    </w:lvl>
+  </w:abstractNum>
+  <w:abstractNum w:abstractNumId="19" w15:restartNumberingAfterBreak="0">
     <w:nsid w:val="5A716B66"/>
     <w:multiLevelType w:val="multilevel"/>
     <w:tmpl w:val="DA3A8264"/>
@@ -5676,7 +9589,7 @@
       </w:rPr>
     </w:lvl>
   </w:abstractNum>
-  <w:abstractNum w:abstractNumId="17" w15:restartNumberingAfterBreak="0">
+  <w:abstractNum w:abstractNumId="20" w15:restartNumberingAfterBreak="0">
     <w:nsid w:val="5E164F1E"/>
     <w:multiLevelType w:val="multilevel"/>
     <w:tmpl w:val="08EA7482"/>
@@ -5789,7 +9702,7 @@
       </w:pPr>
     </w:lvl>
   </w:abstractNum>
-  <w:abstractNum w:abstractNumId="18" w15:restartNumberingAfterBreak="0">
+  <w:abstractNum w:abstractNumId="21" w15:restartNumberingAfterBreak="0">
     <w:nsid w:val="70D2657B"/>
     <w:multiLevelType w:val="multilevel"/>
     <w:tmpl w:val="C28CFBE0"/>
@@ -5938,7 +9851,7 @@
       </w:rPr>
     </w:lvl>
   </w:abstractNum>
-  <w:abstractNum w:abstractNumId="19" w15:restartNumberingAfterBreak="0">
+  <w:abstractNum w:abstractNumId="22" w15:restartNumberingAfterBreak="0">
     <w:nsid w:val="728945F1"/>
     <w:multiLevelType w:val="multilevel"/>
     <w:tmpl w:val="06C29F8E"/>
@@ -6087,7 +10000,7 @@
       </w:rPr>
     </w:lvl>
   </w:abstractNum>
-  <w:abstractNum w:abstractNumId="20" w15:restartNumberingAfterBreak="0">
+  <w:abstractNum w:abstractNumId="23" w15:restartNumberingAfterBreak="0">
     <w:nsid w:val="7524390D"/>
     <w:multiLevelType w:val="multilevel"/>
     <w:tmpl w:val="F1C821BE"/>
@@ -6236,7 +10149,7 @@
       </w:rPr>
     </w:lvl>
   </w:abstractNum>
-  <w:abstractNum w:abstractNumId="21" w15:restartNumberingAfterBreak="0">
+  <w:abstractNum w:abstractNumId="24" w15:restartNumberingAfterBreak="0">
     <w:nsid w:val="78EA0941"/>
     <w:multiLevelType w:val="multilevel"/>
     <w:tmpl w:val="47D056F4"/>
@@ -6349,7 +10262,7 @@
       </w:pPr>
     </w:lvl>
   </w:abstractNum>
-  <w:abstractNum w:abstractNumId="22" w15:restartNumberingAfterBreak="0">
+  <w:abstractNum w:abstractNumId="25" w15:restartNumberingAfterBreak="0">
     <w:nsid w:val="79DC414B"/>
     <w:multiLevelType w:val="multilevel"/>
     <w:tmpl w:val="1A905B68"/>
@@ -6498,7 +10411,7 @@
       </w:rPr>
     </w:lvl>
   </w:abstractNum>
-  <w:abstractNum w:abstractNumId="23" w15:restartNumberingAfterBreak="0">
+  <w:abstractNum w:abstractNumId="26" w15:restartNumberingAfterBreak="0">
     <w:nsid w:val="7C5F0DAB"/>
     <w:multiLevelType w:val="multilevel"/>
     <w:tmpl w:val="2974AEB6"/>
@@ -6647,7 +10560,7 @@
       </w:rPr>
     </w:lvl>
   </w:abstractNum>
-  <w:abstractNum w:abstractNumId="24" w15:restartNumberingAfterBreak="0">
+  <w:abstractNum w:abstractNumId="27" w15:restartNumberingAfterBreak="0">
     <w:nsid w:val="7D502B51"/>
     <w:multiLevelType w:val="multilevel"/>
     <w:tmpl w:val="05BEA892"/>
@@ -6797,79 +10710,88 @@
     </w:lvl>
   </w:abstractNum>
   <w:num w:numId="1" w16cid:durableId="1226375806">
-    <w:abstractNumId w:val="24"/>
+    <w:abstractNumId w:val="27"/>
   </w:num>
   <w:num w:numId="2" w16cid:durableId="467825554">
-    <w:abstractNumId w:val="17"/>
+    <w:abstractNumId w:val="20"/>
   </w:num>
   <w:num w:numId="3" w16cid:durableId="348222339">
+    <w:abstractNumId w:val="26"/>
+  </w:num>
+  <w:num w:numId="4" w16cid:durableId="2026248654">
+    <w:abstractNumId w:val="15"/>
+  </w:num>
+  <w:num w:numId="5" w16cid:durableId="385641797">
+    <w:abstractNumId w:val="7"/>
+  </w:num>
+  <w:num w:numId="6" w16cid:durableId="328676806">
+    <w:abstractNumId w:val="3"/>
+  </w:num>
+  <w:num w:numId="7" w16cid:durableId="620115933">
+    <w:abstractNumId w:val="11"/>
+  </w:num>
+  <w:num w:numId="8" w16cid:durableId="662852944">
+    <w:abstractNumId w:val="16"/>
+  </w:num>
+  <w:num w:numId="9" w16cid:durableId="426736994">
+    <w:abstractNumId w:val="9"/>
+  </w:num>
+  <w:num w:numId="10" w16cid:durableId="1688097717">
     <w:abstractNumId w:val="23"/>
   </w:num>
-  <w:num w:numId="4" w16cid:durableId="2026248654">
-    <w:abstractNumId w:val="13"/>
+  <w:num w:numId="11" w16cid:durableId="502747080">
+    <w:abstractNumId w:val="6"/>
   </w:num>
-  <w:num w:numId="5" w16cid:durableId="385641797">
-    <w:abstractNumId w:val="5"/>
+  <w:num w:numId="12" w16cid:durableId="528033014">
+    <w:abstractNumId w:val="25"/>
   </w:num>
-  <w:num w:numId="6" w16cid:durableId="328676806">
+  <w:num w:numId="13" w16cid:durableId="606812965">
+    <w:abstractNumId w:val="14"/>
+  </w:num>
+  <w:num w:numId="14" w16cid:durableId="1063681996">
+    <w:abstractNumId w:val="8"/>
+  </w:num>
+  <w:num w:numId="15" w16cid:durableId="1557205560">
     <w:abstractNumId w:val="2"/>
   </w:num>
-  <w:num w:numId="7" w16cid:durableId="620115933">
-    <w:abstractNumId w:val="9"/>
-  </w:num>
-  <w:num w:numId="8" w16cid:durableId="662852944">
-    <w:abstractNumId w:val="14"/>
-  </w:num>
-  <w:num w:numId="9" w16cid:durableId="426736994">
-    <w:abstractNumId w:val="7"/>
-  </w:num>
-  <w:num w:numId="10" w16cid:durableId="1688097717">
-    <w:abstractNumId w:val="20"/>
-  </w:num>
-  <w:num w:numId="11" w16cid:durableId="502747080">
+  <w:num w:numId="16" w16cid:durableId="585922957">
     <w:abstractNumId w:val="4"/>
   </w:num>
-  <w:num w:numId="12" w16cid:durableId="528033014">
-    <w:abstractNumId w:val="22"/>
-  </w:num>
-  <w:num w:numId="13" w16cid:durableId="606812965">
-    <w:abstractNumId w:val="12"/>
-  </w:num>
-  <w:num w:numId="14" w16cid:durableId="1063681996">
-    <w:abstractNumId w:val="6"/>
-  </w:num>
-  <w:num w:numId="15" w16cid:durableId="1557205560">
-    <w:abstractNumId w:val="1"/>
-  </w:num>
-  <w:num w:numId="16" w16cid:durableId="585922957">
-    <w:abstractNumId w:val="3"/>
-  </w:num>
   <w:num w:numId="17" w16cid:durableId="1242763277">
-    <w:abstractNumId w:val="16"/>
+    <w:abstractNumId w:val="19"/>
   </w:num>
   <w:num w:numId="18" w16cid:durableId="1847748052">
     <w:abstractNumId w:val="0"/>
   </w:num>
   <w:num w:numId="19" w16cid:durableId="1628393968">
-    <w:abstractNumId w:val="8"/>
+    <w:abstractNumId w:val="10"/>
   </w:num>
   <w:num w:numId="20" w16cid:durableId="1021593080">
-    <w:abstractNumId w:val="19"/>
+    <w:abstractNumId w:val="22"/>
   </w:num>
   <w:num w:numId="21" w16cid:durableId="964428782">
+    <w:abstractNumId w:val="21"/>
+  </w:num>
+  <w:num w:numId="22" w16cid:durableId="375083081">
+    <w:abstractNumId w:val="24"/>
+  </w:num>
+  <w:num w:numId="23" w16cid:durableId="6256946">
+    <w:abstractNumId w:val="17"/>
+  </w:num>
+  <w:num w:numId="24" w16cid:durableId="1697123558">
+    <w:abstractNumId w:val="12"/>
+  </w:num>
+  <w:num w:numId="25" w16cid:durableId="323977025">
+    <w:abstractNumId w:val="13"/>
+  </w:num>
+  <w:num w:numId="26" w16cid:durableId="138497036">
+    <w:abstractNumId w:val="5"/>
+  </w:num>
+  <w:num w:numId="27" w16cid:durableId="2055999391">
     <w:abstractNumId w:val="18"/>
   </w:num>
-  <w:num w:numId="22" w16cid:durableId="375083081">
-    <w:abstractNumId w:val="21"/>
-  </w:num>
-  <w:num w:numId="23" w16cid:durableId="6256946">
-    <w:abstractNumId w:val="15"/>
-  </w:num>
-  <w:num w:numId="24" w16cid:durableId="1697123558">
-    <w:abstractNumId w:val="10"/>
-  </w:num>
-  <w:num w:numId="25" w16cid:durableId="323977025">
-    <w:abstractNumId w:val="11"/>
+  <w:num w:numId="28" w16cid:durableId="187792064">
+    <w:abstractNumId w:val="1"/>
   </w:num>
 </w:numbering>
 </file>
